--- a/Estrategia.docx
+++ b/Estrategia.docx
@@ -4,6 +4,9 @@
   <w:body>
     <w:p>
       <w:r>
+        <w:rPr>
+          <w:noProof/>
+        </w:rPr>
         <w:drawing>
           <wp:anchor distT="0" distB="0" distL="114300" distR="114300" simplePos="0" relativeHeight="251658240" behindDoc="0" locked="0" layoutInCell="1" allowOverlap="1" wp14:anchorId="223E0C7C" wp14:editId="557FF323">
             <wp:simplePos x="0" y="0"/>
@@ -226,7 +229,7 @@
           <w:rPr>
             <w:rStyle w:val="Hipervnculo"/>
           </w:rPr>
-          <w:t xml:space="preserve">Criterios de migración</w:t>
+          <w:t>Criterios de migración</w:t>
         </w:r>
       </w:hyperlink>
     </w:p>
@@ -243,7 +246,7 @@
           <w:rPr>
             <w:rStyle w:val="Hipervnculo"/>
           </w:rPr>
-          <w:t xml:space="preserve">Restricciones de integridad</w:t>
+          <w:t>Restricciones de integridad</w:t>
         </w:r>
       </w:hyperlink>
     </w:p>
@@ -278,7 +281,7 @@
           <w:rPr>
             <w:rStyle w:val="Hipervnculo"/>
           </w:rPr>
-          <w:t xml:space="preserve">Renglones repetidos en ventas y reparaciones</w:t>
+          <w:t>Renglones repetidos en ventas y reparaciones</w:t>
         </w:r>
       </w:hyperlink>
     </w:p>
@@ -295,7 +298,7 @@
           <w:rPr>
             <w:rStyle w:val="Hipervnculo"/>
           </w:rPr>
-          <w:t xml:space="preserve">Subtotales de venta que no cierran por redondeo</w:t>
+          <w:t>Subtotales de venta que no cierran por redondeo</w:t>
         </w:r>
       </w:hyperlink>
     </w:p>
@@ -312,7 +315,7 @@
           <w:rPr>
             <w:rStyle w:val="Hipervnculo"/>
           </w:rPr>
-          <w:t xml:space="preserve">Totales de compra</w:t>
+          <w:t>Totales de compra</w:t>
         </w:r>
       </w:hyperlink>
     </w:p>
@@ -329,7 +332,7 @@
           <w:rPr>
             <w:rStyle w:val="Hipervnculo"/>
           </w:rPr>
-          <w:t xml:space="preserve">DNIs repetidos entre personas distintas</w:t>
+          <w:t>DNIs repetidos entre personas distintas</w:t>
         </w:r>
       </w:hyperlink>
     </w:p>
@@ -344,27 +347,15 @@
           <w:lang w:val="pt-BR"/>
         </w:rPr>
       </w:pPr>
-      <w:r>
-        <w:rPr>
-          <w:lang w:val="pt-BR"/>
-        </w:rPr>
-        <w:fldChar w:fldCharType="begin"/>
-        <w:instrText>HYPERLINK  \l "_Empleado_-_Local"</w:instrText>
-        <w:fldChar w:fldCharType="separate"/>
-      </w:r>
-      <w:r>
-        <w:rPr>
-          <w:rStyle w:val="Hipervnculo"/>
-          <w:lang w:val="pt-BR"/>
-        </w:rPr>
-        <w:t>Empleado – Local</w:t>
-      </w:r>
-      <w:r>
-        <w:rPr>
-          <w:lang w:val="pt-BR"/>
-        </w:rPr>
-        <w:fldChar w:fldCharType="end"/>
-      </w:r>
+      <w:hyperlink w:anchor="_Empleado_-_Local" w:history="1">
+        <w:r>
+          <w:rPr>
+            <w:rStyle w:val="Hipervnculo"/>
+            <w:lang w:val="pt-BR"/>
+          </w:rPr>
+          <w:t>Empleado – Local</w:t>
+        </w:r>
+      </w:hyperlink>
     </w:p>
     <w:p>
       <w:pPr>
@@ -379,7 +370,7 @@
           <w:rPr>
             <w:rStyle w:val="Hipervnculo"/>
           </w:rPr>
-          <w:t xml:space="preserve">Local de los alquileres</w:t>
+          <w:t>Local de los alquileres</w:t>
         </w:r>
       </w:hyperlink>
     </w:p>
@@ -396,7 +387,7 @@
           <w:rPr>
             <w:rStyle w:val="Hipervnculo"/>
           </w:rPr>
-          <w:t xml:space="preserve">Alquileres superpuestos de la misma bicicleta</w:t>
+          <w:t>Alquileres superpuestos de la misma bicicleta</w:t>
         </w:r>
       </w:hyperlink>
     </w:p>
@@ -483,7 +474,7 @@
           <w:b/>
           <w:bCs/>
         </w:rPr>
-        <w:t xml:space="preserve">tabla Cliente</w:t>
+        <w:t>tabla Cliente</w:t>
       </w:r>
       <w:r>
         <w:t xml:space="preserve">, aunque todos los campos originales de la tabla maestra ya estén en Persona, y </w:t>
@@ -593,10 +584,10 @@
           <w:b/>
           <w:bCs/>
         </w:rPr>
-        <w:t xml:space="preserve">PK producto_id numérica</w:t>
-      </w:r>
-      <w:r>
-        <w:t xml:space="preserve">, para identificar a los productos por separado del código alfanumérico que ya tenían. Se pretende así optimizar tanto ordenamientos como comparaciones.</w:t>
+        <w:t>PK producto_id numérica</w:t>
+      </w:r>
+      <w:r>
+        <w:t>, para identificar a los productos por separado del código alfanumérico que ya tenían. Se pretende así optimizar tanto ordenamientos como comparaciones.</w:t>
       </w:r>
     </w:p>
     <w:p>
@@ -615,7 +606,7 @@
           <w:b/>
           <w:bCs/>
         </w:rPr>
-        <w:t xml:space="preserve">Producto no incluye Repuestos</w:t>
+        <w:t>Producto no incluye Repuestos</w:t>
       </w:r>
       <w:r>
         <w:t>, sólo Accesorios y Bicicletas.</w:t>
@@ -649,7 +640,7 @@
           <w:b/>
           <w:bCs/>
         </w:rPr>
-        <w:t xml:space="preserve">PK venta_id numérica</w:t>
+        <w:t>PK venta_id numérica</w:t>
       </w:r>
     </w:p>
     <w:p>
@@ -680,7 +671,7 @@
           <w:b/>
           <w:bCs/>
         </w:rPr>
-        <w:t xml:space="preserve">PK reparacion_id numérica</w:t>
+        <w:t>PK reparacion_id numérica</w:t>
       </w:r>
     </w:p>
     <w:p>
@@ -733,7 +724,7 @@
           <w:b/>
           <w:bCs/>
         </w:rPr>
-        <w:t xml:space="preserve">PK alquiler_id numérica</w:t>
+        <w:t>PK alquiler_id numérica</w:t>
       </w:r>
     </w:p>
     <w:p/>
@@ -764,13 +755,13 @@
       <w:pPr>
         <w:pStyle w:val="Ttulo2"/>
       </w:pPr>
-      <w:bookmarkStart w:id="2" w:name="_Toc243857481"/>
-      <w:bookmarkStart w:id="3" w:name="_Consideraciones_1"/>
+      <w:bookmarkStart w:id="2" w:name="_Consideraciones_1"/>
+      <w:bookmarkStart w:id="3" w:name="_Toc243857481"/>
+      <w:bookmarkEnd w:id="2"/>
+      <w:r>
+        <w:t>Consideraciones</w:t>
+      </w:r>
       <w:bookmarkEnd w:id="3"/>
-      <w:r>
-        <w:t>Consideraciones</w:t>
-      </w:r>
-      <w:bookmarkEnd w:id="2"/>
     </w:p>
     <w:p>
       <w:pPr>
@@ -794,8 +785,10 @@
       </w:pPr>
       <w:r>
         <w:t xml:space="preserve">Se decidió que cada empleado esté asociado al Local donde tiene registradas sus Ventas, Reparaciones y Compras, ignorando donde tiene registrados sus Alquileres. </w:t>
+      </w:r>
+      <w:r>
         <w:br/>
-        <w:t xml:space="preserve">Para más detalle ver Inconsistencias – Empleado – Local.</w:t>
+        <w:t>Para más detalle ver Inconsistencias – Empleado – Local.</w:t>
       </w:r>
     </w:p>
     <w:p>
@@ -807,18 +800,18 @@
         </w:numPr>
       </w:pPr>
       <w:r>
-        <w:t xml:space="preserve">Se actualizaron algunos tipos de datos del DER de la entrega 1 para no modificar valores durante la migración. Cada columna migrada mantiene el tipo de su columna de origen en gd_esquema.Maestra: DATETIME2(6) para las fechas, NUMERIC(38,2) para los importes, VARCHAR(255) para los textos e INT para los números.</w:t>
+        <w:t>Se actualizaron algunos tipos de datos del DER de la entrega 1 para no modificar valores durante la migración. Cada columna migrada mantiene el tipo de su columna de origen en gd_esquema.Maestra: DATETIME2(6) para las fechas, NUMERIC(38,2) para los importes, VARCHAR(255) para los textos e INT para los números.</w:t>
       </w:r>
     </w:p>
     <w:p>
       <w:pPr>
         <w:pStyle w:val="Ttulo2"/>
       </w:pPr>
-      <w:bookmarkStart w:id="20" w:name="_Criterios_de_migracion"/>
-      <w:r>
-        <w:t xml:space="preserve">Criterios de migración</w:t>
-      </w:r>
-      <w:bookmarkEnd w:id="20"/>
+      <w:bookmarkStart w:id="4" w:name="_Criterios_de_migracion"/>
+      <w:r>
+        <w:t>Criterios de migración</w:t>
+      </w:r>
+      <w:bookmarkEnd w:id="4"/>
     </w:p>
     <w:p>
       <w:pPr>
@@ -833,7 +826,7 @@
           <w:b/>
           <w:bCs/>
         </w:rPr>
-        <w:t xml:space="preserve">Claves subrogadas.</w:t>
+        <w:t>Claves subrogadas.</w:t>
       </w:r>
       <w:r>
         <w:t xml:space="preserve"> Todas las tablas usan una PK </w:t>
@@ -845,7 +838,7 @@
           <w:sz w:val="20"/>
           <w:szCs w:val="20"/>
         </w:rPr>
-        <w:t xml:space="preserve">INT IDENTITY</w:t>
+        <w:t>INT IDENTITY</w:t>
       </w:r>
       <w:r>
         <w:t xml:space="preserve">. Los datos de negocio que identifican a cada entidad (nro de venta, nro de alquiler, código de producto, CUIT, nro de serie, etc.) se protegen con constraints </w:t>
@@ -857,10 +850,10 @@
           <w:sz w:val="20"/>
           <w:szCs w:val="20"/>
         </w:rPr>
-        <w:t xml:space="preserve">UNIQUE</w:t>
-      </w:r>
-      <w:r>
-        <w:t xml:space="preserve">.</w:t>
+        <w:t>UNIQUE</w:t>
+      </w:r>
+      <w:r>
+        <w:t>.</w:t>
       </w:r>
     </w:p>
     <w:p>
@@ -876,7 +869,7 @@
           <w:b/>
           <w:bCs/>
         </w:rPr>
-        <w:t xml:space="preserve">Tablas de dominio.</w:t>
+        <w:t>Tablas de dominio.</w:t>
       </w:r>
       <w:r>
         <w:t xml:space="preserve"> Estados, categorías, tipos, formas de pago y marcas se normalizan en tablas propias. Los estados de alquiler, de bicicleta de alquiler y de reparación se cargan con </w:t>
@@ -888,7 +881,7 @@
           <w:sz w:val="20"/>
           <w:szCs w:val="20"/>
         </w:rPr>
-        <w:t xml:space="preserve">VALUES</w:t>
+        <w:t>VALUES</w:t>
       </w:r>
       <w:r>
         <w:t xml:space="preserve"> usando la lista completa del enunciado, porque la Maestra no trae todos los valores posibles.</w:t>
@@ -907,7 +900,7 @@
           <w:b/>
           <w:bCs/>
         </w:rPr>
-        <w:t xml:space="preserve">Supertipos y subtipos.</w:t>
+        <w:t>Supertipos y subtipos.</w:t>
       </w:r>
     </w:p>
     <w:p>
@@ -925,7 +918,7 @@
           <w:sz w:val="20"/>
           <w:szCs w:val="20"/>
         </w:rPr>
-        <w:t xml:space="preserve">Persona</w:t>
+        <w:t>Persona</w:t>
       </w:r>
       <w:r>
         <w:t xml:space="preserve"> es el supertipo de </w:t>
@@ -937,7 +930,7 @@
           <w:sz w:val="20"/>
           <w:szCs w:val="20"/>
         </w:rPr>
-        <w:t xml:space="preserve">Cliente</w:t>
+        <w:t>Cliente</w:t>
       </w:r>
       <w:r>
         <w:t xml:space="preserve"> y </w:t>
@@ -949,10 +942,10 @@
           <w:sz w:val="20"/>
           <w:szCs w:val="20"/>
         </w:rPr>
-        <w:t xml:space="preserve">Empleado</w:t>
-      </w:r>
-      <w:r>
-        <w:t xml:space="preserve">.</w:t>
+        <w:t>Empleado</w:t>
+      </w:r>
+      <w:r>
+        <w:t>.</w:t>
       </w:r>
     </w:p>
     <w:p>
@@ -970,7 +963,7 @@
           <w:sz w:val="20"/>
           <w:szCs w:val="20"/>
         </w:rPr>
-        <w:t xml:space="preserve">Producto</w:t>
+        <w:t>Producto</w:t>
       </w:r>
       <w:r>
         <w:t xml:space="preserve"> es el supertipo de </w:t>
@@ -982,7 +975,7 @@
           <w:sz w:val="20"/>
           <w:szCs w:val="20"/>
         </w:rPr>
-        <w:t xml:space="preserve">Bicicleta_Venta</w:t>
+        <w:t>Bicicleta_Venta</w:t>
       </w:r>
       <w:r>
         <w:t xml:space="preserve"> y </w:t>
@@ -994,10 +987,10 @@
           <w:sz w:val="20"/>
           <w:szCs w:val="20"/>
         </w:rPr>
-        <w:t xml:space="preserve">Accesorio</w:t>
-      </w:r>
-      <w:r>
-        <w:t xml:space="preserve">.</w:t>
+        <w:t>Accesorio</w:t>
+      </w:r>
+      <w:r>
+        <w:t>.</w:t>
       </w:r>
     </w:p>
     <w:p>
@@ -1009,7 +1002,7 @@
         </w:numPr>
       </w:pPr>
       <w:r>
-        <w:t xml:space="preserve">En ambos casos el subtipo usa como PK la misma clave del supertipo (PK = FK).</w:t>
+        <w:t>En ambos casos el subtipo usa como PK la misma clave del supertipo (PK = FK).</w:t>
       </w:r>
     </w:p>
     <w:p>
@@ -1025,7 +1018,7 @@
           <w:b/>
           <w:bCs/>
         </w:rPr>
-        <w:t xml:space="preserve">Una sola transacción.</w:t>
+        <w:t>Una sola transacción.</w:t>
       </w:r>
       <w:r>
         <w:t xml:space="preserve"> La migración corre dentro de un </w:t>
@@ -1037,7 +1030,7 @@
           <w:sz w:val="20"/>
           <w:szCs w:val="20"/>
         </w:rPr>
-        <w:t xml:space="preserve">BEGIN TRY / BEGIN TRAN</w:t>
+        <w:t>BEGIN TRY / BEGIN TRAN</w:t>
       </w:r>
       <w:r>
         <w:t xml:space="preserve">. Si cualquier stored procedure falla, se hace </w:t>
@@ -1049,7 +1042,7 @@
           <w:sz w:val="20"/>
           <w:szCs w:val="20"/>
         </w:rPr>
-        <w:t xml:space="preserve">ROLLBACK</w:t>
+        <w:t>ROLLBACK</w:t>
       </w:r>
       <w:r>
         <w:t xml:space="preserve"> de todo y se relanza el error, así la base nunca queda cargada a medias.</w:t>
@@ -1068,7 +1061,7 @@
           <w:b/>
           <w:bCs/>
         </w:rPr>
-        <w:t xml:space="preserve">Control de la migración.</w:t>
+        <w:t>Control de la migración.</w:t>
       </w:r>
       <w:r>
         <w:t xml:space="preserve"> La vista </w:t>
@@ -1080,7 +1073,7 @@
           <w:sz w:val="20"/>
           <w:szCs w:val="20"/>
         </w:rPr>
-        <w:t xml:space="preserve">MEGA_DB.vw_Estado_Migracion</w:t>
+        <w:t>MEGA_DB.vw_Estado_Migracion</w:t>
       </w:r>
       <w:r>
         <w:t xml:space="preserve"> compara, para cada tabla principal, la cantidad esperada según la Maestra con la cantidad migrada. En la ejecución final todas las tablas dieron </w:t>
@@ -1092,10 +1085,10 @@
           <w:sz w:val="20"/>
           <w:szCs w:val="20"/>
         </w:rPr>
-        <w:t xml:space="preserve">OK</w:t>
-      </w:r>
-      <w:r>
-        <w:t xml:space="preserve">: no se descarta ninguna fila de la Maestra.</w:t>
+        <w:t>OK</w:t>
+      </w:r>
+      <w:r>
+        <w:t>: no se descarta ninguna fila de la Maestra.</w:t>
       </w:r>
     </w:p>
     <w:p>
@@ -1111,7 +1104,7 @@
           <w:b/>
           <w:bCs/>
         </w:rPr>
-        <w:t xml:space="preserve">Índices y trigger al final.</w:t>
+        <w:t>Índices y trigger al final.</w:t>
       </w:r>
       <w:r>
         <w:t xml:space="preserve"> Se crean después de la migración. Los índices quedan para el final porque así la carga es más rápida; el trigger, por el motivo que se explica en Inconsistencias – Alquileres superpuestos de la misma bicicleta.</w:t>
@@ -1121,11 +1114,12 @@
       <w:pPr>
         <w:pStyle w:val="Ttulo2"/>
       </w:pPr>
-      <w:bookmarkStart w:id="21" w:name="_Restricciones_de_integridad"/>
-      <w:r>
-        <w:t xml:space="preserve">Restricciones de integridad</w:t>
-      </w:r>
-      <w:bookmarkEnd w:id="21"/>
+      <w:bookmarkStart w:id="5" w:name="_Restricciones_de_integridad"/>
+      <w:r>
+        <w:lastRenderedPageBreak/>
+        <w:t>Restricciones de integridad</w:t>
+      </w:r>
+      <w:bookmarkEnd w:id="5"/>
     </w:p>
     <w:p>
       <w:pPr>
@@ -1144,7 +1138,7 @@
           <w:sz w:val="20"/>
           <w:szCs w:val="20"/>
         </w:rPr>
-        <w:t xml:space="preserve">CHECK</w:t>
+        <w:t>CHECK</w:t>
       </w:r>
       <w:r>
         <w:rPr>
@@ -1174,7 +1168,7 @@
           <w:sz w:val="20"/>
           <w:szCs w:val="20"/>
         </w:rPr>
-        <w:t xml:space="preserve">CHECK</w:t>
+        <w:t>CHECK</w:t>
       </w:r>
       <w:r>
         <w:rPr>
@@ -1193,7 +1187,7 @@
         </w:numPr>
       </w:pPr>
       <w:r>
-        <w:t xml:space="preserve">En alquileres, la devolución (pactada o real) no puede ser anterior al inicio.</w:t>
+        <w:t>En alquileres, la devolución (pactada o real) no puede ser anterior al inicio.</w:t>
       </w:r>
     </w:p>
     <w:p>
@@ -1205,7 +1199,7 @@
         </w:numPr>
       </w:pPr>
       <w:r>
-        <w:t xml:space="preserve">En reparaciones, la entrega (estimada o real) no puede ser anterior al ingreso.</w:t>
+        <w:t>En reparaciones, la entrega (estimada o real) no puede ser anterior al ingreso.</w:t>
       </w:r>
     </w:p>
     <w:p>
@@ -1225,14 +1219,14 @@
           <w:sz w:val="20"/>
           <w:szCs w:val="20"/>
         </w:rPr>
-        <w:t xml:space="preserve">UNIQUE</w:t>
+        <w:t>UNIQUE</w:t>
       </w:r>
       <w:r>
         <w:rPr>
           <w:b/>
           <w:bCs/>
         </w:rPr>
-        <w:t xml:space="preserve">:</w:t>
+        <w:t>:</w:t>
       </w:r>
       <w:r>
         <w:t xml:space="preserve"> sobre los identificadores de negocio de cada entidad.</w:t>
@@ -1248,10 +1242,40 @@
       </w:pPr>
       <w:r>
         <w:rPr>
+          <w:rFonts w:ascii="Cascadia Mono" w:hAnsi="Cascadia Mono" w:cs="Cascadia Mono"/>
           <w:b/>
           <w:bCs/>
-        </w:rPr>
-        <w:t xml:space="preserve">FKs:</w:t>
+          <w:color w:val="1F3864"/>
+          <w:sz w:val="20"/>
+          <w:szCs w:val="20"/>
+        </w:rPr>
+        <w:t>UNIQUE de Modelo_Bicicleta</w:t>
+      </w:r>
+      <w:r>
+        <w:rPr>
+          <w:b/>
+          <w:bCs/>
+        </w:rPr>
+        <w:t>:</w:t>
+      </w:r>
+      <w:r>
+        <w:t xml:space="preserve"> se define sobre modelo + rodado + cuadro + color, sin incluir la marca. Se verificó que en la Maestra no hay modelos repetidos entre marcas distintas, por lo que esa combinación alcanza para identificar un modelo.</w:t>
+      </w:r>
+    </w:p>
+    <w:p>
+      <w:pPr>
+        <w:pStyle w:val="Prrafodelista"/>
+        <w:numPr>
+          <w:ilvl w:val="0"/>
+          <w:numId w:val="1"/>
+        </w:numPr>
+      </w:pPr>
+      <w:r>
+        <w:rPr>
+          <w:b/>
+          <w:bCs/>
+        </w:rPr>
+        <w:t>FKs:</w:t>
       </w:r>
       <w:r>
         <w:t xml:space="preserve"> todas las relaciones del DER, incluida la nueva relación Empleado → Local.</w:t>
@@ -1288,7 +1312,7 @@
           <w:b/>
           <w:bCs/>
         </w:rPr>
-        <w:t xml:space="preserve">migrar los datos tal cual vienen</w:t>
+        <w:t>migrar los datos tal cual vienen</w:t>
       </w:r>
       <w:r>
         <w:t xml:space="preserve"> y documentarlas acá, sin corregirlos.</w:t>
@@ -1298,11 +1322,11 @@
       <w:pPr>
         <w:pStyle w:val="Ttulo2"/>
       </w:pPr>
-      <w:bookmarkStart w:id="22" w:name="_Renglones_repetidos"/>
-      <w:r>
-        <w:t xml:space="preserve">Renglones repetidos en ventas y reparaciones</w:t>
-      </w:r>
-      <w:bookmarkEnd w:id="22"/>
+      <w:bookmarkStart w:id="6" w:name="_Renglones_repetidos"/>
+      <w:r>
+        <w:t>Renglones repetidos en ventas y reparaciones</w:t>
+      </w:r>
+      <w:bookmarkEnd w:id="6"/>
     </w:p>
     <w:p>
       <w:pPr>
@@ -1317,7 +1341,7 @@
           <w:b/>
           <w:bCs/>
         </w:rPr>
-        <w:t xml:space="preserve">Qué se encontró:</w:t>
+        <w:t>Qué se encontró:</w:t>
       </w:r>
       <w:r>
         <w:t xml:space="preserve"> en 8.229 ventas un mismo producto aparece en más de un renglón. En 6.582 de esos casos los renglones tienen cantidades o precios distintos; en 1.647 son idénticos. En reparaciones pasa lo mismo con los repuestos: 4.597 casos (3.087 distintos y 1.510 idénticos).</w:t>
@@ -1336,7 +1360,7 @@
           <w:b/>
           <w:bCs/>
         </w:rPr>
-        <w:t xml:space="preserve">Decisión:</w:t>
+        <w:t>Decisión:</w:t>
       </w:r>
       <w:r>
         <w:t xml:space="preserve"> se migran todos los renglones.</w:t>
@@ -1360,7 +1384,7 @@
           <w:sz w:val="20"/>
           <w:szCs w:val="20"/>
         </w:rPr>
-        <w:t xml:space="preserve">precio_repuestos</w:t>
+        <w:t>precio_repuestos</w:t>
       </w:r>
       <w:r>
         <w:t xml:space="preserve"> de la reparación solo coinciden con la suma de subtotales si se incluyen los repetidos. Por lo tanto no son duplicados basura: son renglones legítimos.</w:t>
@@ -1384,7 +1408,7 @@
           <w:sz w:val="20"/>
           <w:szCs w:val="20"/>
         </w:rPr>
-        <w:t xml:space="preserve">Venta_Detalle</w:t>
+        <w:t>Venta_Detalle</w:t>
       </w:r>
       <w:r>
         <w:t xml:space="preserve"> y </w:t>
@@ -1396,7 +1420,7 @@
           <w:sz w:val="20"/>
           <w:szCs w:val="20"/>
         </w:rPr>
-        <w:t xml:space="preserve">Reparacion_Repuesto</w:t>
+        <w:t>Reparacion_Repuesto</w:t>
       </w:r>
       <w:r>
         <w:t xml:space="preserve"> tienen PK propia y no la combinación venta + producto (o reparación + repuesto).</w:t>
@@ -1406,11 +1430,11 @@
       <w:pPr>
         <w:pStyle w:val="Ttulo2"/>
       </w:pPr>
-      <w:bookmarkStart w:id="23" w:name="_Subtotales_de_venta"/>
-      <w:r>
-        <w:t xml:space="preserve">Subtotales de venta que no cierran por redondeo</w:t>
-      </w:r>
-      <w:bookmarkEnd w:id="23"/>
+      <w:bookmarkStart w:id="7" w:name="_Subtotales_de_venta"/>
+      <w:r>
+        <w:t>Subtotales de venta que no cierran por redondeo</w:t>
+      </w:r>
+      <w:bookmarkEnd w:id="7"/>
     </w:p>
     <w:p>
       <w:pPr>
@@ -1425,7 +1449,7 @@
           <w:b/>
           <w:bCs/>
         </w:rPr>
-        <w:t xml:space="preserve">Qué se encontró:</w:t>
+        <w:t>Qué se encontró:</w:t>
       </w:r>
       <w:r>
         <w:t xml:space="preserve"> en 26.878 renglones de venta, </w:t>
@@ -1437,7 +1461,7 @@
           <w:sz w:val="20"/>
           <w:szCs w:val="20"/>
         </w:rPr>
-        <w:t xml:space="preserve">subtotal</w:t>
+        <w:t>subtotal</w:t>
       </w:r>
       <w:r>
         <w:t xml:space="preserve"> es distinto de </w:t>
@@ -1449,10 +1473,10 @@
           <w:sz w:val="20"/>
           <w:szCs w:val="20"/>
         </w:rPr>
-        <w:t xml:space="preserve">cantidad × precio_unitario</w:t>
-      </w:r>
-      <w:r>
-        <w:t xml:space="preserve">, y en 274 ventas el total es distinto de la suma de sus subtotales. En todos los casos la diferencia es de ±0,02.</w:t>
+        <w:t>cantidad × precio_unitario</w:t>
+      </w:r>
+      <w:r>
+        <w:t>, y en 274 ventas el total es distinto de la suma de sus subtotales. En todos los casos la diferencia es de ±0,02.</w:t>
       </w:r>
     </w:p>
     <w:p>
@@ -1468,7 +1492,7 @@
           <w:b/>
           <w:bCs/>
         </w:rPr>
-        <w:t xml:space="preserve">Decisión:</w:t>
+        <w:t>Decisión:</w:t>
       </w:r>
       <w:r>
         <w:t xml:space="preserve"> se toman como diferencias de redondeo del sistema de origen y se migran los importes que trae la Maestra, sin recalcularlos.</w:t>
@@ -1478,11 +1502,11 @@
       <w:pPr>
         <w:pStyle w:val="Ttulo2"/>
       </w:pPr>
-      <w:bookmarkStart w:id="24" w:name="_Totales_de_compra"/>
-      <w:r>
-        <w:t xml:space="preserve">Totales de compra</w:t>
-      </w:r>
-      <w:bookmarkEnd w:id="24"/>
+      <w:bookmarkStart w:id="8" w:name="_Totales_de_compra"/>
+      <w:r>
+        <w:t>Totales de compra</w:t>
+      </w:r>
+      <w:bookmarkEnd w:id="8"/>
     </w:p>
     <w:p>
       <w:pPr>
@@ -1497,7 +1521,7 @@
           <w:b/>
           <w:bCs/>
         </w:rPr>
-        <w:t xml:space="preserve">Qué se encontró:</w:t>
+        <w:t>Qué se encontró:</w:t>
       </w:r>
       <w:r>
         <w:t xml:space="preserve"> las 36 compras tienen un total entre 6 y 10 pesos menor que la suma de </w:t>
@@ -1509,7 +1533,7 @@
           <w:sz w:val="20"/>
           <w:szCs w:val="20"/>
         </w:rPr>
-        <w:t xml:space="preserve">cantidad × precio_unitario</w:t>
+        <w:t>cantidad × precio_unitario</w:t>
       </w:r>
       <w:r>
         <w:t xml:space="preserve"> de sus renglones. Eso equivale a unos 0,0005 pesos por unidad, lo que indica que el precio unitario está redondeado a 2 decimales.</w:t>
@@ -1528,7 +1552,7 @@
           <w:b/>
           <w:bCs/>
         </w:rPr>
-        <w:t xml:space="preserve">Decisión:</w:t>
+        <w:t>Decisión:</w:t>
       </w:r>
       <w:r>
         <w:t xml:space="preserve"> se respeta el total de la Maestra. La Maestra no trae subtotal por renglón de compra, así que </w:t>
@@ -1540,7 +1564,7 @@
           <w:sz w:val="20"/>
           <w:szCs w:val="20"/>
         </w:rPr>
-        <w:t xml:space="preserve">Compra_Detalle</w:t>
+        <w:t>Compra_Detalle</w:t>
       </w:r>
       <w:r>
         <w:t xml:space="preserve"> no lo guarda; se obtiene como </w:t>
@@ -1552,21 +1576,21 @@
           <w:sz w:val="20"/>
           <w:szCs w:val="20"/>
         </w:rPr>
-        <w:t xml:space="preserve">cantidad × precio_unitario</w:t>
-      </w:r>
-      <w:r>
-        <w:t xml:space="preserve">.</w:t>
+        <w:t>cantidad × precio_unitario</w:t>
+      </w:r>
+      <w:r>
+        <w:t>.</w:t>
       </w:r>
     </w:p>
     <w:p>
       <w:pPr>
         <w:pStyle w:val="Ttulo2"/>
       </w:pPr>
-      <w:bookmarkStart w:id="25" w:name="_DNIs_repetidos"/>
-      <w:r>
-        <w:t xml:space="preserve">DNIs repetidos entre personas distintas</w:t>
-      </w:r>
-      <w:bookmarkEnd w:id="25"/>
+      <w:bookmarkStart w:id="9" w:name="_DNIs_repetidos"/>
+      <w:r>
+        <w:t>DNIs repetidos entre personas distintas</w:t>
+      </w:r>
+      <w:bookmarkEnd w:id="9"/>
     </w:p>
     <w:p>
       <w:pPr>
@@ -1581,7 +1605,7 @@
           <w:b/>
           <w:bCs/>
         </w:rPr>
-        <w:t xml:space="preserve">Qué se encontró:</w:t>
+        <w:t>Qué se encontró:</w:t>
       </w:r>
       <w:r>
         <w:t xml:space="preserve"> hay 126 DNIs compartidos por personas con distinto nombre, apellido o fecha de nacimiento.</w:t>
@@ -1600,7 +1624,7 @@
           <w:b/>
           <w:bCs/>
         </w:rPr>
-        <w:t xml:space="preserve">Decisión:</w:t>
+        <w:t>Decisión:</w:t>
       </w:r>
       <w:r>
         <w:t xml:space="preserve"> el DNI no alcanza para identificar a una persona. Se usa la clave </w:t>
@@ -1612,10 +1636,10 @@
           <w:sz w:val="20"/>
           <w:szCs w:val="20"/>
         </w:rPr>
-        <w:t xml:space="preserve">dni + nombre + apellido + fecha_nacimiento</w:t>
-      </w:r>
-      <w:r>
-        <w:t xml:space="preserve">, así nunca se mezclan dos personas distintas. Esa clave se aplica:</w:t>
+        <w:t>dni + nombre + apellido + fecha_nacimiento</w:t>
+      </w:r>
+      <w:r>
+        <w:t>, así nunca se mezclan dos personas distintas. Esa clave se aplica:</w:t>
       </w:r>
     </w:p>
     <w:p>
@@ -1636,7 +1660,7 @@
           <w:sz w:val="20"/>
           <w:szCs w:val="20"/>
         </w:rPr>
-        <w:t xml:space="preserve">UNIQUE</w:t>
+        <w:t>UNIQUE</w:t>
       </w:r>
       <w:r>
         <w:t xml:space="preserve"> de </w:t>
@@ -1648,10 +1672,10 @@
           <w:sz w:val="20"/>
           <w:szCs w:val="20"/>
         </w:rPr>
-        <w:t xml:space="preserve">Persona</w:t>
-      </w:r>
-      <w:r>
-        <w:t xml:space="preserve">;</w:t>
+        <w:t>Persona</w:t>
+      </w:r>
+      <w:r>
+        <w:t>;</w:t>
       </w:r>
     </w:p>
     <w:p>
@@ -1663,6 +1687,7 @@
         </w:numPr>
       </w:pPr>
       <w:r>
+        <w:lastRenderedPageBreak/>
         <w:t xml:space="preserve">en todos los joins que vinculan clientes y empleados con </w:t>
       </w:r>
       <w:r>
@@ -1672,23 +1697,23 @@
           <w:sz w:val="20"/>
           <w:szCs w:val="20"/>
         </w:rPr>
-        <w:t xml:space="preserve">Persona</w:t>
-      </w:r>
-      <w:r>
-        <w:t xml:space="preserve">.</w:t>
+        <w:t>Persona</w:t>
+      </w:r>
+      <w:r>
+        <w:t>.</w:t>
       </w:r>
     </w:p>
     <w:p>
       <w:pPr>
         <w:pStyle w:val="Ttulo2"/>
       </w:pPr>
-      <w:bookmarkStart w:id="4" w:name="_Toc243857482"/>
-      <w:bookmarkStart w:id="5" w:name="_Empleado_-_Local"/>
-      <w:bookmarkEnd w:id="5"/>
+      <w:bookmarkStart w:id="10" w:name="_Empleado_-_Local"/>
+      <w:bookmarkStart w:id="11" w:name="_Toc243857482"/>
+      <w:bookmarkEnd w:id="10"/>
       <w:r>
         <w:t>Empleado – Local</w:t>
       </w:r>
-      <w:bookmarkEnd w:id="4"/>
+      <w:bookmarkEnd w:id="11"/>
     </w:p>
     <w:p>
       <w:pPr>
@@ -1703,7 +1728,7 @@
           <w:b/>
           <w:bCs/>
         </w:rPr>
-        <w:t xml:space="preserve">Qué se encontró:</w:t>
+        <w:t>Qué se encontró:</w:t>
       </w:r>
       <w:r>
         <w:t xml:space="preserve"> el enunciado dice que cada empleado pertenece a un único local, pero la Maestra no trae ese dato directamente.</w:t>
@@ -1725,10 +1750,10 @@
           <w:b/>
           <w:bCs/>
         </w:rPr>
-        <w:t xml:space="preserve">alquileres</w:t>
-      </w:r>
-      <w:r>
-        <w:t xml:space="preserve">, los 25 empleados aparecen atendiendo bicicletas de los 5 locales. En esas filas el local es el de la bicicleta, no el del empleado.</w:t>
+        <w:t>alquileres</w:t>
+      </w:r>
+      <w:r>
+        <w:t>, los 25 empleados aparecen atendiendo bicicletas de los 5 locales. En esas filas el local es el de la bicicleta, no el del empleado.</w:t>
       </w:r>
     </w:p>
     <w:p>
@@ -1747,10 +1772,10 @@
           <w:b/>
           <w:bCs/>
         </w:rPr>
-        <w:t xml:space="preserve">ventas, reparaciones y compras</w:t>
-      </w:r>
-      <w:r>
-        <w:t xml:space="preserve">, el 100 % de las operaciones de cada empleado ocurre en un único local.</w:t>
+        <w:t>ventas, reparaciones y compras</w:t>
+      </w:r>
+      <w:r>
+        <w:t>, el 100 % de las operaciones de cada empleado ocurre en un único local.</w:t>
       </w:r>
     </w:p>
     <w:p>
@@ -1766,7 +1791,7 @@
           <w:b/>
           <w:bCs/>
         </w:rPr>
-        <w:t xml:space="preserve">Decisión:</w:t>
+        <w:t>Decisión:</w:t>
       </w:r>
       <w:r>
         <w:t xml:space="preserve"> el local del empleado (</w:t>
@@ -1778,10 +1803,10 @@
           <w:sz w:val="20"/>
           <w:szCs w:val="20"/>
         </w:rPr>
-        <w:t xml:space="preserve">Empleado.local_id</w:t>
-      </w:r>
-      <w:r>
-        <w:t xml:space="preserve">, obligatorio) se toma de sus ventas, reparaciones y compras, sin contar los alquileres. Para cada uno de los 25 empleados da un solo local.</w:t>
+        <w:t>Empleado.local_id</w:t>
+      </w:r>
+      <w:r>
+        <w:t>, obligatorio) se toma de sus ventas, reparaciones y compras, sin contar los alquileres. Para cada uno de los 25 empleados da un solo local.</w:t>
       </w:r>
     </w:p>
     <w:p>
@@ -2414,6 +2439,7 @@
       <w:r>
         <w:rPr>
           <w:rFonts w:ascii="Cascadia Mono" w:eastAsia="Times New Roman" w:hAnsi="Cascadia Mono" w:cs="Cascadia Mono"/>
+          <w:noProof/>
           <w:color w:val="000000"/>
           <w:kern w:val="0"/>
           <w:sz w:val="18"/>
@@ -2802,7 +2828,7 @@
           <w:szCs w:val="18"/>
           <w:lang w:val="en-US"/>
         </w:rPr>
-        <w:t xml:space="preserve">--and Alquiler_Nro_Alquiler is null</w:t>
+        <w:t>--and Alquiler_Nro_Alquiler is null</w:t>
       </w:r>
     </w:p>
     <w:p>
@@ -2872,11 +2898,13 @@
       <w:r>
         <w:rPr>
           <w:rFonts w:ascii="Cascadia Mono" w:hAnsi="Cascadia Mono" w:cs="Cascadia Mono"/>
+          <w:noProof/>
           <w:color w:val="000000"/>
           <w:sz w:val="18"/>
           <w:szCs w:val="18"/>
           <w:lang w:val="en-US"/>
         </w:rPr>
+        <w:lastRenderedPageBreak/>
         <w:drawing>
           <wp:inline distT="0" distB="0" distL="0" distR="0" wp14:anchorId="5145BBCD" wp14:editId="7B428BA6">
             <wp:extent cx="4552950" cy="2027351"/>
@@ -2929,18 +2957,18 @@
     </w:p>
     <w:p>
       <w:r>
-        <w:t xml:space="preserve">Queda así la inconsistencia de empleados asociados a Alquileres a su vez asociados a Bicicletas de Alquiler que pertenecen a otros locales distintos al local del Empleado.</w:t>
+        <w:t>Queda así la inconsistencia de empleados asociados a Alquileres a su vez asociados a Bicicletas de Alquiler que pertenecen a otros locales distintos al local del Empleado.</w:t>
       </w:r>
     </w:p>
     <w:p>
       <w:pPr>
         <w:pStyle w:val="Ttulo2"/>
       </w:pPr>
-      <w:bookmarkStart w:id="26" w:name="_Local_de_los_alquileres"/>
-      <w:r>
-        <w:t xml:space="preserve">Local de los alquileres</w:t>
-      </w:r>
-      <w:bookmarkEnd w:id="26"/>
+      <w:bookmarkStart w:id="12" w:name="_Local_de_los_alquileres"/>
+      <w:r>
+        <w:t>Local de los alquileres</w:t>
+      </w:r>
+      <w:bookmarkEnd w:id="12"/>
     </w:p>
     <w:p>
       <w:pPr>
@@ -2955,7 +2983,7 @@
           <w:b/>
           <w:bCs/>
         </w:rPr>
-        <w:t xml:space="preserve">Decisión:</w:t>
+        <w:t>Decisión:</w:t>
       </w:r>
       <w:r>
         <w:t xml:space="preserve"> </w:t>
@@ -2967,7 +2995,7 @@
           <w:sz w:val="20"/>
           <w:szCs w:val="20"/>
         </w:rPr>
-        <w:t xml:space="preserve">Alquiler</w:t>
+        <w:t>Alquiler</w:t>
       </w:r>
       <w:r>
         <w:t xml:space="preserve"> no guarda el local. Se obtiene a través de la bicicleta alquilada (</w:t>
@@ -2979,21 +3007,21 @@
           <w:sz w:val="20"/>
           <w:szCs w:val="20"/>
         </w:rPr>
-        <w:t xml:space="preserve">Bicicleta_Alquiler.local_id</w:t>
-      </w:r>
-      <w:r>
-        <w:t xml:space="preserve">), porque toda la flota de alquiler pertenece a un local.</w:t>
+        <w:t>Bicicleta_Alquiler.local_id</w:t>
+      </w:r>
+      <w:r>
+        <w:t>), porque toda la flota de alquiler pertenece a un local.</w:t>
       </w:r>
     </w:p>
     <w:p>
       <w:pPr>
         <w:pStyle w:val="Ttulo2"/>
       </w:pPr>
-      <w:bookmarkStart w:id="27" w:name="_Alquileres_superpuestos"/>
-      <w:r>
-        <w:t xml:space="preserve">Alquileres superpuestos de la misma bicicleta</w:t>
-      </w:r>
-      <w:bookmarkEnd w:id="27"/>
+      <w:bookmarkStart w:id="13" w:name="_Alquileres_superpuestos"/>
+      <w:r>
+        <w:t>Alquileres superpuestos de la misma bicicleta</w:t>
+      </w:r>
+      <w:bookmarkEnd w:id="13"/>
     </w:p>
     <w:p>
       <w:pPr>
@@ -3008,7 +3036,7 @@
           <w:b/>
           <w:bCs/>
         </w:rPr>
-        <w:t xml:space="preserve">Qué se encontró:</w:t>
+        <w:t>Qué se encontró:</w:t>
       </w:r>
       <w:r>
         <w:t xml:space="preserve"> el enunciado indica que una bicicleta nunca se alquila a dos clientes al mismo tiempo. Sin embargo, la Maestra tiene 26.919 pares de alquileres de la misma bicicleta con rangos de fechas que se pisan. Afectan a 37.894 alquileres y a las 80 bicicletas, entre 2023 y 2025.</w:t>
@@ -3027,7 +3055,7 @@
           <w:b/>
           <w:bCs/>
         </w:rPr>
-        <w:t xml:space="preserve">Decisión:</w:t>
+        <w:t>Decisión:</w:t>
       </w:r>
       <w:r>
         <w:t xml:space="preserve"> se migran todos los alquileres, porque descartarlos haría perder información de facturación. Para que la regla se cumpla de acá en adelante se creó el trigger </w:t>
@@ -3039,7 +3067,7 @@
           <w:sz w:val="20"/>
           <w:szCs w:val="20"/>
         </w:rPr>
-        <w:t xml:space="preserve">MEGA_DB.tr_Alquiler_Sin_Superposicion</w:t>
+        <w:t>MEGA_DB.tr_Alquiler_Sin_Superposicion</w:t>
       </w:r>
       <w:r>
         <w:t xml:space="preserve"> (</w:t>
@@ -3051,7 +3079,7 @@
           <w:sz w:val="20"/>
           <w:szCs w:val="20"/>
         </w:rPr>
-        <w:t xml:space="preserve">AFTER INSERT</w:t>
+        <w:t>AFTER INSERT, UPDATE</w:t>
       </w:r>
       <w:r>
         <w:t xml:space="preserve"> sobre </w:t>
@@ -3063,10 +3091,10 @@
           <w:sz w:val="20"/>
           <w:szCs w:val="20"/>
         </w:rPr>
-        <w:t xml:space="preserve">Alquiler</w:t>
-      </w:r>
-      <w:r>
-        <w:t xml:space="preserve">), que:</w:t>
+        <w:t>Alquiler</w:t>
+      </w:r>
+      <w:r>
+        <w:t>), que:</w:t>
       </w:r>
     </w:p>
     <w:p>
@@ -3078,7 +3106,7 @@
         </w:numPr>
       </w:pPr>
       <w:r>
-        <w:t xml:space="preserve">Rechaza un alquiler nuevo si su rango de fechas se superpone con otro de la misma bicicleta.</w:t>
+        <w:t>Rechaza un alquiler nuevo si su rango de fechas se superpone con otro de la misma bicicleta.</w:t>
       </w:r>
     </w:p>
     <w:p>
@@ -3090,7 +3118,7 @@
         </w:numPr>
       </w:pPr>
       <w:r>
-        <w:t xml:space="preserve">Si todavía no hay devolución real, toma como fin del alquiler la devolución pactada.</w:t>
+        <w:t>En un UPDATE solo controla si cambió la bicicleta o alguna de las fechas, para no bloquear la modificación de otros campos en alquileres de origen que ya estaban superpuestos.</w:t>
       </w:r>
     </w:p>
     <w:p>
@@ -3102,7 +3130,19 @@
         </w:numPr>
       </w:pPr>
       <w:r>
-        <w:t xml:space="preserve">Se crea después de la migración porque, si existiera antes, la carga de los alquileres superpuestos de origen fallaría.</w:t>
+        <w:t>Si todavía no hay devolución real, toma como fin del alquiler la devolución pactada.</w:t>
+      </w:r>
+    </w:p>
+    <w:p>
+      <w:pPr>
+        <w:pStyle w:val="Prrafodelista"/>
+        <w:numPr>
+          <w:ilvl w:val="1"/>
+          <w:numId w:val="1"/>
+        </w:numPr>
+      </w:pPr>
+      <w:r>
+        <w:t>Se crea después de la migración porque, si existiera antes, la carga de los alquileres superpuestos de origen fallaría.</w:t>
       </w:r>
     </w:p>
     <w:sectPr>
@@ -4417,6 +4457,7 @@
   <w:style w:type="character" w:default="1" w:styleId="Fuentedeprrafopredeter">
     <w:name w:val="Default Paragraph Font"/>
     <w:uiPriority w:val="1"/>
+    <w:semiHidden/>
     <w:unhideWhenUsed/>
   </w:style>
   <w:style w:type="table" w:default="1" w:styleId="Tablanormal">

--- a/Estrategia.docx
+++ b/Estrategia.docx
@@ -122,7 +122,6 @@
         <w:rPr>
           <w:sz w:val="52"/>
           <w:szCs w:val="52"/>
-          <w:lang w:val="pt-BR"/>
         </w:rPr>
       </w:pPr>
     </w:p>
@@ -130,14 +129,8 @@
       <w:pPr>
         <w:pStyle w:val="Ttulo"/>
         <w:jc w:val="center"/>
-        <w:rPr>
-          <w:lang w:val="pt-BR"/>
-        </w:rPr>
-      </w:pPr>
-      <w:r>
-        <w:rPr>
-          <w:lang w:val="pt-BR"/>
-        </w:rPr>
+      </w:pPr>
+      <w:r>
         <w:t>Grupo13 MEGA_DB</w:t>
       </w:r>
     </w:p>
@@ -149,13 +142,9 @@
           <w:kern w:val="28"/>
           <w:sz w:val="56"/>
           <w:szCs w:val="56"/>
-          <w:lang w:val="pt-BR"/>
-        </w:rPr>
-      </w:pPr>
-      <w:r>
-        <w:rPr>
-          <w:lang w:val="pt-BR"/>
-        </w:rPr>
+        </w:rPr>
+      </w:pPr>
+      <w:r>
         <w:br w:type="page"/>
       </w:r>
     </w:p>
@@ -328,11 +317,19 @@
         </w:numPr>
       </w:pPr>
       <w:hyperlink w:anchor="_DNIs_repetidos" w:history="1">
+        <w:proofErr w:type="spellStart"/>
         <w:r>
           <w:rPr>
             <w:rStyle w:val="Hipervnculo"/>
           </w:rPr>
-          <w:t>DNIs repetidos entre personas distintas</w:t>
+          <w:t>DNIs</w:t>
+        </w:r>
+        <w:proofErr w:type="spellEnd"/>
+        <w:r>
+          <w:rPr>
+            <w:rStyle w:val="Hipervnculo"/>
+          </w:rPr>
+          <w:t xml:space="preserve"> repetidos entre personas distintas</w:t>
         </w:r>
       </w:hyperlink>
     </w:p>
@@ -399,9 +396,6 @@
         </w:rPr>
       </w:pPr>
       <w:r>
-        <w:rPr>
-          <w:lang w:val="pt-BR"/>
-        </w:rPr>
         <w:br w:type="page"/>
       </w:r>
       <w:r>
@@ -545,12 +539,30 @@
       <w:r>
         <w:t xml:space="preserve"> se decidió dejarlo modelado sólo como un </w:t>
       </w:r>
+      <w:proofErr w:type="spellStart"/>
+      <w:proofErr w:type="gramStart"/>
       <w:r>
         <w:rPr>
           <w:b/>
           <w:bCs/>
         </w:rPr>
-        <w:t>varchar(255),</w:t>
+        <w:t>varchar</w:t>
+      </w:r>
+      <w:proofErr w:type="spellEnd"/>
+      <w:r>
+        <w:rPr>
+          <w:b/>
+          <w:bCs/>
+        </w:rPr>
+        <w:t>(</w:t>
+      </w:r>
+      <w:proofErr w:type="gramEnd"/>
+      <w:r>
+        <w:rPr>
+          <w:b/>
+          <w:bCs/>
+        </w:rPr>
+        <w:t>255),</w:t>
       </w:r>
       <w:r>
         <w:t xml:space="preserve"> considerando que no aporta valor profundizar en una entidad para modelarlo y complejizaría innecesariamente el Dominio.</w:t>
@@ -584,7 +596,23 @@
           <w:b/>
           <w:bCs/>
         </w:rPr>
-        <w:t>PK producto_id numérica</w:t>
+        <w:t xml:space="preserve">PK </w:t>
+      </w:r>
+      <w:proofErr w:type="spellStart"/>
+      <w:r>
+        <w:rPr>
+          <w:b/>
+          <w:bCs/>
+        </w:rPr>
+        <w:t>producto_id</w:t>
+      </w:r>
+      <w:proofErr w:type="spellEnd"/>
+      <w:r>
+        <w:rPr>
+          <w:b/>
+          <w:bCs/>
+        </w:rPr>
+        <w:t xml:space="preserve"> numérica</w:t>
       </w:r>
       <w:r>
         <w:t>, para identificar a los productos por separado del código alfanumérico que ya tenían. Se pretende así optimizar tanto ordenamientos como comparaciones.</w:t>
@@ -640,7 +668,23 @@
           <w:b/>
           <w:bCs/>
         </w:rPr>
-        <w:t>PK venta_id numérica</w:t>
+        <w:t xml:space="preserve">PK </w:t>
+      </w:r>
+      <w:proofErr w:type="spellStart"/>
+      <w:r>
+        <w:rPr>
+          <w:b/>
+          <w:bCs/>
+        </w:rPr>
+        <w:t>venta_id</w:t>
+      </w:r>
+      <w:proofErr w:type="spellEnd"/>
+      <w:r>
+        <w:rPr>
+          <w:b/>
+          <w:bCs/>
+        </w:rPr>
+        <w:t xml:space="preserve"> numérica</w:t>
       </w:r>
     </w:p>
     <w:p>
@@ -671,7 +715,23 @@
           <w:b/>
           <w:bCs/>
         </w:rPr>
-        <w:t>PK reparacion_id numérica</w:t>
+        <w:t xml:space="preserve">PK </w:t>
+      </w:r>
+      <w:proofErr w:type="spellStart"/>
+      <w:r>
+        <w:rPr>
+          <w:b/>
+          <w:bCs/>
+        </w:rPr>
+        <w:t>reparacion_id</w:t>
+      </w:r>
+      <w:proofErr w:type="spellEnd"/>
+      <w:r>
+        <w:rPr>
+          <w:b/>
+          <w:bCs/>
+        </w:rPr>
+        <w:t xml:space="preserve"> numérica</w:t>
       </w:r>
     </w:p>
     <w:p>
@@ -685,6 +745,7 @@
       <w:r>
         <w:t xml:space="preserve">Se definió la tabla </w:t>
       </w:r>
+      <w:proofErr w:type="spellStart"/>
       <w:r>
         <w:rPr>
           <w:b/>
@@ -692,6 +753,7 @@
         </w:rPr>
         <w:t>Reparación_Repuesto</w:t>
       </w:r>
+      <w:proofErr w:type="spellEnd"/>
       <w:r>
         <w:t xml:space="preserve"> para modelar la relación muchos a muchos entre Reparaciones y Repuestos, y el respectivo desglose de sus detalles.</w:t>
       </w:r>
@@ -724,7 +786,23 @@
           <w:b/>
           <w:bCs/>
         </w:rPr>
-        <w:t>PK alquiler_id numérica</w:t>
+        <w:t xml:space="preserve">PK </w:t>
+      </w:r>
+      <w:proofErr w:type="spellStart"/>
+      <w:r>
+        <w:rPr>
+          <w:b/>
+          <w:bCs/>
+        </w:rPr>
+        <w:t>alquiler_id</w:t>
+      </w:r>
+      <w:proofErr w:type="spellEnd"/>
+      <w:r>
+        <w:rPr>
+          <w:b/>
+          <w:bCs/>
+        </w:rPr>
+        <w:t xml:space="preserve"> numérica</w:t>
       </w:r>
     </w:p>
     <w:p/>
@@ -800,7 +878,36 @@
         </w:numPr>
       </w:pPr>
       <w:r>
-        <w:t>Se actualizaron algunos tipos de datos del DER de la entrega 1 para no modificar valores durante la migración. Cada columna migrada mantiene el tipo de su columna de origen en gd_esquema.Maestra: DATETIME2(6) para las fechas, NUMERIC(38,2) para los importes, VARCHAR(255) para los textos e INT para los números.</w:t>
+        <w:t xml:space="preserve">Se actualizaron algunos tipos de datos del DER de la entrega 1 para no modificar valores durante la migración. Cada columna migrada mantiene el tipo de su columna de origen en </w:t>
+      </w:r>
+      <w:proofErr w:type="spellStart"/>
+      <w:r>
+        <w:t>gd_</w:t>
+      </w:r>
+      <w:proofErr w:type="gramStart"/>
+      <w:r>
+        <w:t>esquema.Maestra</w:t>
+      </w:r>
+      <w:proofErr w:type="spellEnd"/>
+      <w:proofErr w:type="gramEnd"/>
+      <w:r>
+        <w:t xml:space="preserve">: DATETIME2(6) para las fechas, </w:t>
+      </w:r>
+      <w:proofErr w:type="gramStart"/>
+      <w:r>
+        <w:t>NUMERIC(</w:t>
+      </w:r>
+      <w:proofErr w:type="gramEnd"/>
+      <w:r>
+        <w:t xml:space="preserve">38,2) para los importes, </w:t>
+      </w:r>
+      <w:proofErr w:type="gramStart"/>
+      <w:r>
+        <w:t>VARCHAR(</w:t>
+      </w:r>
+      <w:proofErr w:type="gramEnd"/>
+      <w:r>
+        <w:t>255) para los textos e INT para los números.</w:t>
       </w:r>
     </w:p>
     <w:p>
@@ -841,7 +948,39 @@
         <w:t>INT IDENTITY</w:t>
       </w:r>
       <w:r>
-        <w:t xml:space="preserve">. Los datos de negocio que identifican a cada entidad (nro de venta, nro de alquiler, código de producto, CUIT, nro de serie, etc.) se protegen con constraints </w:t>
+        <w:t>. Los datos de negocio que identifican a cada entidad (</w:t>
+      </w:r>
+      <w:proofErr w:type="spellStart"/>
+      <w:r>
+        <w:t>nro</w:t>
+      </w:r>
+      <w:proofErr w:type="spellEnd"/>
+      <w:r>
+        <w:t xml:space="preserve"> de venta, </w:t>
+      </w:r>
+      <w:proofErr w:type="spellStart"/>
+      <w:r>
+        <w:t>nro</w:t>
+      </w:r>
+      <w:proofErr w:type="spellEnd"/>
+      <w:r>
+        <w:t xml:space="preserve"> de alquiler, código de producto, CUIT, </w:t>
+      </w:r>
+      <w:proofErr w:type="spellStart"/>
+      <w:r>
+        <w:t>nro</w:t>
+      </w:r>
+      <w:proofErr w:type="spellEnd"/>
+      <w:r>
+        <w:t xml:space="preserve"> de serie, etc.) se protegen con </w:t>
+      </w:r>
+      <w:proofErr w:type="spellStart"/>
+      <w:r>
+        <w:t>constraints</w:t>
+      </w:r>
+      <w:proofErr w:type="spellEnd"/>
+      <w:r>
+        <w:t xml:space="preserve"> </w:t>
       </w:r>
       <w:r>
         <w:rPr>
@@ -895,12 +1034,21 @@
           <w:numId w:val="1"/>
         </w:numPr>
       </w:pPr>
+      <w:proofErr w:type="spellStart"/>
       <w:r>
         <w:rPr>
           <w:b/>
           <w:bCs/>
         </w:rPr>
-        <w:t>Supertipos y subtipos.</w:t>
+        <w:t>Supertipos</w:t>
+      </w:r>
+      <w:proofErr w:type="spellEnd"/>
+      <w:r>
+        <w:rPr>
+          <w:b/>
+          <w:bCs/>
+        </w:rPr>
+        <w:t xml:space="preserve"> y subtipos.</w:t>
       </w:r>
     </w:p>
     <w:p>
@@ -921,7 +1069,15 @@
         <w:t>Persona</w:t>
       </w:r>
       <w:r>
-        <w:t xml:space="preserve"> es el supertipo de </w:t>
+        <w:t xml:space="preserve"> es el </w:t>
+      </w:r>
+      <w:proofErr w:type="spellStart"/>
+      <w:r>
+        <w:t>supertipo</w:t>
+      </w:r>
+      <w:proofErr w:type="spellEnd"/>
+      <w:r>
+        <w:t xml:space="preserve"> de </w:t>
       </w:r>
       <w:r>
         <w:rPr>
@@ -966,8 +1122,17 @@
         <w:t>Producto</w:t>
       </w:r>
       <w:r>
-        <w:t xml:space="preserve"> es el supertipo de </w:t>
-      </w:r>
+        <w:t xml:space="preserve"> es el </w:t>
+      </w:r>
+      <w:proofErr w:type="spellStart"/>
+      <w:r>
+        <w:t>supertipo</w:t>
+      </w:r>
+      <w:proofErr w:type="spellEnd"/>
+      <w:r>
+        <w:t xml:space="preserve"> de </w:t>
+      </w:r>
+      <w:proofErr w:type="spellStart"/>
       <w:r>
         <w:rPr>
           <w:rFonts w:ascii="Cascadia Mono" w:hAnsi="Cascadia Mono" w:cs="Cascadia Mono"/>
@@ -977,6 +1142,7 @@
         </w:rPr>
         <w:t>Bicicleta_Venta</w:t>
       </w:r>
+      <w:proofErr w:type="spellEnd"/>
       <w:r>
         <w:t xml:space="preserve"> y </w:t>
       </w:r>
@@ -1002,7 +1168,15 @@
         </w:numPr>
       </w:pPr>
       <w:r>
-        <w:t>En ambos casos el subtipo usa como PK la misma clave del supertipo (PK = FK).</w:t>
+        <w:t xml:space="preserve">En ambos casos el subtipo usa como PK la misma clave del </w:t>
+      </w:r>
+      <w:proofErr w:type="spellStart"/>
+      <w:r>
+        <w:t>supertipo</w:t>
+      </w:r>
+      <w:proofErr w:type="spellEnd"/>
+      <w:r>
+        <w:t xml:space="preserve"> (PK = FK).</w:t>
       </w:r>
     </w:p>
     <w:p>
@@ -1033,7 +1207,23 @@
         <w:t>BEGIN TRY / BEGIN TRAN</w:t>
       </w:r>
       <w:r>
-        <w:t xml:space="preserve">. Si cualquier stored procedure falla, se hace </w:t>
+        <w:t xml:space="preserve">. Si cualquier </w:t>
+      </w:r>
+      <w:proofErr w:type="spellStart"/>
+      <w:r>
+        <w:t>stored</w:t>
+      </w:r>
+      <w:proofErr w:type="spellEnd"/>
+      <w:r>
+        <w:t xml:space="preserve"> </w:t>
+      </w:r>
+      <w:proofErr w:type="spellStart"/>
+      <w:r>
+        <w:t>procedure</w:t>
+      </w:r>
+      <w:proofErr w:type="spellEnd"/>
+      <w:r>
+        <w:t xml:space="preserve"> falla, se hace </w:t>
       </w:r>
       <w:r>
         <w:rPr>
@@ -1066,6 +1256,7 @@
       <w:r>
         <w:t xml:space="preserve"> La vista </w:t>
       </w:r>
+      <w:proofErr w:type="spellStart"/>
       <w:r>
         <w:rPr>
           <w:rFonts w:ascii="Cascadia Mono" w:hAnsi="Cascadia Mono" w:cs="Cascadia Mono"/>
@@ -1073,8 +1264,29 @@
           <w:sz w:val="20"/>
           <w:szCs w:val="20"/>
         </w:rPr>
-        <w:t>MEGA_DB.vw_Estado_Migracion</w:t>
-      </w:r>
+        <w:t>MEGA_</w:t>
+      </w:r>
+      <w:proofErr w:type="gramStart"/>
+      <w:r>
+        <w:rPr>
+          <w:rFonts w:ascii="Cascadia Mono" w:hAnsi="Cascadia Mono" w:cs="Cascadia Mono"/>
+          <w:color w:val="1F3864"/>
+          <w:sz w:val="20"/>
+          <w:szCs w:val="20"/>
+        </w:rPr>
+        <w:t>DB.vw</w:t>
+      </w:r>
+      <w:proofErr w:type="gramEnd"/>
+      <w:r>
+        <w:rPr>
+          <w:rFonts w:ascii="Cascadia Mono" w:hAnsi="Cascadia Mono" w:cs="Cascadia Mono"/>
+          <w:color w:val="1F3864"/>
+          <w:sz w:val="20"/>
+          <w:szCs w:val="20"/>
+        </w:rPr>
+        <w:t>_Estado_Migracion</w:t>
+      </w:r>
+      <w:proofErr w:type="spellEnd"/>
       <w:r>
         <w:t xml:space="preserve"> compara, para cada tabla principal, la cantidad esperada según la Maestra con la cantidad migrada. En la ejecución final todas las tablas dieron </w:t>
       </w:r>
@@ -1104,10 +1316,34 @@
           <w:b/>
           <w:bCs/>
         </w:rPr>
-        <w:t>Índices y trigger al final.</w:t>
-      </w:r>
-      <w:r>
-        <w:t xml:space="preserve"> Se crean después de la migración. Los índices quedan para el final porque así la carga es más rápida; el trigger, por el motivo que se explica en Inconsistencias – Alquileres superpuestos de la misma bicicleta.</w:t>
+        <w:t xml:space="preserve">Índices y </w:t>
+      </w:r>
+      <w:proofErr w:type="spellStart"/>
+      <w:r>
+        <w:rPr>
+          <w:b/>
+          <w:bCs/>
+        </w:rPr>
+        <w:t>trigger</w:t>
+      </w:r>
+      <w:proofErr w:type="spellEnd"/>
+      <w:r>
+        <w:rPr>
+          <w:b/>
+          <w:bCs/>
+        </w:rPr>
+        <w:t xml:space="preserve"> al final.</w:t>
+      </w:r>
+      <w:r>
+        <w:t xml:space="preserve"> Se crean después de la migración. Los índices quedan para el final porque así la carga es más rápida; el </w:t>
+      </w:r>
+      <w:proofErr w:type="spellStart"/>
+      <w:r>
+        <w:t>trigger</w:t>
+      </w:r>
+      <w:proofErr w:type="spellEnd"/>
+      <w:r>
+        <w:t>, por el motivo que se explica en Inconsistencias – Alquileres superpuestos de la misma bicicleta.</w:t>
       </w:r>
     </w:p>
     <w:p>
@@ -1131,7 +1367,7 @@
       </w:pPr>
       <w:r>
         <w:rPr>
-          <w:rFonts w:ascii="Cascadia Mono" w:hAnsi="Cascadia Mono" w:cs="Cascadia Mono"/>
+          <w:rFonts w:cs="Cascadia Mono"/>
           <w:b/>
           <w:bCs/>
           <w:color w:val="1F3864"/>
@@ -1161,7 +1397,7 @@
       </w:pPr>
       <w:r>
         <w:rPr>
-          <w:rFonts w:ascii="Cascadia Mono" w:hAnsi="Cascadia Mono" w:cs="Cascadia Mono"/>
+          <w:rFonts w:cs="Cascadia Mono"/>
           <w:b/>
           <w:bCs/>
           <w:color w:val="1F3864"/>
@@ -1212,7 +1448,7 @@
       </w:pPr>
       <w:r>
         <w:rPr>
-          <w:rFonts w:ascii="Cascadia Mono" w:hAnsi="Cascadia Mono" w:cs="Cascadia Mono"/>
+          <w:rFonts w:cs="Cascadia Mono"/>
           <w:b/>
           <w:bCs/>
           <w:color w:val="1F3864"/>
@@ -1242,15 +1478,28 @@
       </w:pPr>
       <w:r>
         <w:rPr>
-          <w:rFonts w:ascii="Cascadia Mono" w:hAnsi="Cascadia Mono" w:cs="Cascadia Mono"/>
+          <w:rFonts w:cs="Cascadia Mono"/>
           <w:b/>
           <w:bCs/>
           <w:color w:val="1F3864"/>
           <w:sz w:val="20"/>
           <w:szCs w:val="20"/>
         </w:rPr>
-        <w:t>UNIQUE de Modelo_Bicicleta</w:t>
-      </w:r>
+        <w:t xml:space="preserve">UNIQUE de </w:t>
+      </w:r>
+      <w:proofErr w:type="spellStart"/>
+      <w:r>
+        <w:rPr>
+          <w:rFonts w:cs="Cascadia Mono"/>
+          <w:b/>
+          <w:bCs/>
+          <w:color w:val="1F3864"/>
+          <w:sz w:val="20"/>
+          <w:szCs w:val="20"/>
+        </w:rPr>
+        <w:t>Modelo_Bicicleta</w:t>
+      </w:r>
+      <w:proofErr w:type="spellEnd"/>
       <w:r>
         <w:rPr>
           <w:b/>
@@ -1270,15 +1519,24 @@
           <w:numId w:val="1"/>
         </w:numPr>
       </w:pPr>
+      <w:proofErr w:type="spellStart"/>
       <w:r>
         <w:rPr>
           <w:b/>
           <w:bCs/>
         </w:rPr>
-        <w:t>FKs:</w:t>
-      </w:r>
-      <w:r>
-        <w:t xml:space="preserve"> todas las relaciones del DER, incluida la nueva relación Empleado → Local.</w:t>
+        <w:t>FKs</w:t>
+      </w:r>
+      <w:proofErr w:type="spellEnd"/>
+      <w:r>
+        <w:rPr>
+          <w:b/>
+          <w:bCs/>
+        </w:rPr>
+        <w:t>:</w:t>
+      </w:r>
+      <w:r>
+        <w:t xml:space="preserve"> todas las relaciones del DER.</w:t>
       </w:r>
     </w:p>
     <w:p>
@@ -1312,10 +1570,29 @@
           <w:b/>
           <w:bCs/>
         </w:rPr>
-        <w:t>migrar los datos tal cual vienen</w:t>
-      </w:r>
-      <w:r>
-        <w:t xml:space="preserve"> y documentarlas acá, sin corregirlos.</w:t>
+        <w:t>migrar los datos</w:t>
+      </w:r>
+      <w:r>
+        <w:rPr>
+          <w:b/>
+          <w:bCs/>
+        </w:rPr>
+        <w:t xml:space="preserve"> tal como están</w:t>
+      </w:r>
+      <w:r>
+        <w:t xml:space="preserve"> y documentarl</w:t>
+      </w:r>
+      <w:r>
+        <w:t>o</w:t>
+      </w:r>
+      <w:r>
+        <w:t xml:space="preserve">s </w:t>
+      </w:r>
+      <w:r>
+        <w:t>en esta sección</w:t>
+      </w:r>
+      <w:r>
+        <w:t>.</w:t>
       </w:r>
     </w:p>
     <w:p>
@@ -1324,7 +1601,16 @@
       </w:pPr>
       <w:bookmarkStart w:id="6" w:name="_Renglones_repetidos"/>
       <w:r>
-        <w:t>Renglones repetidos en ventas y reparaciones</w:t>
+        <w:t>Productos</w:t>
+      </w:r>
+      <w:r>
+        <w:t xml:space="preserve"> repetidos en ventas y </w:t>
+      </w:r>
+      <w:r>
+        <w:t xml:space="preserve">repuestos repetidos en </w:t>
+      </w:r>
+      <w:r>
+        <w:t>reparaciones</w:t>
       </w:r>
       <w:bookmarkEnd w:id="6"/>
     </w:p>
@@ -1344,7 +1630,1298 @@
         <w:t>Qué se encontró:</w:t>
       </w:r>
       <w:r>
-        <w:t xml:space="preserve"> en 8.229 ventas un mismo producto aparece en más de un renglón. En 6.582 de esos casos los renglones tienen cantidades o precios distintos; en 1.647 son idénticos. En reparaciones pasa lo mismo con los repuestos: 4.597 casos (3.087 distintos y 1.510 idénticos).</w:t>
+        <w:t xml:space="preserve"> en </w:t>
+      </w:r>
+      <w:r>
+        <w:t>algun</w:t>
+      </w:r>
+      <w:r>
+        <w:t>o</w:t>
+      </w:r>
+      <w:r>
+        <w:t xml:space="preserve">s </w:t>
+      </w:r>
+      <w:r>
+        <w:t xml:space="preserve">Detalles de </w:t>
+      </w:r>
+      <w:r>
+        <w:t>Venta</w:t>
+      </w:r>
+      <w:r>
+        <w:t xml:space="preserve"> un mismo producto aparece en más de u</w:t>
+      </w:r>
+      <w:r>
+        <w:t>na Fila, no necesariamente con las mismas cantidades</w:t>
+      </w:r>
+      <w:r>
+        <w:t xml:space="preserve">. En </w:t>
+      </w:r>
+      <w:proofErr w:type="spellStart"/>
+      <w:r>
+        <w:t>Reparacion</w:t>
+      </w:r>
+      <w:r>
+        <w:t>_</w:t>
+      </w:r>
+      <w:r>
+        <w:t>Repuesto</w:t>
+      </w:r>
+      <w:proofErr w:type="spellEnd"/>
+      <w:r>
+        <w:t xml:space="preserve"> pasa lo mismo</w:t>
+      </w:r>
+      <w:r>
+        <w:t>.</w:t>
+      </w:r>
+    </w:p>
+    <w:p>
+      <w:pPr>
+        <w:pStyle w:val="HTMLconformatoprevio"/>
+        <w:ind w:left="708"/>
+        <w:rPr>
+          <w:rFonts w:ascii="Cascadia Mono" w:hAnsi="Cascadia Mono" w:cs="Cascadia Mono"/>
+          <w:color w:val="000000"/>
+          <w:sz w:val="18"/>
+          <w:szCs w:val="18"/>
+        </w:rPr>
+      </w:pPr>
+      <w:proofErr w:type="spellStart"/>
+      <w:r>
+        <w:rPr>
+          <w:rFonts w:ascii="Cascadia Mono" w:hAnsi="Cascadia Mono" w:cs="Cascadia Mono"/>
+          <w:color w:val="0000FF"/>
+          <w:sz w:val="18"/>
+          <w:szCs w:val="18"/>
+        </w:rPr>
+        <w:t>select</w:t>
+      </w:r>
+      <w:proofErr w:type="spellEnd"/>
+      <w:r>
+        <w:rPr>
+          <w:rFonts w:ascii="Cascadia Mono" w:hAnsi="Cascadia Mono" w:cs="Cascadia Mono"/>
+          <w:color w:val="000000"/>
+          <w:sz w:val="18"/>
+          <w:szCs w:val="18"/>
+        </w:rPr>
+        <w:t xml:space="preserve"> vd</w:t>
+      </w:r>
+      <w:proofErr w:type="gramStart"/>
+      <w:r>
+        <w:rPr>
+          <w:rFonts w:ascii="Cascadia Mono" w:hAnsi="Cascadia Mono" w:cs="Cascadia Mono"/>
+          <w:color w:val="000000"/>
+          <w:sz w:val="18"/>
+          <w:szCs w:val="18"/>
+        </w:rPr>
+        <w:t>1</w:t>
+      </w:r>
+      <w:r>
+        <w:rPr>
+          <w:rFonts w:ascii="Cascadia Mono" w:hAnsi="Cascadia Mono" w:cs="Cascadia Mono"/>
+          <w:color w:val="808080"/>
+          <w:sz w:val="18"/>
+          <w:szCs w:val="18"/>
+        </w:rPr>
+        <w:t>.*</w:t>
+      </w:r>
+      <w:proofErr w:type="gramEnd"/>
+    </w:p>
+    <w:p>
+      <w:pPr>
+        <w:pStyle w:val="HTMLconformatoprevio"/>
+        <w:ind w:left="708"/>
+        <w:rPr>
+          <w:rFonts w:ascii="Cascadia Mono" w:hAnsi="Cascadia Mono" w:cs="Cascadia Mono"/>
+          <w:color w:val="000000"/>
+          <w:sz w:val="18"/>
+          <w:szCs w:val="18"/>
+        </w:rPr>
+      </w:pPr>
+      <w:proofErr w:type="spellStart"/>
+      <w:r>
+        <w:rPr>
+          <w:rFonts w:ascii="Cascadia Mono" w:hAnsi="Cascadia Mono" w:cs="Cascadia Mono"/>
+          <w:color w:val="0000FF"/>
+          <w:sz w:val="18"/>
+          <w:szCs w:val="18"/>
+        </w:rPr>
+        <w:t>from</w:t>
+      </w:r>
+      <w:proofErr w:type="spellEnd"/>
+      <w:r>
+        <w:rPr>
+          <w:rFonts w:ascii="Cascadia Mono" w:hAnsi="Cascadia Mono" w:cs="Cascadia Mono"/>
+          <w:color w:val="000000"/>
+          <w:sz w:val="18"/>
+          <w:szCs w:val="18"/>
+        </w:rPr>
+        <w:t xml:space="preserve"> </w:t>
+      </w:r>
+      <w:proofErr w:type="spellStart"/>
+      <w:r>
+        <w:rPr>
+          <w:rFonts w:ascii="Cascadia Mono" w:hAnsi="Cascadia Mono" w:cs="Cascadia Mono"/>
+          <w:color w:val="000000"/>
+          <w:sz w:val="18"/>
+          <w:szCs w:val="18"/>
+        </w:rPr>
+        <w:t>MEGA_</w:t>
+      </w:r>
+      <w:proofErr w:type="gramStart"/>
+      <w:r>
+        <w:rPr>
+          <w:rFonts w:ascii="Cascadia Mono" w:hAnsi="Cascadia Mono" w:cs="Cascadia Mono"/>
+          <w:color w:val="000000"/>
+          <w:sz w:val="18"/>
+          <w:szCs w:val="18"/>
+        </w:rPr>
+        <w:t>DB</w:t>
+      </w:r>
+      <w:r>
+        <w:rPr>
+          <w:rFonts w:ascii="Cascadia Mono" w:hAnsi="Cascadia Mono" w:cs="Cascadia Mono"/>
+          <w:color w:val="808080"/>
+          <w:sz w:val="18"/>
+          <w:szCs w:val="18"/>
+        </w:rPr>
+        <w:t>.</w:t>
+      </w:r>
+      <w:r>
+        <w:rPr>
+          <w:rFonts w:ascii="Cascadia Mono" w:hAnsi="Cascadia Mono" w:cs="Cascadia Mono"/>
+          <w:color w:val="000000"/>
+          <w:sz w:val="18"/>
+          <w:szCs w:val="18"/>
+        </w:rPr>
+        <w:t>Venta</w:t>
+      </w:r>
+      <w:proofErr w:type="gramEnd"/>
+      <w:r>
+        <w:rPr>
+          <w:rFonts w:ascii="Cascadia Mono" w:hAnsi="Cascadia Mono" w:cs="Cascadia Mono"/>
+          <w:color w:val="000000"/>
+          <w:sz w:val="18"/>
+          <w:szCs w:val="18"/>
+        </w:rPr>
+        <w:t>_Detalle</w:t>
+      </w:r>
+      <w:proofErr w:type="spellEnd"/>
+      <w:r>
+        <w:rPr>
+          <w:rFonts w:ascii="Cascadia Mono" w:hAnsi="Cascadia Mono" w:cs="Cascadia Mono"/>
+          <w:color w:val="000000"/>
+          <w:sz w:val="18"/>
+          <w:szCs w:val="18"/>
+        </w:rPr>
+        <w:t xml:space="preserve"> vd1 </w:t>
+      </w:r>
+    </w:p>
+    <w:p>
+      <w:pPr>
+        <w:pStyle w:val="HTMLconformatoprevio"/>
+        <w:ind w:left="708"/>
+        <w:rPr>
+          <w:rFonts w:ascii="Cascadia Mono" w:hAnsi="Cascadia Mono" w:cs="Cascadia Mono"/>
+          <w:color w:val="000000"/>
+          <w:sz w:val="18"/>
+          <w:szCs w:val="18"/>
+        </w:rPr>
+      </w:pPr>
+      <w:proofErr w:type="spellStart"/>
+      <w:r>
+        <w:rPr>
+          <w:rFonts w:ascii="Cascadia Mono" w:hAnsi="Cascadia Mono" w:cs="Cascadia Mono"/>
+          <w:color w:val="808080"/>
+          <w:sz w:val="18"/>
+          <w:szCs w:val="18"/>
+        </w:rPr>
+        <w:t>join</w:t>
+      </w:r>
+      <w:proofErr w:type="spellEnd"/>
+      <w:r>
+        <w:rPr>
+          <w:rFonts w:ascii="Cascadia Mono" w:hAnsi="Cascadia Mono" w:cs="Cascadia Mono"/>
+          <w:color w:val="000000"/>
+          <w:sz w:val="18"/>
+          <w:szCs w:val="18"/>
+        </w:rPr>
+        <w:t xml:space="preserve"> </w:t>
+      </w:r>
+      <w:proofErr w:type="spellStart"/>
+      <w:r>
+        <w:rPr>
+          <w:rFonts w:ascii="Cascadia Mono" w:hAnsi="Cascadia Mono" w:cs="Cascadia Mono"/>
+          <w:color w:val="000000"/>
+          <w:sz w:val="18"/>
+          <w:szCs w:val="18"/>
+        </w:rPr>
+        <w:t>MEGA_</w:t>
+      </w:r>
+      <w:proofErr w:type="gramStart"/>
+      <w:r>
+        <w:rPr>
+          <w:rFonts w:ascii="Cascadia Mono" w:hAnsi="Cascadia Mono" w:cs="Cascadia Mono"/>
+          <w:color w:val="000000"/>
+          <w:sz w:val="18"/>
+          <w:szCs w:val="18"/>
+        </w:rPr>
+        <w:t>DB</w:t>
+      </w:r>
+      <w:r>
+        <w:rPr>
+          <w:rFonts w:ascii="Cascadia Mono" w:hAnsi="Cascadia Mono" w:cs="Cascadia Mono"/>
+          <w:color w:val="808080"/>
+          <w:sz w:val="18"/>
+          <w:szCs w:val="18"/>
+        </w:rPr>
+        <w:t>.</w:t>
+      </w:r>
+      <w:r>
+        <w:rPr>
+          <w:rFonts w:ascii="Cascadia Mono" w:hAnsi="Cascadia Mono" w:cs="Cascadia Mono"/>
+          <w:color w:val="000000"/>
+          <w:sz w:val="18"/>
+          <w:szCs w:val="18"/>
+        </w:rPr>
+        <w:t>Venta</w:t>
+      </w:r>
+      <w:proofErr w:type="gramEnd"/>
+      <w:r>
+        <w:rPr>
+          <w:rFonts w:ascii="Cascadia Mono" w:hAnsi="Cascadia Mono" w:cs="Cascadia Mono"/>
+          <w:color w:val="000000"/>
+          <w:sz w:val="18"/>
+          <w:szCs w:val="18"/>
+        </w:rPr>
+        <w:t>_Detalle</w:t>
+      </w:r>
+      <w:proofErr w:type="spellEnd"/>
+      <w:r>
+        <w:rPr>
+          <w:rFonts w:ascii="Cascadia Mono" w:hAnsi="Cascadia Mono" w:cs="Cascadia Mono"/>
+          <w:color w:val="000000"/>
+          <w:sz w:val="18"/>
+          <w:szCs w:val="18"/>
+        </w:rPr>
+        <w:t xml:space="preserve"> vd2 </w:t>
+      </w:r>
+    </w:p>
+    <w:p>
+      <w:pPr>
+        <w:pStyle w:val="HTMLconformatoprevio"/>
+        <w:ind w:left="708"/>
+        <w:rPr>
+          <w:rFonts w:ascii="Cascadia Mono" w:hAnsi="Cascadia Mono" w:cs="Cascadia Mono"/>
+          <w:color w:val="000000"/>
+          <w:sz w:val="18"/>
+          <w:szCs w:val="18"/>
+        </w:rPr>
+      </w:pPr>
+      <w:r>
+        <w:rPr>
+          <w:rFonts w:ascii="Cascadia Mono" w:hAnsi="Cascadia Mono" w:cs="Cascadia Mono"/>
+          <w:color w:val="000000"/>
+          <w:sz w:val="18"/>
+          <w:szCs w:val="18"/>
+        </w:rPr>
+        <w:tab/>
+        <w:t xml:space="preserve"> </w:t>
+      </w:r>
+      <w:proofErr w:type="spellStart"/>
+      <w:r>
+        <w:rPr>
+          <w:rFonts w:ascii="Cascadia Mono" w:hAnsi="Cascadia Mono" w:cs="Cascadia Mono"/>
+          <w:color w:val="0000FF"/>
+          <w:sz w:val="18"/>
+          <w:szCs w:val="18"/>
+        </w:rPr>
+        <w:t>on</w:t>
+      </w:r>
+      <w:proofErr w:type="spellEnd"/>
+      <w:r>
+        <w:rPr>
+          <w:rFonts w:ascii="Cascadia Mono" w:hAnsi="Cascadia Mono" w:cs="Cascadia Mono"/>
+          <w:color w:val="000000"/>
+          <w:sz w:val="18"/>
+          <w:szCs w:val="18"/>
+        </w:rPr>
+        <w:t xml:space="preserve"> vd1</w:t>
+      </w:r>
+      <w:r>
+        <w:rPr>
+          <w:rFonts w:ascii="Cascadia Mono" w:hAnsi="Cascadia Mono" w:cs="Cascadia Mono"/>
+          <w:color w:val="808080"/>
+          <w:sz w:val="18"/>
+          <w:szCs w:val="18"/>
+        </w:rPr>
+        <w:t>.</w:t>
+      </w:r>
+      <w:r>
+        <w:rPr>
+          <w:rFonts w:ascii="Cascadia Mono" w:hAnsi="Cascadia Mono" w:cs="Cascadia Mono"/>
+          <w:color w:val="000000"/>
+          <w:sz w:val="18"/>
+          <w:szCs w:val="18"/>
+        </w:rPr>
+        <w:t xml:space="preserve">venta_id </w:t>
+      </w:r>
+      <w:r>
+        <w:rPr>
+          <w:rFonts w:ascii="Cascadia Mono" w:hAnsi="Cascadia Mono" w:cs="Cascadia Mono"/>
+          <w:color w:val="808080"/>
+          <w:sz w:val="18"/>
+          <w:szCs w:val="18"/>
+        </w:rPr>
+        <w:t>=</w:t>
+      </w:r>
+      <w:r>
+        <w:rPr>
+          <w:rFonts w:ascii="Cascadia Mono" w:hAnsi="Cascadia Mono" w:cs="Cascadia Mono"/>
+          <w:color w:val="000000"/>
+          <w:sz w:val="18"/>
+          <w:szCs w:val="18"/>
+        </w:rPr>
+        <w:t xml:space="preserve"> vd2</w:t>
+      </w:r>
+      <w:r>
+        <w:rPr>
+          <w:rFonts w:ascii="Cascadia Mono" w:hAnsi="Cascadia Mono" w:cs="Cascadia Mono"/>
+          <w:color w:val="808080"/>
+          <w:sz w:val="18"/>
+          <w:szCs w:val="18"/>
+        </w:rPr>
+        <w:t>.</w:t>
+      </w:r>
+      <w:r>
+        <w:rPr>
+          <w:rFonts w:ascii="Cascadia Mono" w:hAnsi="Cascadia Mono" w:cs="Cascadia Mono"/>
+          <w:color w:val="000000"/>
+          <w:sz w:val="18"/>
+          <w:szCs w:val="18"/>
+        </w:rPr>
+        <w:t xml:space="preserve">venta_id </w:t>
+      </w:r>
+    </w:p>
+    <w:p>
+      <w:pPr>
+        <w:pStyle w:val="HTMLconformatoprevio"/>
+        <w:ind w:left="708"/>
+        <w:rPr>
+          <w:rFonts w:ascii="Cascadia Mono" w:hAnsi="Cascadia Mono" w:cs="Cascadia Mono"/>
+          <w:color w:val="000000"/>
+          <w:sz w:val="18"/>
+          <w:szCs w:val="18"/>
+          <w:lang w:val="en-US"/>
+        </w:rPr>
+      </w:pPr>
+      <w:r>
+        <w:rPr>
+          <w:rFonts w:ascii="Cascadia Mono" w:hAnsi="Cascadia Mono" w:cs="Cascadia Mono"/>
+          <w:color w:val="000000"/>
+          <w:sz w:val="18"/>
+          <w:szCs w:val="18"/>
+        </w:rPr>
+        <w:tab/>
+      </w:r>
+      <w:r>
+        <w:rPr>
+          <w:rFonts w:ascii="Cascadia Mono" w:hAnsi="Cascadia Mono" w:cs="Cascadia Mono"/>
+          <w:color w:val="808080"/>
+          <w:sz w:val="18"/>
+          <w:szCs w:val="18"/>
+          <w:lang w:val="en-US"/>
+        </w:rPr>
+        <w:t>and</w:t>
+      </w:r>
+      <w:r>
+        <w:rPr>
+          <w:rFonts w:ascii="Cascadia Mono" w:hAnsi="Cascadia Mono" w:cs="Cascadia Mono"/>
+          <w:color w:val="000000"/>
+          <w:sz w:val="18"/>
+          <w:szCs w:val="18"/>
+          <w:lang w:val="en-US"/>
+        </w:rPr>
+        <w:t xml:space="preserve"> vd1</w:t>
+      </w:r>
+      <w:r>
+        <w:rPr>
+          <w:rFonts w:ascii="Cascadia Mono" w:hAnsi="Cascadia Mono" w:cs="Cascadia Mono"/>
+          <w:color w:val="808080"/>
+          <w:sz w:val="18"/>
+          <w:szCs w:val="18"/>
+          <w:lang w:val="en-US"/>
+        </w:rPr>
+        <w:t>.</w:t>
+      </w:r>
+      <w:r>
+        <w:rPr>
+          <w:rFonts w:ascii="Cascadia Mono" w:hAnsi="Cascadia Mono" w:cs="Cascadia Mono"/>
+          <w:color w:val="000000"/>
+          <w:sz w:val="18"/>
+          <w:szCs w:val="18"/>
+          <w:lang w:val="en-US"/>
+        </w:rPr>
+        <w:t xml:space="preserve">producto_id </w:t>
+      </w:r>
+      <w:r>
+        <w:rPr>
+          <w:rFonts w:ascii="Cascadia Mono" w:hAnsi="Cascadia Mono" w:cs="Cascadia Mono"/>
+          <w:color w:val="808080"/>
+          <w:sz w:val="18"/>
+          <w:szCs w:val="18"/>
+          <w:lang w:val="en-US"/>
+        </w:rPr>
+        <w:t>=</w:t>
+      </w:r>
+      <w:r>
+        <w:rPr>
+          <w:rFonts w:ascii="Cascadia Mono" w:hAnsi="Cascadia Mono" w:cs="Cascadia Mono"/>
+          <w:color w:val="000000"/>
+          <w:sz w:val="18"/>
+          <w:szCs w:val="18"/>
+          <w:lang w:val="en-US"/>
+        </w:rPr>
+        <w:t xml:space="preserve"> vd2</w:t>
+      </w:r>
+      <w:r>
+        <w:rPr>
+          <w:rFonts w:ascii="Cascadia Mono" w:hAnsi="Cascadia Mono" w:cs="Cascadia Mono"/>
+          <w:color w:val="808080"/>
+          <w:sz w:val="18"/>
+          <w:szCs w:val="18"/>
+          <w:lang w:val="en-US"/>
+        </w:rPr>
+        <w:t>.</w:t>
+      </w:r>
+      <w:r>
+        <w:rPr>
+          <w:rFonts w:ascii="Cascadia Mono" w:hAnsi="Cascadia Mono" w:cs="Cascadia Mono"/>
+          <w:color w:val="000000"/>
+          <w:sz w:val="18"/>
+          <w:szCs w:val="18"/>
+          <w:lang w:val="en-US"/>
+        </w:rPr>
+        <w:t xml:space="preserve">producto_id </w:t>
+      </w:r>
+    </w:p>
+    <w:p>
+      <w:pPr>
+        <w:pStyle w:val="HTMLconformatoprevio"/>
+        <w:ind w:left="708"/>
+        <w:rPr>
+          <w:rFonts w:ascii="Cascadia Mono" w:hAnsi="Cascadia Mono" w:cs="Cascadia Mono"/>
+          <w:color w:val="000000"/>
+          <w:sz w:val="18"/>
+          <w:szCs w:val="18"/>
+        </w:rPr>
+      </w:pPr>
+      <w:r>
+        <w:rPr>
+          <w:rFonts w:ascii="Cascadia Mono" w:hAnsi="Cascadia Mono" w:cs="Cascadia Mono"/>
+          <w:color w:val="000000"/>
+          <w:sz w:val="18"/>
+          <w:szCs w:val="18"/>
+          <w:lang w:val="en-US"/>
+        </w:rPr>
+        <w:tab/>
+      </w:r>
+      <w:r>
+        <w:rPr>
+          <w:rFonts w:ascii="Cascadia Mono" w:hAnsi="Cascadia Mono" w:cs="Cascadia Mono"/>
+          <w:color w:val="808080"/>
+          <w:sz w:val="18"/>
+          <w:szCs w:val="18"/>
+        </w:rPr>
+        <w:t>and</w:t>
+      </w:r>
+      <w:r>
+        <w:rPr>
+          <w:rFonts w:ascii="Cascadia Mono" w:hAnsi="Cascadia Mono" w:cs="Cascadia Mono"/>
+          <w:color w:val="000000"/>
+          <w:sz w:val="18"/>
+          <w:szCs w:val="18"/>
+        </w:rPr>
+        <w:t xml:space="preserve"> vd1</w:t>
+      </w:r>
+      <w:r>
+        <w:rPr>
+          <w:rFonts w:ascii="Cascadia Mono" w:hAnsi="Cascadia Mono" w:cs="Cascadia Mono"/>
+          <w:color w:val="808080"/>
+          <w:sz w:val="18"/>
+          <w:szCs w:val="18"/>
+        </w:rPr>
+        <w:t>.</w:t>
+      </w:r>
+      <w:r>
+        <w:rPr>
+          <w:rFonts w:ascii="Cascadia Mono" w:hAnsi="Cascadia Mono" w:cs="Cascadia Mono"/>
+          <w:color w:val="000000"/>
+          <w:sz w:val="18"/>
+          <w:szCs w:val="18"/>
+        </w:rPr>
+        <w:t>venta_detalle_</w:t>
+      </w:r>
+      <w:proofErr w:type="gramStart"/>
+      <w:r>
+        <w:rPr>
+          <w:rFonts w:ascii="Cascadia Mono" w:hAnsi="Cascadia Mono" w:cs="Cascadia Mono"/>
+          <w:color w:val="000000"/>
+          <w:sz w:val="18"/>
+          <w:szCs w:val="18"/>
+        </w:rPr>
+        <w:t xml:space="preserve">id </w:t>
+      </w:r>
+      <w:r>
+        <w:rPr>
+          <w:rFonts w:ascii="Cascadia Mono" w:hAnsi="Cascadia Mono" w:cs="Cascadia Mono"/>
+          <w:color w:val="808080"/>
+          <w:sz w:val="18"/>
+          <w:szCs w:val="18"/>
+        </w:rPr>
+        <w:t>!</w:t>
+      </w:r>
+      <w:proofErr w:type="gramEnd"/>
+      <w:r>
+        <w:rPr>
+          <w:rFonts w:ascii="Cascadia Mono" w:hAnsi="Cascadia Mono" w:cs="Cascadia Mono"/>
+          <w:color w:val="808080"/>
+          <w:sz w:val="18"/>
+          <w:szCs w:val="18"/>
+        </w:rPr>
+        <w:t>=</w:t>
+      </w:r>
+      <w:r>
+        <w:rPr>
+          <w:rFonts w:ascii="Cascadia Mono" w:hAnsi="Cascadia Mono" w:cs="Cascadia Mono"/>
+          <w:color w:val="000000"/>
+          <w:sz w:val="18"/>
+          <w:szCs w:val="18"/>
+        </w:rPr>
+        <w:t xml:space="preserve"> vd2</w:t>
+      </w:r>
+      <w:r>
+        <w:rPr>
+          <w:rFonts w:ascii="Cascadia Mono" w:hAnsi="Cascadia Mono" w:cs="Cascadia Mono"/>
+          <w:color w:val="808080"/>
+          <w:sz w:val="18"/>
+          <w:szCs w:val="18"/>
+        </w:rPr>
+        <w:t>.</w:t>
+      </w:r>
+      <w:r>
+        <w:rPr>
+          <w:rFonts w:ascii="Cascadia Mono" w:hAnsi="Cascadia Mono" w:cs="Cascadia Mono"/>
+          <w:color w:val="000000"/>
+          <w:sz w:val="18"/>
+          <w:szCs w:val="18"/>
+        </w:rPr>
+        <w:t>venta_detalle_id</w:t>
+      </w:r>
+    </w:p>
+    <w:p>
+      <w:pPr>
+        <w:pStyle w:val="HTMLconformatoprevio"/>
+        <w:ind w:left="708"/>
+        <w:rPr>
+          <w:rFonts w:ascii="Cascadia Mono" w:hAnsi="Cascadia Mono" w:cs="Cascadia Mono"/>
+          <w:color w:val="000000"/>
+          <w:sz w:val="18"/>
+          <w:szCs w:val="18"/>
+        </w:rPr>
+      </w:pPr>
+      <w:proofErr w:type="spellStart"/>
+      <w:r>
+        <w:rPr>
+          <w:rFonts w:ascii="Cascadia Mono" w:hAnsi="Cascadia Mono" w:cs="Cascadia Mono"/>
+          <w:color w:val="0000FF"/>
+          <w:sz w:val="18"/>
+          <w:szCs w:val="18"/>
+        </w:rPr>
+        <w:t>order</w:t>
+      </w:r>
+      <w:proofErr w:type="spellEnd"/>
+      <w:r>
+        <w:rPr>
+          <w:rFonts w:ascii="Cascadia Mono" w:hAnsi="Cascadia Mono" w:cs="Cascadia Mono"/>
+          <w:color w:val="000000"/>
+          <w:sz w:val="18"/>
+          <w:szCs w:val="18"/>
+        </w:rPr>
+        <w:t xml:space="preserve"> </w:t>
+      </w:r>
+      <w:proofErr w:type="spellStart"/>
+      <w:r>
+        <w:rPr>
+          <w:rFonts w:ascii="Cascadia Mono" w:hAnsi="Cascadia Mono" w:cs="Cascadia Mono"/>
+          <w:color w:val="0000FF"/>
+          <w:sz w:val="18"/>
+          <w:szCs w:val="18"/>
+        </w:rPr>
+        <w:t>by</w:t>
+      </w:r>
+      <w:proofErr w:type="spellEnd"/>
+      <w:r>
+        <w:rPr>
+          <w:rFonts w:ascii="Cascadia Mono" w:hAnsi="Cascadia Mono" w:cs="Cascadia Mono"/>
+          <w:color w:val="000000"/>
+          <w:sz w:val="18"/>
+          <w:szCs w:val="18"/>
+        </w:rPr>
+        <w:t xml:space="preserve"> vd1</w:t>
+      </w:r>
+      <w:r>
+        <w:rPr>
+          <w:rFonts w:ascii="Cascadia Mono" w:hAnsi="Cascadia Mono" w:cs="Cascadia Mono"/>
+          <w:color w:val="808080"/>
+          <w:sz w:val="18"/>
+          <w:szCs w:val="18"/>
+        </w:rPr>
+        <w:t>.</w:t>
+      </w:r>
+      <w:r>
+        <w:rPr>
+          <w:rFonts w:ascii="Cascadia Mono" w:hAnsi="Cascadia Mono" w:cs="Cascadia Mono"/>
+          <w:color w:val="000000"/>
+          <w:sz w:val="18"/>
+          <w:szCs w:val="18"/>
+        </w:rPr>
+        <w:t>venta_id</w:t>
+      </w:r>
+    </w:p>
+    <w:p>
+      <w:pPr>
+        <w:pStyle w:val="HTMLconformatoprevio"/>
+        <w:spacing w:before="240"/>
+        <w:ind w:left="708"/>
+        <w:rPr>
+          <w:rFonts w:ascii="Cascadia Mono" w:hAnsi="Cascadia Mono" w:cs="Cascadia Mono"/>
+          <w:color w:val="000000"/>
+          <w:sz w:val="18"/>
+          <w:szCs w:val="18"/>
+        </w:rPr>
+      </w:pPr>
+      <w:r>
+        <w:rPr>
+          <w:rFonts w:ascii="Cascadia Mono" w:hAnsi="Cascadia Mono" w:cs="Cascadia Mono"/>
+          <w:color w:val="000000"/>
+          <w:sz w:val="18"/>
+          <w:szCs w:val="18"/>
+        </w:rPr>
+        <w:drawing>
+          <wp:inline distT="0" distB="0" distL="0" distR="0" wp14:anchorId="35EE3A2E" wp14:editId="0F3ABA26">
+            <wp:extent cx="4458322" cy="1209844"/>
+            <wp:effectExtent l="0" t="0" r="0" b="9525"/>
+            <wp:docPr id="265149929" name="Imagen 1"/>
+            <wp:cNvGraphicFramePr>
+              <a:graphicFrameLocks xmlns:a="http://schemas.openxmlformats.org/drawingml/2006/main" noChangeAspect="1"/>
+            </wp:cNvGraphicFramePr>
+            <a:graphic xmlns:a="http://schemas.openxmlformats.org/drawingml/2006/main">
+              <a:graphicData uri="http://schemas.openxmlformats.org/drawingml/2006/picture">
+                <pic:pic xmlns:pic="http://schemas.openxmlformats.org/drawingml/2006/picture">
+                  <pic:nvPicPr>
+                    <pic:cNvPr id="265149929" name=""/>
+                    <pic:cNvPicPr/>
+                  </pic:nvPicPr>
+                  <pic:blipFill>
+                    <a:blip r:embed="rId7"/>
+                    <a:stretch>
+                      <a:fillRect/>
+                    </a:stretch>
+                  </pic:blipFill>
+                  <pic:spPr>
+                    <a:xfrm>
+                      <a:off x="0" y="0"/>
+                      <a:ext cx="4458322" cy="1209844"/>
+                    </a:xfrm>
+                    <a:prstGeom prst="rect">
+                      <a:avLst/>
+                    </a:prstGeom>
+                  </pic:spPr>
+                </pic:pic>
+              </a:graphicData>
+            </a:graphic>
+          </wp:inline>
+        </w:drawing>
+      </w:r>
+    </w:p>
+    <w:p>
+      <w:pPr>
+        <w:pStyle w:val="HTMLconformatoprevio"/>
+        <w:spacing w:before="240"/>
+        <w:ind w:left="708"/>
+        <w:rPr>
+          <w:rFonts w:ascii="Cascadia Mono" w:hAnsi="Cascadia Mono" w:cs="Cascadia Mono"/>
+          <w:color w:val="000000"/>
+          <w:sz w:val="18"/>
+          <w:szCs w:val="18"/>
+        </w:rPr>
+      </w:pPr>
+      <w:proofErr w:type="spellStart"/>
+      <w:r>
+        <w:rPr>
+          <w:rFonts w:ascii="Cascadia Mono" w:hAnsi="Cascadia Mono" w:cs="Cascadia Mono"/>
+          <w:color w:val="0000FF"/>
+          <w:sz w:val="18"/>
+          <w:szCs w:val="18"/>
+        </w:rPr>
+        <w:t>select</w:t>
+      </w:r>
+      <w:proofErr w:type="spellEnd"/>
+      <w:r>
+        <w:rPr>
+          <w:rFonts w:ascii="Cascadia Mono" w:hAnsi="Cascadia Mono" w:cs="Cascadia Mono"/>
+          <w:color w:val="000000"/>
+          <w:sz w:val="18"/>
+          <w:szCs w:val="18"/>
+        </w:rPr>
+        <w:t xml:space="preserve"> </w:t>
+      </w:r>
+      <w:r>
+        <w:rPr>
+          <w:rFonts w:ascii="Cascadia Mono" w:hAnsi="Cascadia Mono" w:cs="Cascadia Mono"/>
+          <w:color w:val="808080"/>
+          <w:sz w:val="18"/>
+          <w:szCs w:val="18"/>
+        </w:rPr>
+        <w:t>*</w:t>
+      </w:r>
+    </w:p>
+    <w:p>
+      <w:pPr>
+        <w:pStyle w:val="HTMLconformatoprevio"/>
+        <w:ind w:left="708"/>
+        <w:rPr>
+          <w:rFonts w:ascii="Cascadia Mono" w:hAnsi="Cascadia Mono" w:cs="Cascadia Mono"/>
+          <w:color w:val="000000"/>
+          <w:sz w:val="18"/>
+          <w:szCs w:val="18"/>
+        </w:rPr>
+      </w:pPr>
+      <w:proofErr w:type="spellStart"/>
+      <w:r>
+        <w:rPr>
+          <w:rFonts w:ascii="Cascadia Mono" w:hAnsi="Cascadia Mono" w:cs="Cascadia Mono"/>
+          <w:color w:val="0000FF"/>
+          <w:sz w:val="18"/>
+          <w:szCs w:val="18"/>
+        </w:rPr>
+        <w:t>from</w:t>
+      </w:r>
+      <w:proofErr w:type="spellEnd"/>
+      <w:r>
+        <w:rPr>
+          <w:rFonts w:ascii="Cascadia Mono" w:hAnsi="Cascadia Mono" w:cs="Cascadia Mono"/>
+          <w:color w:val="000000"/>
+          <w:sz w:val="18"/>
+          <w:szCs w:val="18"/>
+        </w:rPr>
+        <w:t xml:space="preserve"> </w:t>
+      </w:r>
+      <w:proofErr w:type="spellStart"/>
+      <w:r>
+        <w:rPr>
+          <w:rFonts w:ascii="Cascadia Mono" w:hAnsi="Cascadia Mono" w:cs="Cascadia Mono"/>
+          <w:color w:val="000000"/>
+          <w:sz w:val="18"/>
+          <w:szCs w:val="18"/>
+        </w:rPr>
+        <w:t>MEGA_</w:t>
+      </w:r>
+      <w:proofErr w:type="gramStart"/>
+      <w:r>
+        <w:rPr>
+          <w:rFonts w:ascii="Cascadia Mono" w:hAnsi="Cascadia Mono" w:cs="Cascadia Mono"/>
+          <w:color w:val="000000"/>
+          <w:sz w:val="18"/>
+          <w:szCs w:val="18"/>
+        </w:rPr>
+        <w:t>DB</w:t>
+      </w:r>
+      <w:r>
+        <w:rPr>
+          <w:rFonts w:ascii="Cascadia Mono" w:hAnsi="Cascadia Mono" w:cs="Cascadia Mono"/>
+          <w:color w:val="808080"/>
+          <w:sz w:val="18"/>
+          <w:szCs w:val="18"/>
+        </w:rPr>
+        <w:t>.</w:t>
+      </w:r>
+      <w:r>
+        <w:rPr>
+          <w:rFonts w:ascii="Cascadia Mono" w:hAnsi="Cascadia Mono" w:cs="Cascadia Mono"/>
+          <w:color w:val="000000"/>
+          <w:sz w:val="18"/>
+          <w:szCs w:val="18"/>
+        </w:rPr>
+        <w:t>Reparacion</w:t>
+      </w:r>
+      <w:proofErr w:type="gramEnd"/>
+      <w:r>
+        <w:rPr>
+          <w:rFonts w:ascii="Cascadia Mono" w:hAnsi="Cascadia Mono" w:cs="Cascadia Mono"/>
+          <w:color w:val="000000"/>
+          <w:sz w:val="18"/>
+          <w:szCs w:val="18"/>
+        </w:rPr>
+        <w:t>_Repuesto</w:t>
+      </w:r>
+      <w:proofErr w:type="spellEnd"/>
+      <w:r>
+        <w:rPr>
+          <w:rFonts w:ascii="Cascadia Mono" w:hAnsi="Cascadia Mono" w:cs="Cascadia Mono"/>
+          <w:color w:val="000000"/>
+          <w:sz w:val="18"/>
+          <w:szCs w:val="18"/>
+        </w:rPr>
+        <w:t xml:space="preserve"> rr1 </w:t>
+      </w:r>
+    </w:p>
+    <w:p>
+      <w:pPr>
+        <w:pStyle w:val="HTMLconformatoprevio"/>
+        <w:ind w:left="708"/>
+        <w:rPr>
+          <w:rFonts w:ascii="Cascadia Mono" w:hAnsi="Cascadia Mono" w:cs="Cascadia Mono"/>
+          <w:color w:val="000000"/>
+          <w:sz w:val="18"/>
+          <w:szCs w:val="18"/>
+        </w:rPr>
+      </w:pPr>
+      <w:proofErr w:type="spellStart"/>
+      <w:r>
+        <w:rPr>
+          <w:rFonts w:ascii="Cascadia Mono" w:hAnsi="Cascadia Mono" w:cs="Cascadia Mono"/>
+          <w:color w:val="808080"/>
+          <w:sz w:val="18"/>
+          <w:szCs w:val="18"/>
+        </w:rPr>
+        <w:t>join</w:t>
+      </w:r>
+      <w:proofErr w:type="spellEnd"/>
+      <w:r>
+        <w:rPr>
+          <w:rFonts w:ascii="Cascadia Mono" w:hAnsi="Cascadia Mono" w:cs="Cascadia Mono"/>
+          <w:color w:val="000000"/>
+          <w:sz w:val="18"/>
+          <w:szCs w:val="18"/>
+        </w:rPr>
+        <w:t xml:space="preserve"> </w:t>
+      </w:r>
+      <w:proofErr w:type="spellStart"/>
+      <w:r>
+        <w:rPr>
+          <w:rFonts w:ascii="Cascadia Mono" w:hAnsi="Cascadia Mono" w:cs="Cascadia Mono"/>
+          <w:color w:val="000000"/>
+          <w:sz w:val="18"/>
+          <w:szCs w:val="18"/>
+        </w:rPr>
+        <w:t>MEGA_</w:t>
+      </w:r>
+      <w:proofErr w:type="gramStart"/>
+      <w:r>
+        <w:rPr>
+          <w:rFonts w:ascii="Cascadia Mono" w:hAnsi="Cascadia Mono" w:cs="Cascadia Mono"/>
+          <w:color w:val="000000"/>
+          <w:sz w:val="18"/>
+          <w:szCs w:val="18"/>
+        </w:rPr>
+        <w:t>DB</w:t>
+      </w:r>
+      <w:r>
+        <w:rPr>
+          <w:rFonts w:ascii="Cascadia Mono" w:hAnsi="Cascadia Mono" w:cs="Cascadia Mono"/>
+          <w:color w:val="808080"/>
+          <w:sz w:val="18"/>
+          <w:szCs w:val="18"/>
+        </w:rPr>
+        <w:t>.</w:t>
+      </w:r>
+      <w:r>
+        <w:rPr>
+          <w:rFonts w:ascii="Cascadia Mono" w:hAnsi="Cascadia Mono" w:cs="Cascadia Mono"/>
+          <w:color w:val="000000"/>
+          <w:sz w:val="18"/>
+          <w:szCs w:val="18"/>
+        </w:rPr>
+        <w:t>Reparacion</w:t>
+      </w:r>
+      <w:proofErr w:type="gramEnd"/>
+      <w:r>
+        <w:rPr>
+          <w:rFonts w:ascii="Cascadia Mono" w:hAnsi="Cascadia Mono" w:cs="Cascadia Mono"/>
+          <w:color w:val="000000"/>
+          <w:sz w:val="18"/>
+          <w:szCs w:val="18"/>
+        </w:rPr>
+        <w:t>_Repuesto</w:t>
+      </w:r>
+      <w:proofErr w:type="spellEnd"/>
+      <w:r>
+        <w:rPr>
+          <w:rFonts w:ascii="Cascadia Mono" w:hAnsi="Cascadia Mono" w:cs="Cascadia Mono"/>
+          <w:color w:val="000000"/>
+          <w:sz w:val="18"/>
+          <w:szCs w:val="18"/>
+        </w:rPr>
+        <w:t xml:space="preserve"> rr2 </w:t>
+      </w:r>
+    </w:p>
+    <w:p>
+      <w:pPr>
+        <w:pStyle w:val="HTMLconformatoprevio"/>
+        <w:ind w:left="708"/>
+        <w:rPr>
+          <w:rFonts w:ascii="Cascadia Mono" w:hAnsi="Cascadia Mono" w:cs="Cascadia Mono"/>
+          <w:color w:val="000000"/>
+          <w:sz w:val="18"/>
+          <w:szCs w:val="18"/>
+        </w:rPr>
+      </w:pPr>
+      <w:r>
+        <w:rPr>
+          <w:rFonts w:ascii="Cascadia Mono" w:hAnsi="Cascadia Mono" w:cs="Cascadia Mono"/>
+          <w:color w:val="000000"/>
+          <w:sz w:val="18"/>
+          <w:szCs w:val="18"/>
+        </w:rPr>
+        <w:tab/>
+        <w:t xml:space="preserve"> </w:t>
+      </w:r>
+      <w:proofErr w:type="spellStart"/>
+      <w:r>
+        <w:rPr>
+          <w:rFonts w:ascii="Cascadia Mono" w:hAnsi="Cascadia Mono" w:cs="Cascadia Mono"/>
+          <w:color w:val="0000FF"/>
+          <w:sz w:val="18"/>
+          <w:szCs w:val="18"/>
+        </w:rPr>
+        <w:t>on</w:t>
+      </w:r>
+      <w:proofErr w:type="spellEnd"/>
+      <w:r>
+        <w:rPr>
+          <w:rFonts w:ascii="Cascadia Mono" w:hAnsi="Cascadia Mono" w:cs="Cascadia Mono"/>
+          <w:color w:val="000000"/>
+          <w:sz w:val="18"/>
+          <w:szCs w:val="18"/>
+        </w:rPr>
+        <w:t xml:space="preserve"> rr1</w:t>
+      </w:r>
+      <w:r>
+        <w:rPr>
+          <w:rFonts w:ascii="Cascadia Mono" w:hAnsi="Cascadia Mono" w:cs="Cascadia Mono"/>
+          <w:color w:val="808080"/>
+          <w:sz w:val="18"/>
+          <w:szCs w:val="18"/>
+        </w:rPr>
+        <w:t>.</w:t>
+      </w:r>
+      <w:r>
+        <w:rPr>
+          <w:rFonts w:ascii="Cascadia Mono" w:hAnsi="Cascadia Mono" w:cs="Cascadia Mono"/>
+          <w:color w:val="000000"/>
+          <w:sz w:val="18"/>
+          <w:szCs w:val="18"/>
+        </w:rPr>
+        <w:t xml:space="preserve">reparacion_id </w:t>
+      </w:r>
+      <w:r>
+        <w:rPr>
+          <w:rFonts w:ascii="Cascadia Mono" w:hAnsi="Cascadia Mono" w:cs="Cascadia Mono"/>
+          <w:color w:val="808080"/>
+          <w:sz w:val="18"/>
+          <w:szCs w:val="18"/>
+        </w:rPr>
+        <w:t>=</w:t>
+      </w:r>
+      <w:r>
+        <w:rPr>
+          <w:rFonts w:ascii="Cascadia Mono" w:hAnsi="Cascadia Mono" w:cs="Cascadia Mono"/>
+          <w:color w:val="000000"/>
+          <w:sz w:val="18"/>
+          <w:szCs w:val="18"/>
+        </w:rPr>
+        <w:t xml:space="preserve"> rr2</w:t>
+      </w:r>
+      <w:r>
+        <w:rPr>
+          <w:rFonts w:ascii="Cascadia Mono" w:hAnsi="Cascadia Mono" w:cs="Cascadia Mono"/>
+          <w:color w:val="808080"/>
+          <w:sz w:val="18"/>
+          <w:szCs w:val="18"/>
+        </w:rPr>
+        <w:t>.</w:t>
+      </w:r>
+      <w:r>
+        <w:rPr>
+          <w:rFonts w:ascii="Cascadia Mono" w:hAnsi="Cascadia Mono" w:cs="Cascadia Mono"/>
+          <w:color w:val="000000"/>
+          <w:sz w:val="18"/>
+          <w:szCs w:val="18"/>
+        </w:rPr>
+        <w:t>reparacion_id</w:t>
+      </w:r>
+    </w:p>
+    <w:p>
+      <w:pPr>
+        <w:pStyle w:val="HTMLconformatoprevio"/>
+        <w:ind w:left="708"/>
+        <w:rPr>
+          <w:rFonts w:ascii="Cascadia Mono" w:hAnsi="Cascadia Mono" w:cs="Cascadia Mono"/>
+          <w:color w:val="000000"/>
+          <w:sz w:val="18"/>
+          <w:szCs w:val="18"/>
+        </w:rPr>
+      </w:pPr>
+      <w:r>
+        <w:rPr>
+          <w:rFonts w:ascii="Cascadia Mono" w:hAnsi="Cascadia Mono" w:cs="Cascadia Mono"/>
+          <w:color w:val="000000"/>
+          <w:sz w:val="18"/>
+          <w:szCs w:val="18"/>
+        </w:rPr>
+        <w:tab/>
+      </w:r>
+      <w:r>
+        <w:rPr>
+          <w:rFonts w:ascii="Cascadia Mono" w:hAnsi="Cascadia Mono" w:cs="Cascadia Mono"/>
+          <w:color w:val="808080"/>
+          <w:sz w:val="18"/>
+          <w:szCs w:val="18"/>
+        </w:rPr>
+        <w:t>and</w:t>
+      </w:r>
+      <w:r>
+        <w:rPr>
+          <w:rFonts w:ascii="Cascadia Mono" w:hAnsi="Cascadia Mono" w:cs="Cascadia Mono"/>
+          <w:color w:val="000000"/>
+          <w:sz w:val="18"/>
+          <w:szCs w:val="18"/>
+        </w:rPr>
+        <w:t xml:space="preserve"> rr1</w:t>
+      </w:r>
+      <w:r>
+        <w:rPr>
+          <w:rFonts w:ascii="Cascadia Mono" w:hAnsi="Cascadia Mono" w:cs="Cascadia Mono"/>
+          <w:color w:val="808080"/>
+          <w:sz w:val="18"/>
+          <w:szCs w:val="18"/>
+        </w:rPr>
+        <w:t>.</w:t>
+      </w:r>
+      <w:r>
+        <w:rPr>
+          <w:rFonts w:ascii="Cascadia Mono" w:hAnsi="Cascadia Mono" w:cs="Cascadia Mono"/>
+          <w:color w:val="000000"/>
+          <w:sz w:val="18"/>
+          <w:szCs w:val="18"/>
+        </w:rPr>
+        <w:t xml:space="preserve">repuesto_id </w:t>
+      </w:r>
+      <w:r>
+        <w:rPr>
+          <w:rFonts w:ascii="Cascadia Mono" w:hAnsi="Cascadia Mono" w:cs="Cascadia Mono"/>
+          <w:color w:val="808080"/>
+          <w:sz w:val="18"/>
+          <w:szCs w:val="18"/>
+        </w:rPr>
+        <w:t>=</w:t>
+      </w:r>
+      <w:r>
+        <w:rPr>
+          <w:rFonts w:ascii="Cascadia Mono" w:hAnsi="Cascadia Mono" w:cs="Cascadia Mono"/>
+          <w:color w:val="000000"/>
+          <w:sz w:val="18"/>
+          <w:szCs w:val="18"/>
+        </w:rPr>
+        <w:t xml:space="preserve"> rr2</w:t>
+      </w:r>
+      <w:r>
+        <w:rPr>
+          <w:rFonts w:ascii="Cascadia Mono" w:hAnsi="Cascadia Mono" w:cs="Cascadia Mono"/>
+          <w:color w:val="808080"/>
+          <w:sz w:val="18"/>
+          <w:szCs w:val="18"/>
+        </w:rPr>
+        <w:t>.</w:t>
+      </w:r>
+      <w:r>
+        <w:rPr>
+          <w:rFonts w:ascii="Cascadia Mono" w:hAnsi="Cascadia Mono" w:cs="Cascadia Mono"/>
+          <w:color w:val="000000"/>
+          <w:sz w:val="18"/>
+          <w:szCs w:val="18"/>
+        </w:rPr>
+        <w:t xml:space="preserve">repuesto_id </w:t>
+      </w:r>
+    </w:p>
+    <w:p>
+      <w:pPr>
+        <w:pStyle w:val="HTMLconformatoprevio"/>
+        <w:ind w:left="708"/>
+        <w:rPr>
+          <w:rFonts w:ascii="Cascadia Mono" w:hAnsi="Cascadia Mono" w:cs="Cascadia Mono"/>
+          <w:color w:val="000000"/>
+          <w:sz w:val="18"/>
+          <w:szCs w:val="18"/>
+        </w:rPr>
+      </w:pPr>
+      <w:r>
+        <w:rPr>
+          <w:rFonts w:ascii="Cascadia Mono" w:hAnsi="Cascadia Mono" w:cs="Cascadia Mono"/>
+          <w:color w:val="000000"/>
+          <w:sz w:val="18"/>
+          <w:szCs w:val="18"/>
+        </w:rPr>
+        <w:tab/>
+      </w:r>
+      <w:r>
+        <w:rPr>
+          <w:rFonts w:ascii="Cascadia Mono" w:hAnsi="Cascadia Mono" w:cs="Cascadia Mono"/>
+          <w:color w:val="808080"/>
+          <w:sz w:val="18"/>
+          <w:szCs w:val="18"/>
+        </w:rPr>
+        <w:t>and</w:t>
+      </w:r>
+      <w:r>
+        <w:rPr>
+          <w:rFonts w:ascii="Cascadia Mono" w:hAnsi="Cascadia Mono" w:cs="Cascadia Mono"/>
+          <w:color w:val="000000"/>
+          <w:sz w:val="18"/>
+          <w:szCs w:val="18"/>
+        </w:rPr>
+        <w:t xml:space="preserve"> rr1</w:t>
+      </w:r>
+      <w:r>
+        <w:rPr>
+          <w:rFonts w:ascii="Cascadia Mono" w:hAnsi="Cascadia Mono" w:cs="Cascadia Mono"/>
+          <w:color w:val="808080"/>
+          <w:sz w:val="18"/>
+          <w:szCs w:val="18"/>
+        </w:rPr>
+        <w:t>.</w:t>
+      </w:r>
+      <w:r>
+        <w:rPr>
+          <w:rFonts w:ascii="Cascadia Mono" w:hAnsi="Cascadia Mono" w:cs="Cascadia Mono"/>
+          <w:color w:val="000000"/>
+          <w:sz w:val="18"/>
+          <w:szCs w:val="18"/>
+        </w:rPr>
+        <w:t>reparacion_repuesto_</w:t>
+      </w:r>
+      <w:proofErr w:type="gramStart"/>
+      <w:r>
+        <w:rPr>
+          <w:rFonts w:ascii="Cascadia Mono" w:hAnsi="Cascadia Mono" w:cs="Cascadia Mono"/>
+          <w:color w:val="000000"/>
+          <w:sz w:val="18"/>
+          <w:szCs w:val="18"/>
+        </w:rPr>
+        <w:t xml:space="preserve">id </w:t>
+      </w:r>
+      <w:r>
+        <w:rPr>
+          <w:rFonts w:ascii="Cascadia Mono" w:hAnsi="Cascadia Mono" w:cs="Cascadia Mono"/>
+          <w:color w:val="808080"/>
+          <w:sz w:val="18"/>
+          <w:szCs w:val="18"/>
+        </w:rPr>
+        <w:t>!</w:t>
+      </w:r>
+      <w:proofErr w:type="gramEnd"/>
+      <w:r>
+        <w:rPr>
+          <w:rFonts w:ascii="Cascadia Mono" w:hAnsi="Cascadia Mono" w:cs="Cascadia Mono"/>
+          <w:color w:val="808080"/>
+          <w:sz w:val="18"/>
+          <w:szCs w:val="18"/>
+        </w:rPr>
+        <w:t>=</w:t>
+      </w:r>
+      <w:r>
+        <w:rPr>
+          <w:rFonts w:ascii="Cascadia Mono" w:hAnsi="Cascadia Mono" w:cs="Cascadia Mono"/>
+          <w:color w:val="000000"/>
+          <w:sz w:val="18"/>
+          <w:szCs w:val="18"/>
+        </w:rPr>
+        <w:t xml:space="preserve"> rr2</w:t>
+      </w:r>
+      <w:r>
+        <w:rPr>
+          <w:rFonts w:ascii="Cascadia Mono" w:hAnsi="Cascadia Mono" w:cs="Cascadia Mono"/>
+          <w:color w:val="808080"/>
+          <w:sz w:val="18"/>
+          <w:szCs w:val="18"/>
+        </w:rPr>
+        <w:t>.</w:t>
+      </w:r>
+      <w:r>
+        <w:rPr>
+          <w:rFonts w:ascii="Cascadia Mono" w:hAnsi="Cascadia Mono" w:cs="Cascadia Mono"/>
+          <w:color w:val="000000"/>
+          <w:sz w:val="18"/>
+          <w:szCs w:val="18"/>
+        </w:rPr>
+        <w:t>reparacion_repuesto_id</w:t>
+      </w:r>
+    </w:p>
+    <w:p>
+      <w:pPr>
+        <w:pStyle w:val="HTMLconformatoprevio"/>
+        <w:spacing w:before="240" w:after="240"/>
+        <w:ind w:left="708"/>
+        <w:rPr>
+          <w:rFonts w:ascii="Cascadia Mono" w:hAnsi="Cascadia Mono" w:cs="Cascadia Mono"/>
+          <w:color w:val="000000"/>
+          <w:sz w:val="18"/>
+          <w:szCs w:val="18"/>
+        </w:rPr>
+      </w:pPr>
+      <w:r>
+        <w:rPr>
+          <w:rFonts w:ascii="Cascadia Mono" w:hAnsi="Cascadia Mono" w:cs="Cascadia Mono"/>
+          <w:color w:val="000000"/>
+          <w:sz w:val="18"/>
+          <w:szCs w:val="18"/>
+        </w:rPr>
+        <w:drawing>
+          <wp:inline distT="0" distB="0" distL="0" distR="0" wp14:anchorId="2A200834" wp14:editId="3C0FB20B">
+            <wp:extent cx="4476307" cy="1145305"/>
+            <wp:effectExtent l="0" t="0" r="635" b="0"/>
+            <wp:docPr id="218761465" name="Imagen 1"/>
+            <wp:cNvGraphicFramePr>
+              <a:graphicFrameLocks xmlns:a="http://schemas.openxmlformats.org/drawingml/2006/main" noChangeAspect="1"/>
+            </wp:cNvGraphicFramePr>
+            <a:graphic xmlns:a="http://schemas.openxmlformats.org/drawingml/2006/main">
+              <a:graphicData uri="http://schemas.openxmlformats.org/drawingml/2006/picture">
+                <pic:pic xmlns:pic="http://schemas.openxmlformats.org/drawingml/2006/picture">
+                  <pic:nvPicPr>
+                    <pic:cNvPr id="218761465" name=""/>
+                    <pic:cNvPicPr/>
+                  </pic:nvPicPr>
+                  <pic:blipFill>
+                    <a:blip r:embed="rId8"/>
+                    <a:stretch>
+                      <a:fillRect/>
+                    </a:stretch>
+                  </pic:blipFill>
+                  <pic:spPr>
+                    <a:xfrm>
+                      <a:off x="0" y="0"/>
+                      <a:ext cx="4497564" cy="1150744"/>
+                    </a:xfrm>
+                    <a:prstGeom prst="rect">
+                      <a:avLst/>
+                    </a:prstGeom>
+                  </pic:spPr>
+                </pic:pic>
+              </a:graphicData>
+            </a:graphic>
+          </wp:inline>
+        </w:drawing>
       </w:r>
     </w:p>
     <w:p>
@@ -1363,7 +2940,19 @@
         <w:t>Decisión:</w:t>
       </w:r>
       <w:r>
-        <w:t xml:space="preserve"> se migran todos los renglones.</w:t>
+        <w:t xml:space="preserve"> se migran</w:t>
+      </w:r>
+      <w:r>
+        <w:t xml:space="preserve"> todos los </w:t>
+      </w:r>
+      <w:r>
+        <w:t>desgloses,</w:t>
+      </w:r>
+      <w:r>
+        <w:t xml:space="preserve"> así como están</w:t>
+      </w:r>
+      <w:r>
+        <w:t>.</w:t>
       </w:r>
     </w:p>
     <w:p>
@@ -1375,64 +2964,78 @@
         </w:numPr>
       </w:pPr>
       <w:r>
-        <w:t xml:space="preserve">El total de la venta y el </w:t>
-      </w:r>
-      <w:r>
-        <w:rPr>
-          <w:rFonts w:ascii="Cascadia Mono" w:hAnsi="Cascadia Mono" w:cs="Cascadia Mono"/>
-          <w:color w:val="1F3864"/>
-          <w:sz w:val="20"/>
-          <w:szCs w:val="20"/>
-        </w:rPr>
-        <w:t>precio_repuestos</w:t>
-      </w:r>
-      <w:r>
-        <w:t xml:space="preserve"> de la reparación solo coinciden con la suma de subtotales si se incluyen los repetidos. Por lo tanto no son duplicados basura: son renglones legítimos.</w:t>
-      </w:r>
-    </w:p>
-    <w:p>
-      <w:pPr>
-        <w:pStyle w:val="Prrafodelista"/>
-        <w:numPr>
-          <w:ilvl w:val="1"/>
-          <w:numId w:val="1"/>
-        </w:numPr>
-      </w:pPr>
-      <w:r>
-        <w:t xml:space="preserve">Por este motivo </w:t>
-      </w:r>
-      <w:r>
-        <w:rPr>
-          <w:rFonts w:ascii="Cascadia Mono" w:hAnsi="Cascadia Mono" w:cs="Cascadia Mono"/>
-          <w:color w:val="1F3864"/>
-          <w:sz w:val="20"/>
-          <w:szCs w:val="20"/>
-        </w:rPr>
-        <w:t>Venta_Detalle</w:t>
-      </w:r>
-      <w:r>
-        <w:t xml:space="preserve"> y </w:t>
-      </w:r>
-      <w:r>
-        <w:rPr>
-          <w:rFonts w:ascii="Cascadia Mono" w:hAnsi="Cascadia Mono" w:cs="Cascadia Mono"/>
-          <w:color w:val="1F3864"/>
-          <w:sz w:val="20"/>
-          <w:szCs w:val="20"/>
-        </w:rPr>
-        <w:t>Reparacion_Repuesto</w:t>
-      </w:r>
-      <w:r>
-        <w:t xml:space="preserve"> tienen PK propia y no la combinación venta + producto (o reparación + repuesto).</w:t>
+        <w:t xml:space="preserve">Los </w:t>
+      </w:r>
+      <w:r>
+        <w:t>total</w:t>
+      </w:r>
+      <w:r>
+        <w:t>es</w:t>
+      </w:r>
+      <w:r>
+        <w:t xml:space="preserve"> de la</w:t>
+      </w:r>
+      <w:r>
+        <w:t>s</w:t>
+      </w:r>
+      <w:r>
+        <w:t xml:space="preserve"> venta</w:t>
+      </w:r>
+      <w:r>
+        <w:t>s</w:t>
+      </w:r>
+      <w:r>
+        <w:t xml:space="preserve"> y reparaci</w:t>
+      </w:r>
+      <w:r>
+        <w:t>o</w:t>
+      </w:r>
+      <w:r>
+        <w:t>n</w:t>
+      </w:r>
+      <w:r>
+        <w:t>es</w:t>
+      </w:r>
+      <w:r>
+        <w:t xml:space="preserve"> coinciden con la suma de subtotales incluyen</w:t>
+      </w:r>
+      <w:r>
+        <w:t>do a</w:t>
+      </w:r>
+      <w:r>
+        <w:t xml:space="preserve"> los repetidos. </w:t>
+      </w:r>
+      <w:r>
+        <w:t xml:space="preserve">Por lo que se asume que son </w:t>
+      </w:r>
+      <w:r>
+        <w:t>como distintos “ítems de venta” pero no necesariamente representan una inconsistencia.</w:t>
+      </w:r>
+    </w:p>
+    <w:p>
+      <w:pPr>
+        <w:rPr>
+          <w:rFonts w:asciiTheme="majorHAnsi" w:eastAsiaTheme="majorEastAsia" w:hAnsiTheme="majorHAnsi" w:cstheme="majorBidi"/>
+          <w:color w:val="0F4761" w:themeColor="accent1" w:themeShade="BF"/>
+          <w:sz w:val="32"/>
+          <w:szCs w:val="32"/>
+        </w:rPr>
+      </w:pPr>
+      <w:bookmarkStart w:id="7" w:name="_Subtotales_de_venta"/>
+      <w:r>
+        <w:br w:type="page"/>
       </w:r>
     </w:p>
     <w:p>
       <w:pPr>
         <w:pStyle w:val="Ttulo2"/>
       </w:pPr>
-      <w:bookmarkStart w:id="7" w:name="_Subtotales_de_venta"/>
-      <w:r>
-        <w:t>Subtotales de venta que no cierran por redondeo</w:t>
+      <w:r>
+        <w:lastRenderedPageBreak/>
+        <w:t>Error en s</w:t>
+      </w:r>
+      <w:r>
+        <w:t>ubtotales de venta</w:t>
       </w:r>
       <w:bookmarkEnd w:id="7"/>
     </w:p>
@@ -1452,31 +3055,413 @@
         <w:t>Qué se encontró:</w:t>
       </w:r>
       <w:r>
-        <w:t xml:space="preserve"> en 26.878 renglones de venta, </w:t>
-      </w:r>
-      <w:r>
-        <w:rPr>
-          <w:rFonts w:ascii="Cascadia Mono" w:hAnsi="Cascadia Mono" w:cs="Cascadia Mono"/>
-          <w:color w:val="1F3864"/>
-          <w:sz w:val="20"/>
-          <w:szCs w:val="20"/>
+        <w:t xml:space="preserve"> </w:t>
+      </w:r>
+      <w:r>
+        <w:t xml:space="preserve">en los Detalles de Venta hay registros </w:t>
+      </w:r>
+      <w:r>
+        <w:t>donde si se calcula a mano el subtotal da distinto del valor precargado en la tabla Maestra</w:t>
+      </w:r>
+    </w:p>
+    <w:p>
+      <w:pPr>
+        <w:pStyle w:val="HTMLconformatoprevio"/>
+        <w:ind w:left="360"/>
+        <w:rPr>
+          <w:rFonts w:ascii="Cascadia Mono" w:hAnsi="Cascadia Mono" w:cs="Cascadia Mono"/>
+          <w:color w:val="000000"/>
+          <w:sz w:val="18"/>
+          <w:szCs w:val="18"/>
+        </w:rPr>
+      </w:pPr>
+      <w:proofErr w:type="spellStart"/>
+      <w:r>
+        <w:rPr>
+          <w:rFonts w:ascii="Cascadia Mono" w:hAnsi="Cascadia Mono" w:cs="Cascadia Mono"/>
+          <w:color w:val="0000FF"/>
+          <w:sz w:val="18"/>
+          <w:szCs w:val="18"/>
+        </w:rPr>
+        <w:t>select</w:t>
+      </w:r>
+      <w:proofErr w:type="spellEnd"/>
+      <w:r>
+        <w:rPr>
+          <w:rFonts w:ascii="Cascadia Mono" w:hAnsi="Cascadia Mono" w:cs="Cascadia Mono"/>
+          <w:color w:val="000000"/>
+          <w:sz w:val="18"/>
+          <w:szCs w:val="18"/>
+        </w:rPr>
+        <w:t xml:space="preserve"> </w:t>
+      </w:r>
+      <w:r>
+        <w:rPr>
+          <w:rFonts w:ascii="Cascadia Mono" w:hAnsi="Cascadia Mono" w:cs="Cascadia Mono"/>
+          <w:color w:val="808080"/>
+          <w:sz w:val="18"/>
+          <w:szCs w:val="18"/>
+        </w:rPr>
+        <w:t>*,</w:t>
+      </w:r>
+      <w:r>
+        <w:rPr>
+          <w:rFonts w:ascii="Cascadia Mono" w:hAnsi="Cascadia Mono" w:cs="Cascadia Mono"/>
+          <w:color w:val="000000"/>
+          <w:sz w:val="18"/>
+          <w:szCs w:val="18"/>
+        </w:rPr>
+        <w:t xml:space="preserve"> </w:t>
+      </w:r>
+      <w:proofErr w:type="spellStart"/>
+      <w:r>
+        <w:rPr>
+          <w:rFonts w:ascii="Cascadia Mono" w:hAnsi="Cascadia Mono" w:cs="Cascadia Mono"/>
+          <w:color w:val="000000"/>
+          <w:sz w:val="18"/>
+          <w:szCs w:val="18"/>
+        </w:rPr>
+        <w:t>precio_unitario</w:t>
+      </w:r>
+      <w:proofErr w:type="spellEnd"/>
+      <w:r>
+        <w:rPr>
+          <w:rFonts w:ascii="Cascadia Mono" w:hAnsi="Cascadia Mono" w:cs="Cascadia Mono"/>
+          <w:color w:val="000000"/>
+          <w:sz w:val="18"/>
+          <w:szCs w:val="18"/>
+        </w:rPr>
+        <w:t xml:space="preserve"> </w:t>
+      </w:r>
+      <w:r>
+        <w:rPr>
+          <w:rFonts w:ascii="Cascadia Mono" w:hAnsi="Cascadia Mono" w:cs="Cascadia Mono"/>
+          <w:color w:val="808080"/>
+          <w:sz w:val="18"/>
+          <w:szCs w:val="18"/>
+        </w:rPr>
+        <w:t>*</w:t>
+      </w:r>
+      <w:r>
+        <w:rPr>
+          <w:rFonts w:ascii="Cascadia Mono" w:hAnsi="Cascadia Mono" w:cs="Cascadia Mono"/>
+          <w:color w:val="000000"/>
+          <w:sz w:val="18"/>
+          <w:szCs w:val="18"/>
+        </w:rPr>
+        <w:t xml:space="preserve"> cantidad </w:t>
+      </w:r>
+      <w:r>
+        <w:rPr>
+          <w:rFonts w:ascii="Cascadia Mono" w:hAnsi="Cascadia Mono" w:cs="Cascadia Mono"/>
+          <w:color w:val="0000FF"/>
+          <w:sz w:val="18"/>
+          <w:szCs w:val="18"/>
+        </w:rPr>
+        <w:t>as</w:t>
+      </w:r>
+      <w:r>
+        <w:rPr>
+          <w:rFonts w:ascii="Cascadia Mono" w:hAnsi="Cascadia Mono" w:cs="Cascadia Mono"/>
+          <w:color w:val="000000"/>
+          <w:sz w:val="18"/>
+          <w:szCs w:val="18"/>
+        </w:rPr>
+        <w:t xml:space="preserve"> </w:t>
+      </w:r>
+      <w:proofErr w:type="spellStart"/>
+      <w:r>
+        <w:rPr>
+          <w:rFonts w:ascii="Cascadia Mono" w:hAnsi="Cascadia Mono" w:cs="Cascadia Mono"/>
+          <w:color w:val="000000"/>
+          <w:sz w:val="18"/>
+          <w:szCs w:val="18"/>
         </w:rPr>
         <w:t>subtotal</w:t>
       </w:r>
       <w:r>
-        <w:t xml:space="preserve"> es distinto de </w:t>
-      </w:r>
-      <w:r>
-        <w:rPr>
-          <w:rFonts w:ascii="Cascadia Mono" w:hAnsi="Cascadia Mono" w:cs="Cascadia Mono"/>
-          <w:color w:val="1F3864"/>
-          <w:sz w:val="20"/>
-          <w:szCs w:val="20"/>
-        </w:rPr>
-        <w:t>cantidad × precio_unitario</w:t>
-      </w:r>
-      <w:r>
-        <w:t>, y en 274 ventas el total es distinto de la suma de sus subtotales. En todos los casos la diferencia es de ±0,02.</w:t>
+        <w:rPr>
+          <w:rFonts w:ascii="Cascadia Mono" w:hAnsi="Cascadia Mono" w:cs="Cascadia Mono"/>
+          <w:color w:val="000000"/>
+          <w:sz w:val="18"/>
+          <w:szCs w:val="18"/>
+        </w:rPr>
+        <w:t>Real</w:t>
+      </w:r>
+      <w:proofErr w:type="spellEnd"/>
+    </w:p>
+    <w:p>
+      <w:pPr>
+        <w:pStyle w:val="HTMLconformatoprevio"/>
+        <w:ind w:left="360"/>
+        <w:rPr>
+          <w:rFonts w:ascii="Cascadia Mono" w:hAnsi="Cascadia Mono" w:cs="Cascadia Mono"/>
+          <w:color w:val="000000"/>
+          <w:sz w:val="18"/>
+          <w:szCs w:val="18"/>
+        </w:rPr>
+      </w:pPr>
+      <w:proofErr w:type="spellStart"/>
+      <w:r>
+        <w:rPr>
+          <w:rFonts w:ascii="Cascadia Mono" w:hAnsi="Cascadia Mono" w:cs="Cascadia Mono"/>
+          <w:color w:val="0000FF"/>
+          <w:sz w:val="18"/>
+          <w:szCs w:val="18"/>
+        </w:rPr>
+        <w:t>from</w:t>
+      </w:r>
+      <w:proofErr w:type="spellEnd"/>
+      <w:r>
+        <w:rPr>
+          <w:rFonts w:ascii="Cascadia Mono" w:hAnsi="Cascadia Mono" w:cs="Cascadia Mono"/>
+          <w:color w:val="000000"/>
+          <w:sz w:val="18"/>
+          <w:szCs w:val="18"/>
+        </w:rPr>
+        <w:t xml:space="preserve"> </w:t>
+      </w:r>
+      <w:proofErr w:type="spellStart"/>
+      <w:r>
+        <w:rPr>
+          <w:rFonts w:ascii="Cascadia Mono" w:hAnsi="Cascadia Mono" w:cs="Cascadia Mono"/>
+          <w:color w:val="000000"/>
+          <w:sz w:val="18"/>
+          <w:szCs w:val="18"/>
+        </w:rPr>
+        <w:t>MEGA_</w:t>
+      </w:r>
+      <w:proofErr w:type="gramStart"/>
+      <w:r>
+        <w:rPr>
+          <w:rFonts w:ascii="Cascadia Mono" w:hAnsi="Cascadia Mono" w:cs="Cascadia Mono"/>
+          <w:color w:val="000000"/>
+          <w:sz w:val="18"/>
+          <w:szCs w:val="18"/>
+        </w:rPr>
+        <w:t>DB</w:t>
+      </w:r>
+      <w:r>
+        <w:rPr>
+          <w:rFonts w:ascii="Cascadia Mono" w:hAnsi="Cascadia Mono" w:cs="Cascadia Mono"/>
+          <w:color w:val="808080"/>
+          <w:sz w:val="18"/>
+          <w:szCs w:val="18"/>
+        </w:rPr>
+        <w:t>.</w:t>
+      </w:r>
+      <w:r>
+        <w:rPr>
+          <w:rFonts w:ascii="Cascadia Mono" w:hAnsi="Cascadia Mono" w:cs="Cascadia Mono"/>
+          <w:color w:val="000000"/>
+          <w:sz w:val="18"/>
+          <w:szCs w:val="18"/>
+        </w:rPr>
+        <w:t>Venta</w:t>
+      </w:r>
+      <w:proofErr w:type="gramEnd"/>
+      <w:r>
+        <w:rPr>
+          <w:rFonts w:ascii="Cascadia Mono" w:hAnsi="Cascadia Mono" w:cs="Cascadia Mono"/>
+          <w:color w:val="000000"/>
+          <w:sz w:val="18"/>
+          <w:szCs w:val="18"/>
+        </w:rPr>
+        <w:t>_Detalle</w:t>
+      </w:r>
+      <w:proofErr w:type="spellEnd"/>
+      <w:r>
+        <w:rPr>
+          <w:rFonts w:ascii="Cascadia Mono" w:hAnsi="Cascadia Mono" w:cs="Cascadia Mono"/>
+          <w:color w:val="000000"/>
+          <w:sz w:val="18"/>
+          <w:szCs w:val="18"/>
+        </w:rPr>
+        <w:t xml:space="preserve"> </w:t>
+      </w:r>
+    </w:p>
+    <w:p>
+      <w:pPr>
+        <w:pStyle w:val="HTMLconformatoprevio"/>
+        <w:ind w:left="360"/>
+        <w:rPr>
+          <w:rFonts w:ascii="Cascadia Mono" w:hAnsi="Cascadia Mono" w:cs="Cascadia Mono"/>
+          <w:color w:val="000000"/>
+          <w:sz w:val="18"/>
+          <w:szCs w:val="18"/>
+        </w:rPr>
+      </w:pPr>
+      <w:proofErr w:type="spellStart"/>
+      <w:r>
+        <w:rPr>
+          <w:rFonts w:ascii="Cascadia Mono" w:hAnsi="Cascadia Mono" w:cs="Cascadia Mono"/>
+          <w:color w:val="0000FF"/>
+          <w:sz w:val="18"/>
+          <w:szCs w:val="18"/>
+        </w:rPr>
+        <w:t>where</w:t>
+      </w:r>
+      <w:proofErr w:type="spellEnd"/>
+      <w:r>
+        <w:rPr>
+          <w:rFonts w:ascii="Cascadia Mono" w:hAnsi="Cascadia Mono" w:cs="Cascadia Mono"/>
+          <w:color w:val="000000"/>
+          <w:sz w:val="18"/>
+          <w:szCs w:val="18"/>
+        </w:rPr>
+        <w:t xml:space="preserve"> </w:t>
+      </w:r>
+      <w:proofErr w:type="gramStart"/>
+      <w:r>
+        <w:rPr>
+          <w:rFonts w:ascii="Cascadia Mono" w:hAnsi="Cascadia Mono" w:cs="Cascadia Mono"/>
+          <w:color w:val="000000"/>
+          <w:sz w:val="18"/>
+          <w:szCs w:val="18"/>
+        </w:rPr>
+        <w:t xml:space="preserve">subtotal </w:t>
+      </w:r>
+      <w:r>
+        <w:rPr>
+          <w:rFonts w:ascii="Cascadia Mono" w:hAnsi="Cascadia Mono" w:cs="Cascadia Mono"/>
+          <w:color w:val="808080"/>
+          <w:sz w:val="18"/>
+          <w:szCs w:val="18"/>
+        </w:rPr>
+        <w:t>!</w:t>
+      </w:r>
+      <w:proofErr w:type="gramEnd"/>
+      <w:r>
+        <w:rPr>
+          <w:rFonts w:ascii="Cascadia Mono" w:hAnsi="Cascadia Mono" w:cs="Cascadia Mono"/>
+          <w:color w:val="808080"/>
+          <w:sz w:val="18"/>
+          <w:szCs w:val="18"/>
+        </w:rPr>
+        <w:t>=</w:t>
+      </w:r>
+      <w:r>
+        <w:rPr>
+          <w:rFonts w:ascii="Cascadia Mono" w:hAnsi="Cascadia Mono" w:cs="Cascadia Mono"/>
+          <w:color w:val="000000"/>
+          <w:sz w:val="18"/>
+          <w:szCs w:val="18"/>
+        </w:rPr>
+        <w:t xml:space="preserve"> </w:t>
+      </w:r>
+      <w:proofErr w:type="spellStart"/>
+      <w:r>
+        <w:rPr>
+          <w:rFonts w:ascii="Cascadia Mono" w:hAnsi="Cascadia Mono" w:cs="Cascadia Mono"/>
+          <w:color w:val="000000"/>
+          <w:sz w:val="18"/>
+          <w:szCs w:val="18"/>
+        </w:rPr>
+        <w:t>precio_unitario</w:t>
+      </w:r>
+      <w:proofErr w:type="spellEnd"/>
+      <w:r>
+        <w:rPr>
+          <w:rFonts w:ascii="Cascadia Mono" w:hAnsi="Cascadia Mono" w:cs="Cascadia Mono"/>
+          <w:color w:val="000000"/>
+          <w:sz w:val="18"/>
+          <w:szCs w:val="18"/>
+        </w:rPr>
+        <w:t xml:space="preserve"> </w:t>
+      </w:r>
+      <w:r>
+        <w:rPr>
+          <w:rFonts w:ascii="Cascadia Mono" w:hAnsi="Cascadia Mono" w:cs="Cascadia Mono"/>
+          <w:color w:val="808080"/>
+          <w:sz w:val="18"/>
+          <w:szCs w:val="18"/>
+        </w:rPr>
+        <w:t>*</w:t>
+      </w:r>
+      <w:r>
+        <w:rPr>
+          <w:rFonts w:ascii="Cascadia Mono" w:hAnsi="Cascadia Mono" w:cs="Cascadia Mono"/>
+          <w:color w:val="000000"/>
+          <w:sz w:val="18"/>
+          <w:szCs w:val="18"/>
+        </w:rPr>
+        <w:t xml:space="preserve"> cantidad </w:t>
+      </w:r>
+    </w:p>
+    <w:p>
+      <w:pPr>
+        <w:pStyle w:val="HTMLconformatoprevio"/>
+        <w:ind w:left="360"/>
+        <w:rPr>
+          <w:rFonts w:ascii="Cascadia Mono" w:hAnsi="Cascadia Mono" w:cs="Cascadia Mono"/>
+          <w:color w:val="000000"/>
+          <w:sz w:val="18"/>
+          <w:szCs w:val="18"/>
+        </w:rPr>
+      </w:pPr>
+    </w:p>
+    <w:p>
+      <w:pPr>
+        <w:pStyle w:val="HTMLconformatoprevio"/>
+        <w:ind w:left="360"/>
+        <w:rPr>
+          <w:rFonts w:ascii="Cascadia Mono" w:hAnsi="Cascadia Mono" w:cs="Cascadia Mono"/>
+          <w:color w:val="000000"/>
+          <w:sz w:val="18"/>
+          <w:szCs w:val="18"/>
+        </w:rPr>
+      </w:pPr>
+      <w:r>
+        <w:rPr>
+          <w:rFonts w:ascii="Cascadia Mono" w:hAnsi="Cascadia Mono" w:cs="Cascadia Mono"/>
+          <w:color w:val="000000"/>
+          <w:sz w:val="18"/>
+          <w:szCs w:val="18"/>
+        </w:rPr>
+        <w:drawing>
+          <wp:inline distT="0" distB="0" distL="0" distR="0" wp14:anchorId="298D16BD" wp14:editId="45CAFD83">
+            <wp:extent cx="5231219" cy="1267460"/>
+            <wp:effectExtent l="0" t="0" r="7620" b="8890"/>
+            <wp:docPr id="1422376329" name="Imagen 1"/>
+            <wp:cNvGraphicFramePr>
+              <a:graphicFrameLocks xmlns:a="http://schemas.openxmlformats.org/drawingml/2006/main" noChangeAspect="1"/>
+            </wp:cNvGraphicFramePr>
+            <a:graphic xmlns:a="http://schemas.openxmlformats.org/drawingml/2006/main">
+              <a:graphicData uri="http://schemas.openxmlformats.org/drawingml/2006/picture">
+                <pic:pic xmlns:pic="http://schemas.openxmlformats.org/drawingml/2006/picture">
+                  <pic:nvPicPr>
+                    <pic:cNvPr id="1422376329" name=""/>
+                    <pic:cNvPicPr/>
+                  </pic:nvPicPr>
+                  <pic:blipFill rotWithShape="1">
+                    <a:blip r:embed="rId9"/>
+                    <a:srcRect r="8729"/>
+                    <a:stretch>
+                      <a:fillRect/>
+                    </a:stretch>
+                  </pic:blipFill>
+                  <pic:spPr bwMode="auto">
+                    <a:xfrm>
+                      <a:off x="0" y="0"/>
+                      <a:ext cx="5231219" cy="1267460"/>
+                    </a:xfrm>
+                    <a:prstGeom prst="rect">
+                      <a:avLst/>
+                    </a:prstGeom>
+                    <a:ln>
+                      <a:noFill/>
+                    </a:ln>
+                    <a:extLst>
+                      <a:ext uri="{53640926-AAD7-44D8-BBD7-CCE9431645EC}">
+                        <a14:shadowObscured xmlns:a14="http://schemas.microsoft.com/office/drawing/2010/main"/>
+                      </a:ext>
+                    </a:extLst>
+                  </pic:spPr>
+                </pic:pic>
+              </a:graphicData>
+            </a:graphic>
+          </wp:inline>
+        </w:drawing>
       </w:r>
     </w:p>
     <w:p>
@@ -1486,6 +3471,7 @@
           <w:ilvl w:val="0"/>
           <w:numId w:val="1"/>
         </w:numPr>
+        <w:spacing w:before="240"/>
       </w:pPr>
       <w:r>
         <w:rPr>
@@ -1495,7 +3481,13 @@
         <w:t>Decisión:</w:t>
       </w:r>
       <w:r>
-        <w:t xml:space="preserve"> se toman como diferencias de redondeo del sistema de origen y se migran los importes que trae la Maestra, sin recalcularlos.</w:t>
+        <w:t xml:space="preserve"> </w:t>
+      </w:r>
+      <w:r>
+        <w:t xml:space="preserve">ya que desconocemos el origen del error de cálculo y para evitar perder la información de la tabla original, </w:t>
+      </w:r>
+      <w:r>
+        <w:t>se migran los importes sin recalcula.</w:t>
       </w:r>
     </w:p>
     <w:p>
@@ -1524,19 +3516,58 @@
         <w:t>Qué se encontró:</w:t>
       </w:r>
       <w:r>
-        <w:t xml:space="preserve"> las 36 compras tienen un total entre 6 y 10 pesos menor que la suma de </w:t>
-      </w:r>
-      <w:r>
-        <w:rPr>
-          <w:rFonts w:ascii="Cascadia Mono" w:hAnsi="Cascadia Mono" w:cs="Cascadia Mono"/>
-          <w:color w:val="1F3864"/>
-          <w:sz w:val="20"/>
-          <w:szCs w:val="20"/>
-        </w:rPr>
-        <w:t>cantidad × precio_unitario</w:t>
-      </w:r>
-      <w:r>
-        <w:t xml:space="preserve"> de sus renglones. Eso equivale a unos 0,0005 pesos por unidad, lo que indica que el precio unitario está redondeado a 2 decimales.</w:t>
+        <w:t xml:space="preserve"> </w:t>
+      </w:r>
+      <w:r>
+        <w:t xml:space="preserve">todas las compras tienen un total distinto de la suma de cantidad * </w:t>
+      </w:r>
+      <w:proofErr w:type="spellStart"/>
+      <w:r>
+        <w:t>precio_unitario</w:t>
+      </w:r>
+      <w:proofErr w:type="spellEnd"/>
+      <w:r>
+        <w:t xml:space="preserve"> de sus detalles</w:t>
+      </w:r>
+      <w:r>
+        <w:t xml:space="preserve">. </w:t>
+      </w:r>
+      <w:r>
+        <w:drawing>
+          <wp:inline distT="0" distB="0" distL="0" distR="0" wp14:anchorId="61770212" wp14:editId="7547E5B8">
+            <wp:extent cx="5029200" cy="2562518"/>
+            <wp:effectExtent l="0" t="0" r="0" b="9525"/>
+            <wp:docPr id="1760237589" name="Imagen 1"/>
+            <wp:cNvGraphicFramePr>
+              <a:graphicFrameLocks xmlns:a="http://schemas.openxmlformats.org/drawingml/2006/main" noChangeAspect="1"/>
+            </wp:cNvGraphicFramePr>
+            <a:graphic xmlns:a="http://schemas.openxmlformats.org/drawingml/2006/main">
+              <a:graphicData uri="http://schemas.openxmlformats.org/drawingml/2006/picture">
+                <pic:pic xmlns:pic="http://schemas.openxmlformats.org/drawingml/2006/picture">
+                  <pic:nvPicPr>
+                    <pic:cNvPr id="1760237589" name=""/>
+                    <pic:cNvPicPr/>
+                  </pic:nvPicPr>
+                  <pic:blipFill>
+                    <a:blip r:embed="rId10"/>
+                    <a:stretch>
+                      <a:fillRect/>
+                    </a:stretch>
+                  </pic:blipFill>
+                  <pic:spPr>
+                    <a:xfrm>
+                      <a:off x="0" y="0"/>
+                      <a:ext cx="5052889" cy="2574588"/>
+                    </a:xfrm>
+                    <a:prstGeom prst="rect">
+                      <a:avLst/>
+                    </a:prstGeom>
+                  </pic:spPr>
+                </pic:pic>
+              </a:graphicData>
+            </a:graphic>
+          </wp:inline>
+        </w:drawing>
       </w:r>
     </w:p>
     <w:p>
@@ -1555,40 +3586,56 @@
         <w:t>Decisión:</w:t>
       </w:r>
       <w:r>
-        <w:t xml:space="preserve"> se respeta el total de la Maestra. La Maestra no trae subtotal por renglón de compra, así que </w:t>
-      </w:r>
-      <w:r>
-        <w:rPr>
-          <w:rFonts w:ascii="Cascadia Mono" w:hAnsi="Cascadia Mono" w:cs="Cascadia Mono"/>
-          <w:color w:val="1F3864"/>
-          <w:sz w:val="20"/>
-          <w:szCs w:val="20"/>
-        </w:rPr>
-        <w:t>Compra_Detalle</w:t>
-      </w:r>
-      <w:r>
-        <w:t xml:space="preserve"> no lo guarda; se obtiene como </w:t>
-      </w:r>
-      <w:r>
-        <w:rPr>
-          <w:rFonts w:ascii="Cascadia Mono" w:hAnsi="Cascadia Mono" w:cs="Cascadia Mono"/>
-          <w:color w:val="1F3864"/>
-          <w:sz w:val="20"/>
-          <w:szCs w:val="20"/>
-        </w:rPr>
-        <w:t>cantidad × precio_unitario</w:t>
+        <w:t xml:space="preserve"> se </w:t>
+      </w:r>
+      <w:r>
+        <w:t xml:space="preserve">migra </w:t>
+      </w:r>
+      <w:r>
+        <w:t>el total de Maestra</w:t>
+      </w:r>
+      <w:r>
+        <w:t xml:space="preserve"> como viene</w:t>
       </w:r>
       <w:r>
         <w:t>.</w:t>
       </w:r>
+      <w:r>
+        <w:t xml:space="preserve"> En los detalles no agregamos subtotal ya que no viene precargado </w:t>
+      </w:r>
+      <w:r>
+        <w:t xml:space="preserve">nos parece suficiente tenerlo </w:t>
+      </w:r>
+      <w:r>
+        <w:t>a nivel de Compra.</w:t>
+      </w:r>
+    </w:p>
+    <w:p>
+      <w:pPr>
+        <w:rPr>
+          <w:rFonts w:asciiTheme="majorHAnsi" w:eastAsiaTheme="majorEastAsia" w:hAnsiTheme="majorHAnsi" w:cstheme="majorBidi"/>
+          <w:color w:val="0F4761" w:themeColor="accent1" w:themeShade="BF"/>
+          <w:sz w:val="32"/>
+          <w:szCs w:val="32"/>
+        </w:rPr>
+      </w:pPr>
+      <w:bookmarkStart w:id="9" w:name="_DNIs_repetidos"/>
+      <w:r>
+        <w:br w:type="page"/>
+      </w:r>
     </w:p>
     <w:p>
       <w:pPr>
         <w:pStyle w:val="Ttulo2"/>
       </w:pPr>
-      <w:bookmarkStart w:id="9" w:name="_DNIs_repetidos"/>
-      <w:r>
-        <w:t>DNIs repetidos entre personas distintas</w:t>
+      <w:proofErr w:type="spellStart"/>
+      <w:r>
+        <w:lastRenderedPageBreak/>
+        <w:t>DNIs</w:t>
+      </w:r>
+      <w:proofErr w:type="spellEnd"/>
+      <w:r>
+        <w:t xml:space="preserve"> repetidos entre personas distintas</w:t>
       </w:r>
       <w:bookmarkEnd w:id="9"/>
     </w:p>
@@ -1608,7 +3655,66 @@
         <w:t>Qué se encontró:</w:t>
       </w:r>
       <w:r>
-        <w:t xml:space="preserve"> hay 126 DNIs compartidos por personas con distinto nombre, apellido o fecha de nacimiento.</w:t>
+        <w:t xml:space="preserve"> hay 126 </w:t>
+      </w:r>
+      <w:proofErr w:type="spellStart"/>
+      <w:r>
+        <w:t>DNIs</w:t>
+      </w:r>
+      <w:proofErr w:type="spellEnd"/>
+      <w:r>
+        <w:t xml:space="preserve"> compartidos por personas con distinto nombre</w:t>
+      </w:r>
+      <w:r>
+        <w:t xml:space="preserve"> o</w:t>
+      </w:r>
+      <w:r>
+        <w:t xml:space="preserve"> apellido </w:t>
+      </w:r>
+      <w:r>
+        <w:t>(la Query en pantalla devuelve 256 registros porque el repetido viene primero como “p1” y luego como “p2”).</w:t>
+      </w:r>
+    </w:p>
+    <w:p>
+      <w:pPr>
+        <w:pStyle w:val="Prrafodelista"/>
+      </w:pPr>
+      <w:r>
+        <w:drawing>
+          <wp:inline distT="0" distB="0" distL="0" distR="0" wp14:anchorId="0FF47B60" wp14:editId="3A39FA2F">
+            <wp:extent cx="4635795" cy="2653886"/>
+            <wp:effectExtent l="0" t="0" r="0" b="0"/>
+            <wp:docPr id="972665920" name="Imagen 1"/>
+            <wp:cNvGraphicFramePr>
+              <a:graphicFrameLocks xmlns:a="http://schemas.openxmlformats.org/drawingml/2006/main" noChangeAspect="1"/>
+            </wp:cNvGraphicFramePr>
+            <a:graphic xmlns:a="http://schemas.openxmlformats.org/drawingml/2006/main">
+              <a:graphicData uri="http://schemas.openxmlformats.org/drawingml/2006/picture">
+                <pic:pic xmlns:pic="http://schemas.openxmlformats.org/drawingml/2006/picture">
+                  <pic:nvPicPr>
+                    <pic:cNvPr id="972665920" name=""/>
+                    <pic:cNvPicPr/>
+                  </pic:nvPicPr>
+                  <pic:blipFill>
+                    <a:blip r:embed="rId11"/>
+                    <a:stretch>
+                      <a:fillRect/>
+                    </a:stretch>
+                  </pic:blipFill>
+                  <pic:spPr>
+                    <a:xfrm>
+                      <a:off x="0" y="0"/>
+                      <a:ext cx="4655385" cy="2665101"/>
+                    </a:xfrm>
+                    <a:prstGeom prst="rect">
+                      <a:avLst/>
+                    </a:prstGeom>
+                  </pic:spPr>
+                </pic:pic>
+              </a:graphicData>
+            </a:graphic>
+          </wp:inline>
+        </w:drawing>
       </w:r>
     </w:p>
     <w:p>
@@ -1627,80 +3733,83 @@
         <w:t>Decisión:</w:t>
       </w:r>
       <w:r>
-        <w:t xml:space="preserve"> el DNI no alcanza para identificar a una persona. Se usa la clave </w:t>
-      </w:r>
-      <w:r>
-        <w:rPr>
-          <w:rFonts w:ascii="Cascadia Mono" w:hAnsi="Cascadia Mono" w:cs="Cascadia Mono"/>
-          <w:color w:val="1F3864"/>
-          <w:sz w:val="20"/>
-          <w:szCs w:val="20"/>
-        </w:rPr>
-        <w:t>dni + nombre + apellido + fecha_nacimiento</w:t>
-      </w:r>
-      <w:r>
-        <w:t>, así nunca se mezclan dos personas distintas. Esa clave se aplica:</w:t>
-      </w:r>
-    </w:p>
-    <w:p>
-      <w:pPr>
-        <w:pStyle w:val="Prrafodelista"/>
-        <w:numPr>
-          <w:ilvl w:val="1"/>
-          <w:numId w:val="1"/>
-        </w:numPr>
-      </w:pPr>
-      <w:r>
-        <w:t xml:space="preserve">en el </w:t>
-      </w:r>
-      <w:r>
-        <w:rPr>
-          <w:rFonts w:ascii="Cascadia Mono" w:hAnsi="Cascadia Mono" w:cs="Cascadia Mono"/>
-          <w:color w:val="1F3864"/>
-          <w:sz w:val="20"/>
-          <w:szCs w:val="20"/>
-        </w:rPr>
-        <w:t>UNIQUE</w:t>
-      </w:r>
-      <w:r>
-        <w:t xml:space="preserve"> de </w:t>
-      </w:r>
-      <w:r>
-        <w:rPr>
-          <w:rFonts w:ascii="Cascadia Mono" w:hAnsi="Cascadia Mono" w:cs="Cascadia Mono"/>
-          <w:color w:val="1F3864"/>
-          <w:sz w:val="20"/>
-          <w:szCs w:val="20"/>
-        </w:rPr>
-        <w:t>Persona</w:t>
-      </w:r>
-      <w:r>
-        <w:t>;</w:t>
-      </w:r>
-    </w:p>
-    <w:p>
-      <w:pPr>
-        <w:pStyle w:val="Prrafodelista"/>
-        <w:numPr>
-          <w:ilvl w:val="1"/>
-          <w:numId w:val="1"/>
-        </w:numPr>
-      </w:pPr>
-      <w:r>
-        <w:lastRenderedPageBreak/>
-        <w:t xml:space="preserve">en todos los joins que vinculan clientes y empleados con </w:t>
-      </w:r>
-      <w:r>
-        <w:rPr>
-          <w:rFonts w:ascii="Cascadia Mono" w:hAnsi="Cascadia Mono" w:cs="Cascadia Mono"/>
-          <w:color w:val="1F3864"/>
-          <w:sz w:val="20"/>
-          <w:szCs w:val="20"/>
-        </w:rPr>
-        <w:t>Persona</w:t>
-      </w:r>
-      <w:r>
-        <w:t>.</w:t>
+        <w:t xml:space="preserve"> el DNI no alcanza para identificar </w:t>
+      </w:r>
+      <w:r>
+        <w:rPr>
+          <w:b/>
+          <w:bCs/>
+        </w:rPr>
+        <w:t>unívocamente</w:t>
+      </w:r>
+      <w:r>
+        <w:t xml:space="preserve"> </w:t>
+      </w:r>
+      <w:r>
+        <w:t>a una persona</w:t>
+      </w:r>
+      <w:r>
+        <w:t xml:space="preserve">, para </w:t>
+      </w:r>
+      <w:r>
+        <w:t xml:space="preserve">eso está la PK de </w:t>
+      </w:r>
+      <w:proofErr w:type="spellStart"/>
+      <w:r>
+        <w:rPr>
+          <w:b/>
+          <w:bCs/>
+        </w:rPr>
+        <w:t>persona</w:t>
+      </w:r>
+      <w:r>
+        <w:t>_id</w:t>
+      </w:r>
+      <w:proofErr w:type="spellEnd"/>
+      <w:r>
+        <w:t xml:space="preserve">. </w:t>
+      </w:r>
+      <w:r>
+        <w:t xml:space="preserve">Agregamos un Unique </w:t>
+      </w:r>
+      <w:proofErr w:type="spellStart"/>
+      <w:r>
+        <w:t>C</w:t>
+      </w:r>
+      <w:r>
+        <w:t>onstraint</w:t>
+      </w:r>
+      <w:proofErr w:type="spellEnd"/>
+      <w:r>
+        <w:t xml:space="preserve"> conformado por </w:t>
+      </w:r>
+      <w:proofErr w:type="spellStart"/>
+      <w:r>
+        <w:rPr>
+          <w:b/>
+          <w:bCs/>
+        </w:rPr>
+        <w:t>dni</w:t>
+      </w:r>
+      <w:proofErr w:type="spellEnd"/>
+      <w:r>
+        <w:rPr>
+          <w:b/>
+          <w:bCs/>
+        </w:rPr>
+        <w:t xml:space="preserve"> + nombre + apellido + </w:t>
+      </w:r>
+      <w:proofErr w:type="spellStart"/>
+      <w:r>
+        <w:rPr>
+          <w:b/>
+          <w:bCs/>
+        </w:rPr>
+        <w:t>fecha_nacimiento</w:t>
+      </w:r>
+      <w:proofErr w:type="spellEnd"/>
+      <w:r>
+        <w:t xml:space="preserve">, así nunca se mezclan dos personas distintas. </w:t>
       </w:r>
     </w:p>
     <w:p>
@@ -1737,111 +3846,6 @@
     <w:p>
       <w:pPr>
         <w:pStyle w:val="Prrafodelista"/>
-        <w:numPr>
-          <w:ilvl w:val="1"/>
-          <w:numId w:val="1"/>
-        </w:numPr>
-      </w:pPr>
-      <w:r>
-        <w:t xml:space="preserve">En </w:t>
-      </w:r>
-      <w:r>
-        <w:rPr>
-          <w:b/>
-          <w:bCs/>
-        </w:rPr>
-        <w:t>alquileres</w:t>
-      </w:r>
-      <w:r>
-        <w:t>, los 25 empleados aparecen atendiendo bicicletas de los 5 locales. En esas filas el local es el de la bicicleta, no el del empleado.</w:t>
-      </w:r>
-    </w:p>
-    <w:p>
-      <w:pPr>
-        <w:pStyle w:val="Prrafodelista"/>
-        <w:numPr>
-          <w:ilvl w:val="1"/>
-          <w:numId w:val="1"/>
-        </w:numPr>
-      </w:pPr>
-      <w:r>
-        <w:t xml:space="preserve">En </w:t>
-      </w:r>
-      <w:r>
-        <w:rPr>
-          <w:b/>
-          <w:bCs/>
-        </w:rPr>
-        <w:t>ventas, reparaciones y compras</w:t>
-      </w:r>
-      <w:r>
-        <w:t>, el 100 % de las operaciones de cada empleado ocurre en un único local.</w:t>
-      </w:r>
-    </w:p>
-    <w:p>
-      <w:pPr>
-        <w:pStyle w:val="Prrafodelista"/>
-        <w:numPr>
-          <w:ilvl w:val="0"/>
-          <w:numId w:val="1"/>
-        </w:numPr>
-      </w:pPr>
-      <w:r>
-        <w:rPr>
-          <w:b/>
-          <w:bCs/>
-        </w:rPr>
-        <w:t>Decisión:</w:t>
-      </w:r>
-      <w:r>
-        <w:t xml:space="preserve"> el local del empleado (</w:t>
-      </w:r>
-      <w:r>
-        <w:rPr>
-          <w:rFonts w:ascii="Cascadia Mono" w:hAnsi="Cascadia Mono" w:cs="Cascadia Mono"/>
-          <w:color w:val="1F3864"/>
-          <w:sz w:val="20"/>
-          <w:szCs w:val="20"/>
-        </w:rPr>
-        <w:t>Empleado.local_id</w:t>
-      </w:r>
-      <w:r>
-        <w:t>, obligatorio) se toma de sus ventas, reparaciones y compras, sin contar los alquileres. Para cada uno de los 25 empleados da un solo local.</w:t>
-      </w:r>
-    </w:p>
-    <w:p>
-      <w:pPr>
-        <w:spacing w:before="200"/>
-      </w:pPr>
-      <w:r>
-        <w:rPr>
-          <w:b/>
-          <w:bCs/>
-        </w:rPr>
-        <w:t>Análisis</w:t>
-      </w:r>
-    </w:p>
-    <w:p>
-      <w:pPr>
-        <w:tabs>
-          <w:tab w:val="left" w:pos="916"/>
-          <w:tab w:val="left" w:pos="1832"/>
-          <w:tab w:val="left" w:pos="2748"/>
-          <w:tab w:val="left" w:pos="3664"/>
-          <w:tab w:val="left" w:pos="4580"/>
-          <w:tab w:val="left" w:pos="5496"/>
-          <w:tab w:val="left" w:pos="6412"/>
-          <w:tab w:val="left" w:pos="7328"/>
-          <w:tab w:val="left" w:pos="8244"/>
-          <w:tab w:val="left" w:pos="9160"/>
-          <w:tab w:val="left" w:pos="10076"/>
-          <w:tab w:val="left" w:pos="10992"/>
-          <w:tab w:val="left" w:pos="11908"/>
-          <w:tab w:val="left" w:pos="12824"/>
-          <w:tab w:val="left" w:pos="13740"/>
-          <w:tab w:val="left" w:pos="14656"/>
-        </w:tabs>
-        <w:spacing w:after="0" w:line="240" w:lineRule="auto"/>
       </w:pPr>
       <w:r>
         <w:t xml:space="preserve">Tuvimos problemas con la relación 1 a 1 de Empleado/Local ya que los empleados vienen asociados cada uno a N locales. Estudiando los datos vimos que quitando el desglose por Alquileres nos queda uno a uno la relación </w:t>
@@ -1855,520 +3859,6 @@
       </w:r>
       <w:r>
         <w:t>:</w:t>
-      </w:r>
-    </w:p>
-    <w:p>
-      <w:pPr>
-        <w:tabs>
-          <w:tab w:val="left" w:pos="916"/>
-          <w:tab w:val="left" w:pos="1832"/>
-          <w:tab w:val="left" w:pos="2748"/>
-          <w:tab w:val="left" w:pos="3664"/>
-          <w:tab w:val="left" w:pos="4580"/>
-          <w:tab w:val="left" w:pos="5496"/>
-          <w:tab w:val="left" w:pos="6412"/>
-          <w:tab w:val="left" w:pos="7328"/>
-          <w:tab w:val="left" w:pos="8244"/>
-          <w:tab w:val="left" w:pos="9160"/>
-          <w:tab w:val="left" w:pos="10076"/>
-          <w:tab w:val="left" w:pos="10992"/>
-          <w:tab w:val="left" w:pos="11908"/>
-          <w:tab w:val="left" w:pos="12824"/>
-          <w:tab w:val="left" w:pos="13740"/>
-          <w:tab w:val="left" w:pos="14656"/>
-        </w:tabs>
-        <w:spacing w:after="0" w:line="240" w:lineRule="auto"/>
-      </w:pPr>
-    </w:p>
-    <w:p>
-      <w:pPr>
-        <w:tabs>
-          <w:tab w:val="left" w:pos="916"/>
-          <w:tab w:val="left" w:pos="1832"/>
-          <w:tab w:val="left" w:pos="2748"/>
-          <w:tab w:val="left" w:pos="3664"/>
-          <w:tab w:val="left" w:pos="4580"/>
-          <w:tab w:val="left" w:pos="5496"/>
-          <w:tab w:val="left" w:pos="6412"/>
-          <w:tab w:val="left" w:pos="7328"/>
-          <w:tab w:val="left" w:pos="8244"/>
-          <w:tab w:val="left" w:pos="9160"/>
-          <w:tab w:val="left" w:pos="10076"/>
-          <w:tab w:val="left" w:pos="10992"/>
-          <w:tab w:val="left" w:pos="11908"/>
-          <w:tab w:val="left" w:pos="12824"/>
-          <w:tab w:val="left" w:pos="13740"/>
-          <w:tab w:val="left" w:pos="14656"/>
-        </w:tabs>
-        <w:spacing w:after="0" w:line="240" w:lineRule="auto"/>
-      </w:pPr>
-      <w:r>
-        <w:rPr>
-          <w:rFonts w:ascii="Cascadia Mono" w:eastAsia="Times New Roman" w:hAnsi="Cascadia Mono" w:cs="Cascadia Mono"/>
-          <w:color w:val="0000FF"/>
-          <w:kern w:val="0"/>
-          <w:sz w:val="18"/>
-          <w:szCs w:val="18"/>
-          <w:lang w:eastAsia="es-AR"/>
-          <w14:ligatures w14:val="none"/>
-        </w:rPr>
-        <w:t>select</w:t>
-      </w:r>
-      <w:r>
-        <w:rPr>
-          <w:rFonts w:ascii="Cascadia Mono" w:eastAsia="Times New Roman" w:hAnsi="Cascadia Mono" w:cs="Cascadia Mono"/>
-          <w:color w:val="000000"/>
-          <w:kern w:val="0"/>
-          <w:sz w:val="18"/>
-          <w:szCs w:val="18"/>
-          <w:lang w:eastAsia="es-AR"/>
-          <w14:ligatures w14:val="none"/>
-        </w:rPr>
-        <w:t xml:space="preserve"> </w:t>
-      </w:r>
-      <w:r>
-        <w:rPr>
-          <w:rFonts w:ascii="Cascadia Mono" w:eastAsia="Times New Roman" w:hAnsi="Cascadia Mono" w:cs="Cascadia Mono"/>
-          <w:color w:val="0000FF"/>
-          <w:kern w:val="0"/>
-          <w:sz w:val="18"/>
-          <w:szCs w:val="18"/>
-          <w:lang w:eastAsia="es-AR"/>
-          <w14:ligatures w14:val="none"/>
-        </w:rPr>
-        <w:t>distinct</w:t>
-      </w:r>
-      <w:r>
-        <w:rPr>
-          <w:rFonts w:ascii="Cascadia Mono" w:eastAsia="Times New Roman" w:hAnsi="Cascadia Mono" w:cs="Cascadia Mono"/>
-          <w:color w:val="000000"/>
-          <w:kern w:val="0"/>
-          <w:sz w:val="18"/>
-          <w:szCs w:val="18"/>
-          <w:lang w:eastAsia="es-AR"/>
-          <w14:ligatures w14:val="none"/>
-        </w:rPr>
-        <w:t xml:space="preserve"> Empleado_Dni_Empleado</w:t>
-      </w:r>
-      <w:r>
-        <w:rPr>
-          <w:rFonts w:ascii="Cascadia Mono" w:eastAsia="Times New Roman" w:hAnsi="Cascadia Mono" w:cs="Cascadia Mono"/>
-          <w:color w:val="808080"/>
-          <w:kern w:val="0"/>
-          <w:sz w:val="18"/>
-          <w:szCs w:val="18"/>
-          <w:lang w:eastAsia="es-AR"/>
-          <w14:ligatures w14:val="none"/>
-        </w:rPr>
-        <w:t>,</w:t>
-      </w:r>
-      <w:r>
-        <w:rPr>
-          <w:rFonts w:ascii="Cascadia Mono" w:eastAsia="Times New Roman" w:hAnsi="Cascadia Mono" w:cs="Cascadia Mono"/>
-          <w:color w:val="000000"/>
-          <w:kern w:val="0"/>
-          <w:sz w:val="18"/>
-          <w:szCs w:val="18"/>
-          <w:lang w:eastAsia="es-AR"/>
-          <w14:ligatures w14:val="none"/>
-        </w:rPr>
-        <w:t xml:space="preserve"> Empleado_Nombre_Empleado</w:t>
-      </w:r>
-      <w:r>
-        <w:rPr>
-          <w:rFonts w:ascii="Cascadia Mono" w:eastAsia="Times New Roman" w:hAnsi="Cascadia Mono" w:cs="Cascadia Mono"/>
-          <w:color w:val="808080"/>
-          <w:kern w:val="0"/>
-          <w:sz w:val="18"/>
-          <w:szCs w:val="18"/>
-          <w:lang w:eastAsia="es-AR"/>
-          <w14:ligatures w14:val="none"/>
-        </w:rPr>
-        <w:t>,</w:t>
-      </w:r>
-      <w:r>
-        <w:rPr>
-          <w:rFonts w:ascii="Cascadia Mono" w:eastAsia="Times New Roman" w:hAnsi="Cascadia Mono" w:cs="Cascadia Mono"/>
-          <w:color w:val="000000"/>
-          <w:kern w:val="0"/>
-          <w:sz w:val="18"/>
-          <w:szCs w:val="18"/>
-          <w:lang w:eastAsia="es-AR"/>
-          <w14:ligatures w14:val="none"/>
-        </w:rPr>
-        <w:t xml:space="preserve"> Local_Localidad</w:t>
-      </w:r>
-      <w:r>
-        <w:rPr>
-          <w:rFonts w:ascii="Cascadia Mono" w:eastAsia="Times New Roman" w:hAnsi="Cascadia Mono" w:cs="Cascadia Mono"/>
-          <w:color w:val="808080"/>
-          <w:kern w:val="0"/>
-          <w:sz w:val="18"/>
-          <w:szCs w:val="18"/>
-          <w:lang w:eastAsia="es-AR"/>
-          <w14:ligatures w14:val="none"/>
-        </w:rPr>
-        <w:t>,</w:t>
-      </w:r>
-      <w:r>
-        <w:rPr>
-          <w:rFonts w:ascii="Cascadia Mono" w:eastAsia="Times New Roman" w:hAnsi="Cascadia Mono" w:cs="Cascadia Mono"/>
-          <w:color w:val="000000"/>
-          <w:kern w:val="0"/>
-          <w:sz w:val="18"/>
-          <w:szCs w:val="18"/>
-          <w:lang w:eastAsia="es-AR"/>
-          <w14:ligatures w14:val="none"/>
-        </w:rPr>
-        <w:t xml:space="preserve"> Local_Provincia</w:t>
-      </w:r>
-    </w:p>
-    <w:p>
-      <w:pPr>
-        <w:tabs>
-          <w:tab w:val="left" w:pos="916"/>
-          <w:tab w:val="left" w:pos="1832"/>
-          <w:tab w:val="left" w:pos="2748"/>
-          <w:tab w:val="left" w:pos="3664"/>
-          <w:tab w:val="left" w:pos="4580"/>
-          <w:tab w:val="left" w:pos="5496"/>
-          <w:tab w:val="left" w:pos="6412"/>
-          <w:tab w:val="left" w:pos="7328"/>
-          <w:tab w:val="left" w:pos="8244"/>
-          <w:tab w:val="left" w:pos="9160"/>
-          <w:tab w:val="left" w:pos="10076"/>
-          <w:tab w:val="left" w:pos="10992"/>
-          <w:tab w:val="left" w:pos="11908"/>
-          <w:tab w:val="left" w:pos="12824"/>
-          <w:tab w:val="left" w:pos="13740"/>
-          <w:tab w:val="left" w:pos="14656"/>
-        </w:tabs>
-        <w:spacing w:after="0" w:line="240" w:lineRule="auto"/>
-        <w:rPr>
-          <w:rFonts w:ascii="Cascadia Mono" w:eastAsia="Times New Roman" w:hAnsi="Cascadia Mono" w:cs="Cascadia Mono"/>
-          <w:color w:val="000000"/>
-          <w:kern w:val="0"/>
-          <w:sz w:val="18"/>
-          <w:szCs w:val="18"/>
-          <w:lang w:val="en-US" w:eastAsia="es-AR"/>
-          <w14:ligatures w14:val="none"/>
-        </w:rPr>
-      </w:pPr>
-      <w:r>
-        <w:rPr>
-          <w:rFonts w:ascii="Cascadia Mono" w:eastAsia="Times New Roman" w:hAnsi="Cascadia Mono" w:cs="Cascadia Mono"/>
-          <w:color w:val="0000FF"/>
-          <w:kern w:val="0"/>
-          <w:sz w:val="18"/>
-          <w:szCs w:val="18"/>
-          <w:lang w:val="en-US" w:eastAsia="es-AR"/>
-          <w14:ligatures w14:val="none"/>
-        </w:rPr>
-        <w:t>from</w:t>
-      </w:r>
-      <w:r>
-        <w:rPr>
-          <w:rFonts w:ascii="Cascadia Mono" w:eastAsia="Times New Roman" w:hAnsi="Cascadia Mono" w:cs="Cascadia Mono"/>
-          <w:color w:val="000000"/>
-          <w:kern w:val="0"/>
-          <w:sz w:val="18"/>
-          <w:szCs w:val="18"/>
-          <w:lang w:val="en-US" w:eastAsia="es-AR"/>
-          <w14:ligatures w14:val="none"/>
-        </w:rPr>
-        <w:t xml:space="preserve"> gd_esquema</w:t>
-      </w:r>
-      <w:r>
-        <w:rPr>
-          <w:rFonts w:ascii="Cascadia Mono" w:eastAsia="Times New Roman" w:hAnsi="Cascadia Mono" w:cs="Cascadia Mono"/>
-          <w:color w:val="808080"/>
-          <w:kern w:val="0"/>
-          <w:sz w:val="18"/>
-          <w:szCs w:val="18"/>
-          <w:lang w:val="en-US" w:eastAsia="es-AR"/>
-          <w14:ligatures w14:val="none"/>
-        </w:rPr>
-        <w:t>.</w:t>
-      </w:r>
-      <w:r>
-        <w:rPr>
-          <w:rFonts w:ascii="Cascadia Mono" w:eastAsia="Times New Roman" w:hAnsi="Cascadia Mono" w:cs="Cascadia Mono"/>
-          <w:color w:val="000000"/>
-          <w:kern w:val="0"/>
-          <w:sz w:val="18"/>
-          <w:szCs w:val="18"/>
-          <w:lang w:val="en-US" w:eastAsia="es-AR"/>
-          <w14:ligatures w14:val="none"/>
-        </w:rPr>
-        <w:t xml:space="preserve">Maestra </w:t>
-      </w:r>
-    </w:p>
-    <w:p>
-      <w:pPr>
-        <w:tabs>
-          <w:tab w:val="left" w:pos="916"/>
-          <w:tab w:val="left" w:pos="1832"/>
-          <w:tab w:val="left" w:pos="2748"/>
-          <w:tab w:val="left" w:pos="3664"/>
-          <w:tab w:val="left" w:pos="4580"/>
-          <w:tab w:val="left" w:pos="5496"/>
-          <w:tab w:val="left" w:pos="6412"/>
-          <w:tab w:val="left" w:pos="7328"/>
-          <w:tab w:val="left" w:pos="8244"/>
-          <w:tab w:val="left" w:pos="9160"/>
-          <w:tab w:val="left" w:pos="10076"/>
-          <w:tab w:val="left" w:pos="10992"/>
-          <w:tab w:val="left" w:pos="11908"/>
-          <w:tab w:val="left" w:pos="12824"/>
-          <w:tab w:val="left" w:pos="13740"/>
-          <w:tab w:val="left" w:pos="14656"/>
-        </w:tabs>
-        <w:spacing w:after="0" w:line="240" w:lineRule="auto"/>
-        <w:rPr>
-          <w:rFonts w:ascii="Cascadia Mono" w:eastAsia="Times New Roman" w:hAnsi="Cascadia Mono" w:cs="Cascadia Mono"/>
-          <w:color w:val="000000"/>
-          <w:kern w:val="0"/>
-          <w:sz w:val="18"/>
-          <w:szCs w:val="18"/>
-          <w:lang w:val="en-US" w:eastAsia="es-AR"/>
-          <w14:ligatures w14:val="none"/>
-        </w:rPr>
-      </w:pPr>
-      <w:r>
-        <w:rPr>
-          <w:rFonts w:ascii="Cascadia Mono" w:eastAsia="Times New Roman" w:hAnsi="Cascadia Mono" w:cs="Cascadia Mono"/>
-          <w:color w:val="0000FF"/>
-          <w:kern w:val="0"/>
-          <w:sz w:val="18"/>
-          <w:szCs w:val="18"/>
-          <w:lang w:val="en-US" w:eastAsia="es-AR"/>
-          <w14:ligatures w14:val="none"/>
-        </w:rPr>
-        <w:t>where</w:t>
-      </w:r>
-      <w:r>
-        <w:rPr>
-          <w:rFonts w:ascii="Cascadia Mono" w:eastAsia="Times New Roman" w:hAnsi="Cascadia Mono" w:cs="Cascadia Mono"/>
-          <w:color w:val="000000"/>
-          <w:kern w:val="0"/>
-          <w:sz w:val="18"/>
-          <w:szCs w:val="18"/>
-          <w:lang w:val="en-US" w:eastAsia="es-AR"/>
-          <w14:ligatures w14:val="none"/>
-        </w:rPr>
-        <w:t xml:space="preserve"> Empleado_Dni_Empleado </w:t>
-      </w:r>
-      <w:r>
-        <w:rPr>
-          <w:rFonts w:ascii="Cascadia Mono" w:eastAsia="Times New Roman" w:hAnsi="Cascadia Mono" w:cs="Cascadia Mono"/>
-          <w:color w:val="808080"/>
-          <w:kern w:val="0"/>
-          <w:sz w:val="18"/>
-          <w:szCs w:val="18"/>
-          <w:lang w:val="en-US" w:eastAsia="es-AR"/>
-          <w14:ligatures w14:val="none"/>
-        </w:rPr>
-        <w:t>is</w:t>
-      </w:r>
-      <w:r>
-        <w:rPr>
-          <w:rFonts w:ascii="Cascadia Mono" w:eastAsia="Times New Roman" w:hAnsi="Cascadia Mono" w:cs="Cascadia Mono"/>
-          <w:color w:val="000000"/>
-          <w:kern w:val="0"/>
-          <w:sz w:val="18"/>
-          <w:szCs w:val="18"/>
-          <w:lang w:val="en-US" w:eastAsia="es-AR"/>
-          <w14:ligatures w14:val="none"/>
-        </w:rPr>
-        <w:t xml:space="preserve"> </w:t>
-      </w:r>
-      <w:r>
-        <w:rPr>
-          <w:rFonts w:ascii="Cascadia Mono" w:eastAsia="Times New Roman" w:hAnsi="Cascadia Mono" w:cs="Cascadia Mono"/>
-          <w:color w:val="808080"/>
-          <w:kern w:val="0"/>
-          <w:sz w:val="18"/>
-          <w:szCs w:val="18"/>
-          <w:lang w:val="en-US" w:eastAsia="es-AR"/>
-          <w14:ligatures w14:val="none"/>
-        </w:rPr>
-        <w:t>not</w:t>
-      </w:r>
-      <w:r>
-        <w:rPr>
-          <w:rFonts w:ascii="Cascadia Mono" w:eastAsia="Times New Roman" w:hAnsi="Cascadia Mono" w:cs="Cascadia Mono"/>
-          <w:color w:val="000000"/>
-          <w:kern w:val="0"/>
-          <w:sz w:val="18"/>
-          <w:szCs w:val="18"/>
-          <w:lang w:val="en-US" w:eastAsia="es-AR"/>
-          <w14:ligatures w14:val="none"/>
-        </w:rPr>
-        <w:t xml:space="preserve"> </w:t>
-      </w:r>
-      <w:r>
-        <w:rPr>
-          <w:rFonts w:ascii="Cascadia Mono" w:eastAsia="Times New Roman" w:hAnsi="Cascadia Mono" w:cs="Cascadia Mono"/>
-          <w:color w:val="808080"/>
-          <w:kern w:val="0"/>
-          <w:sz w:val="18"/>
-          <w:szCs w:val="18"/>
-          <w:lang w:val="en-US" w:eastAsia="es-AR"/>
-          <w14:ligatures w14:val="none"/>
-        </w:rPr>
-        <w:t>null</w:t>
-      </w:r>
-      <w:r>
-        <w:rPr>
-          <w:rFonts w:ascii="Cascadia Mono" w:eastAsia="Times New Roman" w:hAnsi="Cascadia Mono" w:cs="Cascadia Mono"/>
-          <w:color w:val="000000"/>
-          <w:kern w:val="0"/>
-          <w:sz w:val="18"/>
-          <w:szCs w:val="18"/>
-          <w:lang w:val="en-US" w:eastAsia="es-AR"/>
-          <w14:ligatures w14:val="none"/>
-        </w:rPr>
-        <w:t xml:space="preserve"> </w:t>
-      </w:r>
-      <w:r>
-        <w:rPr>
-          <w:rFonts w:ascii="Cascadia Mono" w:eastAsia="Times New Roman" w:hAnsi="Cascadia Mono" w:cs="Cascadia Mono"/>
-          <w:color w:val="808080"/>
-          <w:kern w:val="0"/>
-          <w:sz w:val="18"/>
-          <w:szCs w:val="18"/>
-          <w:lang w:val="en-US" w:eastAsia="es-AR"/>
-          <w14:ligatures w14:val="none"/>
-        </w:rPr>
-        <w:t>and</w:t>
-      </w:r>
-      <w:r>
-        <w:rPr>
-          <w:rFonts w:ascii="Cascadia Mono" w:eastAsia="Times New Roman" w:hAnsi="Cascadia Mono" w:cs="Cascadia Mono"/>
-          <w:color w:val="000000"/>
-          <w:kern w:val="0"/>
-          <w:sz w:val="18"/>
-          <w:szCs w:val="18"/>
-          <w:lang w:val="en-US" w:eastAsia="es-AR"/>
-          <w14:ligatures w14:val="none"/>
-        </w:rPr>
-        <w:t xml:space="preserve"> Alquiler_Nro_Alquiler </w:t>
-      </w:r>
-      <w:r>
-        <w:rPr>
-          <w:rFonts w:ascii="Cascadia Mono" w:eastAsia="Times New Roman" w:hAnsi="Cascadia Mono" w:cs="Cascadia Mono"/>
-          <w:color w:val="808080"/>
-          <w:kern w:val="0"/>
-          <w:sz w:val="18"/>
-          <w:szCs w:val="18"/>
-          <w:lang w:val="en-US" w:eastAsia="es-AR"/>
-          <w14:ligatures w14:val="none"/>
-        </w:rPr>
-        <w:t>is</w:t>
-      </w:r>
-      <w:r>
-        <w:rPr>
-          <w:rFonts w:ascii="Cascadia Mono" w:eastAsia="Times New Roman" w:hAnsi="Cascadia Mono" w:cs="Cascadia Mono"/>
-          <w:color w:val="000000"/>
-          <w:kern w:val="0"/>
-          <w:sz w:val="18"/>
-          <w:szCs w:val="18"/>
-          <w:lang w:val="en-US" w:eastAsia="es-AR"/>
-          <w14:ligatures w14:val="none"/>
-        </w:rPr>
-        <w:t xml:space="preserve"> </w:t>
-      </w:r>
-      <w:r>
-        <w:rPr>
-          <w:rFonts w:ascii="Cascadia Mono" w:eastAsia="Times New Roman" w:hAnsi="Cascadia Mono" w:cs="Cascadia Mono"/>
-          <w:color w:val="808080"/>
-          <w:kern w:val="0"/>
-          <w:sz w:val="18"/>
-          <w:szCs w:val="18"/>
-          <w:lang w:val="en-US" w:eastAsia="es-AR"/>
-          <w14:ligatures w14:val="none"/>
-        </w:rPr>
-        <w:t>null</w:t>
-      </w:r>
-    </w:p>
-    <w:p>
-      <w:pPr>
-        <w:tabs>
-          <w:tab w:val="left" w:pos="916"/>
-          <w:tab w:val="left" w:pos="1832"/>
-          <w:tab w:val="left" w:pos="2748"/>
-          <w:tab w:val="left" w:pos="3664"/>
-          <w:tab w:val="left" w:pos="4580"/>
-          <w:tab w:val="left" w:pos="5496"/>
-          <w:tab w:val="left" w:pos="6412"/>
-          <w:tab w:val="left" w:pos="7328"/>
-          <w:tab w:val="left" w:pos="8244"/>
-          <w:tab w:val="left" w:pos="9160"/>
-          <w:tab w:val="left" w:pos="10076"/>
-          <w:tab w:val="left" w:pos="10992"/>
-          <w:tab w:val="left" w:pos="11908"/>
-          <w:tab w:val="left" w:pos="12824"/>
-          <w:tab w:val="left" w:pos="13740"/>
-          <w:tab w:val="left" w:pos="14656"/>
-        </w:tabs>
-        <w:spacing w:after="0" w:line="240" w:lineRule="auto"/>
-        <w:rPr>
-          <w:rFonts w:ascii="Cascadia Mono" w:eastAsia="Times New Roman" w:hAnsi="Cascadia Mono" w:cs="Cascadia Mono"/>
-          <w:color w:val="000000"/>
-          <w:kern w:val="0"/>
-          <w:sz w:val="18"/>
-          <w:szCs w:val="18"/>
-          <w:lang w:eastAsia="es-AR"/>
-          <w14:ligatures w14:val="none"/>
-        </w:rPr>
-      </w:pPr>
-      <w:r>
-        <w:rPr>
-          <w:rFonts w:ascii="Cascadia Mono" w:eastAsia="Times New Roman" w:hAnsi="Cascadia Mono" w:cs="Cascadia Mono"/>
-          <w:color w:val="0000FF"/>
-          <w:kern w:val="0"/>
-          <w:sz w:val="18"/>
-          <w:szCs w:val="18"/>
-          <w:lang w:eastAsia="es-AR"/>
-          <w14:ligatures w14:val="none"/>
-        </w:rPr>
-        <w:t>order</w:t>
-      </w:r>
-      <w:r>
-        <w:rPr>
-          <w:rFonts w:ascii="Cascadia Mono" w:eastAsia="Times New Roman" w:hAnsi="Cascadia Mono" w:cs="Cascadia Mono"/>
-          <w:color w:val="000000"/>
-          <w:kern w:val="0"/>
-          <w:sz w:val="18"/>
-          <w:szCs w:val="18"/>
-          <w:lang w:eastAsia="es-AR"/>
-          <w14:ligatures w14:val="none"/>
-        </w:rPr>
-        <w:t xml:space="preserve"> </w:t>
-      </w:r>
-      <w:r>
-        <w:rPr>
-          <w:rFonts w:ascii="Cascadia Mono" w:eastAsia="Times New Roman" w:hAnsi="Cascadia Mono" w:cs="Cascadia Mono"/>
-          <w:color w:val="0000FF"/>
-          <w:kern w:val="0"/>
-          <w:sz w:val="18"/>
-          <w:szCs w:val="18"/>
-          <w:lang w:eastAsia="es-AR"/>
-          <w14:ligatures w14:val="none"/>
-        </w:rPr>
-        <w:t>by</w:t>
-      </w:r>
-      <w:r>
-        <w:rPr>
-          <w:rFonts w:ascii="Cascadia Mono" w:eastAsia="Times New Roman" w:hAnsi="Cascadia Mono" w:cs="Cascadia Mono"/>
-          <w:color w:val="000000"/>
-          <w:kern w:val="0"/>
-          <w:sz w:val="18"/>
-          <w:szCs w:val="18"/>
-          <w:lang w:eastAsia="es-AR"/>
-          <w14:ligatures w14:val="none"/>
-        </w:rPr>
-        <w:t xml:space="preserve"> Empleado_Dni_Empleado</w:t>
       </w:r>
     </w:p>
     <w:p>
@@ -2393,16 +3883,187 @@
         </w:tabs>
         <w:spacing w:after="0" w:line="240" w:lineRule="auto"/>
         <w:ind w:left="708"/>
+      </w:pPr>
+      <w:proofErr w:type="spellStart"/>
+      <w:r>
         <w:rPr>
           <w:rFonts w:ascii="Cascadia Mono" w:eastAsia="Times New Roman" w:hAnsi="Cascadia Mono" w:cs="Cascadia Mono"/>
-          <w:color w:val="000000"/>
+          <w:color w:val="0000FF"/>
           <w:kern w:val="0"/>
           <w:sz w:val="18"/>
           <w:szCs w:val="18"/>
           <w:lang w:eastAsia="es-AR"/>
           <w14:ligatures w14:val="none"/>
         </w:rPr>
-      </w:pPr>
+        <w:t>select</w:t>
+      </w:r>
+      <w:proofErr w:type="spellEnd"/>
+      <w:r>
+        <w:rPr>
+          <w:rFonts w:ascii="Cascadia Mono" w:eastAsia="Times New Roman" w:hAnsi="Cascadia Mono" w:cs="Cascadia Mono"/>
+          <w:color w:val="000000"/>
+          <w:kern w:val="0"/>
+          <w:sz w:val="18"/>
+          <w:szCs w:val="18"/>
+          <w:lang w:eastAsia="es-AR"/>
+          <w14:ligatures w14:val="none"/>
+        </w:rPr>
+        <w:t xml:space="preserve"> </w:t>
+      </w:r>
+      <w:proofErr w:type="spellStart"/>
+      <w:r>
+        <w:rPr>
+          <w:rFonts w:ascii="Cascadia Mono" w:eastAsia="Times New Roman" w:hAnsi="Cascadia Mono" w:cs="Cascadia Mono"/>
+          <w:color w:val="0000FF"/>
+          <w:kern w:val="0"/>
+          <w:sz w:val="18"/>
+          <w:szCs w:val="18"/>
+          <w:lang w:eastAsia="es-AR"/>
+          <w14:ligatures w14:val="none"/>
+        </w:rPr>
+        <w:t>distinct</w:t>
+      </w:r>
+      <w:proofErr w:type="spellEnd"/>
+      <w:r>
+        <w:rPr>
+          <w:rFonts w:ascii="Cascadia Mono" w:eastAsia="Times New Roman" w:hAnsi="Cascadia Mono" w:cs="Cascadia Mono"/>
+          <w:color w:val="000000"/>
+          <w:kern w:val="0"/>
+          <w:sz w:val="18"/>
+          <w:szCs w:val="18"/>
+          <w:lang w:eastAsia="es-AR"/>
+          <w14:ligatures w14:val="none"/>
+        </w:rPr>
+        <w:t xml:space="preserve"> </w:t>
+      </w:r>
+      <w:proofErr w:type="spellStart"/>
+      <w:r>
+        <w:rPr>
+          <w:rFonts w:ascii="Cascadia Mono" w:eastAsia="Times New Roman" w:hAnsi="Cascadia Mono" w:cs="Cascadia Mono"/>
+          <w:color w:val="000000"/>
+          <w:kern w:val="0"/>
+          <w:sz w:val="18"/>
+          <w:szCs w:val="18"/>
+          <w:lang w:eastAsia="es-AR"/>
+          <w14:ligatures w14:val="none"/>
+        </w:rPr>
+        <w:t>Empleado_Dni_Empleado</w:t>
+      </w:r>
+      <w:proofErr w:type="spellEnd"/>
+      <w:r>
+        <w:rPr>
+          <w:rFonts w:ascii="Cascadia Mono" w:eastAsia="Times New Roman" w:hAnsi="Cascadia Mono" w:cs="Cascadia Mono"/>
+          <w:color w:val="808080"/>
+          <w:kern w:val="0"/>
+          <w:sz w:val="18"/>
+          <w:szCs w:val="18"/>
+          <w:lang w:eastAsia="es-AR"/>
+          <w14:ligatures w14:val="none"/>
+        </w:rPr>
+        <w:t>,</w:t>
+      </w:r>
+      <w:r>
+        <w:rPr>
+          <w:rFonts w:ascii="Cascadia Mono" w:eastAsia="Times New Roman" w:hAnsi="Cascadia Mono" w:cs="Cascadia Mono"/>
+          <w:color w:val="000000"/>
+          <w:kern w:val="0"/>
+          <w:sz w:val="18"/>
+          <w:szCs w:val="18"/>
+          <w:lang w:eastAsia="es-AR"/>
+          <w14:ligatures w14:val="none"/>
+        </w:rPr>
+        <w:t xml:space="preserve"> </w:t>
+      </w:r>
+      <w:proofErr w:type="spellStart"/>
+      <w:r>
+        <w:rPr>
+          <w:rFonts w:ascii="Cascadia Mono" w:eastAsia="Times New Roman" w:hAnsi="Cascadia Mono" w:cs="Cascadia Mono"/>
+          <w:color w:val="000000"/>
+          <w:kern w:val="0"/>
+          <w:sz w:val="18"/>
+          <w:szCs w:val="18"/>
+          <w:lang w:eastAsia="es-AR"/>
+          <w14:ligatures w14:val="none"/>
+        </w:rPr>
+        <w:t>Empleado_Nombre_Empleado</w:t>
+      </w:r>
+      <w:proofErr w:type="spellEnd"/>
+      <w:r>
+        <w:rPr>
+          <w:rFonts w:ascii="Cascadia Mono" w:eastAsia="Times New Roman" w:hAnsi="Cascadia Mono" w:cs="Cascadia Mono"/>
+          <w:color w:val="808080"/>
+          <w:kern w:val="0"/>
+          <w:sz w:val="18"/>
+          <w:szCs w:val="18"/>
+          <w:lang w:eastAsia="es-AR"/>
+          <w14:ligatures w14:val="none"/>
+        </w:rPr>
+        <w:t>,</w:t>
+      </w:r>
+      <w:r>
+        <w:rPr>
+          <w:rFonts w:ascii="Cascadia Mono" w:eastAsia="Times New Roman" w:hAnsi="Cascadia Mono" w:cs="Cascadia Mono"/>
+          <w:color w:val="000000"/>
+          <w:kern w:val="0"/>
+          <w:sz w:val="18"/>
+          <w:szCs w:val="18"/>
+          <w:lang w:eastAsia="es-AR"/>
+          <w14:ligatures w14:val="none"/>
+        </w:rPr>
+        <w:t xml:space="preserve"> </w:t>
+      </w:r>
+      <w:proofErr w:type="spellStart"/>
+      <w:r>
+        <w:rPr>
+          <w:rFonts w:ascii="Cascadia Mono" w:eastAsia="Times New Roman" w:hAnsi="Cascadia Mono" w:cs="Cascadia Mono"/>
+          <w:color w:val="000000"/>
+          <w:kern w:val="0"/>
+          <w:sz w:val="18"/>
+          <w:szCs w:val="18"/>
+          <w:lang w:eastAsia="es-AR"/>
+          <w14:ligatures w14:val="none"/>
+        </w:rPr>
+        <w:t>Local_Localidad</w:t>
+      </w:r>
+      <w:proofErr w:type="spellEnd"/>
+      <w:r>
+        <w:rPr>
+          <w:rFonts w:ascii="Cascadia Mono" w:eastAsia="Times New Roman" w:hAnsi="Cascadia Mono" w:cs="Cascadia Mono"/>
+          <w:color w:val="808080"/>
+          <w:kern w:val="0"/>
+          <w:sz w:val="18"/>
+          <w:szCs w:val="18"/>
+          <w:lang w:eastAsia="es-AR"/>
+          <w14:ligatures w14:val="none"/>
+        </w:rPr>
+        <w:t>,</w:t>
+      </w:r>
+      <w:r>
+        <w:rPr>
+          <w:rFonts w:ascii="Cascadia Mono" w:eastAsia="Times New Roman" w:hAnsi="Cascadia Mono" w:cs="Cascadia Mono"/>
+          <w:color w:val="000000"/>
+          <w:kern w:val="0"/>
+          <w:sz w:val="18"/>
+          <w:szCs w:val="18"/>
+          <w:lang w:eastAsia="es-AR"/>
+          <w14:ligatures w14:val="none"/>
+        </w:rPr>
+        <w:t xml:space="preserve"> </w:t>
+      </w:r>
+      <w:proofErr w:type="spellStart"/>
+      <w:r>
+        <w:rPr>
+          <w:rFonts w:ascii="Cascadia Mono" w:eastAsia="Times New Roman" w:hAnsi="Cascadia Mono" w:cs="Cascadia Mono"/>
+          <w:color w:val="000000"/>
+          <w:kern w:val="0"/>
+          <w:sz w:val="18"/>
+          <w:szCs w:val="18"/>
+          <w:lang w:eastAsia="es-AR"/>
+          <w14:ligatures w14:val="none"/>
+        </w:rPr>
+        <w:t>Local_Provincia</w:t>
+      </w:r>
+      <w:proofErr w:type="spellEnd"/>
     </w:p>
     <w:p>
       <w:pPr>
@@ -2432,56 +4093,97 @@
           <w:kern w:val="0"/>
           <w:sz w:val="18"/>
           <w:szCs w:val="18"/>
-          <w:lang w:eastAsia="es-AR"/>
+          <w:lang w:val="en-US" w:eastAsia="es-AR"/>
           <w14:ligatures w14:val="none"/>
         </w:rPr>
       </w:pPr>
       <w:r>
         <w:rPr>
           <w:rFonts w:ascii="Cascadia Mono" w:eastAsia="Times New Roman" w:hAnsi="Cascadia Mono" w:cs="Cascadia Mono"/>
-          <w:noProof/>
-          <w:color w:val="000000"/>
+          <w:color w:val="0000FF"/>
           <w:kern w:val="0"/>
           <w:sz w:val="18"/>
           <w:szCs w:val="18"/>
-          <w:lang w:eastAsia="es-AR"/>
+          <w:lang w:val="en-US" w:eastAsia="es-AR"/>
           <w14:ligatures w14:val="none"/>
         </w:rPr>
-        <w:drawing>
-          <wp:inline distT="0" distB="0" distL="0" distR="0" wp14:anchorId="18C49259" wp14:editId="482F1502">
-            <wp:extent cx="4476750" cy="1533701"/>
-            <wp:effectExtent l="0" t="0" r="0" b="9525"/>
-            <wp:docPr id="1603798620" name="Imagen 1"/>
-            <wp:cNvGraphicFramePr>
-              <a:graphicFrameLocks xmlns:a="http://schemas.openxmlformats.org/drawingml/2006/main" noChangeAspect="1"/>
-            </wp:cNvGraphicFramePr>
-            <a:graphic xmlns:a="http://schemas.openxmlformats.org/drawingml/2006/main">
-              <a:graphicData uri="http://schemas.openxmlformats.org/drawingml/2006/picture">
-                <pic:pic xmlns:pic="http://schemas.openxmlformats.org/drawingml/2006/picture">
-                  <pic:nvPicPr>
-                    <pic:cNvPr id="1603798620" name=""/>
-                    <pic:cNvPicPr/>
-                  </pic:nvPicPr>
-                  <pic:blipFill>
-                    <a:blip r:embed="rId7"/>
-                    <a:stretch>
-                      <a:fillRect/>
-                    </a:stretch>
-                  </pic:blipFill>
-                  <pic:spPr>
-                    <a:xfrm>
-                      <a:off x="0" y="0"/>
-                      <a:ext cx="4492975" cy="1539260"/>
-                    </a:xfrm>
-                    <a:prstGeom prst="rect">
-                      <a:avLst/>
-                    </a:prstGeom>
-                  </pic:spPr>
-                </pic:pic>
-              </a:graphicData>
-            </a:graphic>
-          </wp:inline>
-        </w:drawing>
+        <w:t>from</w:t>
+      </w:r>
+      <w:r>
+        <w:rPr>
+          <w:rFonts w:ascii="Cascadia Mono" w:eastAsia="Times New Roman" w:hAnsi="Cascadia Mono" w:cs="Cascadia Mono"/>
+          <w:color w:val="000000"/>
+          <w:kern w:val="0"/>
+          <w:sz w:val="18"/>
+          <w:szCs w:val="18"/>
+          <w:lang w:val="en-US" w:eastAsia="es-AR"/>
+          <w14:ligatures w14:val="none"/>
+        </w:rPr>
+        <w:t xml:space="preserve"> </w:t>
+      </w:r>
+      <w:proofErr w:type="spellStart"/>
+      <w:r>
+        <w:rPr>
+          <w:rFonts w:ascii="Cascadia Mono" w:eastAsia="Times New Roman" w:hAnsi="Cascadia Mono" w:cs="Cascadia Mono"/>
+          <w:color w:val="000000"/>
+          <w:kern w:val="0"/>
+          <w:sz w:val="18"/>
+          <w:szCs w:val="18"/>
+          <w:lang w:val="en-US" w:eastAsia="es-AR"/>
+          <w14:ligatures w14:val="none"/>
+        </w:rPr>
+        <w:t>gd_</w:t>
+      </w:r>
+      <w:proofErr w:type="gramStart"/>
+      <w:r>
+        <w:rPr>
+          <w:rFonts w:ascii="Cascadia Mono" w:eastAsia="Times New Roman" w:hAnsi="Cascadia Mono" w:cs="Cascadia Mono"/>
+          <w:color w:val="000000"/>
+          <w:kern w:val="0"/>
+          <w:sz w:val="18"/>
+          <w:szCs w:val="18"/>
+          <w:lang w:val="en-US" w:eastAsia="es-AR"/>
+          <w14:ligatures w14:val="none"/>
+        </w:rPr>
+        <w:t>esquema</w:t>
+      </w:r>
+      <w:r>
+        <w:rPr>
+          <w:rFonts w:ascii="Cascadia Mono" w:eastAsia="Times New Roman" w:hAnsi="Cascadia Mono" w:cs="Cascadia Mono"/>
+          <w:color w:val="808080"/>
+          <w:kern w:val="0"/>
+          <w:sz w:val="18"/>
+          <w:szCs w:val="18"/>
+          <w:lang w:val="en-US" w:eastAsia="es-AR"/>
+          <w14:ligatures w14:val="none"/>
+        </w:rPr>
+        <w:t>.</w:t>
+      </w:r>
+      <w:r>
+        <w:rPr>
+          <w:rFonts w:ascii="Cascadia Mono" w:eastAsia="Times New Roman" w:hAnsi="Cascadia Mono" w:cs="Cascadia Mono"/>
+          <w:color w:val="000000"/>
+          <w:kern w:val="0"/>
+          <w:sz w:val="18"/>
+          <w:szCs w:val="18"/>
+          <w:lang w:val="en-US" w:eastAsia="es-AR"/>
+          <w14:ligatures w14:val="none"/>
+        </w:rPr>
+        <w:t>Maestra</w:t>
+      </w:r>
+      <w:proofErr w:type="spellEnd"/>
+      <w:proofErr w:type="gramEnd"/>
+      <w:r>
+        <w:rPr>
+          <w:rFonts w:ascii="Cascadia Mono" w:eastAsia="Times New Roman" w:hAnsi="Cascadia Mono" w:cs="Cascadia Mono"/>
+          <w:color w:val="000000"/>
+          <w:kern w:val="0"/>
+          <w:sz w:val="18"/>
+          <w:szCs w:val="18"/>
+          <w:lang w:val="en-US" w:eastAsia="es-AR"/>
+          <w14:ligatures w14:val="none"/>
+        </w:rPr>
+        <w:t xml:space="preserve"> </w:t>
       </w:r>
     </w:p>
     <w:p>
@@ -2512,10 +4214,397 @@
           <w:kern w:val="0"/>
           <w:sz w:val="18"/>
           <w:szCs w:val="18"/>
+          <w:lang w:val="en-US" w:eastAsia="es-AR"/>
+          <w14:ligatures w14:val="none"/>
+        </w:rPr>
+      </w:pPr>
+      <w:r>
+        <w:rPr>
+          <w:rFonts w:ascii="Cascadia Mono" w:eastAsia="Times New Roman" w:hAnsi="Cascadia Mono" w:cs="Cascadia Mono"/>
+          <w:color w:val="0000FF"/>
+          <w:kern w:val="0"/>
+          <w:sz w:val="18"/>
+          <w:szCs w:val="18"/>
+          <w:lang w:val="en-US" w:eastAsia="es-AR"/>
+          <w14:ligatures w14:val="none"/>
+        </w:rPr>
+        <w:t>where</w:t>
+      </w:r>
+      <w:r>
+        <w:rPr>
+          <w:rFonts w:ascii="Cascadia Mono" w:eastAsia="Times New Roman" w:hAnsi="Cascadia Mono" w:cs="Cascadia Mono"/>
+          <w:color w:val="000000"/>
+          <w:kern w:val="0"/>
+          <w:sz w:val="18"/>
+          <w:szCs w:val="18"/>
+          <w:lang w:val="en-US" w:eastAsia="es-AR"/>
+          <w14:ligatures w14:val="none"/>
+        </w:rPr>
+        <w:t xml:space="preserve"> </w:t>
+      </w:r>
+      <w:proofErr w:type="spellStart"/>
+      <w:r>
+        <w:rPr>
+          <w:rFonts w:ascii="Cascadia Mono" w:eastAsia="Times New Roman" w:hAnsi="Cascadia Mono" w:cs="Cascadia Mono"/>
+          <w:color w:val="000000"/>
+          <w:kern w:val="0"/>
+          <w:sz w:val="18"/>
+          <w:szCs w:val="18"/>
+          <w:lang w:val="en-US" w:eastAsia="es-AR"/>
+          <w14:ligatures w14:val="none"/>
+        </w:rPr>
+        <w:t>Empleado_Dni_Empleado</w:t>
+      </w:r>
+      <w:proofErr w:type="spellEnd"/>
+      <w:r>
+        <w:rPr>
+          <w:rFonts w:ascii="Cascadia Mono" w:eastAsia="Times New Roman" w:hAnsi="Cascadia Mono" w:cs="Cascadia Mono"/>
+          <w:color w:val="000000"/>
+          <w:kern w:val="0"/>
+          <w:sz w:val="18"/>
+          <w:szCs w:val="18"/>
+          <w:lang w:val="en-US" w:eastAsia="es-AR"/>
+          <w14:ligatures w14:val="none"/>
+        </w:rPr>
+        <w:t xml:space="preserve"> </w:t>
+      </w:r>
+      <w:r>
+        <w:rPr>
+          <w:rFonts w:ascii="Cascadia Mono" w:eastAsia="Times New Roman" w:hAnsi="Cascadia Mono" w:cs="Cascadia Mono"/>
+          <w:color w:val="808080"/>
+          <w:kern w:val="0"/>
+          <w:sz w:val="18"/>
+          <w:szCs w:val="18"/>
+          <w:lang w:val="en-US" w:eastAsia="es-AR"/>
+          <w14:ligatures w14:val="none"/>
+        </w:rPr>
+        <w:t>is</w:t>
+      </w:r>
+      <w:r>
+        <w:rPr>
+          <w:rFonts w:ascii="Cascadia Mono" w:eastAsia="Times New Roman" w:hAnsi="Cascadia Mono" w:cs="Cascadia Mono"/>
+          <w:color w:val="000000"/>
+          <w:kern w:val="0"/>
+          <w:sz w:val="18"/>
+          <w:szCs w:val="18"/>
+          <w:lang w:val="en-US" w:eastAsia="es-AR"/>
+          <w14:ligatures w14:val="none"/>
+        </w:rPr>
+        <w:t xml:space="preserve"> </w:t>
+      </w:r>
+      <w:r>
+        <w:rPr>
+          <w:rFonts w:ascii="Cascadia Mono" w:eastAsia="Times New Roman" w:hAnsi="Cascadia Mono" w:cs="Cascadia Mono"/>
+          <w:color w:val="808080"/>
+          <w:kern w:val="0"/>
+          <w:sz w:val="18"/>
+          <w:szCs w:val="18"/>
+          <w:lang w:val="en-US" w:eastAsia="es-AR"/>
+          <w14:ligatures w14:val="none"/>
+        </w:rPr>
+        <w:t>not</w:t>
+      </w:r>
+      <w:r>
+        <w:rPr>
+          <w:rFonts w:ascii="Cascadia Mono" w:eastAsia="Times New Roman" w:hAnsi="Cascadia Mono" w:cs="Cascadia Mono"/>
+          <w:color w:val="000000"/>
+          <w:kern w:val="0"/>
+          <w:sz w:val="18"/>
+          <w:szCs w:val="18"/>
+          <w:lang w:val="en-US" w:eastAsia="es-AR"/>
+          <w14:ligatures w14:val="none"/>
+        </w:rPr>
+        <w:t xml:space="preserve"> </w:t>
+      </w:r>
+      <w:r>
+        <w:rPr>
+          <w:rFonts w:ascii="Cascadia Mono" w:eastAsia="Times New Roman" w:hAnsi="Cascadia Mono" w:cs="Cascadia Mono"/>
+          <w:color w:val="808080"/>
+          <w:kern w:val="0"/>
+          <w:sz w:val="18"/>
+          <w:szCs w:val="18"/>
+          <w:lang w:val="en-US" w:eastAsia="es-AR"/>
+          <w14:ligatures w14:val="none"/>
+        </w:rPr>
+        <w:t>null</w:t>
+      </w:r>
+      <w:r>
+        <w:rPr>
+          <w:rFonts w:ascii="Cascadia Mono" w:eastAsia="Times New Roman" w:hAnsi="Cascadia Mono" w:cs="Cascadia Mono"/>
+          <w:color w:val="000000"/>
+          <w:kern w:val="0"/>
+          <w:sz w:val="18"/>
+          <w:szCs w:val="18"/>
+          <w:lang w:val="en-US" w:eastAsia="es-AR"/>
+          <w14:ligatures w14:val="none"/>
+        </w:rPr>
+        <w:t xml:space="preserve"> </w:t>
+      </w:r>
+      <w:r>
+        <w:rPr>
+          <w:rFonts w:ascii="Cascadia Mono" w:eastAsia="Times New Roman" w:hAnsi="Cascadia Mono" w:cs="Cascadia Mono"/>
+          <w:color w:val="808080"/>
+          <w:kern w:val="0"/>
+          <w:sz w:val="18"/>
+          <w:szCs w:val="18"/>
+          <w:lang w:val="en-US" w:eastAsia="es-AR"/>
+          <w14:ligatures w14:val="none"/>
+        </w:rPr>
+        <w:t>and</w:t>
+      </w:r>
+      <w:r>
+        <w:rPr>
+          <w:rFonts w:ascii="Cascadia Mono" w:eastAsia="Times New Roman" w:hAnsi="Cascadia Mono" w:cs="Cascadia Mono"/>
+          <w:color w:val="000000"/>
+          <w:kern w:val="0"/>
+          <w:sz w:val="18"/>
+          <w:szCs w:val="18"/>
+          <w:lang w:val="en-US" w:eastAsia="es-AR"/>
+          <w14:ligatures w14:val="none"/>
+        </w:rPr>
+        <w:t xml:space="preserve"> </w:t>
+      </w:r>
+      <w:proofErr w:type="spellStart"/>
+      <w:r>
+        <w:rPr>
+          <w:rFonts w:ascii="Cascadia Mono" w:eastAsia="Times New Roman" w:hAnsi="Cascadia Mono" w:cs="Cascadia Mono"/>
+          <w:color w:val="000000"/>
+          <w:kern w:val="0"/>
+          <w:sz w:val="18"/>
+          <w:szCs w:val="18"/>
+          <w:lang w:val="en-US" w:eastAsia="es-AR"/>
+          <w14:ligatures w14:val="none"/>
+        </w:rPr>
+        <w:t>Alquiler_Nro_Alquiler</w:t>
+      </w:r>
+      <w:proofErr w:type="spellEnd"/>
+      <w:r>
+        <w:rPr>
+          <w:rFonts w:ascii="Cascadia Mono" w:eastAsia="Times New Roman" w:hAnsi="Cascadia Mono" w:cs="Cascadia Mono"/>
+          <w:color w:val="000000"/>
+          <w:kern w:val="0"/>
+          <w:sz w:val="18"/>
+          <w:szCs w:val="18"/>
+          <w:lang w:val="en-US" w:eastAsia="es-AR"/>
+          <w14:ligatures w14:val="none"/>
+        </w:rPr>
+        <w:t xml:space="preserve"> </w:t>
+      </w:r>
+      <w:r>
+        <w:rPr>
+          <w:rFonts w:ascii="Cascadia Mono" w:eastAsia="Times New Roman" w:hAnsi="Cascadia Mono" w:cs="Cascadia Mono"/>
+          <w:color w:val="808080"/>
+          <w:kern w:val="0"/>
+          <w:sz w:val="18"/>
+          <w:szCs w:val="18"/>
+          <w:lang w:val="en-US" w:eastAsia="es-AR"/>
+          <w14:ligatures w14:val="none"/>
+        </w:rPr>
+        <w:t>is</w:t>
+      </w:r>
+      <w:r>
+        <w:rPr>
+          <w:rFonts w:ascii="Cascadia Mono" w:eastAsia="Times New Roman" w:hAnsi="Cascadia Mono" w:cs="Cascadia Mono"/>
+          <w:color w:val="000000"/>
+          <w:kern w:val="0"/>
+          <w:sz w:val="18"/>
+          <w:szCs w:val="18"/>
+          <w:lang w:val="en-US" w:eastAsia="es-AR"/>
+          <w14:ligatures w14:val="none"/>
+        </w:rPr>
+        <w:t xml:space="preserve"> </w:t>
+      </w:r>
+      <w:r>
+        <w:rPr>
+          <w:rFonts w:ascii="Cascadia Mono" w:eastAsia="Times New Roman" w:hAnsi="Cascadia Mono" w:cs="Cascadia Mono"/>
+          <w:color w:val="808080"/>
+          <w:kern w:val="0"/>
+          <w:sz w:val="18"/>
+          <w:szCs w:val="18"/>
+          <w:lang w:val="en-US" w:eastAsia="es-AR"/>
+          <w14:ligatures w14:val="none"/>
+        </w:rPr>
+        <w:t>null</w:t>
+      </w:r>
+    </w:p>
+    <w:p>
+      <w:pPr>
+        <w:tabs>
+          <w:tab w:val="left" w:pos="916"/>
+          <w:tab w:val="left" w:pos="1832"/>
+          <w:tab w:val="left" w:pos="2748"/>
+          <w:tab w:val="left" w:pos="3664"/>
+          <w:tab w:val="left" w:pos="4580"/>
+          <w:tab w:val="left" w:pos="5496"/>
+          <w:tab w:val="left" w:pos="6412"/>
+          <w:tab w:val="left" w:pos="7328"/>
+          <w:tab w:val="left" w:pos="8244"/>
+          <w:tab w:val="left" w:pos="9160"/>
+          <w:tab w:val="left" w:pos="10076"/>
+          <w:tab w:val="left" w:pos="10992"/>
+          <w:tab w:val="left" w:pos="11908"/>
+          <w:tab w:val="left" w:pos="12824"/>
+          <w:tab w:val="left" w:pos="13740"/>
+          <w:tab w:val="left" w:pos="14656"/>
+        </w:tabs>
+        <w:spacing w:line="240" w:lineRule="auto"/>
+        <w:ind w:left="708"/>
+        <w:rPr>
+          <w:rFonts w:ascii="Cascadia Mono" w:eastAsia="Times New Roman" w:hAnsi="Cascadia Mono" w:cs="Cascadia Mono"/>
+          <w:color w:val="000000"/>
+          <w:kern w:val="0"/>
+          <w:sz w:val="18"/>
+          <w:szCs w:val="18"/>
           <w:lang w:eastAsia="es-AR"/>
           <w14:ligatures w14:val="none"/>
         </w:rPr>
       </w:pPr>
+      <w:proofErr w:type="spellStart"/>
+      <w:r>
+        <w:rPr>
+          <w:rFonts w:ascii="Cascadia Mono" w:eastAsia="Times New Roman" w:hAnsi="Cascadia Mono" w:cs="Cascadia Mono"/>
+          <w:color w:val="0000FF"/>
+          <w:kern w:val="0"/>
+          <w:sz w:val="18"/>
+          <w:szCs w:val="18"/>
+          <w:lang w:eastAsia="es-AR"/>
+          <w14:ligatures w14:val="none"/>
+        </w:rPr>
+        <w:t>order</w:t>
+      </w:r>
+      <w:proofErr w:type="spellEnd"/>
+      <w:r>
+        <w:rPr>
+          <w:rFonts w:ascii="Cascadia Mono" w:eastAsia="Times New Roman" w:hAnsi="Cascadia Mono" w:cs="Cascadia Mono"/>
+          <w:color w:val="000000"/>
+          <w:kern w:val="0"/>
+          <w:sz w:val="18"/>
+          <w:szCs w:val="18"/>
+          <w:lang w:eastAsia="es-AR"/>
+          <w14:ligatures w14:val="none"/>
+        </w:rPr>
+        <w:t xml:space="preserve"> </w:t>
+      </w:r>
+      <w:proofErr w:type="spellStart"/>
+      <w:r>
+        <w:rPr>
+          <w:rFonts w:ascii="Cascadia Mono" w:eastAsia="Times New Roman" w:hAnsi="Cascadia Mono" w:cs="Cascadia Mono"/>
+          <w:color w:val="0000FF"/>
+          <w:kern w:val="0"/>
+          <w:sz w:val="18"/>
+          <w:szCs w:val="18"/>
+          <w:lang w:eastAsia="es-AR"/>
+          <w14:ligatures w14:val="none"/>
+        </w:rPr>
+        <w:t>by</w:t>
+      </w:r>
+      <w:proofErr w:type="spellEnd"/>
+      <w:r>
+        <w:rPr>
+          <w:rFonts w:ascii="Cascadia Mono" w:eastAsia="Times New Roman" w:hAnsi="Cascadia Mono" w:cs="Cascadia Mono"/>
+          <w:color w:val="000000"/>
+          <w:kern w:val="0"/>
+          <w:sz w:val="18"/>
+          <w:szCs w:val="18"/>
+          <w:lang w:eastAsia="es-AR"/>
+          <w14:ligatures w14:val="none"/>
+        </w:rPr>
+        <w:t xml:space="preserve"> </w:t>
+      </w:r>
+      <w:proofErr w:type="spellStart"/>
+      <w:r>
+        <w:rPr>
+          <w:rFonts w:ascii="Cascadia Mono" w:eastAsia="Times New Roman" w:hAnsi="Cascadia Mono" w:cs="Cascadia Mono"/>
+          <w:color w:val="000000"/>
+          <w:kern w:val="0"/>
+          <w:sz w:val="18"/>
+          <w:szCs w:val="18"/>
+          <w:lang w:eastAsia="es-AR"/>
+          <w14:ligatures w14:val="none"/>
+        </w:rPr>
+        <w:t>Empleado_Dni_Empleado</w:t>
+      </w:r>
+      <w:proofErr w:type="spellEnd"/>
+    </w:p>
+    <w:p>
+      <w:pPr>
+        <w:tabs>
+          <w:tab w:val="left" w:pos="916"/>
+          <w:tab w:val="left" w:pos="1832"/>
+          <w:tab w:val="left" w:pos="2748"/>
+          <w:tab w:val="left" w:pos="3664"/>
+          <w:tab w:val="left" w:pos="4580"/>
+          <w:tab w:val="left" w:pos="5496"/>
+          <w:tab w:val="left" w:pos="6412"/>
+          <w:tab w:val="left" w:pos="7328"/>
+          <w:tab w:val="left" w:pos="8244"/>
+          <w:tab w:val="left" w:pos="9160"/>
+          <w:tab w:val="left" w:pos="10076"/>
+          <w:tab w:val="left" w:pos="10992"/>
+          <w:tab w:val="left" w:pos="11908"/>
+          <w:tab w:val="left" w:pos="12824"/>
+          <w:tab w:val="left" w:pos="13740"/>
+          <w:tab w:val="left" w:pos="14656"/>
+        </w:tabs>
+        <w:spacing w:line="240" w:lineRule="auto"/>
+        <w:ind w:left="708"/>
+        <w:rPr>
+          <w:rFonts w:ascii="Cascadia Mono" w:eastAsia="Times New Roman" w:hAnsi="Cascadia Mono" w:cs="Cascadia Mono"/>
+          <w:color w:val="000000"/>
+          <w:kern w:val="0"/>
+          <w:sz w:val="18"/>
+          <w:szCs w:val="18"/>
+          <w:lang w:eastAsia="es-AR"/>
+          <w14:ligatures w14:val="none"/>
+        </w:rPr>
+      </w:pPr>
+      <w:r>
+        <w:rPr>
+          <w:rFonts w:ascii="Cascadia Mono" w:eastAsia="Times New Roman" w:hAnsi="Cascadia Mono" w:cs="Cascadia Mono"/>
+          <w:noProof/>
+          <w:color w:val="000000"/>
+          <w:kern w:val="0"/>
+          <w:sz w:val="18"/>
+          <w:szCs w:val="18"/>
+          <w:lang w:eastAsia="es-AR"/>
+          <w14:ligatures w14:val="none"/>
+        </w:rPr>
+        <w:drawing>
+          <wp:inline distT="0" distB="0" distL="0" distR="0" wp14:anchorId="18C49259" wp14:editId="482F1502">
+            <wp:extent cx="4476750" cy="1533701"/>
+            <wp:effectExtent l="0" t="0" r="0" b="9525"/>
+            <wp:docPr id="1603798620" name="Imagen 1"/>
+            <wp:cNvGraphicFramePr>
+              <a:graphicFrameLocks xmlns:a="http://schemas.openxmlformats.org/drawingml/2006/main" noChangeAspect="1"/>
+            </wp:cNvGraphicFramePr>
+            <a:graphic xmlns:a="http://schemas.openxmlformats.org/drawingml/2006/main">
+              <a:graphicData uri="http://schemas.openxmlformats.org/drawingml/2006/picture">
+                <pic:pic xmlns:pic="http://schemas.openxmlformats.org/drawingml/2006/picture">
+                  <pic:nvPicPr>
+                    <pic:cNvPr id="1603798620" name=""/>
+                    <pic:cNvPicPr/>
+                  </pic:nvPicPr>
+                  <pic:blipFill>
+                    <a:blip r:embed="rId12"/>
+                    <a:stretch>
+                      <a:fillRect/>
+                    </a:stretch>
+                  </pic:blipFill>
+                  <pic:spPr>
+                    <a:xfrm>
+                      <a:off x="0" y="0"/>
+                      <a:ext cx="4492975" cy="1539260"/>
+                    </a:xfrm>
+                    <a:prstGeom prst="rect">
+                      <a:avLst/>
+                    </a:prstGeom>
+                  </pic:spPr>
+                </pic:pic>
+              </a:graphicData>
+            </a:graphic>
+          </wp:inline>
+        </w:drawing>
+      </w:r>
     </w:p>
     <w:p>
       <w:pPr>
@@ -2540,52 +4629,23 @@
         <w:spacing w:after="0" w:line="240" w:lineRule="auto"/>
       </w:pPr>
       <w:r>
+        <w:lastRenderedPageBreak/>
         <w:t>Mientras que considerando los Alquileres enseguida se rompe el 1 a 1:</w:t>
       </w:r>
     </w:p>
     <w:p>
       <w:pPr>
-        <w:tabs>
-          <w:tab w:val="left" w:pos="916"/>
-          <w:tab w:val="left" w:pos="1832"/>
-          <w:tab w:val="left" w:pos="2748"/>
-          <w:tab w:val="left" w:pos="3664"/>
-          <w:tab w:val="left" w:pos="4580"/>
-          <w:tab w:val="left" w:pos="5496"/>
-          <w:tab w:val="left" w:pos="6412"/>
-          <w:tab w:val="left" w:pos="7328"/>
-          <w:tab w:val="left" w:pos="8244"/>
-          <w:tab w:val="left" w:pos="9160"/>
-          <w:tab w:val="left" w:pos="10076"/>
-          <w:tab w:val="left" w:pos="10992"/>
-          <w:tab w:val="left" w:pos="11908"/>
-          <w:tab w:val="left" w:pos="12824"/>
-          <w:tab w:val="left" w:pos="13740"/>
-          <w:tab w:val="left" w:pos="14656"/>
-        </w:tabs>
-        <w:spacing w:after="0" w:line="240" w:lineRule="auto"/>
+        <w:pStyle w:val="HTMLconformatoprevio"/>
+        <w:spacing w:before="240"/>
         <w:ind w:left="708"/>
         <w:rPr>
-          <w:rFonts w:ascii="Cascadia Mono" w:eastAsia="Times New Roman" w:hAnsi="Cascadia Mono" w:cs="Cascadia Mono"/>
-          <w:color w:val="000000"/>
-          <w:kern w:val="0"/>
-          <w:sz w:val="18"/>
-          <w:szCs w:val="18"/>
-          <w:lang w:eastAsia="es-AR"/>
-          <w14:ligatures w14:val="none"/>
-        </w:rPr>
-      </w:pPr>
-    </w:p>
-    <w:p>
-      <w:pPr>
-        <w:pStyle w:val="HTMLconformatoprevio"/>
-        <w:rPr>
-          <w:rFonts w:ascii="Cascadia Mono" w:hAnsi="Cascadia Mono" w:cs="Cascadia Mono"/>
-          <w:color w:val="000000"/>
-          <w:sz w:val="18"/>
-          <w:szCs w:val="18"/>
-        </w:rPr>
-      </w:pPr>
+          <w:rFonts w:ascii="Cascadia Mono" w:hAnsi="Cascadia Mono" w:cs="Cascadia Mono"/>
+          <w:color w:val="000000"/>
+          <w:sz w:val="18"/>
+          <w:szCs w:val="18"/>
+        </w:rPr>
+      </w:pPr>
+      <w:proofErr w:type="spellStart"/>
       <w:r>
         <w:rPr>
           <w:rFonts w:ascii="Cascadia Mono" w:hAnsi="Cascadia Mono" w:cs="Cascadia Mono"/>
@@ -2595,6 +4655,7 @@
         </w:rPr>
         <w:t>select</w:t>
       </w:r>
+      <w:proofErr w:type="spellEnd"/>
       <w:r>
         <w:rPr>
           <w:rFonts w:ascii="Cascadia Mono" w:hAnsi="Cascadia Mono" w:cs="Cascadia Mono"/>
@@ -2604,6 +4665,7 @@
         </w:rPr>
         <w:t xml:space="preserve"> </w:t>
       </w:r>
+      <w:proofErr w:type="spellStart"/>
       <w:r>
         <w:rPr>
           <w:rFonts w:ascii="Cascadia Mono" w:hAnsi="Cascadia Mono" w:cs="Cascadia Mono"/>
@@ -2613,15 +4675,27 @@
         </w:rPr>
         <w:t>distinct</w:t>
       </w:r>
-      <w:r>
-        <w:rPr>
-          <w:rFonts w:ascii="Cascadia Mono" w:hAnsi="Cascadia Mono" w:cs="Cascadia Mono"/>
-          <w:color w:val="000000"/>
-          <w:sz w:val="18"/>
-          <w:szCs w:val="18"/>
-        </w:rPr>
-        <w:t xml:space="preserve"> Empleado_Dni_Empleado</w:t>
-      </w:r>
+      <w:proofErr w:type="spellEnd"/>
+      <w:r>
+        <w:rPr>
+          <w:rFonts w:ascii="Cascadia Mono" w:hAnsi="Cascadia Mono" w:cs="Cascadia Mono"/>
+          <w:color w:val="000000"/>
+          <w:sz w:val="18"/>
+          <w:szCs w:val="18"/>
+        </w:rPr>
+        <w:t xml:space="preserve"> </w:t>
+      </w:r>
+      <w:proofErr w:type="spellStart"/>
+      <w:r>
+        <w:rPr>
+          <w:rFonts w:ascii="Cascadia Mono" w:hAnsi="Cascadia Mono" w:cs="Cascadia Mono"/>
+          <w:color w:val="000000"/>
+          <w:sz w:val="18"/>
+          <w:szCs w:val="18"/>
+        </w:rPr>
+        <w:t>Empleado_Dni_Empleado</w:t>
+      </w:r>
+      <w:proofErr w:type="spellEnd"/>
       <w:r>
         <w:rPr>
           <w:rFonts w:ascii="Cascadia Mono" w:hAnsi="Cascadia Mono" w:cs="Cascadia Mono"/>
@@ -2638,8 +4712,19 @@
           <w:sz w:val="18"/>
           <w:szCs w:val="18"/>
         </w:rPr>
-        <w:t xml:space="preserve"> Empleado_Nombre_Empleado</w:t>
-      </w:r>
+        <w:t xml:space="preserve"> </w:t>
+      </w:r>
+      <w:proofErr w:type="spellStart"/>
+      <w:r>
+        <w:rPr>
+          <w:rFonts w:ascii="Cascadia Mono" w:hAnsi="Cascadia Mono" w:cs="Cascadia Mono"/>
+          <w:color w:val="000000"/>
+          <w:sz w:val="18"/>
+          <w:szCs w:val="18"/>
+        </w:rPr>
+        <w:t>Empleado_Nombre_Empleado</w:t>
+      </w:r>
+      <w:proofErr w:type="spellEnd"/>
       <w:r>
         <w:rPr>
           <w:rFonts w:ascii="Cascadia Mono" w:hAnsi="Cascadia Mono" w:cs="Cascadia Mono"/>
@@ -2656,8 +4741,19 @@
           <w:sz w:val="18"/>
           <w:szCs w:val="18"/>
         </w:rPr>
-        <w:t xml:space="preserve"> Local_Localidad</w:t>
-      </w:r>
+        <w:t xml:space="preserve"> </w:t>
+      </w:r>
+      <w:proofErr w:type="spellStart"/>
+      <w:r>
+        <w:rPr>
+          <w:rFonts w:ascii="Cascadia Mono" w:hAnsi="Cascadia Mono" w:cs="Cascadia Mono"/>
+          <w:color w:val="000000"/>
+          <w:sz w:val="18"/>
+          <w:szCs w:val="18"/>
+        </w:rPr>
+        <w:t>Local_Localidad</w:t>
+      </w:r>
+      <w:proofErr w:type="spellEnd"/>
       <w:r>
         <w:rPr>
           <w:rFonts w:ascii="Cascadia Mono" w:hAnsi="Cascadia Mono" w:cs="Cascadia Mono"/>
@@ -2674,214 +4770,19 @@
           <w:sz w:val="18"/>
           <w:szCs w:val="18"/>
         </w:rPr>
-        <w:t xml:space="preserve"> Local_Provincia</w:t>
-      </w:r>
-    </w:p>
-    <w:p>
-      <w:pPr>
-        <w:pStyle w:val="HTMLconformatoprevio"/>
-        <w:rPr>
-          <w:rFonts w:ascii="Cascadia Mono" w:hAnsi="Cascadia Mono" w:cs="Cascadia Mono"/>
-          <w:color w:val="000000"/>
-          <w:sz w:val="18"/>
-          <w:szCs w:val="18"/>
-          <w:lang w:val="en-US"/>
-        </w:rPr>
-      </w:pPr>
-      <w:r>
-        <w:rPr>
-          <w:rFonts w:ascii="Cascadia Mono" w:hAnsi="Cascadia Mono" w:cs="Cascadia Mono"/>
-          <w:color w:val="0000FF"/>
-          <w:sz w:val="18"/>
-          <w:szCs w:val="18"/>
-          <w:lang w:val="en-US"/>
-        </w:rPr>
-        <w:t>from</w:t>
-      </w:r>
-      <w:r>
-        <w:rPr>
-          <w:rFonts w:ascii="Cascadia Mono" w:hAnsi="Cascadia Mono" w:cs="Cascadia Mono"/>
-          <w:color w:val="000000"/>
-          <w:sz w:val="18"/>
-          <w:szCs w:val="18"/>
-          <w:lang w:val="en-US"/>
-        </w:rPr>
-        <w:t xml:space="preserve"> gd_esquema</w:t>
-      </w:r>
-      <w:r>
-        <w:rPr>
-          <w:rFonts w:ascii="Cascadia Mono" w:hAnsi="Cascadia Mono" w:cs="Cascadia Mono"/>
-          <w:color w:val="808080"/>
-          <w:sz w:val="18"/>
-          <w:szCs w:val="18"/>
-          <w:lang w:val="en-US"/>
-        </w:rPr>
-        <w:t>.</w:t>
-      </w:r>
-      <w:r>
-        <w:rPr>
-          <w:rFonts w:ascii="Cascadia Mono" w:hAnsi="Cascadia Mono" w:cs="Cascadia Mono"/>
-          <w:color w:val="000000"/>
-          <w:sz w:val="18"/>
-          <w:szCs w:val="18"/>
-          <w:lang w:val="en-US"/>
-        </w:rPr>
-        <w:t xml:space="preserve">Maestra </w:t>
-      </w:r>
-    </w:p>
-    <w:p>
-      <w:pPr>
-        <w:pStyle w:val="HTMLconformatoprevio"/>
-        <w:rPr>
-          <w:rFonts w:ascii="Cascadia Mono" w:hAnsi="Cascadia Mono" w:cs="Cascadia Mono"/>
-          <w:color w:val="000000"/>
-          <w:sz w:val="18"/>
-          <w:szCs w:val="18"/>
-          <w:lang w:val="en-US"/>
-        </w:rPr>
-      </w:pPr>
-      <w:r>
-        <w:rPr>
-          <w:rFonts w:ascii="Cascadia Mono" w:hAnsi="Cascadia Mono" w:cs="Cascadia Mono"/>
-          <w:color w:val="0000FF"/>
-          <w:sz w:val="18"/>
-          <w:szCs w:val="18"/>
-          <w:lang w:val="en-US"/>
-        </w:rPr>
-        <w:t>where</w:t>
-      </w:r>
-      <w:r>
-        <w:rPr>
-          <w:rFonts w:ascii="Cascadia Mono" w:hAnsi="Cascadia Mono" w:cs="Cascadia Mono"/>
-          <w:color w:val="000000"/>
-          <w:sz w:val="18"/>
-          <w:szCs w:val="18"/>
-          <w:lang w:val="en-US"/>
-        </w:rPr>
-        <w:t xml:space="preserve"> Empleado_Dni_Empleado </w:t>
-      </w:r>
-      <w:r>
-        <w:rPr>
-          <w:rFonts w:ascii="Cascadia Mono" w:hAnsi="Cascadia Mono" w:cs="Cascadia Mono"/>
-          <w:color w:val="808080"/>
-          <w:sz w:val="18"/>
-          <w:szCs w:val="18"/>
-          <w:lang w:val="en-US"/>
-        </w:rPr>
-        <w:t>is</w:t>
-      </w:r>
-      <w:r>
-        <w:rPr>
-          <w:rFonts w:ascii="Cascadia Mono" w:hAnsi="Cascadia Mono" w:cs="Cascadia Mono"/>
-          <w:color w:val="000000"/>
-          <w:sz w:val="18"/>
-          <w:szCs w:val="18"/>
-          <w:lang w:val="en-US"/>
-        </w:rPr>
         <w:t xml:space="preserve"> </w:t>
       </w:r>
-      <w:r>
-        <w:rPr>
-          <w:rFonts w:ascii="Cascadia Mono" w:hAnsi="Cascadia Mono" w:cs="Cascadia Mono"/>
-          <w:color w:val="808080"/>
-          <w:sz w:val="18"/>
-          <w:szCs w:val="18"/>
-          <w:lang w:val="en-US"/>
-        </w:rPr>
-        <w:t>not</w:t>
-      </w:r>
-      <w:r>
-        <w:rPr>
-          <w:rFonts w:ascii="Cascadia Mono" w:hAnsi="Cascadia Mono" w:cs="Cascadia Mono"/>
-          <w:color w:val="000000"/>
-          <w:sz w:val="18"/>
-          <w:szCs w:val="18"/>
-          <w:lang w:val="en-US"/>
-        </w:rPr>
-        <w:t xml:space="preserve"> </w:t>
-      </w:r>
-      <w:r>
-        <w:rPr>
-          <w:rFonts w:ascii="Cascadia Mono" w:hAnsi="Cascadia Mono" w:cs="Cascadia Mono"/>
-          <w:color w:val="808080"/>
-          <w:sz w:val="18"/>
-          <w:szCs w:val="18"/>
-          <w:lang w:val="en-US"/>
-        </w:rPr>
-        <w:t>null</w:t>
-      </w:r>
-      <w:r>
-        <w:rPr>
-          <w:rFonts w:ascii="Cascadia Mono" w:hAnsi="Cascadia Mono" w:cs="Cascadia Mono"/>
-          <w:color w:val="000000"/>
-          <w:sz w:val="18"/>
-          <w:szCs w:val="18"/>
-          <w:lang w:val="en-US"/>
-        </w:rPr>
-        <w:t xml:space="preserve"> </w:t>
-      </w:r>
-      <w:r>
-        <w:rPr>
-          <w:rFonts w:ascii="Cascadia Mono" w:hAnsi="Cascadia Mono" w:cs="Cascadia Mono"/>
-          <w:color w:val="008000"/>
-          <w:sz w:val="18"/>
-          <w:szCs w:val="18"/>
-          <w:lang w:val="en-US"/>
-        </w:rPr>
-        <w:t>--and Alquiler_Nro_Alquiler is null</w:t>
-      </w:r>
-    </w:p>
-    <w:p>
-      <w:pPr>
-        <w:pStyle w:val="HTMLconformatoprevio"/>
-        <w:rPr>
-          <w:rFonts w:ascii="Cascadia Mono" w:hAnsi="Cascadia Mono" w:cs="Cascadia Mono"/>
-          <w:color w:val="000000"/>
-          <w:sz w:val="18"/>
-          <w:szCs w:val="18"/>
-          <w:lang w:val="en-US"/>
-        </w:rPr>
-      </w:pPr>
-      <w:r>
-        <w:rPr>
-          <w:rFonts w:ascii="Cascadia Mono" w:hAnsi="Cascadia Mono" w:cs="Cascadia Mono"/>
-          <w:color w:val="0000FF"/>
-          <w:sz w:val="18"/>
-          <w:szCs w:val="18"/>
-          <w:lang w:val="en-US"/>
-        </w:rPr>
-        <w:t>order</w:t>
-      </w:r>
-      <w:r>
-        <w:rPr>
-          <w:rFonts w:ascii="Cascadia Mono" w:hAnsi="Cascadia Mono" w:cs="Cascadia Mono"/>
-          <w:color w:val="000000"/>
-          <w:sz w:val="18"/>
-          <w:szCs w:val="18"/>
-          <w:lang w:val="en-US"/>
-        </w:rPr>
-        <w:t xml:space="preserve"> </w:t>
-      </w:r>
-      <w:r>
-        <w:rPr>
-          <w:rFonts w:ascii="Cascadia Mono" w:hAnsi="Cascadia Mono" w:cs="Cascadia Mono"/>
-          <w:color w:val="0000FF"/>
-          <w:sz w:val="18"/>
-          <w:szCs w:val="18"/>
-          <w:lang w:val="en-US"/>
-        </w:rPr>
-        <w:t>by</w:t>
-      </w:r>
-      <w:r>
-        <w:rPr>
-          <w:rFonts w:ascii="Cascadia Mono" w:hAnsi="Cascadia Mono" w:cs="Cascadia Mono"/>
-          <w:color w:val="000000"/>
-          <w:sz w:val="18"/>
-          <w:szCs w:val="18"/>
-          <w:lang w:val="en-US"/>
-        </w:rPr>
-        <w:t xml:space="preserve"> Empleado_Dni_Empleado</w:t>
-      </w:r>
+      <w:proofErr w:type="spellStart"/>
+      <w:r>
+        <w:rPr>
+          <w:rFonts w:ascii="Cascadia Mono" w:hAnsi="Cascadia Mono" w:cs="Cascadia Mono"/>
+          <w:color w:val="000000"/>
+          <w:sz w:val="18"/>
+          <w:szCs w:val="18"/>
+        </w:rPr>
+        <w:t>Local_Provincia</w:t>
+      </w:r>
+      <w:proofErr w:type="spellEnd"/>
     </w:p>
     <w:p>
       <w:pPr>
@@ -2898,13 +4799,312 @@
       <w:r>
         <w:rPr>
           <w:rFonts w:ascii="Cascadia Mono" w:hAnsi="Cascadia Mono" w:cs="Cascadia Mono"/>
+          <w:color w:val="0000FF"/>
+          <w:sz w:val="18"/>
+          <w:szCs w:val="18"/>
+          <w:lang w:val="en-US"/>
+        </w:rPr>
+        <w:t>from</w:t>
+      </w:r>
+      <w:r>
+        <w:rPr>
+          <w:rFonts w:ascii="Cascadia Mono" w:hAnsi="Cascadia Mono" w:cs="Cascadia Mono"/>
+          <w:color w:val="000000"/>
+          <w:sz w:val="18"/>
+          <w:szCs w:val="18"/>
+          <w:lang w:val="en-US"/>
+        </w:rPr>
+        <w:t xml:space="preserve"> </w:t>
+      </w:r>
+      <w:proofErr w:type="spellStart"/>
+      <w:r>
+        <w:rPr>
+          <w:rFonts w:ascii="Cascadia Mono" w:hAnsi="Cascadia Mono" w:cs="Cascadia Mono"/>
+          <w:color w:val="000000"/>
+          <w:sz w:val="18"/>
+          <w:szCs w:val="18"/>
+          <w:lang w:val="en-US"/>
+        </w:rPr>
+        <w:t>gd_</w:t>
+      </w:r>
+      <w:proofErr w:type="gramStart"/>
+      <w:r>
+        <w:rPr>
+          <w:rFonts w:ascii="Cascadia Mono" w:hAnsi="Cascadia Mono" w:cs="Cascadia Mono"/>
+          <w:color w:val="000000"/>
+          <w:sz w:val="18"/>
+          <w:szCs w:val="18"/>
+          <w:lang w:val="en-US"/>
+        </w:rPr>
+        <w:t>esquema</w:t>
+      </w:r>
+      <w:r>
+        <w:rPr>
+          <w:rFonts w:ascii="Cascadia Mono" w:hAnsi="Cascadia Mono" w:cs="Cascadia Mono"/>
+          <w:color w:val="808080"/>
+          <w:sz w:val="18"/>
+          <w:szCs w:val="18"/>
+          <w:lang w:val="en-US"/>
+        </w:rPr>
+        <w:t>.</w:t>
+      </w:r>
+      <w:r>
+        <w:rPr>
+          <w:rFonts w:ascii="Cascadia Mono" w:hAnsi="Cascadia Mono" w:cs="Cascadia Mono"/>
+          <w:color w:val="000000"/>
+          <w:sz w:val="18"/>
+          <w:szCs w:val="18"/>
+          <w:lang w:val="en-US"/>
+        </w:rPr>
+        <w:t>Maestra</w:t>
+      </w:r>
+      <w:proofErr w:type="spellEnd"/>
+      <w:proofErr w:type="gramEnd"/>
+      <w:r>
+        <w:rPr>
+          <w:rFonts w:ascii="Cascadia Mono" w:hAnsi="Cascadia Mono" w:cs="Cascadia Mono"/>
+          <w:color w:val="000000"/>
+          <w:sz w:val="18"/>
+          <w:szCs w:val="18"/>
+          <w:lang w:val="en-US"/>
+        </w:rPr>
+        <w:t xml:space="preserve"> </w:t>
+      </w:r>
+    </w:p>
+    <w:p>
+      <w:pPr>
+        <w:pStyle w:val="HTMLconformatoprevio"/>
+        <w:ind w:left="708"/>
+        <w:rPr>
+          <w:rFonts w:ascii="Cascadia Mono" w:hAnsi="Cascadia Mono" w:cs="Cascadia Mono"/>
+          <w:color w:val="000000"/>
+          <w:sz w:val="18"/>
+          <w:szCs w:val="18"/>
+          <w:lang w:val="en-US"/>
+        </w:rPr>
+      </w:pPr>
+      <w:r>
+        <w:rPr>
+          <w:rFonts w:ascii="Cascadia Mono" w:hAnsi="Cascadia Mono" w:cs="Cascadia Mono"/>
+          <w:color w:val="0000FF"/>
+          <w:sz w:val="18"/>
+          <w:szCs w:val="18"/>
+          <w:lang w:val="en-US"/>
+        </w:rPr>
+        <w:t>where</w:t>
+      </w:r>
+      <w:r>
+        <w:rPr>
+          <w:rFonts w:ascii="Cascadia Mono" w:hAnsi="Cascadia Mono" w:cs="Cascadia Mono"/>
+          <w:color w:val="000000"/>
+          <w:sz w:val="18"/>
+          <w:szCs w:val="18"/>
+          <w:lang w:val="en-US"/>
+        </w:rPr>
+        <w:t xml:space="preserve"> </w:t>
+      </w:r>
+      <w:proofErr w:type="spellStart"/>
+      <w:r>
+        <w:rPr>
+          <w:rFonts w:ascii="Cascadia Mono" w:hAnsi="Cascadia Mono" w:cs="Cascadia Mono"/>
+          <w:color w:val="000000"/>
+          <w:sz w:val="18"/>
+          <w:szCs w:val="18"/>
+          <w:lang w:val="en-US"/>
+        </w:rPr>
+        <w:t>Empleado_Dni_Empleado</w:t>
+      </w:r>
+      <w:proofErr w:type="spellEnd"/>
+      <w:r>
+        <w:rPr>
+          <w:rFonts w:ascii="Cascadia Mono" w:hAnsi="Cascadia Mono" w:cs="Cascadia Mono"/>
+          <w:color w:val="000000"/>
+          <w:sz w:val="18"/>
+          <w:szCs w:val="18"/>
+          <w:lang w:val="en-US"/>
+        </w:rPr>
+        <w:t xml:space="preserve"> </w:t>
+      </w:r>
+      <w:r>
+        <w:rPr>
+          <w:rFonts w:ascii="Cascadia Mono" w:hAnsi="Cascadia Mono" w:cs="Cascadia Mono"/>
+          <w:color w:val="808080"/>
+          <w:sz w:val="18"/>
+          <w:szCs w:val="18"/>
+          <w:lang w:val="en-US"/>
+        </w:rPr>
+        <w:t>is</w:t>
+      </w:r>
+      <w:r>
+        <w:rPr>
+          <w:rFonts w:ascii="Cascadia Mono" w:hAnsi="Cascadia Mono" w:cs="Cascadia Mono"/>
+          <w:color w:val="000000"/>
+          <w:sz w:val="18"/>
+          <w:szCs w:val="18"/>
+          <w:lang w:val="en-US"/>
+        </w:rPr>
+        <w:t xml:space="preserve"> </w:t>
+      </w:r>
+      <w:r>
+        <w:rPr>
+          <w:rFonts w:ascii="Cascadia Mono" w:hAnsi="Cascadia Mono" w:cs="Cascadia Mono"/>
+          <w:color w:val="808080"/>
+          <w:sz w:val="18"/>
+          <w:szCs w:val="18"/>
+          <w:lang w:val="en-US"/>
+        </w:rPr>
+        <w:t>not</w:t>
+      </w:r>
+      <w:r>
+        <w:rPr>
+          <w:rFonts w:ascii="Cascadia Mono" w:hAnsi="Cascadia Mono" w:cs="Cascadia Mono"/>
+          <w:color w:val="000000"/>
+          <w:sz w:val="18"/>
+          <w:szCs w:val="18"/>
+          <w:lang w:val="en-US"/>
+        </w:rPr>
+        <w:t xml:space="preserve"> </w:t>
+      </w:r>
+      <w:r>
+        <w:rPr>
+          <w:rFonts w:ascii="Cascadia Mono" w:hAnsi="Cascadia Mono" w:cs="Cascadia Mono"/>
+          <w:color w:val="808080"/>
+          <w:sz w:val="18"/>
+          <w:szCs w:val="18"/>
+          <w:lang w:val="en-US"/>
+        </w:rPr>
+        <w:t>null</w:t>
+      </w:r>
+      <w:r>
+        <w:rPr>
+          <w:rFonts w:ascii="Cascadia Mono" w:hAnsi="Cascadia Mono" w:cs="Cascadia Mono"/>
+          <w:color w:val="000000"/>
+          <w:sz w:val="18"/>
+          <w:szCs w:val="18"/>
+          <w:lang w:val="en-US"/>
+        </w:rPr>
+        <w:t xml:space="preserve"> </w:t>
+      </w:r>
+      <w:r>
+        <w:rPr>
+          <w:rFonts w:ascii="Cascadia Mono" w:hAnsi="Cascadia Mono" w:cs="Cascadia Mono"/>
+          <w:color w:val="008000"/>
+          <w:sz w:val="18"/>
+          <w:szCs w:val="18"/>
+          <w:lang w:val="en-US"/>
+        </w:rPr>
+        <w:t xml:space="preserve">--and </w:t>
+      </w:r>
+      <w:proofErr w:type="spellStart"/>
+      <w:r>
+        <w:rPr>
+          <w:rFonts w:ascii="Cascadia Mono" w:hAnsi="Cascadia Mono" w:cs="Cascadia Mono"/>
+          <w:color w:val="008000"/>
+          <w:sz w:val="18"/>
+          <w:szCs w:val="18"/>
+          <w:lang w:val="en-US"/>
+        </w:rPr>
+        <w:t>Alquiler_Nro_Alquiler</w:t>
+      </w:r>
+      <w:proofErr w:type="spellEnd"/>
+      <w:r>
+        <w:rPr>
+          <w:rFonts w:ascii="Cascadia Mono" w:hAnsi="Cascadia Mono" w:cs="Cascadia Mono"/>
+          <w:color w:val="008000"/>
+          <w:sz w:val="18"/>
+          <w:szCs w:val="18"/>
+          <w:lang w:val="en-US"/>
+        </w:rPr>
+        <w:t xml:space="preserve"> is null</w:t>
+      </w:r>
+    </w:p>
+    <w:p>
+      <w:pPr>
+        <w:pStyle w:val="HTMLconformatoprevio"/>
+        <w:spacing w:after="240"/>
+        <w:ind w:left="708"/>
+        <w:rPr>
+          <w:rFonts w:ascii="Cascadia Mono" w:hAnsi="Cascadia Mono" w:cs="Cascadia Mono"/>
+          <w:color w:val="000000"/>
+          <w:sz w:val="18"/>
+          <w:szCs w:val="18"/>
+          <w:lang w:val="en-US"/>
+        </w:rPr>
+      </w:pPr>
+      <w:r>
+        <w:rPr>
+          <w:rFonts w:ascii="Cascadia Mono" w:hAnsi="Cascadia Mono" w:cs="Cascadia Mono"/>
+          <w:color w:val="0000FF"/>
+          <w:sz w:val="18"/>
+          <w:szCs w:val="18"/>
+          <w:lang w:val="en-US"/>
+        </w:rPr>
+        <w:t>order</w:t>
+      </w:r>
+      <w:r>
+        <w:rPr>
+          <w:rFonts w:ascii="Cascadia Mono" w:hAnsi="Cascadia Mono" w:cs="Cascadia Mono"/>
+          <w:color w:val="000000"/>
+          <w:sz w:val="18"/>
+          <w:szCs w:val="18"/>
+          <w:lang w:val="en-US"/>
+        </w:rPr>
+        <w:t xml:space="preserve"> </w:t>
+      </w:r>
+      <w:r>
+        <w:rPr>
+          <w:rFonts w:ascii="Cascadia Mono" w:hAnsi="Cascadia Mono" w:cs="Cascadia Mono"/>
+          <w:color w:val="0000FF"/>
+          <w:sz w:val="18"/>
+          <w:szCs w:val="18"/>
+          <w:lang w:val="en-US"/>
+        </w:rPr>
+        <w:t>by</w:t>
+      </w:r>
+      <w:r>
+        <w:rPr>
+          <w:rFonts w:ascii="Cascadia Mono" w:hAnsi="Cascadia Mono" w:cs="Cascadia Mono"/>
+          <w:color w:val="000000"/>
+          <w:sz w:val="18"/>
+          <w:szCs w:val="18"/>
+          <w:lang w:val="en-US"/>
+        </w:rPr>
+        <w:t xml:space="preserve"> </w:t>
+      </w:r>
+      <w:proofErr w:type="spellStart"/>
+      <w:r>
+        <w:rPr>
+          <w:rFonts w:ascii="Cascadia Mono" w:hAnsi="Cascadia Mono" w:cs="Cascadia Mono"/>
+          <w:color w:val="000000"/>
+          <w:sz w:val="18"/>
+          <w:szCs w:val="18"/>
+          <w:lang w:val="en-US"/>
+        </w:rPr>
+        <w:t>Empleado_Dni_Empleado</w:t>
+      </w:r>
+      <w:proofErr w:type="spellEnd"/>
+    </w:p>
+    <w:p>
+      <w:pPr>
+        <w:pStyle w:val="HTMLconformatoprevio"/>
+        <w:ind w:left="708"/>
+        <w:rPr>
+          <w:rFonts w:ascii="Cascadia Mono" w:hAnsi="Cascadia Mono" w:cs="Cascadia Mono"/>
+          <w:color w:val="000000"/>
+          <w:sz w:val="18"/>
+          <w:szCs w:val="18"/>
+          <w:lang w:val="en-US"/>
+        </w:rPr>
+      </w:pPr>
+      <w:r>
+        <w:rPr>
+          <w:rFonts w:ascii="Cascadia Mono" w:hAnsi="Cascadia Mono" w:cs="Cascadia Mono"/>
           <w:noProof/>
           <w:color w:val="000000"/>
           <w:sz w:val="18"/>
           <w:szCs w:val="18"/>
           <w:lang w:val="en-US"/>
         </w:rPr>
-        <w:lastRenderedPageBreak/>
         <w:drawing>
           <wp:inline distT="0" distB="0" distL="0" distR="0" wp14:anchorId="5145BBCD" wp14:editId="7B428BA6">
             <wp:extent cx="4552950" cy="2027351"/>
@@ -2921,7 +5121,7 @@
                     <pic:cNvPicPr/>
                   </pic:nvPicPr>
                   <pic:blipFill>
-                    <a:blip r:embed="rId8"/>
+                    <a:blip r:embed="rId13"/>
                     <a:stretch>
                       <a:fillRect/>
                     </a:stretch>
@@ -2945,30 +5145,8 @@
     <w:p>
       <w:pPr>
         <w:pStyle w:val="Prrafodelista"/>
-        <w:rPr>
-          <w:lang w:val="en-US"/>
-        </w:rPr>
-      </w:pPr>
-    </w:p>
-    <w:p>
-      <w:r>
-        <w:t xml:space="preserve">Por lo tanto, decidimos no considerar el local asociado al Alquiler para poder persistir la relación 1 a 1 Empleado-Local con una FK entre ambas tablas. </w:t>
-      </w:r>
-    </w:p>
-    <w:p>
-      <w:r>
-        <w:t>Queda así la inconsistencia de empleados asociados a Alquileres a su vez asociados a Bicicletas de Alquiler que pertenecen a otros locales distintos al local del Empleado.</w:t>
-      </w:r>
-    </w:p>
-    <w:p>
-      <w:pPr>
-        <w:pStyle w:val="Ttulo2"/>
       </w:pPr>
       <w:bookmarkStart w:id="12" w:name="_Local_de_los_alquileres"/>
-      <w:r>
-        <w:t>Local de los alquileres</w:t>
-      </w:r>
-      <w:bookmarkEnd w:id="12"/>
     </w:p>
     <w:p>
       <w:pPr>
@@ -2989,28 +5167,41 @@
         <w:t xml:space="preserve"> </w:t>
       </w:r>
       <w:r>
-        <w:rPr>
-          <w:rFonts w:ascii="Cascadia Mono" w:hAnsi="Cascadia Mono" w:cs="Cascadia Mono"/>
-          <w:color w:val="1F3864"/>
-          <w:sz w:val="20"/>
-          <w:szCs w:val="20"/>
-        </w:rPr>
-        <w:t>Alquiler</w:t>
-      </w:r>
-      <w:r>
-        <w:t xml:space="preserve"> no guarda el local. Se obtiene a través de la bicicleta alquilada (</w:t>
-      </w:r>
-      <w:r>
-        <w:rPr>
-          <w:rFonts w:ascii="Cascadia Mono" w:hAnsi="Cascadia Mono" w:cs="Cascadia Mono"/>
-          <w:color w:val="1F3864"/>
-          <w:sz w:val="20"/>
-          <w:szCs w:val="20"/>
-        </w:rPr>
-        <w:t>Bicicleta_Alquiler.local_id</w:t>
-      </w:r>
-      <w:r>
-        <w:t>), porque toda la flota de alquiler pertenece a un local.</w:t>
+        <w:t>el local del empleado (</w:t>
+      </w:r>
+      <w:proofErr w:type="spellStart"/>
+      <w:r>
+        <w:t>Empleado.local_id</w:t>
+      </w:r>
+      <w:proofErr w:type="spellEnd"/>
+      <w:r>
+        <w:t xml:space="preserve">, obligatorio) se toma de sus ventas, reparaciones y compras, sin contar los alquileres. Para </w:t>
+      </w:r>
+      <w:r>
+        <w:t xml:space="preserve">todos los </w:t>
+      </w:r>
+      <w:r>
+        <w:t>empleados da un solo local</w:t>
+      </w:r>
+      <w:r>
+        <w:t xml:space="preserve"> por cada uno</w:t>
+      </w:r>
+      <w:r>
+        <w:t>.</w:t>
+      </w:r>
+    </w:p>
+    <w:p>
+      <w:pPr>
+        <w:pStyle w:val="Prrafodelista"/>
+      </w:pPr>
+      <w:r>
+        <w:t>Queda la inconsistencia de empleados asociados a Alquileres a su vez asociados a Bicicletas de Alquiler que pertenecen a otros locales distintos al local del Empleado</w:t>
+      </w:r>
+      <w:r>
+        <w:t>, pero no se modifica ningún dato original</w:t>
+      </w:r>
+      <w:r>
+        <w:t>.</w:t>
       </w:r>
     </w:p>
     <w:p>
@@ -3018,6 +5209,7 @@
         <w:pStyle w:val="Ttulo2"/>
       </w:pPr>
       <w:bookmarkStart w:id="13" w:name="_Alquileres_superpuestos"/>
+      <w:bookmarkEnd w:id="12"/>
       <w:r>
         <w:t>Alquileres superpuestos de la misma bicicleta</w:t>
       </w:r>
@@ -3039,8 +5231,1670 @@
         <w:t>Qué se encontró:</w:t>
       </w:r>
       <w:r>
-        <w:t xml:space="preserve"> el enunciado indica que una bicicleta nunca se alquila a dos clientes al mismo tiempo. Sin embargo, la Maestra tiene 26.919 pares de alquileres de la misma bicicleta con rangos de fechas que se pisan. Afectan a 37.894 alquileres y a las 80 bicicletas, entre 2023 y 2025.</w:t>
-      </w:r>
+        <w:t xml:space="preserve"> </w:t>
+      </w:r>
+      <w:r>
+        <w:t xml:space="preserve">en la tabla Maestra encontramos </w:t>
+      </w:r>
+      <w:r>
+        <w:t xml:space="preserve">pares de </w:t>
+      </w:r>
+      <w:r>
+        <w:t>registros donde distintos números de alquiler se asocian al mismo número de serie de bicicleta, pero</w:t>
+      </w:r>
+      <w:r>
+        <w:t xml:space="preserve"> el rango de tiempo de uno </w:t>
+      </w:r>
+      <w:r>
+        <w:t>de los elementos del par se superpone con el rango del otro</w:t>
+      </w:r>
+      <w:r>
+        <w:t>.</w:t>
+      </w:r>
+      <w:r>
+        <w:t xml:space="preserve"> </w:t>
+      </w:r>
+    </w:p>
+    <w:p>
+      <w:pPr>
+        <w:pStyle w:val="Prrafodelista"/>
+      </w:pPr>
+      <w:r>
+        <w:t xml:space="preserve">Comprobamos esto asumiendo que </w:t>
+      </w:r>
+      <w:r>
+        <w:t xml:space="preserve">un mismo numero de serie no debería tener un alquiler con fecha inicio mayor a la fecha de inicio </w:t>
+      </w:r>
+      <w:r>
+        <w:t xml:space="preserve">y menor a la fecha real de devolución de otro alquiler de </w:t>
+      </w:r>
+      <w:proofErr w:type="gramStart"/>
+      <w:r>
+        <w:t>la misma</w:t>
+      </w:r>
+      <w:proofErr w:type="gramEnd"/>
+      <w:r>
+        <w:t>:</w:t>
+      </w:r>
+    </w:p>
+    <w:p>
+      <w:pPr>
+        <w:pStyle w:val="HTMLconformatoprevio"/>
+        <w:ind w:left="708"/>
+        <w:rPr>
+          <w:rFonts w:ascii="Cascadia Mono" w:hAnsi="Cascadia Mono" w:cs="Cascadia Mono"/>
+          <w:color w:val="000000"/>
+          <w:sz w:val="18"/>
+          <w:szCs w:val="18"/>
+        </w:rPr>
+      </w:pPr>
+      <w:proofErr w:type="spellStart"/>
+      <w:r>
+        <w:rPr>
+          <w:rFonts w:ascii="Cascadia Mono" w:hAnsi="Cascadia Mono" w:cs="Cascadia Mono"/>
+          <w:color w:val="0000FF"/>
+          <w:sz w:val="18"/>
+          <w:szCs w:val="18"/>
+        </w:rPr>
+        <w:t>select</w:t>
+      </w:r>
+      <w:proofErr w:type="spellEnd"/>
+      <w:r>
+        <w:rPr>
+          <w:rFonts w:ascii="Cascadia Mono" w:hAnsi="Cascadia Mono" w:cs="Cascadia Mono"/>
+          <w:color w:val="000000"/>
+          <w:sz w:val="18"/>
+          <w:szCs w:val="18"/>
+        </w:rPr>
+        <w:t xml:space="preserve"> b1</w:t>
+      </w:r>
+      <w:r>
+        <w:rPr>
+          <w:rFonts w:ascii="Cascadia Mono" w:hAnsi="Cascadia Mono" w:cs="Cascadia Mono"/>
+          <w:color w:val="808080"/>
+          <w:sz w:val="18"/>
+          <w:szCs w:val="18"/>
+        </w:rPr>
+        <w:t>.</w:t>
+      </w:r>
+      <w:r>
+        <w:rPr>
+          <w:rFonts w:ascii="Cascadia Mono" w:hAnsi="Cascadia Mono" w:cs="Cascadia Mono"/>
+          <w:color w:val="000000"/>
+          <w:sz w:val="18"/>
+          <w:szCs w:val="18"/>
+        </w:rPr>
+        <w:t>nro_serie</w:t>
+      </w:r>
+      <w:r>
+        <w:rPr>
+          <w:rFonts w:ascii="Cascadia Mono" w:hAnsi="Cascadia Mono" w:cs="Cascadia Mono"/>
+          <w:color w:val="808080"/>
+          <w:sz w:val="18"/>
+          <w:szCs w:val="18"/>
+        </w:rPr>
+        <w:t>,</w:t>
+      </w:r>
+      <w:r>
+        <w:rPr>
+          <w:rFonts w:ascii="Cascadia Mono" w:hAnsi="Cascadia Mono" w:cs="Cascadia Mono"/>
+          <w:color w:val="000000"/>
+          <w:sz w:val="18"/>
+          <w:szCs w:val="18"/>
+        </w:rPr>
+        <w:t xml:space="preserve"> </w:t>
+      </w:r>
+    </w:p>
+    <w:p>
+      <w:pPr>
+        <w:pStyle w:val="HTMLconformatoprevio"/>
+        <w:ind w:left="708"/>
+        <w:rPr>
+          <w:rFonts w:ascii="Cascadia Mono" w:hAnsi="Cascadia Mono" w:cs="Cascadia Mono"/>
+          <w:color w:val="000000"/>
+          <w:sz w:val="18"/>
+          <w:szCs w:val="18"/>
+        </w:rPr>
+      </w:pPr>
+      <w:r>
+        <w:rPr>
+          <w:rFonts w:ascii="Cascadia Mono" w:hAnsi="Cascadia Mono" w:cs="Cascadia Mono"/>
+          <w:color w:val="000000"/>
+          <w:sz w:val="18"/>
+          <w:szCs w:val="18"/>
+        </w:rPr>
+        <w:t>a</w:t>
+      </w:r>
+      <w:proofErr w:type="gramStart"/>
+      <w:r>
+        <w:rPr>
+          <w:rFonts w:ascii="Cascadia Mono" w:hAnsi="Cascadia Mono" w:cs="Cascadia Mono"/>
+          <w:color w:val="000000"/>
+          <w:sz w:val="18"/>
+          <w:szCs w:val="18"/>
+        </w:rPr>
+        <w:t>1</w:t>
+      </w:r>
+      <w:r>
+        <w:rPr>
+          <w:rFonts w:ascii="Cascadia Mono" w:hAnsi="Cascadia Mono" w:cs="Cascadia Mono"/>
+          <w:color w:val="808080"/>
+          <w:sz w:val="18"/>
+          <w:szCs w:val="18"/>
+        </w:rPr>
+        <w:t>.</w:t>
+      </w:r>
+      <w:r>
+        <w:rPr>
+          <w:rFonts w:ascii="Cascadia Mono" w:hAnsi="Cascadia Mono" w:cs="Cascadia Mono"/>
+          <w:color w:val="000000"/>
+          <w:sz w:val="18"/>
+          <w:szCs w:val="18"/>
+        </w:rPr>
+        <w:t>alquiler</w:t>
+      </w:r>
+      <w:proofErr w:type="gramEnd"/>
+      <w:r>
+        <w:rPr>
+          <w:rFonts w:ascii="Cascadia Mono" w:hAnsi="Cascadia Mono" w:cs="Cascadia Mono"/>
+          <w:color w:val="000000"/>
+          <w:sz w:val="18"/>
+          <w:szCs w:val="18"/>
+        </w:rPr>
+        <w:t>_id</w:t>
+      </w:r>
+      <w:r>
+        <w:rPr>
+          <w:rFonts w:ascii="Cascadia Mono" w:hAnsi="Cascadia Mono" w:cs="Cascadia Mono"/>
+          <w:color w:val="808080"/>
+          <w:sz w:val="18"/>
+          <w:szCs w:val="18"/>
+        </w:rPr>
+        <w:t>,</w:t>
+      </w:r>
+      <w:r>
+        <w:rPr>
+          <w:rFonts w:ascii="Cascadia Mono" w:hAnsi="Cascadia Mono" w:cs="Cascadia Mono"/>
+          <w:color w:val="000000"/>
+          <w:sz w:val="18"/>
+          <w:szCs w:val="18"/>
+        </w:rPr>
+        <w:t xml:space="preserve"> a</w:t>
+      </w:r>
+      <w:proofErr w:type="gramStart"/>
+      <w:r>
+        <w:rPr>
+          <w:rFonts w:ascii="Cascadia Mono" w:hAnsi="Cascadia Mono" w:cs="Cascadia Mono"/>
+          <w:color w:val="000000"/>
+          <w:sz w:val="18"/>
+          <w:szCs w:val="18"/>
+        </w:rPr>
+        <w:t>1</w:t>
+      </w:r>
+      <w:r>
+        <w:rPr>
+          <w:rFonts w:ascii="Cascadia Mono" w:hAnsi="Cascadia Mono" w:cs="Cascadia Mono"/>
+          <w:color w:val="808080"/>
+          <w:sz w:val="18"/>
+          <w:szCs w:val="18"/>
+        </w:rPr>
+        <w:t>.</w:t>
+      </w:r>
+      <w:r>
+        <w:rPr>
+          <w:rFonts w:ascii="Cascadia Mono" w:hAnsi="Cascadia Mono" w:cs="Cascadia Mono"/>
+          <w:color w:val="000000"/>
+          <w:sz w:val="18"/>
+          <w:szCs w:val="18"/>
+        </w:rPr>
+        <w:t>cliente</w:t>
+      </w:r>
+      <w:proofErr w:type="gramEnd"/>
+      <w:r>
+        <w:rPr>
+          <w:rFonts w:ascii="Cascadia Mono" w:hAnsi="Cascadia Mono" w:cs="Cascadia Mono"/>
+          <w:color w:val="000000"/>
+          <w:sz w:val="18"/>
+          <w:szCs w:val="18"/>
+        </w:rPr>
+        <w:t>_id</w:t>
+      </w:r>
+      <w:r>
+        <w:rPr>
+          <w:rFonts w:ascii="Cascadia Mono" w:hAnsi="Cascadia Mono" w:cs="Cascadia Mono"/>
+          <w:color w:val="808080"/>
+          <w:sz w:val="18"/>
+          <w:szCs w:val="18"/>
+        </w:rPr>
+        <w:t>,</w:t>
+      </w:r>
+      <w:r>
+        <w:rPr>
+          <w:rFonts w:ascii="Cascadia Mono" w:hAnsi="Cascadia Mono" w:cs="Cascadia Mono"/>
+          <w:color w:val="000000"/>
+          <w:sz w:val="18"/>
+          <w:szCs w:val="18"/>
+        </w:rPr>
+        <w:t xml:space="preserve"> a</w:t>
+      </w:r>
+      <w:proofErr w:type="gramStart"/>
+      <w:r>
+        <w:rPr>
+          <w:rFonts w:ascii="Cascadia Mono" w:hAnsi="Cascadia Mono" w:cs="Cascadia Mono"/>
+          <w:color w:val="000000"/>
+          <w:sz w:val="18"/>
+          <w:szCs w:val="18"/>
+        </w:rPr>
+        <w:t>1</w:t>
+      </w:r>
+      <w:r>
+        <w:rPr>
+          <w:rFonts w:ascii="Cascadia Mono" w:hAnsi="Cascadia Mono" w:cs="Cascadia Mono"/>
+          <w:color w:val="808080"/>
+          <w:sz w:val="18"/>
+          <w:szCs w:val="18"/>
+        </w:rPr>
+        <w:t>.</w:t>
+      </w:r>
+      <w:r>
+        <w:rPr>
+          <w:rFonts w:ascii="Cascadia Mono" w:hAnsi="Cascadia Mono" w:cs="Cascadia Mono"/>
+          <w:color w:val="000000"/>
+          <w:sz w:val="18"/>
+          <w:szCs w:val="18"/>
+        </w:rPr>
+        <w:t>fecha</w:t>
+      </w:r>
+      <w:proofErr w:type="gramEnd"/>
+      <w:r>
+        <w:rPr>
+          <w:rFonts w:ascii="Cascadia Mono" w:hAnsi="Cascadia Mono" w:cs="Cascadia Mono"/>
+          <w:color w:val="000000"/>
+          <w:sz w:val="18"/>
+          <w:szCs w:val="18"/>
+        </w:rPr>
+        <w:t>_inicio</w:t>
+      </w:r>
+      <w:r>
+        <w:rPr>
+          <w:rFonts w:ascii="Cascadia Mono" w:hAnsi="Cascadia Mono" w:cs="Cascadia Mono"/>
+          <w:color w:val="808080"/>
+          <w:sz w:val="18"/>
+          <w:szCs w:val="18"/>
+        </w:rPr>
+        <w:t>,</w:t>
+      </w:r>
+      <w:r>
+        <w:rPr>
+          <w:rFonts w:ascii="Cascadia Mono" w:hAnsi="Cascadia Mono" w:cs="Cascadia Mono"/>
+          <w:color w:val="000000"/>
+          <w:sz w:val="18"/>
+          <w:szCs w:val="18"/>
+        </w:rPr>
+        <w:t xml:space="preserve"> a</w:t>
+      </w:r>
+      <w:proofErr w:type="gramStart"/>
+      <w:r>
+        <w:rPr>
+          <w:rFonts w:ascii="Cascadia Mono" w:hAnsi="Cascadia Mono" w:cs="Cascadia Mono"/>
+          <w:color w:val="000000"/>
+          <w:sz w:val="18"/>
+          <w:szCs w:val="18"/>
+        </w:rPr>
+        <w:t>1</w:t>
+      </w:r>
+      <w:r>
+        <w:rPr>
+          <w:rFonts w:ascii="Cascadia Mono" w:hAnsi="Cascadia Mono" w:cs="Cascadia Mono"/>
+          <w:color w:val="808080"/>
+          <w:sz w:val="18"/>
+          <w:szCs w:val="18"/>
+        </w:rPr>
+        <w:t>.</w:t>
+      </w:r>
+      <w:r>
+        <w:rPr>
+          <w:rFonts w:ascii="Cascadia Mono" w:hAnsi="Cascadia Mono" w:cs="Cascadia Mono"/>
+          <w:color w:val="000000"/>
+          <w:sz w:val="18"/>
+          <w:szCs w:val="18"/>
+        </w:rPr>
+        <w:t>fecha</w:t>
+      </w:r>
+      <w:proofErr w:type="gramEnd"/>
+      <w:r>
+        <w:rPr>
+          <w:rFonts w:ascii="Cascadia Mono" w:hAnsi="Cascadia Mono" w:cs="Cascadia Mono"/>
+          <w:color w:val="000000"/>
+          <w:sz w:val="18"/>
+          <w:szCs w:val="18"/>
+        </w:rPr>
+        <w:t>_devolucion_real</w:t>
+      </w:r>
+      <w:r>
+        <w:rPr>
+          <w:rFonts w:ascii="Cascadia Mono" w:hAnsi="Cascadia Mono" w:cs="Cascadia Mono"/>
+          <w:color w:val="808080"/>
+          <w:sz w:val="18"/>
+          <w:szCs w:val="18"/>
+        </w:rPr>
+        <w:t>,</w:t>
+      </w:r>
+      <w:r>
+        <w:rPr>
+          <w:rFonts w:ascii="Cascadia Mono" w:hAnsi="Cascadia Mono" w:cs="Cascadia Mono"/>
+          <w:color w:val="000000"/>
+          <w:sz w:val="18"/>
+          <w:szCs w:val="18"/>
+        </w:rPr>
+        <w:t xml:space="preserve"> </w:t>
+      </w:r>
+    </w:p>
+    <w:p>
+      <w:pPr>
+        <w:pStyle w:val="HTMLconformatoprevio"/>
+        <w:ind w:left="708"/>
+        <w:rPr>
+          <w:rFonts w:ascii="Cascadia Mono" w:hAnsi="Cascadia Mono" w:cs="Cascadia Mono"/>
+          <w:color w:val="000000"/>
+          <w:sz w:val="18"/>
+          <w:szCs w:val="18"/>
+        </w:rPr>
+      </w:pPr>
+      <w:r>
+        <w:rPr>
+          <w:rFonts w:ascii="Cascadia Mono" w:hAnsi="Cascadia Mono" w:cs="Cascadia Mono"/>
+          <w:color w:val="000000"/>
+          <w:sz w:val="18"/>
+          <w:szCs w:val="18"/>
+        </w:rPr>
+        <w:t>a</w:t>
+      </w:r>
+      <w:proofErr w:type="gramStart"/>
+      <w:r>
+        <w:rPr>
+          <w:rFonts w:ascii="Cascadia Mono" w:hAnsi="Cascadia Mono" w:cs="Cascadia Mono"/>
+          <w:color w:val="000000"/>
+          <w:sz w:val="18"/>
+          <w:szCs w:val="18"/>
+        </w:rPr>
+        <w:t>2</w:t>
+      </w:r>
+      <w:r>
+        <w:rPr>
+          <w:rFonts w:ascii="Cascadia Mono" w:hAnsi="Cascadia Mono" w:cs="Cascadia Mono"/>
+          <w:color w:val="808080"/>
+          <w:sz w:val="18"/>
+          <w:szCs w:val="18"/>
+        </w:rPr>
+        <w:t>.</w:t>
+      </w:r>
+      <w:r>
+        <w:rPr>
+          <w:rFonts w:ascii="Cascadia Mono" w:hAnsi="Cascadia Mono" w:cs="Cascadia Mono"/>
+          <w:color w:val="000000"/>
+          <w:sz w:val="18"/>
+          <w:szCs w:val="18"/>
+        </w:rPr>
+        <w:t>alquiler</w:t>
+      </w:r>
+      <w:proofErr w:type="gramEnd"/>
+      <w:r>
+        <w:rPr>
+          <w:rFonts w:ascii="Cascadia Mono" w:hAnsi="Cascadia Mono" w:cs="Cascadia Mono"/>
+          <w:color w:val="000000"/>
+          <w:sz w:val="18"/>
+          <w:szCs w:val="18"/>
+        </w:rPr>
+        <w:t>_id</w:t>
+      </w:r>
+      <w:r>
+        <w:rPr>
+          <w:rFonts w:ascii="Cascadia Mono" w:hAnsi="Cascadia Mono" w:cs="Cascadia Mono"/>
+          <w:color w:val="808080"/>
+          <w:sz w:val="18"/>
+          <w:szCs w:val="18"/>
+        </w:rPr>
+        <w:t>,</w:t>
+      </w:r>
+      <w:r>
+        <w:rPr>
+          <w:rFonts w:ascii="Cascadia Mono" w:hAnsi="Cascadia Mono" w:cs="Cascadia Mono"/>
+          <w:color w:val="000000"/>
+          <w:sz w:val="18"/>
+          <w:szCs w:val="18"/>
+        </w:rPr>
+        <w:t xml:space="preserve"> a</w:t>
+      </w:r>
+      <w:proofErr w:type="gramStart"/>
+      <w:r>
+        <w:rPr>
+          <w:rFonts w:ascii="Cascadia Mono" w:hAnsi="Cascadia Mono" w:cs="Cascadia Mono"/>
+          <w:color w:val="000000"/>
+          <w:sz w:val="18"/>
+          <w:szCs w:val="18"/>
+        </w:rPr>
+        <w:t>2</w:t>
+      </w:r>
+      <w:r>
+        <w:rPr>
+          <w:rFonts w:ascii="Cascadia Mono" w:hAnsi="Cascadia Mono" w:cs="Cascadia Mono"/>
+          <w:color w:val="808080"/>
+          <w:sz w:val="18"/>
+          <w:szCs w:val="18"/>
+        </w:rPr>
+        <w:t>.</w:t>
+      </w:r>
+      <w:r>
+        <w:rPr>
+          <w:rFonts w:ascii="Cascadia Mono" w:hAnsi="Cascadia Mono" w:cs="Cascadia Mono"/>
+          <w:color w:val="000000"/>
+          <w:sz w:val="18"/>
+          <w:szCs w:val="18"/>
+        </w:rPr>
+        <w:t>cliente</w:t>
+      </w:r>
+      <w:proofErr w:type="gramEnd"/>
+      <w:r>
+        <w:rPr>
+          <w:rFonts w:ascii="Cascadia Mono" w:hAnsi="Cascadia Mono" w:cs="Cascadia Mono"/>
+          <w:color w:val="000000"/>
+          <w:sz w:val="18"/>
+          <w:szCs w:val="18"/>
+        </w:rPr>
+        <w:t>_id</w:t>
+      </w:r>
+      <w:r>
+        <w:rPr>
+          <w:rFonts w:ascii="Cascadia Mono" w:hAnsi="Cascadia Mono" w:cs="Cascadia Mono"/>
+          <w:color w:val="808080"/>
+          <w:sz w:val="18"/>
+          <w:szCs w:val="18"/>
+        </w:rPr>
+        <w:t>,</w:t>
+      </w:r>
+      <w:r>
+        <w:rPr>
+          <w:rFonts w:ascii="Cascadia Mono" w:hAnsi="Cascadia Mono" w:cs="Cascadia Mono"/>
+          <w:color w:val="000000"/>
+          <w:sz w:val="18"/>
+          <w:szCs w:val="18"/>
+        </w:rPr>
+        <w:t xml:space="preserve"> a</w:t>
+      </w:r>
+      <w:proofErr w:type="gramStart"/>
+      <w:r>
+        <w:rPr>
+          <w:rFonts w:ascii="Cascadia Mono" w:hAnsi="Cascadia Mono" w:cs="Cascadia Mono"/>
+          <w:color w:val="000000"/>
+          <w:sz w:val="18"/>
+          <w:szCs w:val="18"/>
+        </w:rPr>
+        <w:t>2</w:t>
+      </w:r>
+      <w:r>
+        <w:rPr>
+          <w:rFonts w:ascii="Cascadia Mono" w:hAnsi="Cascadia Mono" w:cs="Cascadia Mono"/>
+          <w:color w:val="808080"/>
+          <w:sz w:val="18"/>
+          <w:szCs w:val="18"/>
+        </w:rPr>
+        <w:t>.</w:t>
+      </w:r>
+      <w:r>
+        <w:rPr>
+          <w:rFonts w:ascii="Cascadia Mono" w:hAnsi="Cascadia Mono" w:cs="Cascadia Mono"/>
+          <w:color w:val="000000"/>
+          <w:sz w:val="18"/>
+          <w:szCs w:val="18"/>
+        </w:rPr>
+        <w:t>fecha</w:t>
+      </w:r>
+      <w:proofErr w:type="gramEnd"/>
+      <w:r>
+        <w:rPr>
+          <w:rFonts w:ascii="Cascadia Mono" w:hAnsi="Cascadia Mono" w:cs="Cascadia Mono"/>
+          <w:color w:val="000000"/>
+          <w:sz w:val="18"/>
+          <w:szCs w:val="18"/>
+        </w:rPr>
+        <w:t>_inicio</w:t>
+      </w:r>
+      <w:r>
+        <w:rPr>
+          <w:rFonts w:ascii="Cascadia Mono" w:hAnsi="Cascadia Mono" w:cs="Cascadia Mono"/>
+          <w:color w:val="808080"/>
+          <w:sz w:val="18"/>
+          <w:szCs w:val="18"/>
+        </w:rPr>
+        <w:t>,</w:t>
+      </w:r>
+      <w:r>
+        <w:rPr>
+          <w:rFonts w:ascii="Cascadia Mono" w:hAnsi="Cascadia Mono" w:cs="Cascadia Mono"/>
+          <w:color w:val="000000"/>
+          <w:sz w:val="18"/>
+          <w:szCs w:val="18"/>
+        </w:rPr>
+        <w:t xml:space="preserve"> a</w:t>
+      </w:r>
+      <w:proofErr w:type="gramStart"/>
+      <w:r>
+        <w:rPr>
+          <w:rFonts w:ascii="Cascadia Mono" w:hAnsi="Cascadia Mono" w:cs="Cascadia Mono"/>
+          <w:color w:val="000000"/>
+          <w:sz w:val="18"/>
+          <w:szCs w:val="18"/>
+        </w:rPr>
+        <w:t>2</w:t>
+      </w:r>
+      <w:r>
+        <w:rPr>
+          <w:rFonts w:ascii="Cascadia Mono" w:hAnsi="Cascadia Mono" w:cs="Cascadia Mono"/>
+          <w:color w:val="808080"/>
+          <w:sz w:val="18"/>
+          <w:szCs w:val="18"/>
+        </w:rPr>
+        <w:t>.</w:t>
+      </w:r>
+      <w:r>
+        <w:rPr>
+          <w:rFonts w:ascii="Cascadia Mono" w:hAnsi="Cascadia Mono" w:cs="Cascadia Mono"/>
+          <w:color w:val="000000"/>
+          <w:sz w:val="18"/>
+          <w:szCs w:val="18"/>
+        </w:rPr>
+        <w:t>fecha</w:t>
+      </w:r>
+      <w:proofErr w:type="gramEnd"/>
+      <w:r>
+        <w:rPr>
+          <w:rFonts w:ascii="Cascadia Mono" w:hAnsi="Cascadia Mono" w:cs="Cascadia Mono"/>
+          <w:color w:val="000000"/>
+          <w:sz w:val="18"/>
+          <w:szCs w:val="18"/>
+        </w:rPr>
+        <w:t>_devolucion_real</w:t>
+      </w:r>
+    </w:p>
+    <w:p>
+      <w:pPr>
+        <w:pStyle w:val="HTMLconformatoprevio"/>
+        <w:ind w:left="708"/>
+        <w:rPr>
+          <w:rFonts w:ascii="Cascadia Mono" w:hAnsi="Cascadia Mono" w:cs="Cascadia Mono"/>
+          <w:color w:val="000000"/>
+          <w:sz w:val="18"/>
+          <w:szCs w:val="18"/>
+        </w:rPr>
+      </w:pPr>
+      <w:proofErr w:type="spellStart"/>
+      <w:r>
+        <w:rPr>
+          <w:rFonts w:ascii="Cascadia Mono" w:hAnsi="Cascadia Mono" w:cs="Cascadia Mono"/>
+          <w:color w:val="0000FF"/>
+          <w:sz w:val="18"/>
+          <w:szCs w:val="18"/>
+        </w:rPr>
+        <w:t>from</w:t>
+      </w:r>
+      <w:proofErr w:type="spellEnd"/>
+      <w:r>
+        <w:rPr>
+          <w:rFonts w:ascii="Cascadia Mono" w:hAnsi="Cascadia Mono" w:cs="Cascadia Mono"/>
+          <w:color w:val="000000"/>
+          <w:sz w:val="18"/>
+          <w:szCs w:val="18"/>
+        </w:rPr>
+        <w:t xml:space="preserve"> </w:t>
+      </w:r>
+      <w:proofErr w:type="spellStart"/>
+      <w:r>
+        <w:rPr>
+          <w:rFonts w:ascii="Cascadia Mono" w:hAnsi="Cascadia Mono" w:cs="Cascadia Mono"/>
+          <w:color w:val="000000"/>
+          <w:sz w:val="18"/>
+          <w:szCs w:val="18"/>
+        </w:rPr>
+        <w:t>MEGA_</w:t>
+      </w:r>
+      <w:proofErr w:type="gramStart"/>
+      <w:r>
+        <w:rPr>
+          <w:rFonts w:ascii="Cascadia Mono" w:hAnsi="Cascadia Mono" w:cs="Cascadia Mono"/>
+          <w:color w:val="000000"/>
+          <w:sz w:val="18"/>
+          <w:szCs w:val="18"/>
+        </w:rPr>
+        <w:t>DB</w:t>
+      </w:r>
+      <w:r>
+        <w:rPr>
+          <w:rFonts w:ascii="Cascadia Mono" w:hAnsi="Cascadia Mono" w:cs="Cascadia Mono"/>
+          <w:color w:val="808080"/>
+          <w:sz w:val="18"/>
+          <w:szCs w:val="18"/>
+        </w:rPr>
+        <w:t>.</w:t>
+      </w:r>
+      <w:r>
+        <w:rPr>
+          <w:rFonts w:ascii="Cascadia Mono" w:hAnsi="Cascadia Mono" w:cs="Cascadia Mono"/>
+          <w:color w:val="000000"/>
+          <w:sz w:val="18"/>
+          <w:szCs w:val="18"/>
+        </w:rPr>
+        <w:t>Alquiler</w:t>
+      </w:r>
+      <w:proofErr w:type="spellEnd"/>
+      <w:proofErr w:type="gramEnd"/>
+      <w:r>
+        <w:rPr>
+          <w:rFonts w:ascii="Cascadia Mono" w:hAnsi="Cascadia Mono" w:cs="Cascadia Mono"/>
+          <w:color w:val="000000"/>
+          <w:sz w:val="18"/>
+          <w:szCs w:val="18"/>
+        </w:rPr>
+        <w:t xml:space="preserve"> a1</w:t>
+      </w:r>
+    </w:p>
+    <w:p>
+      <w:pPr>
+        <w:pStyle w:val="HTMLconformatoprevio"/>
+        <w:ind w:left="708"/>
+        <w:rPr>
+          <w:rFonts w:ascii="Cascadia Mono" w:hAnsi="Cascadia Mono" w:cs="Cascadia Mono"/>
+          <w:color w:val="000000"/>
+          <w:sz w:val="18"/>
+          <w:szCs w:val="18"/>
+        </w:rPr>
+      </w:pPr>
+      <w:proofErr w:type="spellStart"/>
+      <w:r>
+        <w:rPr>
+          <w:rFonts w:ascii="Cascadia Mono" w:hAnsi="Cascadia Mono" w:cs="Cascadia Mono"/>
+          <w:color w:val="808080"/>
+          <w:sz w:val="18"/>
+          <w:szCs w:val="18"/>
+        </w:rPr>
+        <w:t>join</w:t>
+      </w:r>
+      <w:proofErr w:type="spellEnd"/>
+      <w:r>
+        <w:rPr>
+          <w:rFonts w:ascii="Cascadia Mono" w:hAnsi="Cascadia Mono" w:cs="Cascadia Mono"/>
+          <w:color w:val="000000"/>
+          <w:sz w:val="18"/>
+          <w:szCs w:val="18"/>
+        </w:rPr>
+        <w:t xml:space="preserve"> </w:t>
+      </w:r>
+      <w:proofErr w:type="spellStart"/>
+      <w:r>
+        <w:rPr>
+          <w:rFonts w:ascii="Cascadia Mono" w:hAnsi="Cascadia Mono" w:cs="Cascadia Mono"/>
+          <w:color w:val="000000"/>
+          <w:sz w:val="18"/>
+          <w:szCs w:val="18"/>
+        </w:rPr>
+        <w:t>MEGA_</w:t>
+      </w:r>
+      <w:proofErr w:type="gramStart"/>
+      <w:r>
+        <w:rPr>
+          <w:rFonts w:ascii="Cascadia Mono" w:hAnsi="Cascadia Mono" w:cs="Cascadia Mono"/>
+          <w:color w:val="000000"/>
+          <w:sz w:val="18"/>
+          <w:szCs w:val="18"/>
+        </w:rPr>
+        <w:t>DB</w:t>
+      </w:r>
+      <w:r>
+        <w:rPr>
+          <w:rFonts w:ascii="Cascadia Mono" w:hAnsi="Cascadia Mono" w:cs="Cascadia Mono"/>
+          <w:color w:val="808080"/>
+          <w:sz w:val="18"/>
+          <w:szCs w:val="18"/>
+        </w:rPr>
+        <w:t>.</w:t>
+      </w:r>
+      <w:r>
+        <w:rPr>
+          <w:rFonts w:ascii="Cascadia Mono" w:hAnsi="Cascadia Mono" w:cs="Cascadia Mono"/>
+          <w:color w:val="000000"/>
+          <w:sz w:val="18"/>
+          <w:szCs w:val="18"/>
+        </w:rPr>
+        <w:t>Alquiler</w:t>
+      </w:r>
+      <w:proofErr w:type="spellEnd"/>
+      <w:proofErr w:type="gramEnd"/>
+      <w:r>
+        <w:rPr>
+          <w:rFonts w:ascii="Cascadia Mono" w:hAnsi="Cascadia Mono" w:cs="Cascadia Mono"/>
+          <w:color w:val="000000"/>
+          <w:sz w:val="18"/>
+          <w:szCs w:val="18"/>
+        </w:rPr>
+        <w:t xml:space="preserve"> a2 </w:t>
+      </w:r>
+    </w:p>
+    <w:p>
+      <w:pPr>
+        <w:pStyle w:val="HTMLconformatoprevio"/>
+        <w:ind w:left="708"/>
+        <w:rPr>
+          <w:rFonts w:ascii="Cascadia Mono" w:hAnsi="Cascadia Mono" w:cs="Cascadia Mono"/>
+          <w:color w:val="000000"/>
+          <w:sz w:val="18"/>
+          <w:szCs w:val="18"/>
+        </w:rPr>
+      </w:pPr>
+      <w:r>
+        <w:rPr>
+          <w:rFonts w:ascii="Cascadia Mono" w:hAnsi="Cascadia Mono" w:cs="Cascadia Mono"/>
+          <w:color w:val="000000"/>
+          <w:sz w:val="18"/>
+          <w:szCs w:val="18"/>
+        </w:rPr>
+        <w:tab/>
+      </w:r>
+      <w:proofErr w:type="spellStart"/>
+      <w:r>
+        <w:rPr>
+          <w:rFonts w:ascii="Cascadia Mono" w:hAnsi="Cascadia Mono" w:cs="Cascadia Mono"/>
+          <w:color w:val="0000FF"/>
+          <w:sz w:val="18"/>
+          <w:szCs w:val="18"/>
+        </w:rPr>
+        <w:t>on</w:t>
+      </w:r>
+      <w:proofErr w:type="spellEnd"/>
+      <w:r>
+        <w:rPr>
+          <w:rFonts w:ascii="Cascadia Mono" w:hAnsi="Cascadia Mono" w:cs="Cascadia Mono"/>
+          <w:color w:val="000000"/>
+          <w:sz w:val="18"/>
+          <w:szCs w:val="18"/>
+        </w:rPr>
+        <w:t xml:space="preserve"> a</w:t>
+      </w:r>
+      <w:proofErr w:type="gramStart"/>
+      <w:r>
+        <w:rPr>
+          <w:rFonts w:ascii="Cascadia Mono" w:hAnsi="Cascadia Mono" w:cs="Cascadia Mono"/>
+          <w:color w:val="000000"/>
+          <w:sz w:val="18"/>
+          <w:szCs w:val="18"/>
+        </w:rPr>
+        <w:t>1</w:t>
+      </w:r>
+      <w:r>
+        <w:rPr>
+          <w:rFonts w:ascii="Cascadia Mono" w:hAnsi="Cascadia Mono" w:cs="Cascadia Mono"/>
+          <w:color w:val="808080"/>
+          <w:sz w:val="18"/>
+          <w:szCs w:val="18"/>
+        </w:rPr>
+        <w:t>.</w:t>
+      </w:r>
+      <w:r>
+        <w:rPr>
+          <w:rFonts w:ascii="Cascadia Mono" w:hAnsi="Cascadia Mono" w:cs="Cascadia Mono"/>
+          <w:color w:val="000000"/>
+          <w:sz w:val="18"/>
+          <w:szCs w:val="18"/>
+        </w:rPr>
+        <w:t>bicicleta</w:t>
+      </w:r>
+      <w:proofErr w:type="gramEnd"/>
+      <w:r>
+        <w:rPr>
+          <w:rFonts w:ascii="Cascadia Mono" w:hAnsi="Cascadia Mono" w:cs="Cascadia Mono"/>
+          <w:color w:val="000000"/>
+          <w:sz w:val="18"/>
+          <w:szCs w:val="18"/>
+        </w:rPr>
+        <w:t xml:space="preserve">_alquiler_id </w:t>
+      </w:r>
+      <w:r>
+        <w:rPr>
+          <w:rFonts w:ascii="Cascadia Mono" w:hAnsi="Cascadia Mono" w:cs="Cascadia Mono"/>
+          <w:color w:val="808080"/>
+          <w:sz w:val="18"/>
+          <w:szCs w:val="18"/>
+        </w:rPr>
+        <w:t>=</w:t>
+      </w:r>
+      <w:r>
+        <w:rPr>
+          <w:rFonts w:ascii="Cascadia Mono" w:hAnsi="Cascadia Mono" w:cs="Cascadia Mono"/>
+          <w:color w:val="000000"/>
+          <w:sz w:val="18"/>
+          <w:szCs w:val="18"/>
+        </w:rPr>
+        <w:t xml:space="preserve"> a</w:t>
+      </w:r>
+      <w:proofErr w:type="gramStart"/>
+      <w:r>
+        <w:rPr>
+          <w:rFonts w:ascii="Cascadia Mono" w:hAnsi="Cascadia Mono" w:cs="Cascadia Mono"/>
+          <w:color w:val="000000"/>
+          <w:sz w:val="18"/>
+          <w:szCs w:val="18"/>
+        </w:rPr>
+        <w:t>2</w:t>
+      </w:r>
+      <w:r>
+        <w:rPr>
+          <w:rFonts w:ascii="Cascadia Mono" w:hAnsi="Cascadia Mono" w:cs="Cascadia Mono"/>
+          <w:color w:val="808080"/>
+          <w:sz w:val="18"/>
+          <w:szCs w:val="18"/>
+        </w:rPr>
+        <w:t>.</w:t>
+      </w:r>
+      <w:r>
+        <w:rPr>
+          <w:rFonts w:ascii="Cascadia Mono" w:hAnsi="Cascadia Mono" w:cs="Cascadia Mono"/>
+          <w:color w:val="000000"/>
+          <w:sz w:val="18"/>
+          <w:szCs w:val="18"/>
+        </w:rPr>
+        <w:t>bicicleta</w:t>
+      </w:r>
+      <w:proofErr w:type="gramEnd"/>
+      <w:r>
+        <w:rPr>
+          <w:rFonts w:ascii="Cascadia Mono" w:hAnsi="Cascadia Mono" w:cs="Cascadia Mono"/>
+          <w:color w:val="000000"/>
+          <w:sz w:val="18"/>
+          <w:szCs w:val="18"/>
+        </w:rPr>
+        <w:t>_alquiler_id</w:t>
+      </w:r>
+    </w:p>
+    <w:p>
+      <w:pPr>
+        <w:pStyle w:val="HTMLconformatoprevio"/>
+        <w:ind w:left="708"/>
+        <w:rPr>
+          <w:rFonts w:ascii="Cascadia Mono" w:hAnsi="Cascadia Mono" w:cs="Cascadia Mono"/>
+          <w:color w:val="000000"/>
+          <w:sz w:val="18"/>
+          <w:szCs w:val="18"/>
+        </w:rPr>
+      </w:pPr>
+      <w:r>
+        <w:rPr>
+          <w:rFonts w:ascii="Cascadia Mono" w:hAnsi="Cascadia Mono" w:cs="Cascadia Mono"/>
+          <w:color w:val="000000"/>
+          <w:sz w:val="18"/>
+          <w:szCs w:val="18"/>
+        </w:rPr>
+        <w:tab/>
+      </w:r>
+      <w:r>
+        <w:rPr>
+          <w:rFonts w:ascii="Cascadia Mono" w:hAnsi="Cascadia Mono" w:cs="Cascadia Mono"/>
+          <w:color w:val="808080"/>
+          <w:sz w:val="18"/>
+          <w:szCs w:val="18"/>
+        </w:rPr>
+        <w:t>and</w:t>
+      </w:r>
+      <w:r>
+        <w:rPr>
+          <w:rFonts w:ascii="Cascadia Mono" w:hAnsi="Cascadia Mono" w:cs="Cascadia Mono"/>
+          <w:color w:val="000000"/>
+          <w:sz w:val="18"/>
+          <w:szCs w:val="18"/>
+        </w:rPr>
+        <w:t xml:space="preserve"> a</w:t>
+      </w:r>
+      <w:proofErr w:type="gramStart"/>
+      <w:r>
+        <w:rPr>
+          <w:rFonts w:ascii="Cascadia Mono" w:hAnsi="Cascadia Mono" w:cs="Cascadia Mono"/>
+          <w:color w:val="000000"/>
+          <w:sz w:val="18"/>
+          <w:szCs w:val="18"/>
+        </w:rPr>
+        <w:t>1</w:t>
+      </w:r>
+      <w:r>
+        <w:rPr>
+          <w:rFonts w:ascii="Cascadia Mono" w:hAnsi="Cascadia Mono" w:cs="Cascadia Mono"/>
+          <w:color w:val="808080"/>
+          <w:sz w:val="18"/>
+          <w:szCs w:val="18"/>
+        </w:rPr>
+        <w:t>.</w:t>
+      </w:r>
+      <w:r>
+        <w:rPr>
+          <w:rFonts w:ascii="Cascadia Mono" w:hAnsi="Cascadia Mono" w:cs="Cascadia Mono"/>
+          <w:color w:val="000000"/>
+          <w:sz w:val="18"/>
+          <w:szCs w:val="18"/>
+        </w:rPr>
+        <w:t>alquiler</w:t>
+      </w:r>
+      <w:proofErr w:type="gramEnd"/>
+      <w:r>
+        <w:rPr>
+          <w:rFonts w:ascii="Cascadia Mono" w:hAnsi="Cascadia Mono" w:cs="Cascadia Mono"/>
+          <w:color w:val="000000"/>
+          <w:sz w:val="18"/>
+          <w:szCs w:val="18"/>
+        </w:rPr>
+        <w:t>_</w:t>
+      </w:r>
+      <w:proofErr w:type="gramStart"/>
+      <w:r>
+        <w:rPr>
+          <w:rFonts w:ascii="Cascadia Mono" w:hAnsi="Cascadia Mono" w:cs="Cascadia Mono"/>
+          <w:color w:val="000000"/>
+          <w:sz w:val="18"/>
+          <w:szCs w:val="18"/>
+        </w:rPr>
+        <w:t xml:space="preserve">id </w:t>
+      </w:r>
+      <w:r>
+        <w:rPr>
+          <w:rFonts w:ascii="Cascadia Mono" w:hAnsi="Cascadia Mono" w:cs="Cascadia Mono"/>
+          <w:color w:val="808080"/>
+          <w:sz w:val="18"/>
+          <w:szCs w:val="18"/>
+        </w:rPr>
+        <w:t>!</w:t>
+      </w:r>
+      <w:proofErr w:type="gramEnd"/>
+      <w:r>
+        <w:rPr>
+          <w:rFonts w:ascii="Cascadia Mono" w:hAnsi="Cascadia Mono" w:cs="Cascadia Mono"/>
+          <w:color w:val="808080"/>
+          <w:sz w:val="18"/>
+          <w:szCs w:val="18"/>
+        </w:rPr>
+        <w:t>=</w:t>
+      </w:r>
+      <w:r>
+        <w:rPr>
+          <w:rFonts w:ascii="Cascadia Mono" w:hAnsi="Cascadia Mono" w:cs="Cascadia Mono"/>
+          <w:color w:val="000000"/>
+          <w:sz w:val="18"/>
+          <w:szCs w:val="18"/>
+        </w:rPr>
+        <w:t xml:space="preserve"> a</w:t>
+      </w:r>
+      <w:proofErr w:type="gramStart"/>
+      <w:r>
+        <w:rPr>
+          <w:rFonts w:ascii="Cascadia Mono" w:hAnsi="Cascadia Mono" w:cs="Cascadia Mono"/>
+          <w:color w:val="000000"/>
+          <w:sz w:val="18"/>
+          <w:szCs w:val="18"/>
+        </w:rPr>
+        <w:t>2</w:t>
+      </w:r>
+      <w:r>
+        <w:rPr>
+          <w:rFonts w:ascii="Cascadia Mono" w:hAnsi="Cascadia Mono" w:cs="Cascadia Mono"/>
+          <w:color w:val="808080"/>
+          <w:sz w:val="18"/>
+          <w:szCs w:val="18"/>
+        </w:rPr>
+        <w:t>.</w:t>
+      </w:r>
+      <w:r>
+        <w:rPr>
+          <w:rFonts w:ascii="Cascadia Mono" w:hAnsi="Cascadia Mono" w:cs="Cascadia Mono"/>
+          <w:color w:val="000000"/>
+          <w:sz w:val="18"/>
+          <w:szCs w:val="18"/>
+        </w:rPr>
+        <w:t>alquiler</w:t>
+      </w:r>
+      <w:proofErr w:type="gramEnd"/>
+      <w:r>
+        <w:rPr>
+          <w:rFonts w:ascii="Cascadia Mono" w:hAnsi="Cascadia Mono" w:cs="Cascadia Mono"/>
+          <w:color w:val="000000"/>
+          <w:sz w:val="18"/>
+          <w:szCs w:val="18"/>
+        </w:rPr>
+        <w:t>_id</w:t>
+      </w:r>
+    </w:p>
+    <w:p>
+      <w:pPr>
+        <w:pStyle w:val="HTMLconformatoprevio"/>
+        <w:ind w:left="708"/>
+        <w:rPr>
+          <w:rFonts w:ascii="Cascadia Mono" w:hAnsi="Cascadia Mono" w:cs="Cascadia Mono"/>
+          <w:color w:val="000000"/>
+          <w:sz w:val="18"/>
+          <w:szCs w:val="18"/>
+        </w:rPr>
+      </w:pPr>
+      <w:r>
+        <w:rPr>
+          <w:rFonts w:ascii="Cascadia Mono" w:hAnsi="Cascadia Mono" w:cs="Cascadia Mono"/>
+          <w:color w:val="000000"/>
+          <w:sz w:val="18"/>
+          <w:szCs w:val="18"/>
+        </w:rPr>
+        <w:tab/>
+      </w:r>
+      <w:r>
+        <w:rPr>
+          <w:rFonts w:ascii="Cascadia Mono" w:hAnsi="Cascadia Mono" w:cs="Cascadia Mono"/>
+          <w:color w:val="808080"/>
+          <w:sz w:val="18"/>
+          <w:szCs w:val="18"/>
+        </w:rPr>
+        <w:t>and</w:t>
+      </w:r>
+      <w:r>
+        <w:rPr>
+          <w:rFonts w:ascii="Cascadia Mono" w:hAnsi="Cascadia Mono" w:cs="Cascadia Mono"/>
+          <w:color w:val="000000"/>
+          <w:sz w:val="18"/>
+          <w:szCs w:val="18"/>
+        </w:rPr>
+        <w:t xml:space="preserve"> a1</w:t>
+      </w:r>
+      <w:r>
+        <w:rPr>
+          <w:rFonts w:ascii="Cascadia Mono" w:hAnsi="Cascadia Mono" w:cs="Cascadia Mono"/>
+          <w:color w:val="808080"/>
+          <w:sz w:val="18"/>
+          <w:szCs w:val="18"/>
+        </w:rPr>
+        <w:t>.</w:t>
+      </w:r>
+      <w:r>
+        <w:rPr>
+          <w:rFonts w:ascii="Cascadia Mono" w:hAnsi="Cascadia Mono" w:cs="Cascadia Mono"/>
+          <w:color w:val="000000"/>
+          <w:sz w:val="18"/>
+          <w:szCs w:val="18"/>
+        </w:rPr>
+        <w:t>nro_</w:t>
+      </w:r>
+      <w:proofErr w:type="gramStart"/>
+      <w:r>
+        <w:rPr>
+          <w:rFonts w:ascii="Cascadia Mono" w:hAnsi="Cascadia Mono" w:cs="Cascadia Mono"/>
+          <w:color w:val="000000"/>
+          <w:sz w:val="18"/>
+          <w:szCs w:val="18"/>
+        </w:rPr>
+        <w:t xml:space="preserve">alquiler </w:t>
+      </w:r>
+      <w:r>
+        <w:rPr>
+          <w:rFonts w:ascii="Cascadia Mono" w:hAnsi="Cascadia Mono" w:cs="Cascadia Mono"/>
+          <w:color w:val="808080"/>
+          <w:sz w:val="18"/>
+          <w:szCs w:val="18"/>
+        </w:rPr>
+        <w:t>!</w:t>
+      </w:r>
+      <w:proofErr w:type="gramEnd"/>
+      <w:r>
+        <w:rPr>
+          <w:rFonts w:ascii="Cascadia Mono" w:hAnsi="Cascadia Mono" w:cs="Cascadia Mono"/>
+          <w:color w:val="808080"/>
+          <w:sz w:val="18"/>
+          <w:szCs w:val="18"/>
+        </w:rPr>
+        <w:t>=</w:t>
+      </w:r>
+      <w:r>
+        <w:rPr>
+          <w:rFonts w:ascii="Cascadia Mono" w:hAnsi="Cascadia Mono" w:cs="Cascadia Mono"/>
+          <w:color w:val="000000"/>
+          <w:sz w:val="18"/>
+          <w:szCs w:val="18"/>
+        </w:rPr>
+        <w:t xml:space="preserve"> a2</w:t>
+      </w:r>
+      <w:r>
+        <w:rPr>
+          <w:rFonts w:ascii="Cascadia Mono" w:hAnsi="Cascadia Mono" w:cs="Cascadia Mono"/>
+          <w:color w:val="808080"/>
+          <w:sz w:val="18"/>
+          <w:szCs w:val="18"/>
+        </w:rPr>
+        <w:t>.</w:t>
+      </w:r>
+      <w:r>
+        <w:rPr>
+          <w:rFonts w:ascii="Cascadia Mono" w:hAnsi="Cascadia Mono" w:cs="Cascadia Mono"/>
+          <w:color w:val="000000"/>
+          <w:sz w:val="18"/>
+          <w:szCs w:val="18"/>
+        </w:rPr>
+        <w:t>nro_alquiler</w:t>
+      </w:r>
+    </w:p>
+    <w:p>
+      <w:pPr>
+        <w:pStyle w:val="HTMLconformatoprevio"/>
+        <w:ind w:left="708"/>
+        <w:rPr>
+          <w:rFonts w:ascii="Cascadia Mono" w:hAnsi="Cascadia Mono" w:cs="Cascadia Mono"/>
+          <w:color w:val="000000"/>
+          <w:sz w:val="18"/>
+          <w:szCs w:val="18"/>
+        </w:rPr>
+      </w:pPr>
+      <w:proofErr w:type="spellStart"/>
+      <w:r>
+        <w:rPr>
+          <w:rFonts w:ascii="Cascadia Mono" w:hAnsi="Cascadia Mono" w:cs="Cascadia Mono"/>
+          <w:color w:val="808080"/>
+          <w:sz w:val="18"/>
+          <w:szCs w:val="18"/>
+        </w:rPr>
+        <w:t>join</w:t>
+      </w:r>
+      <w:proofErr w:type="spellEnd"/>
+      <w:r>
+        <w:rPr>
+          <w:rFonts w:ascii="Cascadia Mono" w:hAnsi="Cascadia Mono" w:cs="Cascadia Mono"/>
+          <w:color w:val="000000"/>
+          <w:sz w:val="18"/>
+          <w:szCs w:val="18"/>
+        </w:rPr>
+        <w:t xml:space="preserve"> </w:t>
+      </w:r>
+      <w:proofErr w:type="spellStart"/>
+      <w:r>
+        <w:rPr>
+          <w:rFonts w:ascii="Cascadia Mono" w:hAnsi="Cascadia Mono" w:cs="Cascadia Mono"/>
+          <w:color w:val="000000"/>
+          <w:sz w:val="18"/>
+          <w:szCs w:val="18"/>
+        </w:rPr>
+        <w:t>MEGA_</w:t>
+      </w:r>
+      <w:proofErr w:type="gramStart"/>
+      <w:r>
+        <w:rPr>
+          <w:rFonts w:ascii="Cascadia Mono" w:hAnsi="Cascadia Mono" w:cs="Cascadia Mono"/>
+          <w:color w:val="000000"/>
+          <w:sz w:val="18"/>
+          <w:szCs w:val="18"/>
+        </w:rPr>
+        <w:t>DB</w:t>
+      </w:r>
+      <w:r>
+        <w:rPr>
+          <w:rFonts w:ascii="Cascadia Mono" w:hAnsi="Cascadia Mono" w:cs="Cascadia Mono"/>
+          <w:color w:val="808080"/>
+          <w:sz w:val="18"/>
+          <w:szCs w:val="18"/>
+        </w:rPr>
+        <w:t>.</w:t>
+      </w:r>
+      <w:r>
+        <w:rPr>
+          <w:rFonts w:ascii="Cascadia Mono" w:hAnsi="Cascadia Mono" w:cs="Cascadia Mono"/>
+          <w:color w:val="000000"/>
+          <w:sz w:val="18"/>
+          <w:szCs w:val="18"/>
+        </w:rPr>
+        <w:t>Bicicleta</w:t>
+      </w:r>
+      <w:proofErr w:type="gramEnd"/>
+      <w:r>
+        <w:rPr>
+          <w:rFonts w:ascii="Cascadia Mono" w:hAnsi="Cascadia Mono" w:cs="Cascadia Mono"/>
+          <w:color w:val="000000"/>
+          <w:sz w:val="18"/>
+          <w:szCs w:val="18"/>
+        </w:rPr>
+        <w:t>_Alquiler</w:t>
+      </w:r>
+      <w:proofErr w:type="spellEnd"/>
+      <w:r>
+        <w:rPr>
+          <w:rFonts w:ascii="Cascadia Mono" w:hAnsi="Cascadia Mono" w:cs="Cascadia Mono"/>
+          <w:color w:val="000000"/>
+          <w:sz w:val="18"/>
+          <w:szCs w:val="18"/>
+        </w:rPr>
+        <w:t xml:space="preserve"> b1 </w:t>
+      </w:r>
+    </w:p>
+    <w:p>
+      <w:pPr>
+        <w:pStyle w:val="HTMLconformatoprevio"/>
+        <w:ind w:left="708"/>
+        <w:rPr>
+          <w:rFonts w:ascii="Cascadia Mono" w:hAnsi="Cascadia Mono" w:cs="Cascadia Mono"/>
+          <w:color w:val="000000"/>
+          <w:sz w:val="18"/>
+          <w:szCs w:val="18"/>
+        </w:rPr>
+      </w:pPr>
+      <w:r>
+        <w:rPr>
+          <w:rFonts w:ascii="Cascadia Mono" w:hAnsi="Cascadia Mono" w:cs="Cascadia Mono"/>
+          <w:color w:val="000000"/>
+          <w:sz w:val="18"/>
+          <w:szCs w:val="18"/>
+        </w:rPr>
+        <w:tab/>
+      </w:r>
+      <w:proofErr w:type="spellStart"/>
+      <w:r>
+        <w:rPr>
+          <w:rFonts w:ascii="Cascadia Mono" w:hAnsi="Cascadia Mono" w:cs="Cascadia Mono"/>
+          <w:color w:val="0000FF"/>
+          <w:sz w:val="18"/>
+          <w:szCs w:val="18"/>
+        </w:rPr>
+        <w:t>on</w:t>
+      </w:r>
+      <w:proofErr w:type="spellEnd"/>
+      <w:r>
+        <w:rPr>
+          <w:rFonts w:ascii="Cascadia Mono" w:hAnsi="Cascadia Mono" w:cs="Cascadia Mono"/>
+          <w:color w:val="000000"/>
+          <w:sz w:val="18"/>
+          <w:szCs w:val="18"/>
+        </w:rPr>
+        <w:t xml:space="preserve"> a</w:t>
+      </w:r>
+      <w:proofErr w:type="gramStart"/>
+      <w:r>
+        <w:rPr>
+          <w:rFonts w:ascii="Cascadia Mono" w:hAnsi="Cascadia Mono" w:cs="Cascadia Mono"/>
+          <w:color w:val="000000"/>
+          <w:sz w:val="18"/>
+          <w:szCs w:val="18"/>
+        </w:rPr>
+        <w:t>1</w:t>
+      </w:r>
+      <w:r>
+        <w:rPr>
+          <w:rFonts w:ascii="Cascadia Mono" w:hAnsi="Cascadia Mono" w:cs="Cascadia Mono"/>
+          <w:color w:val="808080"/>
+          <w:sz w:val="18"/>
+          <w:szCs w:val="18"/>
+        </w:rPr>
+        <w:t>.</w:t>
+      </w:r>
+      <w:r>
+        <w:rPr>
+          <w:rFonts w:ascii="Cascadia Mono" w:hAnsi="Cascadia Mono" w:cs="Cascadia Mono"/>
+          <w:color w:val="000000"/>
+          <w:sz w:val="18"/>
+          <w:szCs w:val="18"/>
+        </w:rPr>
+        <w:t>bicicleta</w:t>
+      </w:r>
+      <w:proofErr w:type="gramEnd"/>
+      <w:r>
+        <w:rPr>
+          <w:rFonts w:ascii="Cascadia Mono" w:hAnsi="Cascadia Mono" w:cs="Cascadia Mono"/>
+          <w:color w:val="000000"/>
+          <w:sz w:val="18"/>
+          <w:szCs w:val="18"/>
+        </w:rPr>
+        <w:t xml:space="preserve">_alquiler_id </w:t>
+      </w:r>
+      <w:r>
+        <w:rPr>
+          <w:rFonts w:ascii="Cascadia Mono" w:hAnsi="Cascadia Mono" w:cs="Cascadia Mono"/>
+          <w:color w:val="808080"/>
+          <w:sz w:val="18"/>
+          <w:szCs w:val="18"/>
+        </w:rPr>
+        <w:t>=</w:t>
+      </w:r>
+      <w:r>
+        <w:rPr>
+          <w:rFonts w:ascii="Cascadia Mono" w:hAnsi="Cascadia Mono" w:cs="Cascadia Mono"/>
+          <w:color w:val="000000"/>
+          <w:sz w:val="18"/>
+          <w:szCs w:val="18"/>
+        </w:rPr>
+        <w:t xml:space="preserve"> b</w:t>
+      </w:r>
+      <w:proofErr w:type="gramStart"/>
+      <w:r>
+        <w:rPr>
+          <w:rFonts w:ascii="Cascadia Mono" w:hAnsi="Cascadia Mono" w:cs="Cascadia Mono"/>
+          <w:color w:val="000000"/>
+          <w:sz w:val="18"/>
+          <w:szCs w:val="18"/>
+        </w:rPr>
+        <w:t>1</w:t>
+      </w:r>
+      <w:r>
+        <w:rPr>
+          <w:rFonts w:ascii="Cascadia Mono" w:hAnsi="Cascadia Mono" w:cs="Cascadia Mono"/>
+          <w:color w:val="808080"/>
+          <w:sz w:val="18"/>
+          <w:szCs w:val="18"/>
+        </w:rPr>
+        <w:t>.</w:t>
+      </w:r>
+      <w:r>
+        <w:rPr>
+          <w:rFonts w:ascii="Cascadia Mono" w:hAnsi="Cascadia Mono" w:cs="Cascadia Mono"/>
+          <w:color w:val="000000"/>
+          <w:sz w:val="18"/>
+          <w:szCs w:val="18"/>
+        </w:rPr>
+        <w:t>bicicleta</w:t>
+      </w:r>
+      <w:proofErr w:type="gramEnd"/>
+      <w:r>
+        <w:rPr>
+          <w:rFonts w:ascii="Cascadia Mono" w:hAnsi="Cascadia Mono" w:cs="Cascadia Mono"/>
+          <w:color w:val="000000"/>
+          <w:sz w:val="18"/>
+          <w:szCs w:val="18"/>
+        </w:rPr>
+        <w:t>_alquiler_id</w:t>
+      </w:r>
+    </w:p>
+    <w:p>
+      <w:pPr>
+        <w:pStyle w:val="HTMLconformatoprevio"/>
+        <w:ind w:left="708"/>
+        <w:rPr>
+          <w:rFonts w:ascii="Cascadia Mono" w:hAnsi="Cascadia Mono" w:cs="Cascadia Mono"/>
+          <w:color w:val="000000"/>
+          <w:sz w:val="18"/>
+          <w:szCs w:val="18"/>
+        </w:rPr>
+      </w:pPr>
+      <w:proofErr w:type="spellStart"/>
+      <w:r>
+        <w:rPr>
+          <w:rFonts w:ascii="Cascadia Mono" w:hAnsi="Cascadia Mono" w:cs="Cascadia Mono"/>
+          <w:color w:val="0000FF"/>
+          <w:sz w:val="18"/>
+          <w:szCs w:val="18"/>
+        </w:rPr>
+        <w:t>where</w:t>
+      </w:r>
+      <w:proofErr w:type="spellEnd"/>
+      <w:r>
+        <w:rPr>
+          <w:rFonts w:ascii="Cascadia Mono" w:hAnsi="Cascadia Mono" w:cs="Cascadia Mono"/>
+          <w:color w:val="000000"/>
+          <w:sz w:val="18"/>
+          <w:szCs w:val="18"/>
+        </w:rPr>
+        <w:t xml:space="preserve"> a</w:t>
+      </w:r>
+      <w:proofErr w:type="gramStart"/>
+      <w:r>
+        <w:rPr>
+          <w:rFonts w:ascii="Cascadia Mono" w:hAnsi="Cascadia Mono" w:cs="Cascadia Mono"/>
+          <w:color w:val="000000"/>
+          <w:sz w:val="18"/>
+          <w:szCs w:val="18"/>
+        </w:rPr>
+        <w:t>1</w:t>
+      </w:r>
+      <w:r>
+        <w:rPr>
+          <w:rFonts w:ascii="Cascadia Mono" w:hAnsi="Cascadia Mono" w:cs="Cascadia Mono"/>
+          <w:color w:val="808080"/>
+          <w:sz w:val="18"/>
+          <w:szCs w:val="18"/>
+        </w:rPr>
+        <w:t>.</w:t>
+      </w:r>
+      <w:r>
+        <w:rPr>
+          <w:rFonts w:ascii="Cascadia Mono" w:hAnsi="Cascadia Mono" w:cs="Cascadia Mono"/>
+          <w:color w:val="000000"/>
+          <w:sz w:val="18"/>
+          <w:szCs w:val="18"/>
+        </w:rPr>
+        <w:t>fecha</w:t>
+      </w:r>
+      <w:proofErr w:type="gramEnd"/>
+      <w:r>
+        <w:rPr>
+          <w:rFonts w:ascii="Cascadia Mono" w:hAnsi="Cascadia Mono" w:cs="Cascadia Mono"/>
+          <w:color w:val="000000"/>
+          <w:sz w:val="18"/>
+          <w:szCs w:val="18"/>
+        </w:rPr>
+        <w:t xml:space="preserve">_inicio </w:t>
+      </w:r>
+      <w:r>
+        <w:rPr>
+          <w:rFonts w:ascii="Cascadia Mono" w:hAnsi="Cascadia Mono" w:cs="Cascadia Mono"/>
+          <w:color w:val="808080"/>
+          <w:sz w:val="18"/>
+          <w:szCs w:val="18"/>
+        </w:rPr>
+        <w:t>&lt;</w:t>
+      </w:r>
+      <w:r>
+        <w:rPr>
+          <w:rFonts w:ascii="Cascadia Mono" w:hAnsi="Cascadia Mono" w:cs="Cascadia Mono"/>
+          <w:color w:val="000000"/>
+          <w:sz w:val="18"/>
+          <w:szCs w:val="18"/>
+        </w:rPr>
+        <w:t xml:space="preserve"> a</w:t>
+      </w:r>
+      <w:proofErr w:type="gramStart"/>
+      <w:r>
+        <w:rPr>
+          <w:rFonts w:ascii="Cascadia Mono" w:hAnsi="Cascadia Mono" w:cs="Cascadia Mono"/>
+          <w:color w:val="000000"/>
+          <w:sz w:val="18"/>
+          <w:szCs w:val="18"/>
+        </w:rPr>
+        <w:t>2</w:t>
+      </w:r>
+      <w:r>
+        <w:rPr>
+          <w:rFonts w:ascii="Cascadia Mono" w:hAnsi="Cascadia Mono" w:cs="Cascadia Mono"/>
+          <w:color w:val="808080"/>
+          <w:sz w:val="18"/>
+          <w:szCs w:val="18"/>
+        </w:rPr>
+        <w:t>.</w:t>
+      </w:r>
+      <w:r>
+        <w:rPr>
+          <w:rFonts w:ascii="Cascadia Mono" w:hAnsi="Cascadia Mono" w:cs="Cascadia Mono"/>
+          <w:color w:val="000000"/>
+          <w:sz w:val="18"/>
+          <w:szCs w:val="18"/>
+        </w:rPr>
+        <w:t>fecha</w:t>
+      </w:r>
+      <w:proofErr w:type="gramEnd"/>
+      <w:r>
+        <w:rPr>
+          <w:rFonts w:ascii="Cascadia Mono" w:hAnsi="Cascadia Mono" w:cs="Cascadia Mono"/>
+          <w:color w:val="000000"/>
+          <w:sz w:val="18"/>
+          <w:szCs w:val="18"/>
+        </w:rPr>
+        <w:t xml:space="preserve">_inicio </w:t>
+      </w:r>
+      <w:r>
+        <w:rPr>
+          <w:rFonts w:ascii="Cascadia Mono" w:hAnsi="Cascadia Mono" w:cs="Cascadia Mono"/>
+          <w:color w:val="808080"/>
+          <w:sz w:val="18"/>
+          <w:szCs w:val="18"/>
+        </w:rPr>
+        <w:t>and</w:t>
+      </w:r>
+      <w:r>
+        <w:rPr>
+          <w:rFonts w:ascii="Cascadia Mono" w:hAnsi="Cascadia Mono" w:cs="Cascadia Mono"/>
+          <w:color w:val="000000"/>
+          <w:sz w:val="18"/>
+          <w:szCs w:val="18"/>
+        </w:rPr>
+        <w:t xml:space="preserve"> a</w:t>
+      </w:r>
+      <w:proofErr w:type="gramStart"/>
+      <w:r>
+        <w:rPr>
+          <w:rFonts w:ascii="Cascadia Mono" w:hAnsi="Cascadia Mono" w:cs="Cascadia Mono"/>
+          <w:color w:val="000000"/>
+          <w:sz w:val="18"/>
+          <w:szCs w:val="18"/>
+        </w:rPr>
+        <w:t>1</w:t>
+      </w:r>
+      <w:r>
+        <w:rPr>
+          <w:rFonts w:ascii="Cascadia Mono" w:hAnsi="Cascadia Mono" w:cs="Cascadia Mono"/>
+          <w:color w:val="808080"/>
+          <w:sz w:val="18"/>
+          <w:szCs w:val="18"/>
+        </w:rPr>
+        <w:t>.</w:t>
+      </w:r>
+      <w:r>
+        <w:rPr>
+          <w:rFonts w:ascii="Cascadia Mono" w:hAnsi="Cascadia Mono" w:cs="Cascadia Mono"/>
+          <w:color w:val="000000"/>
+          <w:sz w:val="18"/>
+          <w:szCs w:val="18"/>
+        </w:rPr>
+        <w:t>fecha</w:t>
+      </w:r>
+      <w:proofErr w:type="gramEnd"/>
+      <w:r>
+        <w:rPr>
+          <w:rFonts w:ascii="Cascadia Mono" w:hAnsi="Cascadia Mono" w:cs="Cascadia Mono"/>
+          <w:color w:val="000000"/>
+          <w:sz w:val="18"/>
+          <w:szCs w:val="18"/>
+        </w:rPr>
+        <w:t xml:space="preserve">_devolucion_real </w:t>
+      </w:r>
+      <w:r>
+        <w:rPr>
+          <w:rFonts w:ascii="Cascadia Mono" w:hAnsi="Cascadia Mono" w:cs="Cascadia Mono"/>
+          <w:color w:val="808080"/>
+          <w:sz w:val="18"/>
+          <w:szCs w:val="18"/>
+        </w:rPr>
+        <w:t>&gt;</w:t>
+      </w:r>
+      <w:r>
+        <w:rPr>
+          <w:rFonts w:ascii="Cascadia Mono" w:hAnsi="Cascadia Mono" w:cs="Cascadia Mono"/>
+          <w:color w:val="000000"/>
+          <w:sz w:val="18"/>
+          <w:szCs w:val="18"/>
+        </w:rPr>
+        <w:t xml:space="preserve"> a</w:t>
+      </w:r>
+      <w:proofErr w:type="gramStart"/>
+      <w:r>
+        <w:rPr>
+          <w:rFonts w:ascii="Cascadia Mono" w:hAnsi="Cascadia Mono" w:cs="Cascadia Mono"/>
+          <w:color w:val="000000"/>
+          <w:sz w:val="18"/>
+          <w:szCs w:val="18"/>
+        </w:rPr>
+        <w:t>2</w:t>
+      </w:r>
+      <w:r>
+        <w:rPr>
+          <w:rFonts w:ascii="Cascadia Mono" w:hAnsi="Cascadia Mono" w:cs="Cascadia Mono"/>
+          <w:color w:val="808080"/>
+          <w:sz w:val="18"/>
+          <w:szCs w:val="18"/>
+        </w:rPr>
+        <w:t>.</w:t>
+      </w:r>
+      <w:r>
+        <w:rPr>
+          <w:rFonts w:ascii="Cascadia Mono" w:hAnsi="Cascadia Mono" w:cs="Cascadia Mono"/>
+          <w:color w:val="000000"/>
+          <w:sz w:val="18"/>
+          <w:szCs w:val="18"/>
+        </w:rPr>
+        <w:t>fecha</w:t>
+      </w:r>
+      <w:proofErr w:type="gramEnd"/>
+      <w:r>
+        <w:rPr>
+          <w:rFonts w:ascii="Cascadia Mono" w:hAnsi="Cascadia Mono" w:cs="Cascadia Mono"/>
+          <w:color w:val="000000"/>
+          <w:sz w:val="18"/>
+          <w:szCs w:val="18"/>
+        </w:rPr>
+        <w:t>_inicio</w:t>
+      </w:r>
+    </w:p>
+    <w:p>
+      <w:pPr>
+        <w:pStyle w:val="Prrafodelista"/>
+      </w:pPr>
+    </w:p>
+    <w:p>
+      <w:pPr>
+        <w:pStyle w:val="Prrafodelista"/>
+      </w:pPr>
+      <w:r>
+        <w:lastRenderedPageBreak/>
+        <w:drawing>
+          <wp:inline distT="0" distB="0" distL="0" distR="0" wp14:anchorId="58D2E2A7" wp14:editId="357B3A7E">
+            <wp:extent cx="5731510" cy="2440305"/>
+            <wp:effectExtent l="0" t="0" r="2540" b="0"/>
+            <wp:docPr id="594091264" name="Imagen 1"/>
+            <wp:cNvGraphicFramePr>
+              <a:graphicFrameLocks xmlns:a="http://schemas.openxmlformats.org/drawingml/2006/main" noChangeAspect="1"/>
+            </wp:cNvGraphicFramePr>
+            <a:graphic xmlns:a="http://schemas.openxmlformats.org/drawingml/2006/main">
+              <a:graphicData uri="http://schemas.openxmlformats.org/drawingml/2006/picture">
+                <pic:pic xmlns:pic="http://schemas.openxmlformats.org/drawingml/2006/picture">
+                  <pic:nvPicPr>
+                    <pic:cNvPr id="594091264" name=""/>
+                    <pic:cNvPicPr/>
+                  </pic:nvPicPr>
+                  <pic:blipFill>
+                    <a:blip r:embed="rId14"/>
+                    <a:stretch>
+                      <a:fillRect/>
+                    </a:stretch>
+                  </pic:blipFill>
+                  <pic:spPr>
+                    <a:xfrm>
+                      <a:off x="0" y="0"/>
+                      <a:ext cx="5731510" cy="2440305"/>
+                    </a:xfrm>
+                    <a:prstGeom prst="rect">
+                      <a:avLst/>
+                    </a:prstGeom>
+                  </pic:spPr>
+                </pic:pic>
+              </a:graphicData>
+            </a:graphic>
+          </wp:inline>
+        </w:drawing>
+      </w:r>
+    </w:p>
+    <w:p>
+      <w:pPr>
+        <w:pStyle w:val="Prrafodelista"/>
+      </w:pPr>
     </w:p>
     <w:p>
       <w:pPr>
@@ -3058,43 +6912,43 @@
         <w:t>Decisión:</w:t>
       </w:r>
       <w:r>
-        <w:t xml:space="preserve"> se migran todos los alquileres, porque descartarlos haría perder información de facturación. Para que la regla se cumpla de acá en adelante se creó el trigger </w:t>
-      </w:r>
-      <w:r>
-        <w:rPr>
-          <w:rFonts w:ascii="Cascadia Mono" w:hAnsi="Cascadia Mono" w:cs="Cascadia Mono"/>
-          <w:color w:val="1F3864"/>
-          <w:sz w:val="20"/>
-          <w:szCs w:val="20"/>
+        <w:t xml:space="preserve"> se migran todos los alquileres, porque descartarlos haría perder información. Para </w:t>
+      </w:r>
+      <w:r>
+        <w:t xml:space="preserve">cumplir </w:t>
+      </w:r>
+      <w:r>
+        <w:t xml:space="preserve">la regla </w:t>
+      </w:r>
+      <w:r>
+        <w:t xml:space="preserve">sin afectar los registros existentes </w:t>
+      </w:r>
+      <w:r>
+        <w:t xml:space="preserve">se creó el </w:t>
+      </w:r>
+      <w:proofErr w:type="spellStart"/>
+      <w:r>
+        <w:rPr>
+          <w:b/>
+          <w:bCs/>
+        </w:rPr>
+        <w:t>trigger</w:t>
+      </w:r>
+      <w:proofErr w:type="spellEnd"/>
+      <w:r>
+        <w:t xml:space="preserve"> </w:t>
+      </w:r>
+      <w:proofErr w:type="spellStart"/>
+      <w:r>
+        <w:rPr>
+          <w:b/>
+          <w:bCs/>
         </w:rPr>
         <w:t>MEGA_DB.tr_Alquiler_Sin_Superposicion</w:t>
       </w:r>
-      <w:r>
-        <w:t xml:space="preserve"> (</w:t>
-      </w:r>
-      <w:r>
-        <w:rPr>
-          <w:rFonts w:ascii="Cascadia Mono" w:hAnsi="Cascadia Mono" w:cs="Cascadia Mono"/>
-          <w:color w:val="1F3864"/>
-          <w:sz w:val="20"/>
-          <w:szCs w:val="20"/>
-        </w:rPr>
-        <w:t>AFTER INSERT, UPDATE</w:t>
-      </w:r>
-      <w:r>
-        <w:t xml:space="preserve"> sobre </w:t>
-      </w:r>
-      <w:r>
-        <w:rPr>
-          <w:rFonts w:ascii="Cascadia Mono" w:hAnsi="Cascadia Mono" w:cs="Cascadia Mono"/>
-          <w:color w:val="1F3864"/>
-          <w:sz w:val="20"/>
-          <w:szCs w:val="20"/>
-        </w:rPr>
-        <w:t>Alquiler</w:t>
-      </w:r>
-      <w:r>
-        <w:t>), que:</w:t>
+      <w:proofErr w:type="spellEnd"/>
+      <w:r>
+        <w:t xml:space="preserve"> (AFTER INSERT, UPDATE sobre Alquiler), que:</w:t>
       </w:r>
     </w:p>
     <w:p>
@@ -3118,19 +6972,219 @@
         </w:numPr>
       </w:pPr>
       <w:r>
-        <w:t>En un UPDATE solo controla si cambió la bicicleta o alguna de las fechas, para no bloquear la modificación de otros campos en alquileres de origen que ya estaban superpuestos.</w:t>
-      </w:r>
-    </w:p>
-    <w:p>
-      <w:pPr>
-        <w:pStyle w:val="Prrafodelista"/>
-        <w:numPr>
-          <w:ilvl w:val="1"/>
-          <w:numId w:val="1"/>
-        </w:numPr>
-      </w:pPr>
-      <w:r>
-        <w:t>Si todavía no hay devolución real, toma como fin del alquiler la devolución pactada.</w:t>
+        <w:t>S</w:t>
+      </w:r>
+      <w:r>
+        <w:t xml:space="preserve">i un alquiler no tiene fecha devolución </w:t>
+      </w:r>
+      <w:r>
+        <w:rPr>
+          <w:u w:val="single"/>
+        </w:rPr>
+        <w:t>real</w:t>
+      </w:r>
+      <w:r>
+        <w:t xml:space="preserve"> es porque no terminó. Al momento de comparar rangos de fechas de alquileres, que uno no haya terminado es como decir que su rango va desde su fecha de inicio hasta “infinito”, asique en el </w:t>
+      </w:r>
+      <w:proofErr w:type="spellStart"/>
+      <w:r>
+        <w:t>trigger</w:t>
+      </w:r>
+      <w:proofErr w:type="spellEnd"/>
+      <w:r>
+        <w:t xml:space="preserve"> pusimos:</w:t>
+      </w:r>
+    </w:p>
+    <w:p>
+      <w:pPr>
+        <w:pStyle w:val="HTMLconformatoprevio"/>
+        <w:spacing w:after="240"/>
+        <w:ind w:left="720"/>
+        <w:rPr>
+          <w:rFonts w:ascii="Cascadia Mono" w:hAnsi="Cascadia Mono" w:cs="Cascadia Mono"/>
+          <w:color w:val="000000"/>
+          <w:sz w:val="18"/>
+          <w:szCs w:val="18"/>
+        </w:rPr>
+      </w:pPr>
+      <w:r>
+        <w:rPr>
+          <w:rFonts w:ascii="Cascadia Mono" w:hAnsi="Cascadia Mono" w:cs="Cascadia Mono"/>
+          <w:color w:val="000000"/>
+          <w:sz w:val="18"/>
+          <w:szCs w:val="18"/>
+        </w:rPr>
+        <w:tab/>
+      </w:r>
+      <w:r>
+        <w:rPr>
+          <w:rFonts w:ascii="Cascadia Mono" w:hAnsi="Cascadia Mono" w:cs="Cascadia Mono"/>
+          <w:color w:val="000000"/>
+          <w:sz w:val="18"/>
+          <w:szCs w:val="18"/>
+        </w:rPr>
+        <w:tab/>
+      </w:r>
+      <w:proofErr w:type="spellStart"/>
+      <w:proofErr w:type="gramStart"/>
+      <w:r>
+        <w:rPr>
+          <w:rFonts w:ascii="Cascadia Mono" w:hAnsi="Cascadia Mono" w:cs="Cascadia Mono"/>
+          <w:color w:val="000000"/>
+          <w:sz w:val="18"/>
+          <w:szCs w:val="18"/>
+        </w:rPr>
+        <w:t>a</w:t>
+      </w:r>
+      <w:r>
+        <w:rPr>
+          <w:rFonts w:ascii="Cascadia Mono" w:hAnsi="Cascadia Mono" w:cs="Cascadia Mono"/>
+          <w:color w:val="808080"/>
+          <w:sz w:val="18"/>
+          <w:szCs w:val="18"/>
+        </w:rPr>
+        <w:t>.</w:t>
+      </w:r>
+      <w:r>
+        <w:rPr>
+          <w:rFonts w:ascii="Cascadia Mono" w:hAnsi="Cascadia Mono" w:cs="Cascadia Mono"/>
+          <w:color w:val="000000"/>
+          <w:sz w:val="18"/>
+          <w:szCs w:val="18"/>
+        </w:rPr>
+        <w:t>fecha</w:t>
+      </w:r>
+      <w:proofErr w:type="gramEnd"/>
+      <w:r>
+        <w:rPr>
+          <w:rFonts w:ascii="Cascadia Mono" w:hAnsi="Cascadia Mono" w:cs="Cascadia Mono"/>
+          <w:color w:val="000000"/>
+          <w:sz w:val="18"/>
+          <w:szCs w:val="18"/>
+        </w:rPr>
+        <w:t>_inicio</w:t>
+      </w:r>
+      <w:proofErr w:type="spellEnd"/>
+      <w:r>
+        <w:rPr>
+          <w:rFonts w:ascii="Cascadia Mono" w:hAnsi="Cascadia Mono" w:cs="Cascadia Mono"/>
+          <w:color w:val="000000"/>
+          <w:sz w:val="18"/>
+          <w:szCs w:val="18"/>
+        </w:rPr>
+        <w:t xml:space="preserve"> </w:t>
+      </w:r>
+      <w:r>
+        <w:rPr>
+          <w:rFonts w:ascii="Cascadia Mono" w:hAnsi="Cascadia Mono" w:cs="Cascadia Mono"/>
+          <w:color w:val="808080"/>
+          <w:sz w:val="18"/>
+          <w:szCs w:val="18"/>
+        </w:rPr>
+        <w:t>&lt;</w:t>
+      </w:r>
+      <w:r>
+        <w:rPr>
+          <w:rFonts w:ascii="Cascadia Mono" w:hAnsi="Cascadia Mono" w:cs="Cascadia Mono"/>
+          <w:color w:val="000000"/>
+          <w:sz w:val="18"/>
+          <w:szCs w:val="18"/>
+        </w:rPr>
+        <w:t xml:space="preserve"> </w:t>
+      </w:r>
+      <w:proofErr w:type="gramStart"/>
+      <w:r>
+        <w:rPr>
+          <w:rFonts w:ascii="Cascadia Mono" w:hAnsi="Cascadia Mono" w:cs="Cascadia Mono"/>
+          <w:color w:val="FF00FF"/>
+          <w:sz w:val="18"/>
+          <w:szCs w:val="18"/>
+        </w:rPr>
+        <w:t>ISNULL</w:t>
+      </w:r>
+      <w:r>
+        <w:rPr>
+          <w:rFonts w:ascii="Cascadia Mono" w:hAnsi="Cascadia Mono" w:cs="Cascadia Mono"/>
+          <w:color w:val="808080"/>
+          <w:sz w:val="18"/>
+          <w:szCs w:val="18"/>
+        </w:rPr>
+        <w:t>(</w:t>
+      </w:r>
+      <w:proofErr w:type="spellStart"/>
+      <w:r>
+        <w:rPr>
+          <w:rFonts w:ascii="Cascadia Mono" w:hAnsi="Cascadia Mono" w:cs="Cascadia Mono"/>
+          <w:color w:val="000000"/>
+          <w:sz w:val="18"/>
+          <w:szCs w:val="18"/>
+        </w:rPr>
+        <w:t>i</w:t>
+      </w:r>
+      <w:r>
+        <w:rPr>
+          <w:rFonts w:ascii="Cascadia Mono" w:hAnsi="Cascadia Mono" w:cs="Cascadia Mono"/>
+          <w:color w:val="808080"/>
+          <w:sz w:val="18"/>
+          <w:szCs w:val="18"/>
+        </w:rPr>
+        <w:t>.</w:t>
+      </w:r>
+      <w:r>
+        <w:rPr>
+          <w:rFonts w:ascii="Cascadia Mono" w:hAnsi="Cascadia Mono" w:cs="Cascadia Mono"/>
+          <w:color w:val="000000"/>
+          <w:sz w:val="18"/>
+          <w:szCs w:val="18"/>
+        </w:rPr>
+        <w:t>fecha</w:t>
+      </w:r>
+      <w:proofErr w:type="gramEnd"/>
+      <w:r>
+        <w:rPr>
+          <w:rFonts w:ascii="Cascadia Mono" w:hAnsi="Cascadia Mono" w:cs="Cascadia Mono"/>
+          <w:color w:val="000000"/>
+          <w:sz w:val="18"/>
+          <w:szCs w:val="18"/>
+        </w:rPr>
+        <w:t>_devolucion_real</w:t>
+      </w:r>
+      <w:proofErr w:type="spellEnd"/>
+      <w:r>
+        <w:rPr>
+          <w:rFonts w:ascii="Cascadia Mono" w:hAnsi="Cascadia Mono" w:cs="Cascadia Mono"/>
+          <w:color w:val="808080"/>
+          <w:sz w:val="18"/>
+          <w:szCs w:val="18"/>
+        </w:rPr>
+        <w:t>,</w:t>
+      </w:r>
+      <w:r>
+        <w:rPr>
+          <w:rFonts w:ascii="Cascadia Mono" w:hAnsi="Cascadia Mono" w:cs="Cascadia Mono"/>
+          <w:color w:val="000000"/>
+          <w:sz w:val="18"/>
+          <w:szCs w:val="18"/>
+        </w:rPr>
+        <w:t xml:space="preserve"> </w:t>
+      </w:r>
+      <w:r>
+        <w:rPr>
+          <w:rFonts w:ascii="Cascadia Mono" w:hAnsi="Cascadia Mono" w:cs="Cascadia Mono"/>
+          <w:color w:val="FF0000"/>
+          <w:sz w:val="18"/>
+          <w:szCs w:val="18"/>
+        </w:rPr>
+        <w:t>'9999-12-31'</w:t>
+      </w:r>
+      <w:r>
+        <w:rPr>
+          <w:rFonts w:ascii="Cascadia Mono" w:hAnsi="Cascadia Mono" w:cs="Cascadia Mono"/>
+          <w:color w:val="808080"/>
+          <w:sz w:val="18"/>
+          <w:szCs w:val="18"/>
+        </w:rPr>
+        <w:t>)</w:t>
       </w:r>
     </w:p>
     <w:p>
@@ -4256,6 +8310,7 @@
   <w:style w:type="paragraph" w:default="1" w:styleId="Normal">
     <w:name w:val="Normal"/>
     <w:qFormat/>
+    <w:rsid w:val="00BB197D"/>
   </w:style>
   <w:style w:type="paragraph" w:styleId="Ttulo1">
     <w:name w:val="heading 1"/>
@@ -4328,7 +8383,6 @@
     <w:next w:val="Normal"/>
     <w:link w:val="Ttulo4Car"/>
     <w:uiPriority w:val="9"/>
-    <w:semiHidden/>
     <w:unhideWhenUsed/>
     <w:qFormat/>
     <w:rsid w:val="007F7CFB"/>
@@ -4457,7 +8511,6 @@
   <w:style w:type="character" w:default="1" w:styleId="Fuentedeprrafopredeter">
     <w:name w:val="Default Paragraph Font"/>
     <w:uiPriority w:val="1"/>
-    <w:semiHidden/>
     <w:unhideWhenUsed/>
   </w:style>
   <w:style w:type="table" w:default="1" w:styleId="Tablanormal">
@@ -4525,7 +8578,6 @@
     <w:basedOn w:val="Fuentedeprrafopredeter"/>
     <w:link w:val="Ttulo4"/>
     <w:uiPriority w:val="9"/>
-    <w:semiHidden/>
     <w:rsid w:val="007F7CFB"/>
     <w:rPr>
       <w:rFonts w:eastAsiaTheme="majorEastAsia" w:cstheme="majorBidi"/>
@@ -4774,7 +8826,6 @@
     <w:basedOn w:val="Normal"/>
     <w:link w:val="HTMLconformatoprevioCar"/>
     <w:uiPriority w:val="99"/>
-    <w:semiHidden/>
     <w:unhideWhenUsed/>
     <w:rsid w:val="00BE6635"/>
     <w:pPr>
@@ -4812,7 +8863,6 @@
     <w:basedOn w:val="Fuentedeprrafopredeter"/>
     <w:link w:val="HTMLconformatoprevio"/>
     <w:uiPriority w:val="99"/>
-    <w:semiHidden/>
     <w:rsid w:val="00BE6635"/>
     <w:rPr>
       <w:rFonts w:ascii="Courier New" w:eastAsia="Times New Roman" w:hAnsi="Courier New" w:cs="Courier New"/>
@@ -4877,6 +8927,18 @@
     <w:rPr>
       <w:color w:val="605E5C"/>
       <w:shd w:val="clear" w:color="auto" w:fill="E1DFDD"/>
+    </w:rPr>
+  </w:style>
+  <w:style w:type="character" w:styleId="Hipervnculovisitado">
+    <w:name w:val="FollowedHyperlink"/>
+    <w:basedOn w:val="Fuentedeprrafopredeter"/>
+    <w:uiPriority w:val="99"/>
+    <w:semiHidden/>
+    <w:unhideWhenUsed/>
+    <w:rsid w:val="00D35409"/>
+    <w:rPr>
+      <w:color w:val="96607D" w:themeColor="followedHyperlink"/>
+      <w:u w:val="single"/>
     </w:rPr>
   </w:style>
 </w:styles>

--- a/Estrategia.docx
+++ b/Estrategia.docx
@@ -174,6 +174,41 @@
           <w:lang w:val="pt-BR"/>
         </w:rPr>
       </w:pPr>
+      <w:hyperlink w:anchor="_Diagrama_Entidad_Relación" w:history="1">
+        <w:r>
+          <w:rPr>
+            <w:rStyle w:val="Hipervnculo"/>
+            <w:lang w:val="pt-BR"/>
+          </w:rPr>
+          <w:t>D</w:t>
+        </w:r>
+        <w:r>
+          <w:rPr>
+            <w:rStyle w:val="Hipervnculo"/>
+            <w:lang w:val="pt-BR"/>
+          </w:rPr>
+          <w:t>E</w:t>
+        </w:r>
+        <w:r>
+          <w:rPr>
+            <w:rStyle w:val="Hipervnculo"/>
+            <w:lang w:val="pt-BR"/>
+          </w:rPr>
+          <w:t>R</w:t>
+        </w:r>
+      </w:hyperlink>
+    </w:p>
+    <w:p>
+      <w:pPr>
+        <w:pStyle w:val="Prrafodelista"/>
+        <w:numPr>
+          <w:ilvl w:val="0"/>
+          <w:numId w:val="6"/>
+        </w:numPr>
+        <w:rPr>
+          <w:lang w:val="pt-BR"/>
+        </w:rPr>
+      </w:pPr>
       <w:hyperlink w:anchor="_Consideraciones" w:history="1">
         <w:r>
           <w:rPr>
@@ -270,7 +305,25 @@
           <w:rPr>
             <w:rStyle w:val="Hipervnculo"/>
           </w:rPr>
-          <w:t>Renglones repetidos en ventas y reparaciones</w:t>
+          <w:t xml:space="preserve">Productos </w:t>
+        </w:r>
+        <w:r>
+          <w:rPr>
+            <w:rStyle w:val="Hipervnculo"/>
+          </w:rPr>
+          <w:t xml:space="preserve">repetidos en ventas y </w:t>
+        </w:r>
+        <w:r>
+          <w:rPr>
+            <w:rStyle w:val="Hipervnculo"/>
+          </w:rPr>
+          <w:t xml:space="preserve">repuestos repetidos en </w:t>
+        </w:r>
+        <w:r>
+          <w:rPr>
+            <w:rStyle w:val="Hipervnculo"/>
+          </w:rPr>
+          <w:t>reparaciones</w:t>
         </w:r>
       </w:hyperlink>
     </w:p>
@@ -287,7 +340,13 @@
           <w:rPr>
             <w:rStyle w:val="Hipervnculo"/>
           </w:rPr>
-          <w:t>Subtotales de venta que no cierran por redondeo</w:t>
+          <w:t>Error en subtotales d</w:t>
+        </w:r>
+        <w:r>
+          <w:rPr>
+            <w:rStyle w:val="Hipervnculo"/>
+          </w:rPr>
+          <w:t xml:space="preserve">e venta </w:t>
         </w:r>
       </w:hyperlink>
     </w:p>
@@ -317,19 +376,11 @@
         </w:numPr>
       </w:pPr>
       <w:hyperlink w:anchor="_DNIs_repetidos" w:history="1">
-        <w:proofErr w:type="spellStart"/>
         <w:r>
           <w:rPr>
             <w:rStyle w:val="Hipervnculo"/>
           </w:rPr>
-          <w:t>DNIs</w:t>
-        </w:r>
-        <w:proofErr w:type="spellEnd"/>
-        <w:r>
-          <w:rPr>
-            <w:rStyle w:val="Hipervnculo"/>
-          </w:rPr>
-          <w:t xml:space="preserve"> repetidos entre personas distintas</w:t>
+          <w:t>DNIs repetidos entre personas distintas</w:t>
         </w:r>
       </w:hyperlink>
     </w:p>
@@ -340,9 +391,6 @@
           <w:ilvl w:val="1"/>
           <w:numId w:val="6"/>
         </w:numPr>
-        <w:rPr>
-          <w:lang w:val="pt-BR"/>
-        </w:rPr>
       </w:pPr>
       <w:hyperlink w:anchor="_Empleado_-_Local" w:history="1">
         <w:r>
@@ -353,23 +401,9 @@
           <w:t>Empleado – Local</w:t>
         </w:r>
       </w:hyperlink>
-    </w:p>
-    <w:p>
-      <w:pPr>
-        <w:pStyle w:val="Prrafodelista"/>
-        <w:numPr>
-          <w:ilvl w:val="1"/>
-          <w:numId w:val="6"/>
-        </w:numPr>
-      </w:pPr>
-      <w:hyperlink w:anchor="_Local_de_los_alquileres" w:history="1">
-        <w:r>
-          <w:rPr>
-            <w:rStyle w:val="Hipervnculo"/>
-          </w:rPr>
-          <w:t>Local de los alquileres</w:t>
-        </w:r>
-      </w:hyperlink>
+      <w:r>
+        <w:t xml:space="preserve"> </w:t>
+      </w:r>
     </w:p>
     <w:p>
       <w:pPr>
@@ -390,14 +424,105 @@
     </w:p>
     <w:p>
       <w:pPr>
+        <w:pStyle w:val="Ttulo1"/>
+      </w:pPr>
+      <w:bookmarkStart w:id="0" w:name="_Diagrama_Entidad_Relación"/>
+      <w:bookmarkEnd w:id="0"/>
+      <w:r>
+        <w:br w:type="page"/>
+      </w:r>
+      <w:r>
+        <w:lastRenderedPageBreak/>
+        <w:t>Diagrama E</w:t>
+      </w:r>
+      <w:r>
+        <w:t xml:space="preserve">ntidad </w:t>
+      </w:r>
+      <w:r>
+        <w:t>R</w:t>
+      </w:r>
+      <w:r>
+        <w:t>elación</w:t>
+      </w:r>
+    </w:p>
+    <w:p>
+      <w:r>
+        <w:t>Para mejor definición ver imagen adjunta al .zip</w:t>
+      </w:r>
+    </w:p>
+    <w:p>
+      <w:pPr>
         <w:pStyle w:val="Ttulo"/>
+      </w:pPr>
+      <w:r>
+        <w:drawing>
+          <wp:inline distT="0" distB="0" distL="0" distR="0" wp14:anchorId="626A1E18" wp14:editId="3EC5FEB6">
+            <wp:extent cx="5801845" cy="5677786"/>
+            <wp:effectExtent l="0" t="0" r="8890" b="0"/>
+            <wp:docPr id="1982061366" name="Imagen 2"/>
+            <wp:cNvGraphicFramePr>
+              <a:graphicFrameLocks xmlns:a="http://schemas.openxmlformats.org/drawingml/2006/main" noChangeAspect="1"/>
+            </wp:cNvGraphicFramePr>
+            <a:graphic xmlns:a="http://schemas.openxmlformats.org/drawingml/2006/main">
+              <a:graphicData uri="http://schemas.openxmlformats.org/drawingml/2006/picture">
+                <pic:pic xmlns:pic="http://schemas.openxmlformats.org/drawingml/2006/picture">
+                  <pic:nvPicPr>
+                    <pic:cNvPr id="0" name="Picture 6"/>
+                    <pic:cNvPicPr>
+                      <a:picLocks noChangeAspect="1" noChangeArrowheads="1"/>
+                    </pic:cNvPicPr>
+                  </pic:nvPicPr>
+                  <pic:blipFill>
+                    <a:blip r:embed="rId7" cstate="print">
+                      <a:extLst>
+                        <a:ext uri="{28A0092B-C50C-407E-A947-70E740481C1C}">
+                          <a14:useLocalDpi xmlns:a14="http://schemas.microsoft.com/office/drawing/2010/main" val="0"/>
+                        </a:ext>
+                      </a:extLst>
+                    </a:blip>
+                    <a:srcRect/>
+                    <a:stretch>
+                      <a:fillRect/>
+                    </a:stretch>
+                  </pic:blipFill>
+                  <pic:spPr bwMode="auto">
+                    <a:xfrm>
+                      <a:off x="0" y="0"/>
+                      <a:ext cx="5812108" cy="5687829"/>
+                    </a:xfrm>
+                    <a:prstGeom prst="rect">
+                      <a:avLst/>
+                    </a:prstGeom>
+                    <a:noFill/>
+                    <a:ln>
+                      <a:noFill/>
+                    </a:ln>
+                  </pic:spPr>
+                </pic:pic>
+              </a:graphicData>
+            </a:graphic>
+          </wp:inline>
+        </w:drawing>
+      </w:r>
+    </w:p>
+    <w:p>
+      <w:pPr>
+        <w:pStyle w:val="Ttulo"/>
+      </w:pPr>
+      <w:r>
+        <w:t xml:space="preserve"> </w:t>
+      </w:r>
+      <w:r>
+        <w:br w:type="page"/>
+      </w:r>
+    </w:p>
+    <w:p>
+      <w:pPr>
+        <w:pStyle w:val="Ttulo1"/>
         <w:rPr>
           <w:lang w:val="pt-BR"/>
         </w:rPr>
       </w:pPr>
-      <w:r>
-        <w:br w:type="page"/>
-      </w:r>
       <w:r>
         <w:lastRenderedPageBreak/>
         <w:t>Entrega 1</w:t>
@@ -407,16 +532,16 @@
       <w:pPr>
         <w:pStyle w:val="Ttulo2"/>
       </w:pPr>
-      <w:bookmarkStart w:id="0" w:name="_Consideraciones"/>
-      <w:bookmarkEnd w:id="0"/>
+      <w:bookmarkStart w:id="1" w:name="_Consideraciones"/>
+      <w:bookmarkEnd w:id="1"/>
       <w:r>
         <w:t>C</w:t>
       </w:r>
-      <w:bookmarkStart w:id="1" w:name="_Toc243857480"/>
+      <w:bookmarkStart w:id="2" w:name="_Toc243857480"/>
       <w:r>
         <w:t>onsideraciones</w:t>
       </w:r>
-      <w:bookmarkEnd w:id="1"/>
+      <w:bookmarkEnd w:id="2"/>
     </w:p>
     <w:p>
       <w:pPr>
@@ -539,30 +664,12 @@
       <w:r>
         <w:t xml:space="preserve"> se decidió dejarlo modelado sólo como un </w:t>
       </w:r>
-      <w:proofErr w:type="spellStart"/>
-      <w:proofErr w:type="gramStart"/>
       <w:r>
         <w:rPr>
           <w:b/>
           <w:bCs/>
         </w:rPr>
-        <w:t>varchar</w:t>
-      </w:r>
-      <w:proofErr w:type="spellEnd"/>
-      <w:r>
-        <w:rPr>
-          <w:b/>
-          <w:bCs/>
-        </w:rPr>
-        <w:t>(</w:t>
-      </w:r>
-      <w:proofErr w:type="gramEnd"/>
-      <w:r>
-        <w:rPr>
-          <w:b/>
-          <w:bCs/>
-        </w:rPr>
-        <w:t>255),</w:t>
+        <w:t>varchar(255),</w:t>
       </w:r>
       <w:r>
         <w:t xml:space="preserve"> considerando que no aporta valor profundizar en una entidad para modelarlo y complejizaría innecesariamente el Dominio.</w:t>
@@ -596,23 +703,7 @@
           <w:b/>
           <w:bCs/>
         </w:rPr>
-        <w:t xml:space="preserve">PK </w:t>
-      </w:r>
-      <w:proofErr w:type="spellStart"/>
-      <w:r>
-        <w:rPr>
-          <w:b/>
-          <w:bCs/>
-        </w:rPr>
-        <w:t>producto_id</w:t>
-      </w:r>
-      <w:proofErr w:type="spellEnd"/>
-      <w:r>
-        <w:rPr>
-          <w:b/>
-          <w:bCs/>
-        </w:rPr>
-        <w:t xml:space="preserve"> numérica</w:t>
+        <w:t>PK producto_id numérica</w:t>
       </w:r>
       <w:r>
         <w:t>, para identificar a los productos por separado del código alfanumérico que ya tenían. Se pretende así optimizar tanto ordenamientos como comparaciones.</w:t>
@@ -668,23 +759,7 @@
           <w:b/>
           <w:bCs/>
         </w:rPr>
-        <w:t xml:space="preserve">PK </w:t>
-      </w:r>
-      <w:proofErr w:type="spellStart"/>
-      <w:r>
-        <w:rPr>
-          <w:b/>
-          <w:bCs/>
-        </w:rPr>
-        <w:t>venta_id</w:t>
-      </w:r>
-      <w:proofErr w:type="spellEnd"/>
-      <w:r>
-        <w:rPr>
-          <w:b/>
-          <w:bCs/>
-        </w:rPr>
-        <w:t xml:space="preserve"> numérica</w:t>
+        <w:t>PK venta_id numérica</w:t>
       </w:r>
     </w:p>
     <w:p>
@@ -715,23 +790,7 @@
           <w:b/>
           <w:bCs/>
         </w:rPr>
-        <w:t xml:space="preserve">PK </w:t>
-      </w:r>
-      <w:proofErr w:type="spellStart"/>
-      <w:r>
-        <w:rPr>
-          <w:b/>
-          <w:bCs/>
-        </w:rPr>
-        <w:t>reparacion_id</w:t>
-      </w:r>
-      <w:proofErr w:type="spellEnd"/>
-      <w:r>
-        <w:rPr>
-          <w:b/>
-          <w:bCs/>
-        </w:rPr>
-        <w:t xml:space="preserve"> numérica</w:t>
+        <w:t>PK reparacion_id numérica</w:t>
       </w:r>
     </w:p>
     <w:p>
@@ -745,7 +804,6 @@
       <w:r>
         <w:t xml:space="preserve">Se definió la tabla </w:t>
       </w:r>
-      <w:proofErr w:type="spellStart"/>
       <w:r>
         <w:rPr>
           <w:b/>
@@ -753,7 +811,6 @@
         </w:rPr>
         <w:t>Reparación_Repuesto</w:t>
       </w:r>
-      <w:proofErr w:type="spellEnd"/>
       <w:r>
         <w:t xml:space="preserve"> para modelar la relación muchos a muchos entre Reparaciones y Repuestos, y el respectivo desglose de sus detalles.</w:t>
       </w:r>
@@ -786,23 +843,7 @@
           <w:b/>
           <w:bCs/>
         </w:rPr>
-        <w:t xml:space="preserve">PK </w:t>
-      </w:r>
-      <w:proofErr w:type="spellStart"/>
-      <w:r>
-        <w:rPr>
-          <w:b/>
-          <w:bCs/>
-        </w:rPr>
-        <w:t>alquiler_id</w:t>
-      </w:r>
-      <w:proofErr w:type="spellEnd"/>
-      <w:r>
-        <w:rPr>
-          <w:b/>
-          <w:bCs/>
-        </w:rPr>
-        <w:t xml:space="preserve"> numérica</w:t>
+        <w:t>PK alquiler_id numérica</w:t>
       </w:r>
     </w:p>
     <w:p/>
@@ -833,13 +874,495 @@
       <w:pPr>
         <w:pStyle w:val="Ttulo2"/>
       </w:pPr>
-      <w:bookmarkStart w:id="2" w:name="_Consideraciones_1"/>
-      <w:bookmarkStart w:id="3" w:name="_Toc243857481"/>
-      <w:bookmarkEnd w:id="2"/>
+      <w:bookmarkStart w:id="3" w:name="_Consideraciones_1"/>
+      <w:bookmarkEnd w:id="3"/>
+      <w:r>
+        <w:t>Objetos de base de datos</w:t>
+      </w:r>
+    </w:p>
+    <w:p>
+      <w:r>
+        <w:t xml:space="preserve">Todos los objetos se crean dentro del esquema MEGA_DB con el script </w:t>
+      </w:r>
+      <w:r>
+        <w:rPr>
+          <w:b/>
+          <w:bCs/>
+        </w:rPr>
+        <w:t>script_creacion_inicial.sql</w:t>
+      </w:r>
+      <w:r>
+        <w:t xml:space="preserve"> en este orden: tablas, stored procedures</w:t>
+      </w:r>
+      <w:r>
+        <w:t xml:space="preserve">, </w:t>
+      </w:r>
+      <w:r>
+        <w:t>vista, índices y trigger.</w:t>
+      </w:r>
+    </w:p>
+    <w:p>
+      <w:pPr>
+        <w:pStyle w:val="Prrafodelista"/>
+        <w:numPr>
+          <w:ilvl w:val="0"/>
+          <w:numId w:val="8"/>
+        </w:numPr>
+      </w:pPr>
+      <w:r>
+        <w:rPr>
+          <w:b/>
+          <w:bCs/>
+        </w:rPr>
+        <w:t>Tablas</w:t>
+      </w:r>
+      <w:r>
+        <w:t xml:space="preserve">: </w:t>
+      </w:r>
+      <w:r>
+        <w:t xml:space="preserve">las 29 </w:t>
+      </w:r>
+      <w:r>
+        <w:t>tablas del DER con sus respectivos PK, FK y constraints</w:t>
+      </w:r>
+    </w:p>
+    <w:p>
+      <w:pPr>
+        <w:pStyle w:val="Prrafodelista"/>
+        <w:numPr>
+          <w:ilvl w:val="0"/>
+          <w:numId w:val="8"/>
+        </w:numPr>
+      </w:pPr>
+      <w:r>
+        <w:rPr>
+          <w:b/>
+          <w:bCs/>
+        </w:rPr>
+        <w:t>Stored procedures de migración</w:t>
+      </w:r>
+      <w:r>
+        <w:t>:</w:t>
+      </w:r>
+      <w:r>
+        <w:t xml:space="preserve"> 9 SPs</w:t>
+      </w:r>
+      <w:r>
+        <w:t xml:space="preserve"> </w:t>
+      </w:r>
+      <w:r>
+        <w:t xml:space="preserve">donde </w:t>
+      </w:r>
+      <w:r>
+        <w:t>cada uno carga un grupo de tablas desde gd_esquema.Maestra.</w:t>
+      </w:r>
+      <w:r>
+        <w:t xml:space="preserve"> </w:t>
+      </w:r>
+      <w:r>
+        <w:t>Se ejecutan en orden de dependencias dentro de una única transacción.</w:t>
+      </w:r>
+    </w:p>
+    <w:p>
+      <w:pPr>
+        <w:pStyle w:val="Prrafodelista"/>
+        <w:numPr>
+          <w:ilvl w:val="1"/>
+          <w:numId w:val="8"/>
+        </w:numPr>
+      </w:pPr>
+      <w:r>
+        <w:rPr>
+          <w:b/>
+          <w:bCs/>
+        </w:rPr>
+        <w:t>sp_Migrar_Ubicaciones</w:t>
+      </w:r>
+      <w:r>
+        <w:t>: Provincia y Localidad.</w:t>
+      </w:r>
+    </w:p>
+    <w:p>
+      <w:pPr>
+        <w:pStyle w:val="Prrafodelista"/>
+        <w:numPr>
+          <w:ilvl w:val="1"/>
+          <w:numId w:val="8"/>
+        </w:numPr>
+      </w:pPr>
+      <w:r>
+        <w:rPr>
+          <w:b/>
+          <w:bCs/>
+        </w:rPr>
+        <w:t>sp_Migrar_Locales</w:t>
+      </w:r>
+      <w:r>
+        <w:t>: Local.</w:t>
+      </w:r>
+    </w:p>
+    <w:p>
+      <w:pPr>
+        <w:pStyle w:val="Prrafodelista"/>
+        <w:numPr>
+          <w:ilvl w:val="1"/>
+          <w:numId w:val="8"/>
+        </w:numPr>
+      </w:pPr>
+      <w:r>
+        <w:rPr>
+          <w:b/>
+          <w:bCs/>
+        </w:rPr>
+        <w:t>sp_Migrar_Enums</w:t>
+      </w:r>
+      <w:r>
+        <w:t>: Forma_Pago, Marca, Tipo_Producto, categorías y estados.</w:t>
+      </w:r>
+    </w:p>
+    <w:p>
+      <w:pPr>
+        <w:pStyle w:val="Prrafodelista"/>
+        <w:numPr>
+          <w:ilvl w:val="1"/>
+          <w:numId w:val="8"/>
+        </w:numPr>
+      </w:pPr>
+      <w:r>
+        <w:rPr>
+          <w:b/>
+          <w:bCs/>
+        </w:rPr>
+        <w:t>sp_Migrar_Personas</w:t>
+      </w:r>
+      <w:r>
+        <w:t>: Persona, Cliente y Empleado.</w:t>
+      </w:r>
+    </w:p>
+    <w:p>
+      <w:pPr>
+        <w:pStyle w:val="Prrafodelista"/>
+        <w:numPr>
+          <w:ilvl w:val="1"/>
+          <w:numId w:val="8"/>
+        </w:numPr>
+      </w:pPr>
+      <w:r>
+        <w:rPr>
+          <w:b/>
+          <w:bCs/>
+        </w:rPr>
+        <w:t>sp_Migrar_Productos</w:t>
+      </w:r>
+      <w:r>
+        <w:t>: Modelo_Bicicleta, Producto, Bicicleta_Venta, Accesorio y Repuesto.</w:t>
+      </w:r>
+    </w:p>
+    <w:p>
+      <w:pPr>
+        <w:pStyle w:val="Prrafodelista"/>
+        <w:numPr>
+          <w:ilvl w:val="1"/>
+          <w:numId w:val="8"/>
+        </w:numPr>
+      </w:pPr>
+      <w:r>
+        <w:rPr>
+          <w:b/>
+          <w:bCs/>
+        </w:rPr>
+        <w:t>sp_Migrar_Alquileres</w:t>
+      </w:r>
+      <w:r>
+        <w:t>: Bicicleta_Alquiler y Alquiler.</w:t>
+      </w:r>
+    </w:p>
+    <w:p>
+      <w:pPr>
+        <w:pStyle w:val="Prrafodelista"/>
+        <w:numPr>
+          <w:ilvl w:val="1"/>
+          <w:numId w:val="8"/>
+        </w:numPr>
+      </w:pPr>
+      <w:r>
+        <w:rPr>
+          <w:b/>
+          <w:bCs/>
+        </w:rPr>
+        <w:t>sp_Migrar_Ventas</w:t>
+      </w:r>
+      <w:r>
+        <w:t>: Venta y Venta_Detalle.</w:t>
+      </w:r>
+    </w:p>
+    <w:p>
+      <w:pPr>
+        <w:pStyle w:val="Prrafodelista"/>
+        <w:numPr>
+          <w:ilvl w:val="1"/>
+          <w:numId w:val="8"/>
+        </w:numPr>
+      </w:pPr>
+      <w:r>
+        <w:rPr>
+          <w:b/>
+          <w:bCs/>
+        </w:rPr>
+        <w:t>sp_Migrar_Compras</w:t>
+      </w:r>
+      <w:r>
+        <w:t>: Proveedor, Compra y Compra_Detalle.</w:t>
+      </w:r>
+    </w:p>
+    <w:p>
+      <w:pPr>
+        <w:pStyle w:val="Prrafodelista"/>
+        <w:numPr>
+          <w:ilvl w:val="1"/>
+          <w:numId w:val="8"/>
+        </w:numPr>
+      </w:pPr>
+      <w:r>
+        <w:rPr>
+          <w:b/>
+          <w:bCs/>
+        </w:rPr>
+        <w:t>sp_Migrar_Reparaciones</w:t>
+      </w:r>
+      <w:r>
+        <w:t>: Reparacion y Reparacion_Repuesto.</w:t>
+      </w:r>
+    </w:p>
+    <w:p>
+      <w:pPr>
+        <w:pStyle w:val="Prrafodelista"/>
+        <w:numPr>
+          <w:ilvl w:val="0"/>
+          <w:numId w:val="8"/>
+        </w:numPr>
+      </w:pPr>
+      <w:r>
+        <w:rPr>
+          <w:b/>
+          <w:bCs/>
+        </w:rPr>
+        <w:t>Vista</w:t>
+      </w:r>
+      <w:r>
+        <w:t xml:space="preserve">: vw_Estado_Migracion </w:t>
+      </w:r>
+      <w:r>
+        <w:t>chequea el estado de la migración al finalizar. Para cada tabla nueva se compara su cantidad de filas contra la cantidad de filas esperada de la tabla Maestra</w:t>
+      </w:r>
+      <w:r>
+        <w:t xml:space="preserve">. Si las cantidades coinciden </w:t>
+      </w:r>
+      <w:r>
+        <w:t xml:space="preserve">indica </w:t>
+      </w:r>
+      <w:r>
+        <w:t>“</w:t>
+      </w:r>
+      <w:r>
+        <w:t>OK</w:t>
+      </w:r>
+      <w:r>
+        <w:t>”</w:t>
+      </w:r>
+      <w:r>
+        <w:t xml:space="preserve"> </w:t>
+      </w:r>
+      <w:r>
+        <w:t>sino</w:t>
+      </w:r>
+      <w:r>
+        <w:t xml:space="preserve"> </w:t>
+      </w:r>
+      <w:r>
+        <w:t>“</w:t>
+      </w:r>
+      <w:r>
+        <w:t>REVISAR</w:t>
+      </w:r>
+      <w:r>
+        <w:t>”</w:t>
+      </w:r>
+      <w:r>
+        <w:t>.</w:t>
+      </w:r>
+    </w:p>
+    <w:p>
+      <w:pPr>
+        <w:pStyle w:val="Prrafodelista"/>
+        <w:numPr>
+          <w:ilvl w:val="0"/>
+          <w:numId w:val="8"/>
+        </w:numPr>
+      </w:pPr>
+      <w:r>
+        <w:rPr>
+          <w:b/>
+          <w:bCs/>
+        </w:rPr>
+        <w:t>Índices</w:t>
+      </w:r>
+      <w:r>
+        <w:t>: son no</w:t>
+      </w:r>
+      <w:r>
+        <w:t xml:space="preserve">n clustered </w:t>
+      </w:r>
+      <w:r>
+        <w:t xml:space="preserve">y se crean después de la migración </w:t>
+      </w:r>
+      <w:r>
+        <w:t>no ralentizar los Inserts</w:t>
+      </w:r>
+      <w:r>
+        <w:t xml:space="preserve"> de los sp de migración</w:t>
+      </w:r>
+      <w:r>
+        <w:t>. Apuntan a las FKs y a las columnas de fecha por las que se filtra y agrupa en las consultas por local, período, producto y bicicleta. Algunos usan INCLUDE para cubrir esas consultas sin ir a la tabla.</w:t>
+      </w:r>
+    </w:p>
+    <w:p>
+      <w:pPr>
+        <w:pStyle w:val="Prrafodelista"/>
+        <w:numPr>
+          <w:ilvl w:val="1"/>
+          <w:numId w:val="8"/>
+        </w:numPr>
+      </w:pPr>
+      <w:r>
+        <w:rPr>
+          <w:b/>
+          <w:bCs/>
+        </w:rPr>
+        <w:t>Ventas</w:t>
+      </w:r>
+      <w:r>
+        <w:t>: IX_Venta_Local_Fecha, IX_Venta_Cliente, IX_Venta_Detalle_Venta, IX_Venta_Detalle_Producto.</w:t>
+      </w:r>
+    </w:p>
+    <w:p>
+      <w:pPr>
+        <w:pStyle w:val="Prrafodelista"/>
+        <w:numPr>
+          <w:ilvl w:val="1"/>
+          <w:numId w:val="8"/>
+        </w:numPr>
+      </w:pPr>
+      <w:r>
+        <w:rPr>
+          <w:b/>
+          <w:bCs/>
+        </w:rPr>
+        <w:t>Alquileres</w:t>
+      </w:r>
+      <w:r>
+        <w:t>: IX_Alquiler_Bicicleta_Fecha, IX_Bicicleta_Alquiler_Local, IX_Bicicleta_Alquiler_Modelo.</w:t>
+      </w:r>
+    </w:p>
+    <w:p>
+      <w:pPr>
+        <w:pStyle w:val="Prrafodelista"/>
+        <w:numPr>
+          <w:ilvl w:val="1"/>
+          <w:numId w:val="8"/>
+        </w:numPr>
+      </w:pPr>
+      <w:r>
+        <w:rPr>
+          <w:b/>
+          <w:bCs/>
+        </w:rPr>
+        <w:t>Reparaciones</w:t>
+      </w:r>
+      <w:r>
+        <w:t>: IX_Reparacion_Local_Ingreso, IX_Reparacion_Repuesto_Reparacion, IX_Reparacion_Repuesto_Repuesto.</w:t>
+      </w:r>
+    </w:p>
+    <w:p>
+      <w:pPr>
+        <w:pStyle w:val="Prrafodelista"/>
+        <w:numPr>
+          <w:ilvl w:val="1"/>
+          <w:numId w:val="8"/>
+        </w:numPr>
+      </w:pPr>
+      <w:r>
+        <w:rPr>
+          <w:b/>
+          <w:bCs/>
+        </w:rPr>
+        <w:t>Compras</w:t>
+      </w:r>
+      <w:r>
+        <w:t>: IX_Compra_Local_Fecha, IX_Compra_Detalle_Compra, IX_Compra_Detalle_Producto.</w:t>
+      </w:r>
+    </w:p>
+    <w:p>
+      <w:pPr>
+        <w:pStyle w:val="Prrafodelista"/>
+        <w:numPr>
+          <w:ilvl w:val="1"/>
+          <w:numId w:val="8"/>
+        </w:numPr>
+      </w:pPr>
+      <w:r>
+        <w:rPr>
+          <w:b/>
+          <w:bCs/>
+        </w:rPr>
+        <w:lastRenderedPageBreak/>
+        <w:t>Catálogo</w:t>
+      </w:r>
+      <w:r>
+        <w:t>: IX_Producto_Tipo, IX_Modelo_Bicicleta_Categoria, IX_Repuesto_Categoria.</w:t>
+      </w:r>
+    </w:p>
+    <w:p>
+      <w:pPr>
+        <w:pStyle w:val="Prrafodelista"/>
+        <w:numPr>
+          <w:ilvl w:val="0"/>
+          <w:numId w:val="8"/>
+        </w:numPr>
+      </w:pPr>
+      <w:r>
+        <w:rPr>
+          <w:b/>
+          <w:bCs/>
+        </w:rPr>
+        <w:t>Trigger</w:t>
+      </w:r>
+      <w:r>
+        <w:t>: tr_Alquiler_Sin_Superposicion (AFTER INSERT, UPDATE sobre Alquiler) rechaza un alquiler si su rango de fechas se superpone con otro de la misma bicicleta. Un alquiler sin devolución real se considera abierto hasta el infinito</w:t>
+      </w:r>
+      <w:r>
+        <w:t xml:space="preserve"> (no terminó)</w:t>
+      </w:r>
+      <w:r>
+        <w:t xml:space="preserve">. Se crea después de la migración </w:t>
+      </w:r>
+      <w:r>
+        <w:t xml:space="preserve">para no interferir con los alquileres inconsistentes precargados en Maestra </w:t>
+      </w:r>
+      <w:r>
+        <w:t>(ver Inconsistencias – Alquileres superpuestos de la misma bicicleta).</w:t>
+      </w:r>
+    </w:p>
+    <w:p>
+      <w:pPr>
+        <w:pStyle w:val="Ttulo2"/>
+      </w:pPr>
+      <w:bookmarkStart w:id="4" w:name="_Criterios_de_migracion"/>
+      <w:bookmarkStart w:id="5" w:name="_Toc243857481"/>
       <w:r>
         <w:t>Consideraciones</w:t>
       </w:r>
-      <w:bookmarkEnd w:id="3"/>
+      <w:bookmarkEnd w:id="5"/>
     </w:p>
     <w:p>
       <w:pPr>
@@ -848,8 +1371,16 @@
           <w:ilvl w:val="0"/>
           <w:numId w:val="1"/>
         </w:numPr>
-      </w:pPr>
-      <w:r>
+        <w:rPr>
+          <w:b/>
+          <w:bCs/>
+        </w:rPr>
+      </w:pPr>
+      <w:r>
+        <w:rPr>
+          <w:b/>
+          <w:bCs/>
+        </w:rPr>
         <w:t>Empleado – Local</w:t>
       </w:r>
     </w:p>
@@ -862,11 +1393,7 @@
         </w:numPr>
       </w:pPr>
       <w:r>
-        <w:t xml:space="preserve">Se decidió que cada empleado esté asociado al Local donde tiene registradas sus Ventas, Reparaciones y Compras, ignorando donde tiene registrados sus Alquileres. </w:t>
-      </w:r>
-      <w:r>
-        <w:br/>
-        <w:t>Para más detalle ver Inconsistencias – Empleado – Local.</w:t>
+        <w:t>Se decidió que cada empleado esté asociado al Local donde tiene registradas sus Ventas, Reparaciones y Compras, ignorando donde tiene registrados sus Alquileres. Para más detalle ver Inconsistencias – Empleado – Local.</w:t>
       </w:r>
     </w:p>
     <w:p>
@@ -878,48 +1405,29 @@
         </w:numPr>
       </w:pPr>
       <w:r>
-        <w:t xml:space="preserve">Se actualizaron algunos tipos de datos del DER de la entrega 1 para no modificar valores durante la migración. Cada columna migrada mantiene el tipo de su columna de origen en </w:t>
-      </w:r>
-      <w:proofErr w:type="spellStart"/>
-      <w:r>
-        <w:t>gd_</w:t>
-      </w:r>
-      <w:proofErr w:type="gramStart"/>
-      <w:r>
-        <w:t>esquema.Maestra</w:t>
-      </w:r>
-      <w:proofErr w:type="spellEnd"/>
-      <w:proofErr w:type="gramEnd"/>
-      <w:r>
-        <w:t xml:space="preserve">: DATETIME2(6) para las fechas, </w:t>
-      </w:r>
-      <w:proofErr w:type="gramStart"/>
-      <w:r>
-        <w:t>NUMERIC(</w:t>
-      </w:r>
-      <w:proofErr w:type="gramEnd"/>
-      <w:r>
-        <w:t xml:space="preserve">38,2) para los importes, </w:t>
-      </w:r>
-      <w:proofErr w:type="gramStart"/>
-      <w:r>
-        <w:t>VARCHAR(</w:t>
-      </w:r>
-      <w:proofErr w:type="gramEnd"/>
-      <w:r>
-        <w:t>255) para los textos e INT para los números.</w:t>
-      </w:r>
-    </w:p>
-    <w:p>
-      <w:pPr>
-        <w:pStyle w:val="Ttulo2"/>
-      </w:pPr>
-      <w:bookmarkStart w:id="4" w:name="_Criterios_de_migracion"/>
-      <w:r>
-        <w:t>Criterios de migración</w:t>
-      </w:r>
-      <w:bookmarkEnd w:id="4"/>
-    </w:p>
+        <w:rPr>
+          <w:b/>
+          <w:bCs/>
+        </w:rPr>
+        <w:t>Actualizaciones de tipos de la entrega 1</w:t>
+      </w:r>
+      <w:r>
+        <w:t xml:space="preserve"> </w:t>
+      </w:r>
+    </w:p>
+    <w:p>
+      <w:pPr>
+        <w:pStyle w:val="Prrafodelista"/>
+        <w:numPr>
+          <w:ilvl w:val="1"/>
+          <w:numId w:val="1"/>
+        </w:numPr>
+      </w:pPr>
+      <w:r>
+        <w:t>Se actualizaron algunos tipos de datos del DER de la entrega 1 para no modificar valores durante la migración. Cada columna migrada mantiene el tipo de su columna de origen en gd_esquema.Maestra: DATETIME2(6) para las fechas, NUMERIC(38,2) para los importes, VARCHAR(255) para los textos e INT para los números.</w:t>
+      </w:r>
+    </w:p>
+    <w:bookmarkEnd w:id="4"/>
     <w:p>
       <w:pPr>
         <w:pStyle w:val="Prrafodelista"/>
@@ -948,39 +1456,7 @@
         <w:t>INT IDENTITY</w:t>
       </w:r>
       <w:r>
-        <w:t>. Los datos de negocio que identifican a cada entidad (</w:t>
-      </w:r>
-      <w:proofErr w:type="spellStart"/>
-      <w:r>
-        <w:t>nro</w:t>
-      </w:r>
-      <w:proofErr w:type="spellEnd"/>
-      <w:r>
-        <w:t xml:space="preserve"> de venta, </w:t>
-      </w:r>
-      <w:proofErr w:type="spellStart"/>
-      <w:r>
-        <w:t>nro</w:t>
-      </w:r>
-      <w:proofErr w:type="spellEnd"/>
-      <w:r>
-        <w:t xml:space="preserve"> de alquiler, código de producto, CUIT, </w:t>
-      </w:r>
-      <w:proofErr w:type="spellStart"/>
-      <w:r>
-        <w:t>nro</w:t>
-      </w:r>
-      <w:proofErr w:type="spellEnd"/>
-      <w:r>
-        <w:t xml:space="preserve"> de serie, etc.) se protegen con </w:t>
-      </w:r>
-      <w:proofErr w:type="spellStart"/>
-      <w:r>
-        <w:t>constraints</w:t>
-      </w:r>
-      <w:proofErr w:type="spellEnd"/>
-      <w:r>
-        <w:t xml:space="preserve"> </w:t>
+        <w:t xml:space="preserve">. Los datos de negocio que identifican a cada entidad (nro de venta, nro de alquiler, código de producto, CUIT, nro de serie, etc.) se protegen con constraints </w:t>
       </w:r>
       <w:r>
         <w:rPr>
@@ -1034,21 +1510,12 @@
           <w:numId w:val="1"/>
         </w:numPr>
       </w:pPr>
-      <w:proofErr w:type="spellStart"/>
       <w:r>
         <w:rPr>
           <w:b/>
           <w:bCs/>
         </w:rPr>
-        <w:t>Supertipos</w:t>
-      </w:r>
-      <w:proofErr w:type="spellEnd"/>
-      <w:r>
-        <w:rPr>
-          <w:b/>
-          <w:bCs/>
-        </w:rPr>
-        <w:t xml:space="preserve"> y subtipos.</w:t>
+        <w:t>Supertipos y subtipos.</w:t>
       </w:r>
     </w:p>
     <w:p>
@@ -1069,15 +1536,7 @@
         <w:t>Persona</w:t>
       </w:r>
       <w:r>
-        <w:t xml:space="preserve"> es el </w:t>
-      </w:r>
-      <w:proofErr w:type="spellStart"/>
-      <w:r>
-        <w:t>supertipo</w:t>
-      </w:r>
-      <w:proofErr w:type="spellEnd"/>
-      <w:r>
-        <w:t xml:space="preserve"> de </w:t>
+        <w:t xml:space="preserve"> es el supertipo de </w:t>
       </w:r>
       <w:r>
         <w:rPr>
@@ -1122,17 +1581,8 @@
         <w:t>Producto</w:t>
       </w:r>
       <w:r>
-        <w:t xml:space="preserve"> es el </w:t>
-      </w:r>
-      <w:proofErr w:type="spellStart"/>
-      <w:r>
-        <w:t>supertipo</w:t>
-      </w:r>
-      <w:proofErr w:type="spellEnd"/>
-      <w:r>
-        <w:t xml:space="preserve"> de </w:t>
-      </w:r>
-      <w:proofErr w:type="spellStart"/>
+        <w:t xml:space="preserve"> es el supertipo de </w:t>
+      </w:r>
       <w:r>
         <w:rPr>
           <w:rFonts w:ascii="Cascadia Mono" w:hAnsi="Cascadia Mono" w:cs="Cascadia Mono"/>
@@ -1142,7 +1592,6 @@
         </w:rPr>
         <w:t>Bicicleta_Venta</w:t>
       </w:r>
-      <w:proofErr w:type="spellEnd"/>
       <w:r>
         <w:t xml:space="preserve"> y </w:t>
       </w:r>
@@ -1168,15 +1617,7 @@
         </w:numPr>
       </w:pPr>
       <w:r>
-        <w:t xml:space="preserve">En ambos casos el subtipo usa como PK la misma clave del </w:t>
-      </w:r>
-      <w:proofErr w:type="spellStart"/>
-      <w:r>
-        <w:t>supertipo</w:t>
-      </w:r>
-      <w:proofErr w:type="spellEnd"/>
-      <w:r>
-        <w:t xml:space="preserve"> (PK = FK).</w:t>
+        <w:t>En ambos casos el subtipo usa como PK la misma clave del supertipo (PK = FK).</w:t>
       </w:r>
     </w:p>
     <w:p>
@@ -1207,23 +1648,7 @@
         <w:t>BEGIN TRY / BEGIN TRAN</w:t>
       </w:r>
       <w:r>
-        <w:t xml:space="preserve">. Si cualquier </w:t>
-      </w:r>
-      <w:proofErr w:type="spellStart"/>
-      <w:r>
-        <w:t>stored</w:t>
-      </w:r>
-      <w:proofErr w:type="spellEnd"/>
-      <w:r>
-        <w:t xml:space="preserve"> </w:t>
-      </w:r>
-      <w:proofErr w:type="spellStart"/>
-      <w:r>
-        <w:t>procedure</w:t>
-      </w:r>
-      <w:proofErr w:type="spellEnd"/>
-      <w:r>
-        <w:t xml:space="preserve"> falla, se hace </w:t>
+        <w:t xml:space="preserve">. Si cualquier stored procedure falla, se hace </w:t>
       </w:r>
       <w:r>
         <w:rPr>
@@ -1256,7 +1681,6 @@
       <w:r>
         <w:t xml:space="preserve"> La vista </w:t>
       </w:r>
-      <w:proofErr w:type="spellStart"/>
       <w:r>
         <w:rPr>
           <w:rFonts w:ascii="Cascadia Mono" w:hAnsi="Cascadia Mono" w:cs="Cascadia Mono"/>
@@ -1264,29 +1688,8 @@
           <w:sz w:val="20"/>
           <w:szCs w:val="20"/>
         </w:rPr>
-        <w:t>MEGA_</w:t>
-      </w:r>
-      <w:proofErr w:type="gramStart"/>
-      <w:r>
-        <w:rPr>
-          <w:rFonts w:ascii="Cascadia Mono" w:hAnsi="Cascadia Mono" w:cs="Cascadia Mono"/>
-          <w:color w:val="1F3864"/>
-          <w:sz w:val="20"/>
-          <w:szCs w:val="20"/>
-        </w:rPr>
-        <w:t>DB.vw</w:t>
-      </w:r>
-      <w:proofErr w:type="gramEnd"/>
-      <w:r>
-        <w:rPr>
-          <w:rFonts w:ascii="Cascadia Mono" w:hAnsi="Cascadia Mono" w:cs="Cascadia Mono"/>
-          <w:color w:val="1F3864"/>
-          <w:sz w:val="20"/>
-          <w:szCs w:val="20"/>
-        </w:rPr>
-        <w:t>_Estado_Migracion</w:t>
-      </w:r>
-      <w:proofErr w:type="spellEnd"/>
+        <w:t>MEGA_DB.vw_Estado_Migracion</w:t>
+      </w:r>
       <w:r>
         <w:t xml:space="preserve"> compara, para cada tabla principal, la cantidad esperada según la Maestra con la cantidad migrada. En la ejecución final todas las tablas dieron </w:t>
       </w:r>
@@ -1316,46 +1719,22 @@
           <w:b/>
           <w:bCs/>
         </w:rPr>
-        <w:t xml:space="preserve">Índices y </w:t>
-      </w:r>
-      <w:proofErr w:type="spellStart"/>
-      <w:r>
-        <w:rPr>
-          <w:b/>
-          <w:bCs/>
-        </w:rPr>
-        <w:t>trigger</w:t>
-      </w:r>
-      <w:proofErr w:type="spellEnd"/>
-      <w:r>
-        <w:rPr>
-          <w:b/>
-          <w:bCs/>
-        </w:rPr>
-        <w:t xml:space="preserve"> al final.</w:t>
-      </w:r>
-      <w:r>
-        <w:t xml:space="preserve"> Se crean después de la migración. Los índices quedan para el final porque así la carga es más rápida; el </w:t>
-      </w:r>
-      <w:proofErr w:type="spellStart"/>
-      <w:r>
-        <w:t>trigger</w:t>
-      </w:r>
-      <w:proofErr w:type="spellEnd"/>
-      <w:r>
-        <w:t>, por el motivo que se explica en Inconsistencias – Alquileres superpuestos de la misma bicicleta.</w:t>
+        <w:lastRenderedPageBreak/>
+        <w:t>Índices y trigger al final.</w:t>
+      </w:r>
+      <w:r>
+        <w:t xml:space="preserve"> Se crean después de la migración. Los índices quedan para el final porque así la carga es más rápida; el trigger, por el motivo que se explica en Inconsistencias – Alquileres superpuestos de la misma bicicleta.</w:t>
       </w:r>
     </w:p>
     <w:p>
       <w:pPr>
         <w:pStyle w:val="Ttulo2"/>
       </w:pPr>
-      <w:bookmarkStart w:id="5" w:name="_Restricciones_de_integridad"/>
-      <w:r>
-        <w:lastRenderedPageBreak/>
+      <w:bookmarkStart w:id="6" w:name="_Restricciones_de_integridad"/>
+      <w:r>
         <w:t>Restricciones de integridad</w:t>
       </w:r>
-      <w:bookmarkEnd w:id="5"/>
+      <w:bookmarkEnd w:id="6"/>
     </w:p>
     <w:p>
       <w:pPr>
@@ -1485,21 +1864,8 @@
           <w:sz w:val="20"/>
           <w:szCs w:val="20"/>
         </w:rPr>
-        <w:t xml:space="preserve">UNIQUE de </w:t>
-      </w:r>
-      <w:proofErr w:type="spellStart"/>
-      <w:r>
-        <w:rPr>
-          <w:rFonts w:cs="Cascadia Mono"/>
-          <w:b/>
-          <w:bCs/>
-          <w:color w:val="1F3864"/>
-          <w:sz w:val="20"/>
-          <w:szCs w:val="20"/>
-        </w:rPr>
-        <w:t>Modelo_Bicicleta</w:t>
-      </w:r>
-      <w:proofErr w:type="spellEnd"/>
+        <w:t>UNIQUE de Modelo_Bicicleta</w:t>
+      </w:r>
       <w:r>
         <w:rPr>
           <w:b/>
@@ -1519,21 +1885,12 @@
           <w:numId w:val="1"/>
         </w:numPr>
       </w:pPr>
-      <w:proofErr w:type="spellStart"/>
       <w:r>
         <w:rPr>
           <w:b/>
           <w:bCs/>
         </w:rPr>
-        <w:t>FKs</w:t>
-      </w:r>
-      <w:proofErr w:type="spellEnd"/>
-      <w:r>
-        <w:rPr>
-          <w:b/>
-          <w:bCs/>
-        </w:rPr>
-        <w:t>:</w:t>
+        <w:t>FKs:</w:t>
       </w:r>
       <w:r>
         <w:t xml:space="preserve"> todas las relaciones del DER.</w:t>
@@ -1599,20 +1956,11 @@
       <w:pPr>
         <w:pStyle w:val="Ttulo2"/>
       </w:pPr>
-      <w:bookmarkStart w:id="6" w:name="_Renglones_repetidos"/>
-      <w:r>
-        <w:t>Productos</w:t>
-      </w:r>
-      <w:r>
-        <w:t xml:space="preserve"> repetidos en ventas y </w:t>
-      </w:r>
-      <w:r>
-        <w:t xml:space="preserve">repuestos repetidos en </w:t>
-      </w:r>
-      <w:r>
-        <w:t>reparaciones</w:t>
-      </w:r>
-      <w:bookmarkEnd w:id="6"/>
+      <w:bookmarkStart w:id="7" w:name="_Renglones_repetidos"/>
+      <w:r>
+        <w:t>Productos repetidos en ventas y repuestos repetidos en reparaciones</w:t>
+      </w:r>
+      <w:bookmarkEnd w:id="7"/>
     </w:p>
     <w:p>
       <w:pPr>
@@ -1656,7 +2004,6 @@
       <w:r>
         <w:t xml:space="preserve">. En </w:t>
       </w:r>
-      <w:proofErr w:type="spellStart"/>
       <w:r>
         <w:t>Reparacion</w:t>
       </w:r>
@@ -1664,11 +2011,7 @@
         <w:t>_</w:t>
       </w:r>
       <w:r>
-        <w:t>Repuesto</w:t>
-      </w:r>
-      <w:proofErr w:type="spellEnd"/>
-      <w:r>
-        <w:t xml:space="preserve"> pasa lo mismo</w:t>
+        <w:t>Repuesto pasa lo mismo</w:t>
       </w:r>
       <w:r>
         <w:t>.</w:t>
@@ -1685,7 +2028,6 @@
           <w:szCs w:val="18"/>
         </w:rPr>
       </w:pPr>
-      <w:proofErr w:type="spellStart"/>
       <w:r>
         <w:rPr>
           <w:rFonts w:ascii="Cascadia Mono" w:hAnsi="Cascadia Mono" w:cs="Cascadia Mono"/>
@@ -1695,25 +2037,14 @@
         </w:rPr>
         <w:t>select</w:t>
       </w:r>
-      <w:proofErr w:type="spellEnd"/>
-      <w:r>
-        <w:rPr>
-          <w:rFonts w:ascii="Cascadia Mono" w:hAnsi="Cascadia Mono" w:cs="Cascadia Mono"/>
-          <w:color w:val="000000"/>
-          <w:sz w:val="18"/>
-          <w:szCs w:val="18"/>
-        </w:rPr>
-        <w:t xml:space="preserve"> vd</w:t>
-      </w:r>
-      <w:proofErr w:type="gramStart"/>
-      <w:r>
-        <w:rPr>
-          <w:rFonts w:ascii="Cascadia Mono" w:hAnsi="Cascadia Mono" w:cs="Cascadia Mono"/>
-          <w:color w:val="000000"/>
-          <w:sz w:val="18"/>
-          <w:szCs w:val="18"/>
-        </w:rPr>
-        <w:t>1</w:t>
+      <w:r>
+        <w:rPr>
+          <w:rFonts w:ascii="Cascadia Mono" w:hAnsi="Cascadia Mono" w:cs="Cascadia Mono"/>
+          <w:color w:val="000000"/>
+          <w:sz w:val="18"/>
+          <w:szCs w:val="18"/>
+        </w:rPr>
+        <w:t xml:space="preserve"> vd1</w:t>
       </w:r>
       <w:r>
         <w:rPr>
@@ -1724,7 +2055,6 @@
         </w:rPr>
         <w:t>.*</w:t>
       </w:r>
-      <w:proofErr w:type="gramEnd"/>
     </w:p>
     <w:p>
       <w:pPr>
@@ -1737,7 +2067,6 @@
           <w:szCs w:val="18"/>
         </w:rPr>
       </w:pPr>
-      <w:proofErr w:type="spellStart"/>
       <w:r>
         <w:rPr>
           <w:rFonts w:ascii="Cascadia Mono" w:hAnsi="Cascadia Mono" w:cs="Cascadia Mono"/>
@@ -1747,35 +2076,14 @@
         </w:rPr>
         <w:t>from</w:t>
       </w:r>
-      <w:proofErr w:type="spellEnd"/>
-      <w:r>
-        <w:rPr>
-          <w:rFonts w:ascii="Cascadia Mono" w:hAnsi="Cascadia Mono" w:cs="Cascadia Mono"/>
-          <w:color w:val="000000"/>
-          <w:sz w:val="18"/>
-          <w:szCs w:val="18"/>
-        </w:rPr>
-        <w:t xml:space="preserve"> </w:t>
-      </w:r>
-      <w:proofErr w:type="spellStart"/>
-      <w:r>
-        <w:rPr>
-          <w:rFonts w:ascii="Cascadia Mono" w:hAnsi="Cascadia Mono" w:cs="Cascadia Mono"/>
-          <w:color w:val="000000"/>
-          <w:sz w:val="18"/>
-          <w:szCs w:val="18"/>
-        </w:rPr>
-        <w:t>MEGA_</w:t>
-      </w:r>
-      <w:proofErr w:type="gramStart"/>
-      <w:r>
-        <w:rPr>
-          <w:rFonts w:ascii="Cascadia Mono" w:hAnsi="Cascadia Mono" w:cs="Cascadia Mono"/>
-          <w:color w:val="000000"/>
-          <w:sz w:val="18"/>
-          <w:szCs w:val="18"/>
-        </w:rPr>
-        <w:t>DB</w:t>
+      <w:r>
+        <w:rPr>
+          <w:rFonts w:ascii="Cascadia Mono" w:hAnsi="Cascadia Mono" w:cs="Cascadia Mono"/>
+          <w:color w:val="000000"/>
+          <w:sz w:val="18"/>
+          <w:szCs w:val="18"/>
+        </w:rPr>
+        <w:t xml:space="preserve"> MEGA_DB</w:t>
       </w:r>
       <w:r>
         <w:rPr>
@@ -1793,27 +2101,7 @@
           <w:sz w:val="18"/>
           <w:szCs w:val="18"/>
         </w:rPr>
-        <w:t>Venta</w:t>
-      </w:r>
-      <w:proofErr w:type="gramEnd"/>
-      <w:r>
-        <w:rPr>
-          <w:rFonts w:ascii="Cascadia Mono" w:hAnsi="Cascadia Mono" w:cs="Cascadia Mono"/>
-          <w:color w:val="000000"/>
-          <w:sz w:val="18"/>
-          <w:szCs w:val="18"/>
-        </w:rPr>
-        <w:t>_Detalle</w:t>
-      </w:r>
-      <w:proofErr w:type="spellEnd"/>
-      <w:r>
-        <w:rPr>
-          <w:rFonts w:ascii="Cascadia Mono" w:hAnsi="Cascadia Mono" w:cs="Cascadia Mono"/>
-          <w:color w:val="000000"/>
-          <w:sz w:val="18"/>
-          <w:szCs w:val="18"/>
-        </w:rPr>
-        <w:t xml:space="preserve"> vd1 </w:t>
+        <w:t xml:space="preserve">Venta_Detalle vd1 </w:t>
       </w:r>
     </w:p>
     <w:p>
@@ -1827,7 +2115,6 @@
           <w:szCs w:val="18"/>
         </w:rPr>
       </w:pPr>
-      <w:proofErr w:type="spellStart"/>
       <w:r>
         <w:rPr>
           <w:rFonts w:ascii="Cascadia Mono" w:hAnsi="Cascadia Mono" w:cs="Cascadia Mono"/>
@@ -1837,35 +2124,14 @@
         </w:rPr>
         <w:t>join</w:t>
       </w:r>
-      <w:proofErr w:type="spellEnd"/>
-      <w:r>
-        <w:rPr>
-          <w:rFonts w:ascii="Cascadia Mono" w:hAnsi="Cascadia Mono" w:cs="Cascadia Mono"/>
-          <w:color w:val="000000"/>
-          <w:sz w:val="18"/>
-          <w:szCs w:val="18"/>
-        </w:rPr>
-        <w:t xml:space="preserve"> </w:t>
-      </w:r>
-      <w:proofErr w:type="spellStart"/>
-      <w:r>
-        <w:rPr>
-          <w:rFonts w:ascii="Cascadia Mono" w:hAnsi="Cascadia Mono" w:cs="Cascadia Mono"/>
-          <w:color w:val="000000"/>
-          <w:sz w:val="18"/>
-          <w:szCs w:val="18"/>
-        </w:rPr>
-        <w:t>MEGA_</w:t>
-      </w:r>
-      <w:proofErr w:type="gramStart"/>
-      <w:r>
-        <w:rPr>
-          <w:rFonts w:ascii="Cascadia Mono" w:hAnsi="Cascadia Mono" w:cs="Cascadia Mono"/>
-          <w:color w:val="000000"/>
-          <w:sz w:val="18"/>
-          <w:szCs w:val="18"/>
-        </w:rPr>
-        <w:t>DB</w:t>
+      <w:r>
+        <w:rPr>
+          <w:rFonts w:ascii="Cascadia Mono" w:hAnsi="Cascadia Mono" w:cs="Cascadia Mono"/>
+          <w:color w:val="000000"/>
+          <w:sz w:val="18"/>
+          <w:szCs w:val="18"/>
+        </w:rPr>
+        <w:t xml:space="preserve"> MEGA_DB</w:t>
       </w:r>
       <w:r>
         <w:rPr>
@@ -1883,27 +2149,7 @@
           <w:sz w:val="18"/>
           <w:szCs w:val="18"/>
         </w:rPr>
-        <w:t>Venta</w:t>
-      </w:r>
-      <w:proofErr w:type="gramEnd"/>
-      <w:r>
-        <w:rPr>
-          <w:rFonts w:ascii="Cascadia Mono" w:hAnsi="Cascadia Mono" w:cs="Cascadia Mono"/>
-          <w:color w:val="000000"/>
-          <w:sz w:val="18"/>
-          <w:szCs w:val="18"/>
-        </w:rPr>
-        <w:t>_Detalle</w:t>
-      </w:r>
-      <w:proofErr w:type="spellEnd"/>
-      <w:r>
-        <w:rPr>
-          <w:rFonts w:ascii="Cascadia Mono" w:hAnsi="Cascadia Mono" w:cs="Cascadia Mono"/>
-          <w:color w:val="000000"/>
-          <w:sz w:val="18"/>
-          <w:szCs w:val="18"/>
-        </w:rPr>
-        <w:t xml:space="preserve"> vd2 </w:t>
+        <w:t xml:space="preserve">Venta_Detalle vd2 </w:t>
       </w:r>
     </w:p>
     <w:p>
@@ -1927,7 +2173,6 @@
         <w:tab/>
         <w:t xml:space="preserve"> </w:t>
       </w:r>
-      <w:proofErr w:type="spellStart"/>
       <w:r>
         <w:rPr>
           <w:rFonts w:ascii="Cascadia Mono" w:hAnsi="Cascadia Mono" w:cs="Cascadia Mono"/>
@@ -1937,7 +2182,6 @@
         </w:rPr>
         <w:t>on</w:t>
       </w:r>
-      <w:proofErr w:type="spellEnd"/>
       <w:r>
         <w:rPr>
           <w:rFonts w:ascii="Cascadia Mono" w:hAnsi="Cascadia Mono" w:cs="Cascadia Mono"/>
@@ -2159,36 +2403,16 @@
           <w:sz w:val="18"/>
           <w:szCs w:val="18"/>
         </w:rPr>
-        <w:t>venta_detalle_</w:t>
-      </w:r>
-      <w:proofErr w:type="gramStart"/>
-      <w:r>
-        <w:rPr>
-          <w:rFonts w:ascii="Cascadia Mono" w:hAnsi="Cascadia Mono" w:cs="Cascadia Mono"/>
-          <w:color w:val="000000"/>
-          <w:sz w:val="18"/>
-          <w:szCs w:val="18"/>
-        </w:rPr>
-        <w:t xml:space="preserve">id </w:t>
-      </w:r>
-      <w:r>
-        <w:rPr>
-          <w:rFonts w:ascii="Cascadia Mono" w:hAnsi="Cascadia Mono" w:cs="Cascadia Mono"/>
-          <w:color w:val="808080"/>
-          <w:sz w:val="18"/>
-          <w:szCs w:val="18"/>
-        </w:rPr>
-        <w:t>!</w:t>
-      </w:r>
-      <w:proofErr w:type="gramEnd"/>
-      <w:r>
-        <w:rPr>
-          <w:rFonts w:ascii="Cascadia Mono" w:hAnsi="Cascadia Mono" w:cs="Cascadia Mono"/>
-          <w:color w:val="808080"/>
-          <w:sz w:val="18"/>
-          <w:szCs w:val="18"/>
-        </w:rPr>
-        <w:t>=</w:t>
+        <w:t xml:space="preserve">venta_detalle_id </w:t>
+      </w:r>
+      <w:r>
+        <w:rPr>
+          <w:rFonts w:ascii="Cascadia Mono" w:hAnsi="Cascadia Mono" w:cs="Cascadia Mono"/>
+          <w:color w:val="808080"/>
+          <w:sz w:val="18"/>
+          <w:szCs w:val="18"/>
+        </w:rPr>
+        <w:t>!=</w:t>
       </w:r>
       <w:r>
         <w:rPr>
@@ -2229,7 +2453,6 @@
           <w:szCs w:val="18"/>
         </w:rPr>
       </w:pPr>
-      <w:proofErr w:type="spellStart"/>
       <w:r>
         <w:rPr>
           <w:rFonts w:ascii="Cascadia Mono" w:hAnsi="Cascadia Mono" w:cs="Cascadia Mono"/>
@@ -2239,7 +2462,6 @@
         </w:rPr>
         <w:t>order</w:t>
       </w:r>
-      <w:proofErr w:type="spellEnd"/>
       <w:r>
         <w:rPr>
           <w:rFonts w:ascii="Cascadia Mono" w:hAnsi="Cascadia Mono" w:cs="Cascadia Mono"/>
@@ -2249,7 +2471,6 @@
         </w:rPr>
         <w:t xml:space="preserve"> </w:t>
       </w:r>
-      <w:proofErr w:type="spellStart"/>
       <w:r>
         <w:rPr>
           <w:rFonts w:ascii="Cascadia Mono" w:hAnsi="Cascadia Mono" w:cs="Cascadia Mono"/>
@@ -2259,7 +2480,6 @@
         </w:rPr>
         <w:t>by</w:t>
       </w:r>
-      <w:proofErr w:type="spellEnd"/>
       <w:r>
         <w:rPr>
           <w:rFonts w:ascii="Cascadia Mono" w:hAnsi="Cascadia Mono" w:cs="Cascadia Mono"/>
@@ -2303,6 +2523,7 @@
       <w:r>
         <w:rPr>
           <w:rFonts w:ascii="Cascadia Mono" w:hAnsi="Cascadia Mono" w:cs="Cascadia Mono"/>
+          <w:noProof/>
           <w:color w:val="000000"/>
           <w:sz w:val="18"/>
           <w:szCs w:val="18"/>
@@ -2323,7 +2544,7 @@
                     <pic:cNvPicPr/>
                   </pic:nvPicPr>
                   <pic:blipFill>
-                    <a:blip r:embed="rId7"/>
+                    <a:blip r:embed="rId8"/>
                     <a:stretch>
                       <a:fillRect/>
                     </a:stretch>
@@ -2356,7 +2577,6 @@
           <w:szCs w:val="18"/>
         </w:rPr>
       </w:pPr>
-      <w:proofErr w:type="spellStart"/>
       <w:r>
         <w:rPr>
           <w:rFonts w:ascii="Cascadia Mono" w:hAnsi="Cascadia Mono" w:cs="Cascadia Mono"/>
@@ -2366,7 +2586,6 @@
         </w:rPr>
         <w:t>select</w:t>
       </w:r>
-      <w:proofErr w:type="spellEnd"/>
       <w:r>
         <w:rPr>
           <w:rFonts w:ascii="Cascadia Mono" w:hAnsi="Cascadia Mono" w:cs="Cascadia Mono"/>
@@ -2397,7 +2616,6 @@
           <w:szCs w:val="18"/>
         </w:rPr>
       </w:pPr>
-      <w:proofErr w:type="spellStart"/>
       <w:r>
         <w:rPr>
           <w:rFonts w:ascii="Cascadia Mono" w:hAnsi="Cascadia Mono" w:cs="Cascadia Mono"/>
@@ -2407,35 +2625,14 @@
         </w:rPr>
         <w:t>from</w:t>
       </w:r>
-      <w:proofErr w:type="spellEnd"/>
-      <w:r>
-        <w:rPr>
-          <w:rFonts w:ascii="Cascadia Mono" w:hAnsi="Cascadia Mono" w:cs="Cascadia Mono"/>
-          <w:color w:val="000000"/>
-          <w:sz w:val="18"/>
-          <w:szCs w:val="18"/>
-        </w:rPr>
-        <w:t xml:space="preserve"> </w:t>
-      </w:r>
-      <w:proofErr w:type="spellStart"/>
-      <w:r>
-        <w:rPr>
-          <w:rFonts w:ascii="Cascadia Mono" w:hAnsi="Cascadia Mono" w:cs="Cascadia Mono"/>
-          <w:color w:val="000000"/>
-          <w:sz w:val="18"/>
-          <w:szCs w:val="18"/>
-        </w:rPr>
-        <w:t>MEGA_</w:t>
-      </w:r>
-      <w:proofErr w:type="gramStart"/>
-      <w:r>
-        <w:rPr>
-          <w:rFonts w:ascii="Cascadia Mono" w:hAnsi="Cascadia Mono" w:cs="Cascadia Mono"/>
-          <w:color w:val="000000"/>
-          <w:sz w:val="18"/>
-          <w:szCs w:val="18"/>
-        </w:rPr>
-        <w:t>DB</w:t>
+      <w:r>
+        <w:rPr>
+          <w:rFonts w:ascii="Cascadia Mono" w:hAnsi="Cascadia Mono" w:cs="Cascadia Mono"/>
+          <w:color w:val="000000"/>
+          <w:sz w:val="18"/>
+          <w:szCs w:val="18"/>
+        </w:rPr>
+        <w:t xml:space="preserve"> MEGA_DB</w:t>
       </w:r>
       <w:r>
         <w:rPr>
@@ -2453,27 +2650,7 @@
           <w:sz w:val="18"/>
           <w:szCs w:val="18"/>
         </w:rPr>
-        <w:t>Reparacion</w:t>
-      </w:r>
-      <w:proofErr w:type="gramEnd"/>
-      <w:r>
-        <w:rPr>
-          <w:rFonts w:ascii="Cascadia Mono" w:hAnsi="Cascadia Mono" w:cs="Cascadia Mono"/>
-          <w:color w:val="000000"/>
-          <w:sz w:val="18"/>
-          <w:szCs w:val="18"/>
-        </w:rPr>
-        <w:t>_Repuesto</w:t>
-      </w:r>
-      <w:proofErr w:type="spellEnd"/>
-      <w:r>
-        <w:rPr>
-          <w:rFonts w:ascii="Cascadia Mono" w:hAnsi="Cascadia Mono" w:cs="Cascadia Mono"/>
-          <w:color w:val="000000"/>
-          <w:sz w:val="18"/>
-          <w:szCs w:val="18"/>
-        </w:rPr>
-        <w:t xml:space="preserve"> rr1 </w:t>
+        <w:t xml:space="preserve">Reparacion_Repuesto rr1 </w:t>
       </w:r>
     </w:p>
     <w:p>
@@ -2487,7 +2664,6 @@
           <w:szCs w:val="18"/>
         </w:rPr>
       </w:pPr>
-      <w:proofErr w:type="spellStart"/>
       <w:r>
         <w:rPr>
           <w:rFonts w:ascii="Cascadia Mono" w:hAnsi="Cascadia Mono" w:cs="Cascadia Mono"/>
@@ -2497,35 +2673,14 @@
         </w:rPr>
         <w:t>join</w:t>
       </w:r>
-      <w:proofErr w:type="spellEnd"/>
-      <w:r>
-        <w:rPr>
-          <w:rFonts w:ascii="Cascadia Mono" w:hAnsi="Cascadia Mono" w:cs="Cascadia Mono"/>
-          <w:color w:val="000000"/>
-          <w:sz w:val="18"/>
-          <w:szCs w:val="18"/>
-        </w:rPr>
-        <w:t xml:space="preserve"> </w:t>
-      </w:r>
-      <w:proofErr w:type="spellStart"/>
-      <w:r>
-        <w:rPr>
-          <w:rFonts w:ascii="Cascadia Mono" w:hAnsi="Cascadia Mono" w:cs="Cascadia Mono"/>
-          <w:color w:val="000000"/>
-          <w:sz w:val="18"/>
-          <w:szCs w:val="18"/>
-        </w:rPr>
-        <w:t>MEGA_</w:t>
-      </w:r>
-      <w:proofErr w:type="gramStart"/>
-      <w:r>
-        <w:rPr>
-          <w:rFonts w:ascii="Cascadia Mono" w:hAnsi="Cascadia Mono" w:cs="Cascadia Mono"/>
-          <w:color w:val="000000"/>
-          <w:sz w:val="18"/>
-          <w:szCs w:val="18"/>
-        </w:rPr>
-        <w:t>DB</w:t>
+      <w:r>
+        <w:rPr>
+          <w:rFonts w:ascii="Cascadia Mono" w:hAnsi="Cascadia Mono" w:cs="Cascadia Mono"/>
+          <w:color w:val="000000"/>
+          <w:sz w:val="18"/>
+          <w:szCs w:val="18"/>
+        </w:rPr>
+        <w:t xml:space="preserve"> MEGA_DB</w:t>
       </w:r>
       <w:r>
         <w:rPr>
@@ -2543,27 +2698,7 @@
           <w:sz w:val="18"/>
           <w:szCs w:val="18"/>
         </w:rPr>
-        <w:t>Reparacion</w:t>
-      </w:r>
-      <w:proofErr w:type="gramEnd"/>
-      <w:r>
-        <w:rPr>
-          <w:rFonts w:ascii="Cascadia Mono" w:hAnsi="Cascadia Mono" w:cs="Cascadia Mono"/>
-          <w:color w:val="000000"/>
-          <w:sz w:val="18"/>
-          <w:szCs w:val="18"/>
-        </w:rPr>
-        <w:t>_Repuesto</w:t>
-      </w:r>
-      <w:proofErr w:type="spellEnd"/>
-      <w:r>
-        <w:rPr>
-          <w:rFonts w:ascii="Cascadia Mono" w:hAnsi="Cascadia Mono" w:cs="Cascadia Mono"/>
-          <w:color w:val="000000"/>
-          <w:sz w:val="18"/>
-          <w:szCs w:val="18"/>
-        </w:rPr>
-        <w:t xml:space="preserve"> rr2 </w:t>
+        <w:t xml:space="preserve">Reparacion_Repuesto rr2 </w:t>
       </w:r>
     </w:p>
     <w:p>
@@ -2587,7 +2722,6 @@
         <w:tab/>
         <w:t xml:space="preserve"> </w:t>
       </w:r>
-      <w:proofErr w:type="spellStart"/>
       <w:r>
         <w:rPr>
           <w:rFonts w:ascii="Cascadia Mono" w:hAnsi="Cascadia Mono" w:cs="Cascadia Mono"/>
@@ -2597,7 +2731,6 @@
         </w:rPr>
         <w:t>on</w:t>
       </w:r>
-      <w:proofErr w:type="spellEnd"/>
       <w:r>
         <w:rPr>
           <w:rFonts w:ascii="Cascadia Mono" w:hAnsi="Cascadia Mono" w:cs="Cascadia Mono"/>
@@ -2809,36 +2942,16 @@
           <w:sz w:val="18"/>
           <w:szCs w:val="18"/>
         </w:rPr>
-        <w:t>reparacion_repuesto_</w:t>
-      </w:r>
-      <w:proofErr w:type="gramStart"/>
-      <w:r>
-        <w:rPr>
-          <w:rFonts w:ascii="Cascadia Mono" w:hAnsi="Cascadia Mono" w:cs="Cascadia Mono"/>
-          <w:color w:val="000000"/>
-          <w:sz w:val="18"/>
-          <w:szCs w:val="18"/>
-        </w:rPr>
-        <w:t xml:space="preserve">id </w:t>
-      </w:r>
-      <w:r>
-        <w:rPr>
-          <w:rFonts w:ascii="Cascadia Mono" w:hAnsi="Cascadia Mono" w:cs="Cascadia Mono"/>
-          <w:color w:val="808080"/>
-          <w:sz w:val="18"/>
-          <w:szCs w:val="18"/>
-        </w:rPr>
-        <w:t>!</w:t>
-      </w:r>
-      <w:proofErr w:type="gramEnd"/>
-      <w:r>
-        <w:rPr>
-          <w:rFonts w:ascii="Cascadia Mono" w:hAnsi="Cascadia Mono" w:cs="Cascadia Mono"/>
-          <w:color w:val="808080"/>
-          <w:sz w:val="18"/>
-          <w:szCs w:val="18"/>
-        </w:rPr>
-        <w:t>=</w:t>
+        <w:t xml:space="preserve">reparacion_repuesto_id </w:t>
+      </w:r>
+      <w:r>
+        <w:rPr>
+          <w:rFonts w:ascii="Cascadia Mono" w:hAnsi="Cascadia Mono" w:cs="Cascadia Mono"/>
+          <w:color w:val="808080"/>
+          <w:sz w:val="18"/>
+          <w:szCs w:val="18"/>
+        </w:rPr>
+        <w:t>!=</w:t>
       </w:r>
       <w:r>
         <w:rPr>
@@ -2883,6 +2996,7 @@
       <w:r>
         <w:rPr>
           <w:rFonts w:ascii="Cascadia Mono" w:hAnsi="Cascadia Mono" w:cs="Cascadia Mono"/>
+          <w:noProof/>
           <w:color w:val="000000"/>
           <w:sz w:val="18"/>
           <w:szCs w:val="18"/>
@@ -2903,7 +3017,7 @@
                     <pic:cNvPicPr/>
                   </pic:nvPicPr>
                   <pic:blipFill>
-                    <a:blip r:embed="rId8"/>
+                    <a:blip r:embed="rId9"/>
                     <a:stretch>
                       <a:fillRect/>
                     </a:stretch>
@@ -2964,16 +3078,7 @@
         </w:numPr>
       </w:pPr>
       <w:r>
-        <w:t xml:space="preserve">Los </w:t>
-      </w:r>
-      <w:r>
-        <w:t>total</w:t>
-      </w:r>
-      <w:r>
-        <w:t>es</w:t>
-      </w:r>
-      <w:r>
-        <w:t xml:space="preserve"> de la</w:t>
+        <w:t>Los totales de la</w:t>
       </w:r>
       <w:r>
         <w:t>s</w:t>
@@ -3021,7 +3126,7 @@
           <w:szCs w:val="32"/>
         </w:rPr>
       </w:pPr>
-      <w:bookmarkStart w:id="7" w:name="_Subtotales_de_venta"/>
+      <w:bookmarkStart w:id="8" w:name="_Subtotales_de_venta"/>
       <w:r>
         <w:br w:type="page"/>
       </w:r>
@@ -3032,12 +3137,9 @@
       </w:pPr>
       <w:r>
         <w:lastRenderedPageBreak/>
-        <w:t>Error en s</w:t>
-      </w:r>
-      <w:r>
-        <w:t>ubtotales de venta</w:t>
-      </w:r>
-      <w:bookmarkEnd w:id="7"/>
+        <w:t>Error en subtotales de venta</w:t>
+      </w:r>
+      <w:bookmarkEnd w:id="8"/>
     </w:p>
     <w:p>
       <w:pPr>
@@ -3075,7 +3177,6 @@
           <w:szCs w:val="18"/>
         </w:rPr>
       </w:pPr>
-      <w:proofErr w:type="spellStart"/>
       <w:r>
         <w:rPr>
           <w:rFonts w:ascii="Cascadia Mono" w:hAnsi="Cascadia Mono" w:cs="Cascadia Mono"/>
@@ -3085,7 +3186,6 @@
         </w:rPr>
         <w:t>select</w:t>
       </w:r>
-      <w:proofErr w:type="spellEnd"/>
       <w:r>
         <w:rPr>
           <w:rFonts w:ascii="Cascadia Mono" w:hAnsi="Cascadia Mono" w:cs="Cascadia Mono"/>
@@ -3111,27 +3211,7 @@
           <w:sz w:val="18"/>
           <w:szCs w:val="18"/>
         </w:rPr>
-        <w:t xml:space="preserve"> </w:t>
-      </w:r>
-      <w:proofErr w:type="spellStart"/>
-      <w:r>
-        <w:rPr>
-          <w:rFonts w:ascii="Cascadia Mono" w:hAnsi="Cascadia Mono" w:cs="Cascadia Mono"/>
-          <w:color w:val="000000"/>
-          <w:sz w:val="18"/>
-          <w:szCs w:val="18"/>
-        </w:rPr>
-        <w:t>precio_unitario</w:t>
-      </w:r>
-      <w:proofErr w:type="spellEnd"/>
-      <w:r>
-        <w:rPr>
-          <w:rFonts w:ascii="Cascadia Mono" w:hAnsi="Cascadia Mono" w:cs="Cascadia Mono"/>
-          <w:color w:val="000000"/>
-          <w:sz w:val="18"/>
-          <w:szCs w:val="18"/>
-        </w:rPr>
-        <w:t xml:space="preserve"> </w:t>
+        <w:t xml:space="preserve"> precio_unitario </w:t>
       </w:r>
       <w:r>
         <w:rPr>
@@ -3167,17 +3247,7 @@
           <w:sz w:val="18"/>
           <w:szCs w:val="18"/>
         </w:rPr>
-        <w:t xml:space="preserve"> </w:t>
-      </w:r>
-      <w:proofErr w:type="spellStart"/>
-      <w:r>
-        <w:rPr>
-          <w:rFonts w:ascii="Cascadia Mono" w:hAnsi="Cascadia Mono" w:cs="Cascadia Mono"/>
-          <w:color w:val="000000"/>
-          <w:sz w:val="18"/>
-          <w:szCs w:val="18"/>
-        </w:rPr>
-        <w:t>subtotal</w:t>
+        <w:t xml:space="preserve"> subtotal</w:t>
       </w:r>
       <w:r>
         <w:rPr>
@@ -3188,7 +3258,6 @@
         </w:rPr>
         <w:t>Real</w:t>
       </w:r>
-      <w:proofErr w:type="spellEnd"/>
     </w:p>
     <w:p>
       <w:pPr>
@@ -3201,7 +3270,6 @@
           <w:szCs w:val="18"/>
         </w:rPr>
       </w:pPr>
-      <w:proofErr w:type="spellStart"/>
       <w:r>
         <w:rPr>
           <w:rFonts w:ascii="Cascadia Mono" w:hAnsi="Cascadia Mono" w:cs="Cascadia Mono"/>
@@ -3211,35 +3279,14 @@
         </w:rPr>
         <w:t>from</w:t>
       </w:r>
-      <w:proofErr w:type="spellEnd"/>
-      <w:r>
-        <w:rPr>
-          <w:rFonts w:ascii="Cascadia Mono" w:hAnsi="Cascadia Mono" w:cs="Cascadia Mono"/>
-          <w:color w:val="000000"/>
-          <w:sz w:val="18"/>
-          <w:szCs w:val="18"/>
-        </w:rPr>
-        <w:t xml:space="preserve"> </w:t>
-      </w:r>
-      <w:proofErr w:type="spellStart"/>
-      <w:r>
-        <w:rPr>
-          <w:rFonts w:ascii="Cascadia Mono" w:hAnsi="Cascadia Mono" w:cs="Cascadia Mono"/>
-          <w:color w:val="000000"/>
-          <w:sz w:val="18"/>
-          <w:szCs w:val="18"/>
-        </w:rPr>
-        <w:t>MEGA_</w:t>
-      </w:r>
-      <w:proofErr w:type="gramStart"/>
-      <w:r>
-        <w:rPr>
-          <w:rFonts w:ascii="Cascadia Mono" w:hAnsi="Cascadia Mono" w:cs="Cascadia Mono"/>
-          <w:color w:val="000000"/>
-          <w:sz w:val="18"/>
-          <w:szCs w:val="18"/>
-        </w:rPr>
-        <w:t>DB</w:t>
+      <w:r>
+        <w:rPr>
+          <w:rFonts w:ascii="Cascadia Mono" w:hAnsi="Cascadia Mono" w:cs="Cascadia Mono"/>
+          <w:color w:val="000000"/>
+          <w:sz w:val="18"/>
+          <w:szCs w:val="18"/>
+        </w:rPr>
+        <w:t xml:space="preserve"> MEGA_DB</w:t>
       </w:r>
       <w:r>
         <w:rPr>
@@ -3257,27 +3304,7 @@
           <w:sz w:val="18"/>
           <w:szCs w:val="18"/>
         </w:rPr>
-        <w:t>Venta</w:t>
-      </w:r>
-      <w:proofErr w:type="gramEnd"/>
-      <w:r>
-        <w:rPr>
-          <w:rFonts w:ascii="Cascadia Mono" w:hAnsi="Cascadia Mono" w:cs="Cascadia Mono"/>
-          <w:color w:val="000000"/>
-          <w:sz w:val="18"/>
-          <w:szCs w:val="18"/>
-        </w:rPr>
-        <w:t>_Detalle</w:t>
-      </w:r>
-      <w:proofErr w:type="spellEnd"/>
-      <w:r>
-        <w:rPr>
-          <w:rFonts w:ascii="Cascadia Mono" w:hAnsi="Cascadia Mono" w:cs="Cascadia Mono"/>
-          <w:color w:val="000000"/>
-          <w:sz w:val="18"/>
-          <w:szCs w:val="18"/>
-        </w:rPr>
-        <w:t xml:space="preserve"> </w:t>
+        <w:t xml:space="preserve">Venta_Detalle </w:t>
       </w:r>
     </w:p>
     <w:p>
@@ -3291,7 +3318,6 @@
           <w:szCs w:val="18"/>
         </w:rPr>
       </w:pPr>
-      <w:proofErr w:type="spellStart"/>
       <w:r>
         <w:rPr>
           <w:rFonts w:ascii="Cascadia Mono" w:hAnsi="Cascadia Mono" w:cs="Cascadia Mono"/>
@@ -3301,73 +3327,32 @@
         </w:rPr>
         <w:t>where</w:t>
       </w:r>
-      <w:proofErr w:type="spellEnd"/>
-      <w:r>
-        <w:rPr>
-          <w:rFonts w:ascii="Cascadia Mono" w:hAnsi="Cascadia Mono" w:cs="Cascadia Mono"/>
-          <w:color w:val="000000"/>
-          <w:sz w:val="18"/>
-          <w:szCs w:val="18"/>
-        </w:rPr>
-        <w:t xml:space="preserve"> </w:t>
-      </w:r>
-      <w:proofErr w:type="gramStart"/>
-      <w:r>
-        <w:rPr>
-          <w:rFonts w:ascii="Cascadia Mono" w:hAnsi="Cascadia Mono" w:cs="Cascadia Mono"/>
-          <w:color w:val="000000"/>
-          <w:sz w:val="18"/>
-          <w:szCs w:val="18"/>
-        </w:rPr>
-        <w:t xml:space="preserve">subtotal </w:t>
-      </w:r>
-      <w:r>
-        <w:rPr>
-          <w:rFonts w:ascii="Cascadia Mono" w:hAnsi="Cascadia Mono" w:cs="Cascadia Mono"/>
-          <w:color w:val="808080"/>
-          <w:sz w:val="18"/>
-          <w:szCs w:val="18"/>
-        </w:rPr>
-        <w:t>!</w:t>
-      </w:r>
-      <w:proofErr w:type="gramEnd"/>
-      <w:r>
-        <w:rPr>
-          <w:rFonts w:ascii="Cascadia Mono" w:hAnsi="Cascadia Mono" w:cs="Cascadia Mono"/>
-          <w:color w:val="808080"/>
-          <w:sz w:val="18"/>
-          <w:szCs w:val="18"/>
-        </w:rPr>
-        <w:t>=</w:t>
-      </w:r>
-      <w:r>
-        <w:rPr>
-          <w:rFonts w:ascii="Cascadia Mono" w:hAnsi="Cascadia Mono" w:cs="Cascadia Mono"/>
-          <w:color w:val="000000"/>
-          <w:sz w:val="18"/>
-          <w:szCs w:val="18"/>
-        </w:rPr>
-        <w:t xml:space="preserve"> </w:t>
-      </w:r>
-      <w:proofErr w:type="spellStart"/>
-      <w:r>
-        <w:rPr>
-          <w:rFonts w:ascii="Cascadia Mono" w:hAnsi="Cascadia Mono" w:cs="Cascadia Mono"/>
-          <w:color w:val="000000"/>
-          <w:sz w:val="18"/>
-          <w:szCs w:val="18"/>
-        </w:rPr>
-        <w:t>precio_unitario</w:t>
-      </w:r>
-      <w:proofErr w:type="spellEnd"/>
-      <w:r>
-        <w:rPr>
-          <w:rFonts w:ascii="Cascadia Mono" w:hAnsi="Cascadia Mono" w:cs="Cascadia Mono"/>
-          <w:color w:val="000000"/>
-          <w:sz w:val="18"/>
-          <w:szCs w:val="18"/>
-        </w:rPr>
-        <w:t xml:space="preserve"> </w:t>
+      <w:r>
+        <w:rPr>
+          <w:rFonts w:ascii="Cascadia Mono" w:hAnsi="Cascadia Mono" w:cs="Cascadia Mono"/>
+          <w:color w:val="000000"/>
+          <w:sz w:val="18"/>
+          <w:szCs w:val="18"/>
+        </w:rPr>
+        <w:t xml:space="preserve"> subtotal </w:t>
+      </w:r>
+      <w:r>
+        <w:rPr>
+          <w:rFonts w:ascii="Cascadia Mono" w:hAnsi="Cascadia Mono" w:cs="Cascadia Mono"/>
+          <w:color w:val="808080"/>
+          <w:sz w:val="18"/>
+          <w:szCs w:val="18"/>
+        </w:rPr>
+        <w:t>!=</w:t>
+      </w:r>
+      <w:r>
+        <w:rPr>
+          <w:rFonts w:ascii="Cascadia Mono" w:hAnsi="Cascadia Mono" w:cs="Cascadia Mono"/>
+          <w:color w:val="000000"/>
+          <w:sz w:val="18"/>
+          <w:szCs w:val="18"/>
+        </w:rPr>
+        <w:t xml:space="preserve"> precio_unitario </w:t>
       </w:r>
       <w:r>
         <w:rPr>
@@ -3414,6 +3399,7 @@
       <w:r>
         <w:rPr>
           <w:rFonts w:ascii="Cascadia Mono" w:hAnsi="Cascadia Mono" w:cs="Cascadia Mono"/>
+          <w:noProof/>
           <w:color w:val="000000"/>
           <w:sz w:val="18"/>
           <w:szCs w:val="18"/>
@@ -3434,7 +3420,7 @@
                     <pic:cNvPicPr/>
                   </pic:nvPicPr>
                   <pic:blipFill rotWithShape="1">
-                    <a:blip r:embed="rId9"/>
+                    <a:blip r:embed="rId10"/>
                     <a:srcRect r="8729"/>
                     <a:stretch>
                       <a:fillRect/>
@@ -3494,11 +3480,11 @@
       <w:pPr>
         <w:pStyle w:val="Ttulo2"/>
       </w:pPr>
-      <w:bookmarkStart w:id="8" w:name="_Totales_de_compra"/>
+      <w:bookmarkStart w:id="9" w:name="_Totales_de_compra"/>
       <w:r>
         <w:t>Totales de compra</w:t>
       </w:r>
-      <w:bookmarkEnd w:id="8"/>
+      <w:bookmarkEnd w:id="9"/>
     </w:p>
     <w:p>
       <w:pPr>
@@ -3519,20 +3505,15 @@
         <w:t xml:space="preserve"> </w:t>
       </w:r>
       <w:r>
-        <w:t xml:space="preserve">todas las compras tienen un total distinto de la suma de cantidad * </w:t>
-      </w:r>
-      <w:proofErr w:type="spellStart"/>
-      <w:r>
-        <w:t>precio_unitario</w:t>
-      </w:r>
-      <w:proofErr w:type="spellEnd"/>
-      <w:r>
-        <w:t xml:space="preserve"> de sus detalles</w:t>
+        <w:t>todas las compras tienen un total distinto de la suma de cantidad * precio_unitario de sus detalles</w:t>
       </w:r>
       <w:r>
         <w:t xml:space="preserve">. </w:t>
       </w:r>
       <w:r>
+        <w:rPr>
+          <w:noProof/>
+        </w:rPr>
         <w:drawing>
           <wp:inline distT="0" distB="0" distL="0" distR="0" wp14:anchorId="61770212" wp14:editId="7547E5B8">
             <wp:extent cx="5029200" cy="2562518"/>
@@ -3549,7 +3530,7 @@
                     <pic:cNvPicPr/>
                   </pic:nvPicPr>
                   <pic:blipFill>
-                    <a:blip r:embed="rId10"/>
+                    <a:blip r:embed="rId11"/>
                     <a:stretch>
                       <a:fillRect/>
                     </a:stretch>
@@ -3619,7 +3600,7 @@
           <w:szCs w:val="32"/>
         </w:rPr>
       </w:pPr>
-      <w:bookmarkStart w:id="9" w:name="_DNIs_repetidos"/>
+      <w:bookmarkStart w:id="10" w:name="_DNIs_repetidos"/>
       <w:r>
         <w:br w:type="page"/>
       </w:r>
@@ -3628,16 +3609,11 @@
       <w:pPr>
         <w:pStyle w:val="Ttulo2"/>
       </w:pPr>
-      <w:proofErr w:type="spellStart"/>
       <w:r>
         <w:lastRenderedPageBreak/>
-        <w:t>DNIs</w:t>
-      </w:r>
-      <w:proofErr w:type="spellEnd"/>
-      <w:r>
-        <w:t xml:space="preserve"> repetidos entre personas distintas</w:t>
-      </w:r>
-      <w:bookmarkEnd w:id="9"/>
+        <w:t>DNIs repetidos entre personas distintas</w:t>
+      </w:r>
+      <w:bookmarkEnd w:id="10"/>
     </w:p>
     <w:p>
       <w:pPr>
@@ -3655,15 +3631,7 @@
         <w:t>Qué se encontró:</w:t>
       </w:r>
       <w:r>
-        <w:t xml:space="preserve"> hay 126 </w:t>
-      </w:r>
-      <w:proofErr w:type="spellStart"/>
-      <w:r>
-        <w:t>DNIs</w:t>
-      </w:r>
-      <w:proofErr w:type="spellEnd"/>
-      <w:r>
-        <w:t xml:space="preserve"> compartidos por personas con distinto nombre</w:t>
+        <w:t xml:space="preserve"> hay 126 DNIs compartidos por personas con distinto nombre</w:t>
       </w:r>
       <w:r>
         <w:t xml:space="preserve"> o</w:t>
@@ -3680,6 +3648,9 @@
         <w:pStyle w:val="Prrafodelista"/>
       </w:pPr>
       <w:r>
+        <w:rPr>
+          <w:noProof/>
+        </w:rPr>
         <w:drawing>
           <wp:inline distT="0" distB="0" distL="0" distR="0" wp14:anchorId="0FF47B60" wp14:editId="3A39FA2F">
             <wp:extent cx="4635795" cy="2653886"/>
@@ -3696,7 +3667,7 @@
                     <pic:cNvPicPr/>
                   </pic:nvPicPr>
                   <pic:blipFill>
-                    <a:blip r:embed="rId11"/>
+                    <a:blip r:embed="rId12"/>
                     <a:stretch>
                       <a:fillRect/>
                     </a:stretch>
@@ -3754,7 +3725,6 @@
       <w:r>
         <w:t xml:space="preserve">eso está la PK de </w:t>
       </w:r>
-      <w:proofErr w:type="spellStart"/>
       <w:r>
         <w:rPr>
           <w:b/>
@@ -3765,49 +3735,25 @@
       <w:r>
         <w:t>_id</w:t>
       </w:r>
-      <w:proofErr w:type="spellEnd"/>
       <w:r>
         <w:t xml:space="preserve">. </w:t>
       </w:r>
       <w:r>
         <w:t xml:space="preserve">Agregamos un Unique </w:t>
       </w:r>
-      <w:proofErr w:type="spellStart"/>
       <w:r>
         <w:t>C</w:t>
       </w:r>
       <w:r>
-        <w:t>onstraint</w:t>
-      </w:r>
-      <w:proofErr w:type="spellEnd"/>
-      <w:r>
-        <w:t xml:space="preserve"> conformado por </w:t>
-      </w:r>
-      <w:proofErr w:type="spellStart"/>
+        <w:t xml:space="preserve">onstraint conformado por </w:t>
+      </w:r>
       <w:r>
         <w:rPr>
           <w:b/>
           <w:bCs/>
         </w:rPr>
-        <w:t>dni</w:t>
-      </w:r>
-      <w:proofErr w:type="spellEnd"/>
-      <w:r>
-        <w:rPr>
-          <w:b/>
-          <w:bCs/>
-        </w:rPr>
-        <w:t xml:space="preserve"> + nombre + apellido + </w:t>
-      </w:r>
-      <w:proofErr w:type="spellStart"/>
-      <w:r>
-        <w:rPr>
-          <w:b/>
-          <w:bCs/>
-        </w:rPr>
-        <w:t>fecha_nacimiento</w:t>
-      </w:r>
-      <w:proofErr w:type="spellEnd"/>
+        <w:t>dni + nombre + apellido + fecha_nacimiento</w:t>
+      </w:r>
       <w:r>
         <w:t xml:space="preserve">, así nunca se mezclan dos personas distintas. </w:t>
       </w:r>
@@ -3816,13 +3762,13 @@
       <w:pPr>
         <w:pStyle w:val="Ttulo2"/>
       </w:pPr>
-      <w:bookmarkStart w:id="10" w:name="_Empleado_-_Local"/>
-      <w:bookmarkStart w:id="11" w:name="_Toc243857482"/>
-      <w:bookmarkEnd w:id="10"/>
+      <w:bookmarkStart w:id="11" w:name="_Empleado_-_Local"/>
+      <w:bookmarkStart w:id="12" w:name="_Toc243857482"/>
+      <w:bookmarkEnd w:id="11"/>
       <w:r>
         <w:t>Empleado – Local</w:t>
       </w:r>
-      <w:bookmarkEnd w:id="11"/>
+      <w:bookmarkEnd w:id="12"/>
     </w:p>
     <w:p>
       <w:pPr>
@@ -3884,7 +3830,6 @@
         <w:spacing w:after="0" w:line="240" w:lineRule="auto"/>
         <w:ind w:left="708"/>
       </w:pPr>
-      <w:proofErr w:type="spellStart"/>
       <w:r>
         <w:rPr>
           <w:rFonts w:ascii="Cascadia Mono" w:eastAsia="Times New Roman" w:hAnsi="Cascadia Mono" w:cs="Cascadia Mono"/>
@@ -3897,7 +3842,6 @@
         </w:rPr>
         <w:t>select</w:t>
       </w:r>
-      <w:proofErr w:type="spellEnd"/>
       <w:r>
         <w:rPr>
           <w:rFonts w:ascii="Cascadia Mono" w:eastAsia="Times New Roman" w:hAnsi="Cascadia Mono" w:cs="Cascadia Mono"/>
@@ -3910,7 +3854,6 @@
         </w:rPr>
         <w:t xml:space="preserve"> </w:t>
       </w:r>
-      <w:proofErr w:type="spellStart"/>
       <w:r>
         <w:rPr>
           <w:rFonts w:ascii="Cascadia Mono" w:eastAsia="Times New Roman" w:hAnsi="Cascadia Mono" w:cs="Cascadia Mono"/>
@@ -3923,7 +3866,6 @@
         </w:rPr>
         <w:t>distinct</w:t>
       </w:r>
-      <w:proofErr w:type="spellEnd"/>
       <w:r>
         <w:rPr>
           <w:rFonts w:ascii="Cascadia Mono" w:eastAsia="Times New Roman" w:hAnsi="Cascadia Mono" w:cs="Cascadia Mono"/>
@@ -3934,47 +3876,44 @@
           <w:lang w:eastAsia="es-AR"/>
           <w14:ligatures w14:val="none"/>
         </w:rPr>
-        <w:t xml:space="preserve"> </w:t>
-      </w:r>
-      <w:proofErr w:type="spellStart"/>
+        <w:t xml:space="preserve"> Empleado_Dni_Empleado</w:t>
+      </w:r>
       <w:r>
         <w:rPr>
           <w:rFonts w:ascii="Cascadia Mono" w:eastAsia="Times New Roman" w:hAnsi="Cascadia Mono" w:cs="Cascadia Mono"/>
-          <w:color w:val="000000"/>
+          <w:color w:val="808080"/>
           <w:kern w:val="0"/>
           <w:sz w:val="18"/>
           <w:szCs w:val="18"/>
           <w:lang w:eastAsia="es-AR"/>
           <w14:ligatures w14:val="none"/>
         </w:rPr>
-        <w:t>Empleado_Dni_Empleado</w:t>
-      </w:r>
-      <w:proofErr w:type="spellEnd"/>
+        <w:t>,</w:t>
+      </w:r>
       <w:r>
         <w:rPr>
           <w:rFonts w:ascii="Cascadia Mono" w:eastAsia="Times New Roman" w:hAnsi="Cascadia Mono" w:cs="Cascadia Mono"/>
-          <w:color w:val="808080"/>
+          <w:color w:val="000000"/>
           <w:kern w:val="0"/>
           <w:sz w:val="18"/>
           <w:szCs w:val="18"/>
           <w:lang w:eastAsia="es-AR"/>
           <w14:ligatures w14:val="none"/>
         </w:rPr>
-        <w:t>,</w:t>
+        <w:t xml:space="preserve"> Empleado_Nombre_Empleado</w:t>
       </w:r>
       <w:r>
         <w:rPr>
           <w:rFonts w:ascii="Cascadia Mono" w:eastAsia="Times New Roman" w:hAnsi="Cascadia Mono" w:cs="Cascadia Mono"/>
-          <w:color w:val="000000"/>
+          <w:color w:val="808080"/>
           <w:kern w:val="0"/>
           <w:sz w:val="18"/>
           <w:szCs w:val="18"/>
           <w:lang w:eastAsia="es-AR"/>
           <w14:ligatures w14:val="none"/>
         </w:rPr>
-        <w:t xml:space="preserve"> </w:t>
-      </w:r>
-      <w:proofErr w:type="spellStart"/>
+        <w:t>,</w:t>
+      </w:r>
       <w:r>
         <w:rPr>
           <w:rFonts w:ascii="Cascadia Mono" w:eastAsia="Times New Roman" w:hAnsi="Cascadia Mono" w:cs="Cascadia Mono"/>
@@ -3985,9 +3924,8 @@
           <w:lang w:eastAsia="es-AR"/>
           <w14:ligatures w14:val="none"/>
         </w:rPr>
-        <w:t>Empleado_Nombre_Empleado</w:t>
-      </w:r>
-      <w:proofErr w:type="spellEnd"/>
+        <w:t xml:space="preserve"> Local_Localidad</w:t>
+      </w:r>
       <w:r>
         <w:rPr>
           <w:rFonts w:ascii="Cascadia Mono" w:eastAsia="Times New Roman" w:hAnsi="Cascadia Mono" w:cs="Cascadia Mono"/>
@@ -4010,60 +3948,8 @@
           <w:lang w:eastAsia="es-AR"/>
           <w14:ligatures w14:val="none"/>
         </w:rPr>
-        <w:t xml:space="preserve"> </w:t>
-      </w:r>
-      <w:proofErr w:type="spellStart"/>
-      <w:r>
-        <w:rPr>
-          <w:rFonts w:ascii="Cascadia Mono" w:eastAsia="Times New Roman" w:hAnsi="Cascadia Mono" w:cs="Cascadia Mono"/>
-          <w:color w:val="000000"/>
-          <w:kern w:val="0"/>
-          <w:sz w:val="18"/>
-          <w:szCs w:val="18"/>
-          <w:lang w:eastAsia="es-AR"/>
-          <w14:ligatures w14:val="none"/>
-        </w:rPr>
-        <w:t>Local_Localidad</w:t>
-      </w:r>
-      <w:proofErr w:type="spellEnd"/>
-      <w:r>
-        <w:rPr>
-          <w:rFonts w:ascii="Cascadia Mono" w:eastAsia="Times New Roman" w:hAnsi="Cascadia Mono" w:cs="Cascadia Mono"/>
-          <w:color w:val="808080"/>
-          <w:kern w:val="0"/>
-          <w:sz w:val="18"/>
-          <w:szCs w:val="18"/>
-          <w:lang w:eastAsia="es-AR"/>
-          <w14:ligatures w14:val="none"/>
-        </w:rPr>
-        <w:t>,</w:t>
-      </w:r>
-      <w:r>
-        <w:rPr>
-          <w:rFonts w:ascii="Cascadia Mono" w:eastAsia="Times New Roman" w:hAnsi="Cascadia Mono" w:cs="Cascadia Mono"/>
-          <w:color w:val="000000"/>
-          <w:kern w:val="0"/>
-          <w:sz w:val="18"/>
-          <w:szCs w:val="18"/>
-          <w:lang w:eastAsia="es-AR"/>
-          <w14:ligatures w14:val="none"/>
-        </w:rPr>
-        <w:t xml:space="preserve"> </w:t>
-      </w:r>
-      <w:proofErr w:type="spellStart"/>
-      <w:r>
-        <w:rPr>
-          <w:rFonts w:ascii="Cascadia Mono" w:eastAsia="Times New Roman" w:hAnsi="Cascadia Mono" w:cs="Cascadia Mono"/>
-          <w:color w:val="000000"/>
-          <w:kern w:val="0"/>
-          <w:sz w:val="18"/>
-          <w:szCs w:val="18"/>
-          <w:lang w:eastAsia="es-AR"/>
-          <w14:ligatures w14:val="none"/>
-        </w:rPr>
-        <w:t>Local_Provincia</w:t>
-      </w:r>
-      <w:proofErr w:type="spellEnd"/>
+        <w:t xml:space="preserve"> Local_Provincia</w:t>
+      </w:r>
     </w:p>
     <w:p>
       <w:pPr>
@@ -4119,22 +4005,20 @@
           <w:lang w:val="en-US" w:eastAsia="es-AR"/>
           <w14:ligatures w14:val="none"/>
         </w:rPr>
-        <w:t xml:space="preserve"> </w:t>
-      </w:r>
-      <w:proofErr w:type="spellStart"/>
+        <w:t xml:space="preserve"> gd_esquema</w:t>
+      </w:r>
       <w:r>
         <w:rPr>
           <w:rFonts w:ascii="Cascadia Mono" w:eastAsia="Times New Roman" w:hAnsi="Cascadia Mono" w:cs="Cascadia Mono"/>
-          <w:color w:val="000000"/>
+          <w:color w:val="808080"/>
           <w:kern w:val="0"/>
           <w:sz w:val="18"/>
           <w:szCs w:val="18"/>
           <w:lang w:val="en-US" w:eastAsia="es-AR"/>
           <w14:ligatures w14:val="none"/>
         </w:rPr>
-        <w:t>gd_</w:t>
-      </w:r>
-      <w:proofErr w:type="gramStart"/>
+        <w:t>.</w:t>
+      </w:r>
       <w:r>
         <w:rPr>
           <w:rFonts w:ascii="Cascadia Mono" w:eastAsia="Times New Roman" w:hAnsi="Cascadia Mono" w:cs="Cascadia Mono"/>
@@ -4145,45 +4029,7 @@
           <w:lang w:val="en-US" w:eastAsia="es-AR"/>
           <w14:ligatures w14:val="none"/>
         </w:rPr>
-        <w:t>esquema</w:t>
-      </w:r>
-      <w:r>
-        <w:rPr>
-          <w:rFonts w:ascii="Cascadia Mono" w:eastAsia="Times New Roman" w:hAnsi="Cascadia Mono" w:cs="Cascadia Mono"/>
-          <w:color w:val="808080"/>
-          <w:kern w:val="0"/>
-          <w:sz w:val="18"/>
-          <w:szCs w:val="18"/>
-          <w:lang w:val="en-US" w:eastAsia="es-AR"/>
-          <w14:ligatures w14:val="none"/>
-        </w:rPr>
-        <w:t>.</w:t>
-      </w:r>
-      <w:r>
-        <w:rPr>
-          <w:rFonts w:ascii="Cascadia Mono" w:eastAsia="Times New Roman" w:hAnsi="Cascadia Mono" w:cs="Cascadia Mono"/>
-          <w:color w:val="000000"/>
-          <w:kern w:val="0"/>
-          <w:sz w:val="18"/>
-          <w:szCs w:val="18"/>
-          <w:lang w:val="en-US" w:eastAsia="es-AR"/>
-          <w14:ligatures w14:val="none"/>
-        </w:rPr>
-        <w:t>Maestra</w:t>
-      </w:r>
-      <w:proofErr w:type="spellEnd"/>
-      <w:proofErr w:type="gramEnd"/>
-      <w:r>
-        <w:rPr>
-          <w:rFonts w:ascii="Cascadia Mono" w:eastAsia="Times New Roman" w:hAnsi="Cascadia Mono" w:cs="Cascadia Mono"/>
-          <w:color w:val="000000"/>
-          <w:kern w:val="0"/>
-          <w:sz w:val="18"/>
-          <w:szCs w:val="18"/>
-          <w:lang w:val="en-US" w:eastAsia="es-AR"/>
-          <w14:ligatures w14:val="none"/>
-        </w:rPr>
-        <w:t xml:space="preserve"> </w:t>
+        <w:t xml:space="preserve">Maestra </w:t>
       </w:r>
     </w:p>
     <w:p>
@@ -4240,22 +4086,20 @@
           <w:lang w:val="en-US" w:eastAsia="es-AR"/>
           <w14:ligatures w14:val="none"/>
         </w:rPr>
-        <w:t xml:space="preserve"> </w:t>
-      </w:r>
-      <w:proofErr w:type="spellStart"/>
+        <w:t xml:space="preserve"> Empleado_Dni_Empleado </w:t>
+      </w:r>
       <w:r>
         <w:rPr>
           <w:rFonts w:ascii="Cascadia Mono" w:eastAsia="Times New Roman" w:hAnsi="Cascadia Mono" w:cs="Cascadia Mono"/>
-          <w:color w:val="000000"/>
+          <w:color w:val="808080"/>
           <w:kern w:val="0"/>
           <w:sz w:val="18"/>
           <w:szCs w:val="18"/>
           <w:lang w:val="en-US" w:eastAsia="es-AR"/>
           <w14:ligatures w14:val="none"/>
         </w:rPr>
-        <w:t>Empleado_Dni_Empleado</w:t>
-      </w:r>
-      <w:proofErr w:type="spellEnd"/>
+        <w:t>is</w:t>
+      </w:r>
       <w:r>
         <w:rPr>
           <w:rFonts w:ascii="Cascadia Mono" w:eastAsia="Times New Roman" w:hAnsi="Cascadia Mono" w:cs="Cascadia Mono"/>
@@ -4278,7 +4122,7 @@
           <w:lang w:val="en-US" w:eastAsia="es-AR"/>
           <w14:ligatures w14:val="none"/>
         </w:rPr>
-        <w:t>is</w:t>
+        <w:t>not</w:t>
       </w:r>
       <w:r>
         <w:rPr>
@@ -4302,7 +4146,7 @@
           <w:lang w:val="en-US" w:eastAsia="es-AR"/>
           <w14:ligatures w14:val="none"/>
         </w:rPr>
-        <w:t>not</w:t>
+        <w:t>null</w:t>
       </w:r>
       <w:r>
         <w:rPr>
@@ -4326,7 +4170,7 @@
           <w:lang w:val="en-US" w:eastAsia="es-AR"/>
           <w14:ligatures w14:val="none"/>
         </w:rPr>
-        <w:t>null</w:t>
+        <w:t>and</w:t>
       </w:r>
       <w:r>
         <w:rPr>
@@ -4338,57 +4182,7 @@
           <w:lang w:val="en-US" w:eastAsia="es-AR"/>
           <w14:ligatures w14:val="none"/>
         </w:rPr>
-        <w:t xml:space="preserve"> </w:t>
-      </w:r>
-      <w:r>
-        <w:rPr>
-          <w:rFonts w:ascii="Cascadia Mono" w:eastAsia="Times New Roman" w:hAnsi="Cascadia Mono" w:cs="Cascadia Mono"/>
-          <w:color w:val="808080"/>
-          <w:kern w:val="0"/>
-          <w:sz w:val="18"/>
-          <w:szCs w:val="18"/>
-          <w:lang w:val="en-US" w:eastAsia="es-AR"/>
-          <w14:ligatures w14:val="none"/>
-        </w:rPr>
-        <w:t>and</w:t>
-      </w:r>
-      <w:r>
-        <w:rPr>
-          <w:rFonts w:ascii="Cascadia Mono" w:eastAsia="Times New Roman" w:hAnsi="Cascadia Mono" w:cs="Cascadia Mono"/>
-          <w:color w:val="000000"/>
-          <w:kern w:val="0"/>
-          <w:sz w:val="18"/>
-          <w:szCs w:val="18"/>
-          <w:lang w:val="en-US" w:eastAsia="es-AR"/>
-          <w14:ligatures w14:val="none"/>
-        </w:rPr>
-        <w:t xml:space="preserve"> </w:t>
-      </w:r>
-      <w:proofErr w:type="spellStart"/>
-      <w:r>
-        <w:rPr>
-          <w:rFonts w:ascii="Cascadia Mono" w:eastAsia="Times New Roman" w:hAnsi="Cascadia Mono" w:cs="Cascadia Mono"/>
-          <w:color w:val="000000"/>
-          <w:kern w:val="0"/>
-          <w:sz w:val="18"/>
-          <w:szCs w:val="18"/>
-          <w:lang w:val="en-US" w:eastAsia="es-AR"/>
-          <w14:ligatures w14:val="none"/>
-        </w:rPr>
-        <w:t>Alquiler_Nro_Alquiler</w:t>
-      </w:r>
-      <w:proofErr w:type="spellEnd"/>
-      <w:r>
-        <w:rPr>
-          <w:rFonts w:ascii="Cascadia Mono" w:eastAsia="Times New Roman" w:hAnsi="Cascadia Mono" w:cs="Cascadia Mono"/>
-          <w:color w:val="000000"/>
-          <w:kern w:val="0"/>
-          <w:sz w:val="18"/>
-          <w:szCs w:val="18"/>
-          <w:lang w:val="en-US" w:eastAsia="es-AR"/>
-          <w14:ligatures w14:val="none"/>
-        </w:rPr>
-        <w:t xml:space="preserve"> </w:t>
+        <w:t xml:space="preserve"> Alquiler_Nro_Alquiler </w:t>
       </w:r>
       <w:r>
         <w:rPr>
@@ -4459,7 +4253,6 @@
           <w14:ligatures w14:val="none"/>
         </w:rPr>
       </w:pPr>
-      <w:proofErr w:type="spellStart"/>
       <w:r>
         <w:rPr>
           <w:rFonts w:ascii="Cascadia Mono" w:eastAsia="Times New Roman" w:hAnsi="Cascadia Mono" w:cs="Cascadia Mono"/>
@@ -4472,7 +4265,6 @@
         </w:rPr>
         <w:t>order</w:t>
       </w:r>
-      <w:proofErr w:type="spellEnd"/>
       <w:r>
         <w:rPr>
           <w:rFonts w:ascii="Cascadia Mono" w:eastAsia="Times New Roman" w:hAnsi="Cascadia Mono" w:cs="Cascadia Mono"/>
@@ -4485,7 +4277,6 @@
         </w:rPr>
         <w:t xml:space="preserve"> </w:t>
       </w:r>
-      <w:proofErr w:type="spellStart"/>
       <w:r>
         <w:rPr>
           <w:rFonts w:ascii="Cascadia Mono" w:eastAsia="Times New Roman" w:hAnsi="Cascadia Mono" w:cs="Cascadia Mono"/>
@@ -4498,7 +4289,6 @@
         </w:rPr>
         <w:t>by</w:t>
       </w:r>
-      <w:proofErr w:type="spellEnd"/>
       <w:r>
         <w:rPr>
           <w:rFonts w:ascii="Cascadia Mono" w:eastAsia="Times New Roman" w:hAnsi="Cascadia Mono" w:cs="Cascadia Mono"/>
@@ -4509,22 +4299,8 @@
           <w:lang w:eastAsia="es-AR"/>
           <w14:ligatures w14:val="none"/>
         </w:rPr>
-        <w:t xml:space="preserve"> </w:t>
-      </w:r>
-      <w:proofErr w:type="spellStart"/>
-      <w:r>
-        <w:rPr>
-          <w:rFonts w:ascii="Cascadia Mono" w:eastAsia="Times New Roman" w:hAnsi="Cascadia Mono" w:cs="Cascadia Mono"/>
-          <w:color w:val="000000"/>
-          <w:kern w:val="0"/>
-          <w:sz w:val="18"/>
-          <w:szCs w:val="18"/>
-          <w:lang w:eastAsia="es-AR"/>
-          <w14:ligatures w14:val="none"/>
-        </w:rPr>
-        <w:t>Empleado_Dni_Empleado</w:t>
-      </w:r>
-      <w:proofErr w:type="spellEnd"/>
+        <w:t xml:space="preserve"> Empleado_Dni_Empleado</w:t>
+      </w:r>
     </w:p>
     <w:p>
       <w:pPr>
@@ -4585,7 +4361,7 @@
                     <pic:cNvPicPr/>
                   </pic:nvPicPr>
                   <pic:blipFill>
-                    <a:blip r:embed="rId12"/>
+                    <a:blip r:embed="rId13"/>
                     <a:stretch>
                       <a:fillRect/>
                     </a:stretch>
@@ -4645,7 +4421,6 @@
           <w:szCs w:val="18"/>
         </w:rPr>
       </w:pPr>
-      <w:proofErr w:type="spellStart"/>
       <w:r>
         <w:rPr>
           <w:rFonts w:ascii="Cascadia Mono" w:hAnsi="Cascadia Mono" w:cs="Cascadia Mono"/>
@@ -4655,7 +4430,6 @@
         </w:rPr>
         <w:t>select</w:t>
       </w:r>
-      <w:proofErr w:type="spellEnd"/>
       <w:r>
         <w:rPr>
           <w:rFonts w:ascii="Cascadia Mono" w:hAnsi="Cascadia Mono" w:cs="Cascadia Mono"/>
@@ -4665,7 +4439,6 @@
         </w:rPr>
         <w:t xml:space="preserve"> </w:t>
       </w:r>
-      <w:proofErr w:type="spellStart"/>
       <w:r>
         <w:rPr>
           <w:rFonts w:ascii="Cascadia Mono" w:hAnsi="Cascadia Mono" w:cs="Cascadia Mono"/>
@@ -4675,27 +4448,15 @@
         </w:rPr>
         <w:t>distinct</w:t>
       </w:r>
-      <w:proofErr w:type="spellEnd"/>
-      <w:r>
-        <w:rPr>
-          <w:rFonts w:ascii="Cascadia Mono" w:hAnsi="Cascadia Mono" w:cs="Cascadia Mono"/>
-          <w:color w:val="000000"/>
-          <w:sz w:val="18"/>
-          <w:szCs w:val="18"/>
-        </w:rPr>
-        <w:t xml:space="preserve"> </w:t>
-      </w:r>
-      <w:proofErr w:type="spellStart"/>
-      <w:r>
-        <w:rPr>
-          <w:rFonts w:ascii="Cascadia Mono" w:hAnsi="Cascadia Mono" w:cs="Cascadia Mono"/>
-          <w:color w:val="000000"/>
-          <w:sz w:val="18"/>
-          <w:szCs w:val="18"/>
-        </w:rPr>
-        <w:t>Empleado_Dni_Empleado</w:t>
-      </w:r>
-      <w:proofErr w:type="spellEnd"/>
+      <w:r>
+        <w:rPr>
+          <w:rFonts w:ascii="Cascadia Mono" w:hAnsi="Cascadia Mono" w:cs="Cascadia Mono"/>
+          <w:color w:val="000000"/>
+          <w:sz w:val="18"/>
+          <w:szCs w:val="18"/>
+        </w:rPr>
+        <w:t xml:space="preserve"> Empleado_Dni_Empleado</w:t>
+      </w:r>
       <w:r>
         <w:rPr>
           <w:rFonts w:ascii="Cascadia Mono" w:hAnsi="Cascadia Mono" w:cs="Cascadia Mono"/>
@@ -4712,19 +4473,8 @@
           <w:sz w:val="18"/>
           <w:szCs w:val="18"/>
         </w:rPr>
-        <w:t xml:space="preserve"> </w:t>
-      </w:r>
-      <w:proofErr w:type="spellStart"/>
-      <w:r>
-        <w:rPr>
-          <w:rFonts w:ascii="Cascadia Mono" w:hAnsi="Cascadia Mono" w:cs="Cascadia Mono"/>
-          <w:color w:val="000000"/>
-          <w:sz w:val="18"/>
-          <w:szCs w:val="18"/>
-        </w:rPr>
-        <w:t>Empleado_Nombre_Empleado</w:t>
-      </w:r>
-      <w:proofErr w:type="spellEnd"/>
+        <w:t xml:space="preserve"> Empleado_Nombre_Empleado</w:t>
+      </w:r>
       <w:r>
         <w:rPr>
           <w:rFonts w:ascii="Cascadia Mono" w:hAnsi="Cascadia Mono" w:cs="Cascadia Mono"/>
@@ -4741,19 +4491,8 @@
           <w:sz w:val="18"/>
           <w:szCs w:val="18"/>
         </w:rPr>
-        <w:t xml:space="preserve"> </w:t>
-      </w:r>
-      <w:proofErr w:type="spellStart"/>
-      <w:r>
-        <w:rPr>
-          <w:rFonts w:ascii="Cascadia Mono" w:hAnsi="Cascadia Mono" w:cs="Cascadia Mono"/>
-          <w:color w:val="000000"/>
-          <w:sz w:val="18"/>
-          <w:szCs w:val="18"/>
-        </w:rPr>
-        <w:t>Local_Localidad</w:t>
-      </w:r>
-      <w:proofErr w:type="spellEnd"/>
+        <w:t xml:space="preserve"> Local_Localidad</w:t>
+      </w:r>
       <w:r>
         <w:rPr>
           <w:rFonts w:ascii="Cascadia Mono" w:hAnsi="Cascadia Mono" w:cs="Cascadia Mono"/>
@@ -4770,19 +4509,8 @@
           <w:sz w:val="18"/>
           <w:szCs w:val="18"/>
         </w:rPr>
-        <w:t xml:space="preserve"> </w:t>
-      </w:r>
-      <w:proofErr w:type="spellStart"/>
-      <w:r>
-        <w:rPr>
-          <w:rFonts w:ascii="Cascadia Mono" w:hAnsi="Cascadia Mono" w:cs="Cascadia Mono"/>
-          <w:color w:val="000000"/>
-          <w:sz w:val="18"/>
-          <w:szCs w:val="18"/>
-        </w:rPr>
-        <w:t>Local_Provincia</w:t>
-      </w:r>
-      <w:proofErr w:type="spellEnd"/>
+        <w:t xml:space="preserve"> Local_Provincia</w:t>
+      </w:r>
     </w:p>
     <w:p>
       <w:pPr>
@@ -4814,20 +4542,18 @@
           <w:szCs w:val="18"/>
           <w:lang w:val="en-US"/>
         </w:rPr>
-        <w:t xml:space="preserve"> </w:t>
-      </w:r>
-      <w:proofErr w:type="spellStart"/>
-      <w:r>
-        <w:rPr>
-          <w:rFonts w:ascii="Cascadia Mono" w:hAnsi="Cascadia Mono" w:cs="Cascadia Mono"/>
-          <w:color w:val="000000"/>
+        <w:t xml:space="preserve"> gd_esquema</w:t>
+      </w:r>
+      <w:r>
+        <w:rPr>
+          <w:rFonts w:ascii="Cascadia Mono" w:hAnsi="Cascadia Mono" w:cs="Cascadia Mono"/>
+          <w:color w:val="808080"/>
           <w:sz w:val="18"/>
           <w:szCs w:val="18"/>
           <w:lang w:val="en-US"/>
         </w:rPr>
-        <w:t>gd_</w:t>
-      </w:r>
-      <w:proofErr w:type="gramStart"/>
+        <w:t>.</w:t>
+      </w:r>
       <w:r>
         <w:rPr>
           <w:rFonts w:ascii="Cascadia Mono" w:hAnsi="Cascadia Mono" w:cs="Cascadia Mono"/>
@@ -4836,39 +4562,7 @@
           <w:szCs w:val="18"/>
           <w:lang w:val="en-US"/>
         </w:rPr>
-        <w:t>esquema</w:t>
-      </w:r>
-      <w:r>
-        <w:rPr>
-          <w:rFonts w:ascii="Cascadia Mono" w:hAnsi="Cascadia Mono" w:cs="Cascadia Mono"/>
-          <w:color w:val="808080"/>
-          <w:sz w:val="18"/>
-          <w:szCs w:val="18"/>
-          <w:lang w:val="en-US"/>
-        </w:rPr>
-        <w:t>.</w:t>
-      </w:r>
-      <w:r>
-        <w:rPr>
-          <w:rFonts w:ascii="Cascadia Mono" w:hAnsi="Cascadia Mono" w:cs="Cascadia Mono"/>
-          <w:color w:val="000000"/>
-          <w:sz w:val="18"/>
-          <w:szCs w:val="18"/>
-          <w:lang w:val="en-US"/>
-        </w:rPr>
-        <w:t>Maestra</w:t>
-      </w:r>
-      <w:proofErr w:type="spellEnd"/>
-      <w:proofErr w:type="gramEnd"/>
-      <w:r>
-        <w:rPr>
-          <w:rFonts w:ascii="Cascadia Mono" w:hAnsi="Cascadia Mono" w:cs="Cascadia Mono"/>
-          <w:color w:val="000000"/>
-          <w:sz w:val="18"/>
-          <w:szCs w:val="18"/>
-          <w:lang w:val="en-US"/>
-        </w:rPr>
-        <w:t xml:space="preserve"> </w:t>
+        <w:t xml:space="preserve">Maestra </w:t>
       </w:r>
     </w:p>
     <w:p>
@@ -4901,20 +4595,38 @@
           <w:szCs w:val="18"/>
           <w:lang w:val="en-US"/>
         </w:rPr>
+        <w:t xml:space="preserve"> Empleado_Dni_Empleado </w:t>
+      </w:r>
+      <w:r>
+        <w:rPr>
+          <w:rFonts w:ascii="Cascadia Mono" w:hAnsi="Cascadia Mono" w:cs="Cascadia Mono"/>
+          <w:color w:val="808080"/>
+          <w:sz w:val="18"/>
+          <w:szCs w:val="18"/>
+          <w:lang w:val="en-US"/>
+        </w:rPr>
+        <w:t>is</w:t>
+      </w:r>
+      <w:r>
+        <w:rPr>
+          <w:rFonts w:ascii="Cascadia Mono" w:hAnsi="Cascadia Mono" w:cs="Cascadia Mono"/>
+          <w:color w:val="000000"/>
+          <w:sz w:val="18"/>
+          <w:szCs w:val="18"/>
+          <w:lang w:val="en-US"/>
+        </w:rPr>
         <w:t xml:space="preserve"> </w:t>
       </w:r>
-      <w:proofErr w:type="spellStart"/>
-      <w:r>
-        <w:rPr>
-          <w:rFonts w:ascii="Cascadia Mono" w:hAnsi="Cascadia Mono" w:cs="Cascadia Mono"/>
-          <w:color w:val="000000"/>
+      <w:r>
+        <w:rPr>
+          <w:rFonts w:ascii="Cascadia Mono" w:hAnsi="Cascadia Mono" w:cs="Cascadia Mono"/>
+          <w:color w:val="808080"/>
           <w:sz w:val="18"/>
           <w:szCs w:val="18"/>
           <w:lang w:val="en-US"/>
         </w:rPr>
-        <w:t>Empleado_Dni_Empleado</w:t>
-      </w:r>
-      <w:proofErr w:type="spellEnd"/>
+        <w:t>not</w:t>
+      </w:r>
       <w:r>
         <w:rPr>
           <w:rFonts w:ascii="Cascadia Mono" w:hAnsi="Cascadia Mono" w:cs="Cascadia Mono"/>
@@ -4933,7 +4645,7 @@
           <w:szCs w:val="18"/>
           <w:lang w:val="en-US"/>
         </w:rPr>
-        <w:t>is</w:t>
+        <w:t>null</w:t>
       </w:r>
       <w:r>
         <w:rPr>
@@ -4948,74 +4660,12 @@
       <w:r>
         <w:rPr>
           <w:rFonts w:ascii="Cascadia Mono" w:hAnsi="Cascadia Mono" w:cs="Cascadia Mono"/>
-          <w:color w:val="808080"/>
+          <w:color w:val="008000"/>
           <w:sz w:val="18"/>
           <w:szCs w:val="18"/>
           <w:lang w:val="en-US"/>
         </w:rPr>
-        <w:t>not</w:t>
-      </w:r>
-      <w:r>
-        <w:rPr>
-          <w:rFonts w:ascii="Cascadia Mono" w:hAnsi="Cascadia Mono" w:cs="Cascadia Mono"/>
-          <w:color w:val="000000"/>
-          <w:sz w:val="18"/>
-          <w:szCs w:val="18"/>
-          <w:lang w:val="en-US"/>
-        </w:rPr>
-        <w:t xml:space="preserve"> </w:t>
-      </w:r>
-      <w:r>
-        <w:rPr>
-          <w:rFonts w:ascii="Cascadia Mono" w:hAnsi="Cascadia Mono" w:cs="Cascadia Mono"/>
-          <w:color w:val="808080"/>
-          <w:sz w:val="18"/>
-          <w:szCs w:val="18"/>
-          <w:lang w:val="en-US"/>
-        </w:rPr>
-        <w:t>null</w:t>
-      </w:r>
-      <w:r>
-        <w:rPr>
-          <w:rFonts w:ascii="Cascadia Mono" w:hAnsi="Cascadia Mono" w:cs="Cascadia Mono"/>
-          <w:color w:val="000000"/>
-          <w:sz w:val="18"/>
-          <w:szCs w:val="18"/>
-          <w:lang w:val="en-US"/>
-        </w:rPr>
-        <w:t xml:space="preserve"> </w:t>
-      </w:r>
-      <w:r>
-        <w:rPr>
-          <w:rFonts w:ascii="Cascadia Mono" w:hAnsi="Cascadia Mono" w:cs="Cascadia Mono"/>
-          <w:color w:val="008000"/>
-          <w:sz w:val="18"/>
-          <w:szCs w:val="18"/>
-          <w:lang w:val="en-US"/>
-        </w:rPr>
-        <w:t xml:space="preserve">--and </w:t>
-      </w:r>
-      <w:proofErr w:type="spellStart"/>
-      <w:r>
-        <w:rPr>
-          <w:rFonts w:ascii="Cascadia Mono" w:hAnsi="Cascadia Mono" w:cs="Cascadia Mono"/>
-          <w:color w:val="008000"/>
-          <w:sz w:val="18"/>
-          <w:szCs w:val="18"/>
-          <w:lang w:val="en-US"/>
-        </w:rPr>
-        <w:t>Alquiler_Nro_Alquiler</w:t>
-      </w:r>
-      <w:proofErr w:type="spellEnd"/>
-      <w:r>
-        <w:rPr>
-          <w:rFonts w:ascii="Cascadia Mono" w:hAnsi="Cascadia Mono" w:cs="Cascadia Mono"/>
-          <w:color w:val="008000"/>
-          <w:sz w:val="18"/>
-          <w:szCs w:val="18"/>
-          <w:lang w:val="en-US"/>
-        </w:rPr>
-        <w:t xml:space="preserve"> is null</w:t>
+        <w:t>--and Alquiler_Nro_Alquiler is null</w:t>
       </w:r>
     </w:p>
     <w:p>
@@ -5069,20 +4719,8 @@
           <w:szCs w:val="18"/>
           <w:lang w:val="en-US"/>
         </w:rPr>
-        <w:t xml:space="preserve"> </w:t>
-      </w:r>
-      <w:proofErr w:type="spellStart"/>
-      <w:r>
-        <w:rPr>
-          <w:rFonts w:ascii="Cascadia Mono" w:hAnsi="Cascadia Mono" w:cs="Cascadia Mono"/>
-          <w:color w:val="000000"/>
-          <w:sz w:val="18"/>
-          <w:szCs w:val="18"/>
-          <w:lang w:val="en-US"/>
-        </w:rPr>
-        <w:t>Empleado_Dni_Empleado</w:t>
-      </w:r>
-      <w:proofErr w:type="spellEnd"/>
+        <w:t xml:space="preserve"> Empleado_Dni_Empleado</w:t>
+      </w:r>
     </w:p>
     <w:p>
       <w:pPr>
@@ -5121,7 +4759,7 @@
                     <pic:cNvPicPr/>
                   </pic:nvPicPr>
                   <pic:blipFill>
-                    <a:blip r:embed="rId13"/>
+                    <a:blip r:embed="rId14"/>
                     <a:stretch>
                       <a:fillRect/>
                     </a:stretch>
@@ -5146,7 +4784,7 @@
       <w:pPr>
         <w:pStyle w:val="Prrafodelista"/>
       </w:pPr>
-      <w:bookmarkStart w:id="12" w:name="_Local_de_los_alquileres"/>
+      <w:bookmarkStart w:id="13" w:name="_Local_de_los_alquileres"/>
     </w:p>
     <w:p>
       <w:pPr>
@@ -5167,15 +4805,7 @@
         <w:t xml:space="preserve"> </w:t>
       </w:r>
       <w:r>
-        <w:t>el local del empleado (</w:t>
-      </w:r>
-      <w:proofErr w:type="spellStart"/>
-      <w:r>
-        <w:t>Empleado.local_id</w:t>
-      </w:r>
-      <w:proofErr w:type="spellEnd"/>
-      <w:r>
-        <w:t xml:space="preserve">, obligatorio) se toma de sus ventas, reparaciones y compras, sin contar los alquileres. Para </w:t>
+        <w:t xml:space="preserve">el local del empleado (Empleado.local_id, obligatorio) se toma de sus ventas, reparaciones y compras, sin contar los alquileres. Para </w:t>
       </w:r>
       <w:r>
         <w:t xml:space="preserve">todos los </w:t>
@@ -5208,12 +4838,12 @@
       <w:pPr>
         <w:pStyle w:val="Ttulo2"/>
       </w:pPr>
-      <w:bookmarkStart w:id="13" w:name="_Alquileres_superpuestos"/>
-      <w:bookmarkEnd w:id="12"/>
+      <w:bookmarkStart w:id="14" w:name="_Alquileres_superpuestos"/>
+      <w:bookmarkEnd w:id="13"/>
       <w:r>
         <w:t>Alquileres superpuestos de la misma bicicleta</w:t>
       </w:r>
-      <w:bookmarkEnd w:id="13"/>
+      <w:bookmarkEnd w:id="14"/>
     </w:p>
     <w:p>
       <w:pPr>
@@ -5268,11 +4898,9 @@
       <w:r>
         <w:t xml:space="preserve">y menor a la fecha real de devolución de otro alquiler de </w:t>
       </w:r>
-      <w:proofErr w:type="gramStart"/>
-      <w:r>
-        <w:t>la misma</w:t>
-      </w:r>
-      <w:proofErr w:type="gramEnd"/>
+      <w:r>
+        <w:t>esta</w:t>
+      </w:r>
       <w:r>
         <w:t>:</w:t>
       </w:r>
@@ -5288,7 +4916,6 @@
           <w:szCs w:val="18"/>
         </w:rPr>
       </w:pPr>
-      <w:proofErr w:type="spellStart"/>
       <w:r>
         <w:rPr>
           <w:rFonts w:ascii="Cascadia Mono" w:hAnsi="Cascadia Mono" w:cs="Cascadia Mono"/>
@@ -5298,7 +4925,6 @@
         </w:rPr>
         <w:t>select</w:t>
       </w:r>
-      <w:proofErr w:type="spellEnd"/>
       <w:r>
         <w:rPr>
           <w:rFonts w:ascii="Cascadia Mono" w:hAnsi="Cascadia Mono" w:cs="Cascadia Mono"/>
@@ -5363,17 +4989,7 @@
           <w:sz w:val="18"/>
           <w:szCs w:val="18"/>
         </w:rPr>
-        <w:t>a</w:t>
-      </w:r>
-      <w:proofErr w:type="gramStart"/>
-      <w:r>
-        <w:rPr>
-          <w:rFonts w:ascii="Cascadia Mono" w:hAnsi="Cascadia Mono" w:cs="Cascadia Mono"/>
-          <w:color w:val="000000"/>
-          <w:sz w:val="18"/>
-          <w:szCs w:val="18"/>
-        </w:rPr>
-        <w:t>1</w:t>
+        <w:t>a1</w:t>
       </w:r>
       <w:r>
         <w:rPr>
@@ -5391,17 +5007,7 @@
           <w:sz w:val="18"/>
           <w:szCs w:val="18"/>
         </w:rPr>
-        <w:t>alquiler</w:t>
-      </w:r>
-      <w:proofErr w:type="gramEnd"/>
-      <w:r>
-        <w:rPr>
-          <w:rFonts w:ascii="Cascadia Mono" w:hAnsi="Cascadia Mono" w:cs="Cascadia Mono"/>
-          <w:color w:val="000000"/>
-          <w:sz w:val="18"/>
-          <w:szCs w:val="18"/>
-        </w:rPr>
-        <w:t>_id</w:t>
+        <w:t>alquiler_id</w:t>
       </w:r>
       <w:r>
         <w:rPr>
@@ -5419,17 +5025,7 @@
           <w:sz w:val="18"/>
           <w:szCs w:val="18"/>
         </w:rPr>
-        <w:t xml:space="preserve"> a</w:t>
-      </w:r>
-      <w:proofErr w:type="gramStart"/>
-      <w:r>
-        <w:rPr>
-          <w:rFonts w:ascii="Cascadia Mono" w:hAnsi="Cascadia Mono" w:cs="Cascadia Mono"/>
-          <w:color w:val="000000"/>
-          <w:sz w:val="18"/>
-          <w:szCs w:val="18"/>
-        </w:rPr>
-        <w:t>1</w:t>
+        <w:t xml:space="preserve"> a1</w:t>
       </w:r>
       <w:r>
         <w:rPr>
@@ -5447,17 +5043,7 @@
           <w:sz w:val="18"/>
           <w:szCs w:val="18"/>
         </w:rPr>
-        <w:t>cliente</w:t>
-      </w:r>
-      <w:proofErr w:type="gramEnd"/>
-      <w:r>
-        <w:rPr>
-          <w:rFonts w:ascii="Cascadia Mono" w:hAnsi="Cascadia Mono" w:cs="Cascadia Mono"/>
-          <w:color w:val="000000"/>
-          <w:sz w:val="18"/>
-          <w:szCs w:val="18"/>
-        </w:rPr>
-        <w:t>_id</w:t>
+        <w:t>cliente_id</w:t>
       </w:r>
       <w:r>
         <w:rPr>
@@ -5475,17 +5061,7 @@
           <w:sz w:val="18"/>
           <w:szCs w:val="18"/>
         </w:rPr>
-        <w:t xml:space="preserve"> a</w:t>
-      </w:r>
-      <w:proofErr w:type="gramStart"/>
-      <w:r>
-        <w:rPr>
-          <w:rFonts w:ascii="Cascadia Mono" w:hAnsi="Cascadia Mono" w:cs="Cascadia Mono"/>
-          <w:color w:val="000000"/>
-          <w:sz w:val="18"/>
-          <w:szCs w:val="18"/>
-        </w:rPr>
-        <w:t>1</w:t>
+        <w:t xml:space="preserve"> a1</w:t>
       </w:r>
       <w:r>
         <w:rPr>
@@ -5503,17 +5079,7 @@
           <w:sz w:val="18"/>
           <w:szCs w:val="18"/>
         </w:rPr>
-        <w:t>fecha</w:t>
-      </w:r>
-      <w:proofErr w:type="gramEnd"/>
-      <w:r>
-        <w:rPr>
-          <w:rFonts w:ascii="Cascadia Mono" w:hAnsi="Cascadia Mono" w:cs="Cascadia Mono"/>
-          <w:color w:val="000000"/>
-          <w:sz w:val="18"/>
-          <w:szCs w:val="18"/>
-        </w:rPr>
-        <w:t>_inicio</w:t>
+        <w:t>fecha_inicio</w:t>
       </w:r>
       <w:r>
         <w:rPr>
@@ -5531,17 +5097,7 @@
           <w:sz w:val="18"/>
           <w:szCs w:val="18"/>
         </w:rPr>
-        <w:t xml:space="preserve"> a</w:t>
-      </w:r>
-      <w:proofErr w:type="gramStart"/>
-      <w:r>
-        <w:rPr>
-          <w:rFonts w:ascii="Cascadia Mono" w:hAnsi="Cascadia Mono" w:cs="Cascadia Mono"/>
-          <w:color w:val="000000"/>
-          <w:sz w:val="18"/>
-          <w:szCs w:val="18"/>
-        </w:rPr>
-        <w:t>1</w:t>
+        <w:t xml:space="preserve"> a1</w:t>
       </w:r>
       <w:r>
         <w:rPr>
@@ -5559,17 +5115,7 @@
           <w:sz w:val="18"/>
           <w:szCs w:val="18"/>
         </w:rPr>
-        <w:t>fecha</w:t>
-      </w:r>
-      <w:proofErr w:type="gramEnd"/>
-      <w:r>
-        <w:rPr>
-          <w:rFonts w:ascii="Cascadia Mono" w:hAnsi="Cascadia Mono" w:cs="Cascadia Mono"/>
-          <w:color w:val="000000"/>
-          <w:sz w:val="18"/>
-          <w:szCs w:val="18"/>
-        </w:rPr>
-        <w:t>_devolucion_real</w:t>
+        <w:t>fecha_devolucion_real</w:t>
       </w:r>
       <w:r>
         <w:rPr>
@@ -5608,17 +5154,7 @@
           <w:sz w:val="18"/>
           <w:szCs w:val="18"/>
         </w:rPr>
-        <w:t>a</w:t>
-      </w:r>
-      <w:proofErr w:type="gramStart"/>
-      <w:r>
-        <w:rPr>
-          <w:rFonts w:ascii="Cascadia Mono" w:hAnsi="Cascadia Mono" w:cs="Cascadia Mono"/>
-          <w:color w:val="000000"/>
-          <w:sz w:val="18"/>
-          <w:szCs w:val="18"/>
-        </w:rPr>
-        <w:t>2</w:t>
+        <w:t>a2</w:t>
       </w:r>
       <w:r>
         <w:rPr>
@@ -5636,17 +5172,7 @@
           <w:sz w:val="18"/>
           <w:szCs w:val="18"/>
         </w:rPr>
-        <w:t>alquiler</w:t>
-      </w:r>
-      <w:proofErr w:type="gramEnd"/>
-      <w:r>
-        <w:rPr>
-          <w:rFonts w:ascii="Cascadia Mono" w:hAnsi="Cascadia Mono" w:cs="Cascadia Mono"/>
-          <w:color w:val="000000"/>
-          <w:sz w:val="18"/>
-          <w:szCs w:val="18"/>
-        </w:rPr>
-        <w:t>_id</w:t>
+        <w:t>alquiler_id</w:t>
       </w:r>
       <w:r>
         <w:rPr>
@@ -5664,17 +5190,7 @@
           <w:sz w:val="18"/>
           <w:szCs w:val="18"/>
         </w:rPr>
-        <w:t xml:space="preserve"> a</w:t>
-      </w:r>
-      <w:proofErr w:type="gramStart"/>
-      <w:r>
-        <w:rPr>
-          <w:rFonts w:ascii="Cascadia Mono" w:hAnsi="Cascadia Mono" w:cs="Cascadia Mono"/>
-          <w:color w:val="000000"/>
-          <w:sz w:val="18"/>
-          <w:szCs w:val="18"/>
-        </w:rPr>
-        <w:t>2</w:t>
+        <w:t xml:space="preserve"> a2</w:t>
       </w:r>
       <w:r>
         <w:rPr>
@@ -5692,17 +5208,7 @@
           <w:sz w:val="18"/>
           <w:szCs w:val="18"/>
         </w:rPr>
-        <w:t>cliente</w:t>
-      </w:r>
-      <w:proofErr w:type="gramEnd"/>
-      <w:r>
-        <w:rPr>
-          <w:rFonts w:ascii="Cascadia Mono" w:hAnsi="Cascadia Mono" w:cs="Cascadia Mono"/>
-          <w:color w:val="000000"/>
-          <w:sz w:val="18"/>
-          <w:szCs w:val="18"/>
-        </w:rPr>
-        <w:t>_id</w:t>
+        <w:t>cliente_id</w:t>
       </w:r>
       <w:r>
         <w:rPr>
@@ -5720,17 +5226,7 @@
           <w:sz w:val="18"/>
           <w:szCs w:val="18"/>
         </w:rPr>
-        <w:t xml:space="preserve"> a</w:t>
-      </w:r>
-      <w:proofErr w:type="gramStart"/>
-      <w:r>
-        <w:rPr>
-          <w:rFonts w:ascii="Cascadia Mono" w:hAnsi="Cascadia Mono" w:cs="Cascadia Mono"/>
-          <w:color w:val="000000"/>
-          <w:sz w:val="18"/>
-          <w:szCs w:val="18"/>
-        </w:rPr>
-        <w:t>2</w:t>
+        <w:t xml:space="preserve"> a2</w:t>
       </w:r>
       <w:r>
         <w:rPr>
@@ -5748,17 +5244,7 @@
           <w:sz w:val="18"/>
           <w:szCs w:val="18"/>
         </w:rPr>
-        <w:t>fecha</w:t>
-      </w:r>
-      <w:proofErr w:type="gramEnd"/>
-      <w:r>
-        <w:rPr>
-          <w:rFonts w:ascii="Cascadia Mono" w:hAnsi="Cascadia Mono" w:cs="Cascadia Mono"/>
-          <w:color w:val="000000"/>
-          <w:sz w:val="18"/>
-          <w:szCs w:val="18"/>
-        </w:rPr>
-        <w:t>_inicio</w:t>
+        <w:t>fecha_inicio</w:t>
       </w:r>
       <w:r>
         <w:rPr>
@@ -5776,17 +5262,7 @@
           <w:sz w:val="18"/>
           <w:szCs w:val="18"/>
         </w:rPr>
-        <w:t xml:space="preserve"> a</w:t>
-      </w:r>
-      <w:proofErr w:type="gramStart"/>
-      <w:r>
-        <w:rPr>
-          <w:rFonts w:ascii="Cascadia Mono" w:hAnsi="Cascadia Mono" w:cs="Cascadia Mono"/>
-          <w:color w:val="000000"/>
-          <w:sz w:val="18"/>
-          <w:szCs w:val="18"/>
-        </w:rPr>
-        <w:t>2</w:t>
+        <w:t xml:space="preserve"> a2</w:t>
       </w:r>
       <w:r>
         <w:rPr>
@@ -5804,17 +5280,7 @@
           <w:sz w:val="18"/>
           <w:szCs w:val="18"/>
         </w:rPr>
-        <w:t>fecha</w:t>
-      </w:r>
-      <w:proofErr w:type="gramEnd"/>
-      <w:r>
-        <w:rPr>
-          <w:rFonts w:ascii="Cascadia Mono" w:hAnsi="Cascadia Mono" w:cs="Cascadia Mono"/>
-          <w:color w:val="000000"/>
-          <w:sz w:val="18"/>
-          <w:szCs w:val="18"/>
-        </w:rPr>
-        <w:t>_devolucion_real</w:t>
+        <w:t>fecha_devolucion_real</w:t>
       </w:r>
     </w:p>
     <w:p>
@@ -5828,7 +5294,6 @@
           <w:szCs w:val="18"/>
         </w:rPr>
       </w:pPr>
-      <w:proofErr w:type="spellStart"/>
       <w:r>
         <w:rPr>
           <w:rFonts w:ascii="Cascadia Mono" w:hAnsi="Cascadia Mono" w:cs="Cascadia Mono"/>
@@ -5838,35 +5303,14 @@
         </w:rPr>
         <w:t>from</w:t>
       </w:r>
-      <w:proofErr w:type="spellEnd"/>
-      <w:r>
-        <w:rPr>
-          <w:rFonts w:ascii="Cascadia Mono" w:hAnsi="Cascadia Mono" w:cs="Cascadia Mono"/>
-          <w:color w:val="000000"/>
-          <w:sz w:val="18"/>
-          <w:szCs w:val="18"/>
-        </w:rPr>
-        <w:t xml:space="preserve"> </w:t>
-      </w:r>
-      <w:proofErr w:type="spellStart"/>
-      <w:r>
-        <w:rPr>
-          <w:rFonts w:ascii="Cascadia Mono" w:hAnsi="Cascadia Mono" w:cs="Cascadia Mono"/>
-          <w:color w:val="000000"/>
-          <w:sz w:val="18"/>
-          <w:szCs w:val="18"/>
-        </w:rPr>
-        <w:t>MEGA_</w:t>
-      </w:r>
-      <w:proofErr w:type="gramStart"/>
-      <w:r>
-        <w:rPr>
-          <w:rFonts w:ascii="Cascadia Mono" w:hAnsi="Cascadia Mono" w:cs="Cascadia Mono"/>
-          <w:color w:val="000000"/>
-          <w:sz w:val="18"/>
-          <w:szCs w:val="18"/>
-        </w:rPr>
-        <w:t>DB</w:t>
+      <w:r>
+        <w:rPr>
+          <w:rFonts w:ascii="Cascadia Mono" w:hAnsi="Cascadia Mono" w:cs="Cascadia Mono"/>
+          <w:color w:val="000000"/>
+          <w:sz w:val="18"/>
+          <w:szCs w:val="18"/>
+        </w:rPr>
+        <w:t xml:space="preserve"> MEGA_DB</w:t>
       </w:r>
       <w:r>
         <w:rPr>
@@ -5884,18 +5328,7 @@
           <w:sz w:val="18"/>
           <w:szCs w:val="18"/>
         </w:rPr>
-        <w:t>Alquiler</w:t>
-      </w:r>
-      <w:proofErr w:type="spellEnd"/>
-      <w:proofErr w:type="gramEnd"/>
-      <w:r>
-        <w:rPr>
-          <w:rFonts w:ascii="Cascadia Mono" w:hAnsi="Cascadia Mono" w:cs="Cascadia Mono"/>
-          <w:color w:val="000000"/>
-          <w:sz w:val="18"/>
-          <w:szCs w:val="18"/>
-        </w:rPr>
-        <w:t xml:space="preserve"> a1</w:t>
+        <w:t>Alquiler a1</w:t>
       </w:r>
     </w:p>
     <w:p>
@@ -5909,7 +5342,6 @@
           <w:szCs w:val="18"/>
         </w:rPr>
       </w:pPr>
-      <w:proofErr w:type="spellStart"/>
       <w:r>
         <w:rPr>
           <w:rFonts w:ascii="Cascadia Mono" w:hAnsi="Cascadia Mono" w:cs="Cascadia Mono"/>
@@ -5919,35 +5351,14 @@
         </w:rPr>
         <w:t>join</w:t>
       </w:r>
-      <w:proofErr w:type="spellEnd"/>
-      <w:r>
-        <w:rPr>
-          <w:rFonts w:ascii="Cascadia Mono" w:hAnsi="Cascadia Mono" w:cs="Cascadia Mono"/>
-          <w:color w:val="000000"/>
-          <w:sz w:val="18"/>
-          <w:szCs w:val="18"/>
-        </w:rPr>
-        <w:t xml:space="preserve"> </w:t>
-      </w:r>
-      <w:proofErr w:type="spellStart"/>
-      <w:r>
-        <w:rPr>
-          <w:rFonts w:ascii="Cascadia Mono" w:hAnsi="Cascadia Mono" w:cs="Cascadia Mono"/>
-          <w:color w:val="000000"/>
-          <w:sz w:val="18"/>
-          <w:szCs w:val="18"/>
-        </w:rPr>
-        <w:t>MEGA_</w:t>
-      </w:r>
-      <w:proofErr w:type="gramStart"/>
-      <w:r>
-        <w:rPr>
-          <w:rFonts w:ascii="Cascadia Mono" w:hAnsi="Cascadia Mono" w:cs="Cascadia Mono"/>
-          <w:color w:val="000000"/>
-          <w:sz w:val="18"/>
-          <w:szCs w:val="18"/>
-        </w:rPr>
-        <w:t>DB</w:t>
+      <w:r>
+        <w:rPr>
+          <w:rFonts w:ascii="Cascadia Mono" w:hAnsi="Cascadia Mono" w:cs="Cascadia Mono"/>
+          <w:color w:val="000000"/>
+          <w:sz w:val="18"/>
+          <w:szCs w:val="18"/>
+        </w:rPr>
+        <w:t xml:space="preserve"> MEGA_DB</w:t>
       </w:r>
       <w:r>
         <w:rPr>
@@ -5965,18 +5376,7 @@
           <w:sz w:val="18"/>
           <w:szCs w:val="18"/>
         </w:rPr>
-        <w:t>Alquiler</w:t>
-      </w:r>
-      <w:proofErr w:type="spellEnd"/>
-      <w:proofErr w:type="gramEnd"/>
-      <w:r>
-        <w:rPr>
-          <w:rFonts w:ascii="Cascadia Mono" w:hAnsi="Cascadia Mono" w:cs="Cascadia Mono"/>
-          <w:color w:val="000000"/>
-          <w:sz w:val="18"/>
-          <w:szCs w:val="18"/>
-        </w:rPr>
-        <w:t xml:space="preserve"> a2 </w:t>
+        <w:t xml:space="preserve">Alquiler a2 </w:t>
       </w:r>
     </w:p>
     <w:p>
@@ -5999,7 +5399,6 @@
         </w:rPr>
         <w:tab/>
       </w:r>
-      <w:proofErr w:type="spellStart"/>
       <w:r>
         <w:rPr>
           <w:rFonts w:ascii="Cascadia Mono" w:hAnsi="Cascadia Mono" w:cs="Cascadia Mono"/>
@@ -6009,25 +5408,14 @@
         </w:rPr>
         <w:t>on</w:t>
       </w:r>
-      <w:proofErr w:type="spellEnd"/>
-      <w:r>
-        <w:rPr>
-          <w:rFonts w:ascii="Cascadia Mono" w:hAnsi="Cascadia Mono" w:cs="Cascadia Mono"/>
-          <w:color w:val="000000"/>
-          <w:sz w:val="18"/>
-          <w:szCs w:val="18"/>
-        </w:rPr>
-        <w:t xml:space="preserve"> a</w:t>
-      </w:r>
-      <w:proofErr w:type="gramStart"/>
-      <w:r>
-        <w:rPr>
-          <w:rFonts w:ascii="Cascadia Mono" w:hAnsi="Cascadia Mono" w:cs="Cascadia Mono"/>
-          <w:color w:val="000000"/>
-          <w:sz w:val="18"/>
-          <w:szCs w:val="18"/>
-        </w:rPr>
-        <w:t>1</w:t>
+      <w:r>
+        <w:rPr>
+          <w:rFonts w:ascii="Cascadia Mono" w:hAnsi="Cascadia Mono" w:cs="Cascadia Mono"/>
+          <w:color w:val="000000"/>
+          <w:sz w:val="18"/>
+          <w:szCs w:val="18"/>
+        </w:rPr>
+        <w:t xml:space="preserve"> a1</w:t>
       </w:r>
       <w:r>
         <w:rPr>
@@ -6045,17 +5433,7 @@
           <w:sz w:val="18"/>
           <w:szCs w:val="18"/>
         </w:rPr>
-        <w:t>bicicleta</w:t>
-      </w:r>
-      <w:proofErr w:type="gramEnd"/>
-      <w:r>
-        <w:rPr>
-          <w:rFonts w:ascii="Cascadia Mono" w:hAnsi="Cascadia Mono" w:cs="Cascadia Mono"/>
-          <w:color w:val="000000"/>
-          <w:sz w:val="18"/>
-          <w:szCs w:val="18"/>
-        </w:rPr>
-        <w:t xml:space="preserve">_alquiler_id </w:t>
+        <w:t xml:space="preserve">bicicleta_alquiler_id </w:t>
       </w:r>
       <w:r>
         <w:rPr>
@@ -6073,17 +5451,7 @@
           <w:sz w:val="18"/>
           <w:szCs w:val="18"/>
         </w:rPr>
-        <w:t xml:space="preserve"> a</w:t>
-      </w:r>
-      <w:proofErr w:type="gramStart"/>
-      <w:r>
-        <w:rPr>
-          <w:rFonts w:ascii="Cascadia Mono" w:hAnsi="Cascadia Mono" w:cs="Cascadia Mono"/>
-          <w:color w:val="000000"/>
-          <w:sz w:val="18"/>
-          <w:szCs w:val="18"/>
-        </w:rPr>
-        <w:t>2</w:t>
+        <w:t xml:space="preserve"> a2</w:t>
       </w:r>
       <w:r>
         <w:rPr>
@@ -6101,17 +5469,7 @@
           <w:sz w:val="18"/>
           <w:szCs w:val="18"/>
         </w:rPr>
-        <w:t>bicicleta</w:t>
-      </w:r>
-      <w:proofErr w:type="gramEnd"/>
-      <w:r>
-        <w:rPr>
-          <w:rFonts w:ascii="Cascadia Mono" w:hAnsi="Cascadia Mono" w:cs="Cascadia Mono"/>
-          <w:color w:val="000000"/>
-          <w:sz w:val="18"/>
-          <w:szCs w:val="18"/>
-        </w:rPr>
-        <w:t>_alquiler_id</w:t>
+        <w:t>bicicleta_alquiler_id</w:t>
       </w:r>
     </w:p>
     <w:p>
@@ -6150,17 +5508,7 @@
           <w:sz w:val="18"/>
           <w:szCs w:val="18"/>
         </w:rPr>
-        <w:t xml:space="preserve"> a</w:t>
-      </w:r>
-      <w:proofErr w:type="gramStart"/>
-      <w:r>
-        <w:rPr>
-          <w:rFonts w:ascii="Cascadia Mono" w:hAnsi="Cascadia Mono" w:cs="Cascadia Mono"/>
-          <w:color w:val="000000"/>
-          <w:sz w:val="18"/>
-          <w:szCs w:val="18"/>
-        </w:rPr>
-        <w:t>1</w:t>
+        <w:t xml:space="preserve"> a1</w:t>
       </w:r>
       <w:r>
         <w:rPr>
@@ -6178,65 +5526,25 @@
           <w:sz w:val="18"/>
           <w:szCs w:val="18"/>
         </w:rPr>
-        <w:t>alquiler</w:t>
-      </w:r>
-      <w:proofErr w:type="gramEnd"/>
-      <w:r>
-        <w:rPr>
-          <w:rFonts w:ascii="Cascadia Mono" w:hAnsi="Cascadia Mono" w:cs="Cascadia Mono"/>
-          <w:color w:val="000000"/>
-          <w:sz w:val="18"/>
-          <w:szCs w:val="18"/>
-        </w:rPr>
-        <w:t>_</w:t>
-      </w:r>
-      <w:proofErr w:type="gramStart"/>
-      <w:r>
-        <w:rPr>
-          <w:rFonts w:ascii="Cascadia Mono" w:hAnsi="Cascadia Mono" w:cs="Cascadia Mono"/>
-          <w:color w:val="000000"/>
-          <w:sz w:val="18"/>
-          <w:szCs w:val="18"/>
-        </w:rPr>
-        <w:t xml:space="preserve">id </w:t>
-      </w:r>
-      <w:r>
-        <w:rPr>
-          <w:rFonts w:ascii="Cascadia Mono" w:hAnsi="Cascadia Mono" w:cs="Cascadia Mono"/>
-          <w:color w:val="808080"/>
-          <w:sz w:val="18"/>
-          <w:szCs w:val="18"/>
-        </w:rPr>
-        <w:t>!</w:t>
-      </w:r>
-      <w:proofErr w:type="gramEnd"/>
-      <w:r>
-        <w:rPr>
-          <w:rFonts w:ascii="Cascadia Mono" w:hAnsi="Cascadia Mono" w:cs="Cascadia Mono"/>
-          <w:color w:val="808080"/>
-          <w:sz w:val="18"/>
-          <w:szCs w:val="18"/>
-        </w:rPr>
-        <w:t>=</w:t>
-      </w:r>
-      <w:r>
-        <w:rPr>
-          <w:rFonts w:ascii="Cascadia Mono" w:hAnsi="Cascadia Mono" w:cs="Cascadia Mono"/>
-          <w:color w:val="000000"/>
-          <w:sz w:val="18"/>
-          <w:szCs w:val="18"/>
-        </w:rPr>
-        <w:t xml:space="preserve"> a</w:t>
-      </w:r>
-      <w:proofErr w:type="gramStart"/>
-      <w:r>
-        <w:rPr>
-          <w:rFonts w:ascii="Cascadia Mono" w:hAnsi="Cascadia Mono" w:cs="Cascadia Mono"/>
-          <w:color w:val="000000"/>
-          <w:sz w:val="18"/>
-          <w:szCs w:val="18"/>
-        </w:rPr>
-        <w:t>2</w:t>
+        <w:t xml:space="preserve">alquiler_id </w:t>
+      </w:r>
+      <w:r>
+        <w:rPr>
+          <w:rFonts w:ascii="Cascadia Mono" w:hAnsi="Cascadia Mono" w:cs="Cascadia Mono"/>
+          <w:color w:val="808080"/>
+          <w:sz w:val="18"/>
+          <w:szCs w:val="18"/>
+        </w:rPr>
+        <w:t>!=</w:t>
+      </w:r>
+      <w:r>
+        <w:rPr>
+          <w:rFonts w:ascii="Cascadia Mono" w:hAnsi="Cascadia Mono" w:cs="Cascadia Mono"/>
+          <w:color w:val="000000"/>
+          <w:sz w:val="18"/>
+          <w:szCs w:val="18"/>
+        </w:rPr>
+        <w:t xml:space="preserve"> a2</w:t>
       </w:r>
       <w:r>
         <w:rPr>
@@ -6254,17 +5562,7 @@
           <w:sz w:val="18"/>
           <w:szCs w:val="18"/>
         </w:rPr>
-        <w:t>alquiler</w:t>
-      </w:r>
-      <w:proofErr w:type="gramEnd"/>
-      <w:r>
-        <w:rPr>
-          <w:rFonts w:ascii="Cascadia Mono" w:hAnsi="Cascadia Mono" w:cs="Cascadia Mono"/>
-          <w:color w:val="000000"/>
-          <w:sz w:val="18"/>
-          <w:szCs w:val="18"/>
-        </w:rPr>
-        <w:t>_id</w:t>
+        <w:t>alquiler_id</w:t>
       </w:r>
     </w:p>
     <w:p>
@@ -6321,36 +5619,16 @@
           <w:sz w:val="18"/>
           <w:szCs w:val="18"/>
         </w:rPr>
-        <w:t>nro_</w:t>
-      </w:r>
-      <w:proofErr w:type="gramStart"/>
-      <w:r>
-        <w:rPr>
-          <w:rFonts w:ascii="Cascadia Mono" w:hAnsi="Cascadia Mono" w:cs="Cascadia Mono"/>
-          <w:color w:val="000000"/>
-          <w:sz w:val="18"/>
-          <w:szCs w:val="18"/>
-        </w:rPr>
-        <w:t xml:space="preserve">alquiler </w:t>
-      </w:r>
-      <w:r>
-        <w:rPr>
-          <w:rFonts w:ascii="Cascadia Mono" w:hAnsi="Cascadia Mono" w:cs="Cascadia Mono"/>
-          <w:color w:val="808080"/>
-          <w:sz w:val="18"/>
-          <w:szCs w:val="18"/>
-        </w:rPr>
-        <w:t>!</w:t>
-      </w:r>
-      <w:proofErr w:type="gramEnd"/>
-      <w:r>
-        <w:rPr>
-          <w:rFonts w:ascii="Cascadia Mono" w:hAnsi="Cascadia Mono" w:cs="Cascadia Mono"/>
-          <w:color w:val="808080"/>
-          <w:sz w:val="18"/>
-          <w:szCs w:val="18"/>
-        </w:rPr>
-        <w:t>=</w:t>
+        <w:t xml:space="preserve">nro_alquiler </w:t>
+      </w:r>
+      <w:r>
+        <w:rPr>
+          <w:rFonts w:ascii="Cascadia Mono" w:hAnsi="Cascadia Mono" w:cs="Cascadia Mono"/>
+          <w:color w:val="808080"/>
+          <w:sz w:val="18"/>
+          <w:szCs w:val="18"/>
+        </w:rPr>
+        <w:t>!=</w:t>
       </w:r>
       <w:r>
         <w:rPr>
@@ -6391,7 +5669,6 @@
           <w:szCs w:val="18"/>
         </w:rPr>
       </w:pPr>
-      <w:proofErr w:type="spellStart"/>
       <w:r>
         <w:rPr>
           <w:rFonts w:ascii="Cascadia Mono" w:hAnsi="Cascadia Mono" w:cs="Cascadia Mono"/>
@@ -6401,35 +5678,14 @@
         </w:rPr>
         <w:t>join</w:t>
       </w:r>
-      <w:proofErr w:type="spellEnd"/>
-      <w:r>
-        <w:rPr>
-          <w:rFonts w:ascii="Cascadia Mono" w:hAnsi="Cascadia Mono" w:cs="Cascadia Mono"/>
-          <w:color w:val="000000"/>
-          <w:sz w:val="18"/>
-          <w:szCs w:val="18"/>
-        </w:rPr>
-        <w:t xml:space="preserve"> </w:t>
-      </w:r>
-      <w:proofErr w:type="spellStart"/>
-      <w:r>
-        <w:rPr>
-          <w:rFonts w:ascii="Cascadia Mono" w:hAnsi="Cascadia Mono" w:cs="Cascadia Mono"/>
-          <w:color w:val="000000"/>
-          <w:sz w:val="18"/>
-          <w:szCs w:val="18"/>
-        </w:rPr>
-        <w:t>MEGA_</w:t>
-      </w:r>
-      <w:proofErr w:type="gramStart"/>
-      <w:r>
-        <w:rPr>
-          <w:rFonts w:ascii="Cascadia Mono" w:hAnsi="Cascadia Mono" w:cs="Cascadia Mono"/>
-          <w:color w:val="000000"/>
-          <w:sz w:val="18"/>
-          <w:szCs w:val="18"/>
-        </w:rPr>
-        <w:t>DB</w:t>
+      <w:r>
+        <w:rPr>
+          <w:rFonts w:ascii="Cascadia Mono" w:hAnsi="Cascadia Mono" w:cs="Cascadia Mono"/>
+          <w:color w:val="000000"/>
+          <w:sz w:val="18"/>
+          <w:szCs w:val="18"/>
+        </w:rPr>
+        <w:t xml:space="preserve"> MEGA_DB</w:t>
       </w:r>
       <w:r>
         <w:rPr>
@@ -6447,27 +5703,7 @@
           <w:sz w:val="18"/>
           <w:szCs w:val="18"/>
         </w:rPr>
-        <w:t>Bicicleta</w:t>
-      </w:r>
-      <w:proofErr w:type="gramEnd"/>
-      <w:r>
-        <w:rPr>
-          <w:rFonts w:ascii="Cascadia Mono" w:hAnsi="Cascadia Mono" w:cs="Cascadia Mono"/>
-          <w:color w:val="000000"/>
-          <w:sz w:val="18"/>
-          <w:szCs w:val="18"/>
-        </w:rPr>
-        <w:t>_Alquiler</w:t>
-      </w:r>
-      <w:proofErr w:type="spellEnd"/>
-      <w:r>
-        <w:rPr>
-          <w:rFonts w:ascii="Cascadia Mono" w:hAnsi="Cascadia Mono" w:cs="Cascadia Mono"/>
-          <w:color w:val="000000"/>
-          <w:sz w:val="18"/>
-          <w:szCs w:val="18"/>
-        </w:rPr>
-        <w:t xml:space="preserve"> b1 </w:t>
+        <w:t xml:space="preserve">Bicicleta_Alquiler b1 </w:t>
       </w:r>
     </w:p>
     <w:p>
@@ -6490,7 +5726,6 @@
         </w:rPr>
         <w:tab/>
       </w:r>
-      <w:proofErr w:type="spellStart"/>
       <w:r>
         <w:rPr>
           <w:rFonts w:ascii="Cascadia Mono" w:hAnsi="Cascadia Mono" w:cs="Cascadia Mono"/>
@@ -6500,25 +5735,14 @@
         </w:rPr>
         <w:t>on</w:t>
       </w:r>
-      <w:proofErr w:type="spellEnd"/>
-      <w:r>
-        <w:rPr>
-          <w:rFonts w:ascii="Cascadia Mono" w:hAnsi="Cascadia Mono" w:cs="Cascadia Mono"/>
-          <w:color w:val="000000"/>
-          <w:sz w:val="18"/>
-          <w:szCs w:val="18"/>
-        </w:rPr>
-        <w:t xml:space="preserve"> a</w:t>
-      </w:r>
-      <w:proofErr w:type="gramStart"/>
-      <w:r>
-        <w:rPr>
-          <w:rFonts w:ascii="Cascadia Mono" w:hAnsi="Cascadia Mono" w:cs="Cascadia Mono"/>
-          <w:color w:val="000000"/>
-          <w:sz w:val="18"/>
-          <w:szCs w:val="18"/>
-        </w:rPr>
-        <w:t>1</w:t>
+      <w:r>
+        <w:rPr>
+          <w:rFonts w:ascii="Cascadia Mono" w:hAnsi="Cascadia Mono" w:cs="Cascadia Mono"/>
+          <w:color w:val="000000"/>
+          <w:sz w:val="18"/>
+          <w:szCs w:val="18"/>
+        </w:rPr>
+        <w:t xml:space="preserve"> a1</w:t>
       </w:r>
       <w:r>
         <w:rPr>
@@ -6536,17 +5760,7 @@
           <w:sz w:val="18"/>
           <w:szCs w:val="18"/>
         </w:rPr>
-        <w:t>bicicleta</w:t>
-      </w:r>
-      <w:proofErr w:type="gramEnd"/>
-      <w:r>
-        <w:rPr>
-          <w:rFonts w:ascii="Cascadia Mono" w:hAnsi="Cascadia Mono" w:cs="Cascadia Mono"/>
-          <w:color w:val="000000"/>
-          <w:sz w:val="18"/>
-          <w:szCs w:val="18"/>
-        </w:rPr>
-        <w:t xml:space="preserve">_alquiler_id </w:t>
+        <w:t xml:space="preserve">bicicleta_alquiler_id </w:t>
       </w:r>
       <w:r>
         <w:rPr>
@@ -6564,17 +5778,7 @@
           <w:sz w:val="18"/>
           <w:szCs w:val="18"/>
         </w:rPr>
-        <w:t xml:space="preserve"> b</w:t>
-      </w:r>
-      <w:proofErr w:type="gramStart"/>
-      <w:r>
-        <w:rPr>
-          <w:rFonts w:ascii="Cascadia Mono" w:hAnsi="Cascadia Mono" w:cs="Cascadia Mono"/>
-          <w:color w:val="000000"/>
-          <w:sz w:val="18"/>
-          <w:szCs w:val="18"/>
-        </w:rPr>
-        <w:t>1</w:t>
+        <w:t xml:space="preserve"> b1</w:t>
       </w:r>
       <w:r>
         <w:rPr>
@@ -6592,17 +5796,7 @@
           <w:sz w:val="18"/>
           <w:szCs w:val="18"/>
         </w:rPr>
-        <w:t>bicicleta</w:t>
-      </w:r>
-      <w:proofErr w:type="gramEnd"/>
-      <w:r>
-        <w:rPr>
-          <w:rFonts w:ascii="Cascadia Mono" w:hAnsi="Cascadia Mono" w:cs="Cascadia Mono"/>
-          <w:color w:val="000000"/>
-          <w:sz w:val="18"/>
-          <w:szCs w:val="18"/>
-        </w:rPr>
-        <w:t>_alquiler_id</w:t>
+        <w:t>bicicleta_alquiler_id</w:t>
       </w:r>
     </w:p>
     <w:p>
@@ -6616,7 +5810,6 @@
           <w:szCs w:val="18"/>
         </w:rPr>
       </w:pPr>
-      <w:proofErr w:type="spellStart"/>
       <w:r>
         <w:rPr>
           <w:rFonts w:ascii="Cascadia Mono" w:hAnsi="Cascadia Mono" w:cs="Cascadia Mono"/>
@@ -6626,25 +5819,14 @@
         </w:rPr>
         <w:t>where</w:t>
       </w:r>
-      <w:proofErr w:type="spellEnd"/>
-      <w:r>
-        <w:rPr>
-          <w:rFonts w:ascii="Cascadia Mono" w:hAnsi="Cascadia Mono" w:cs="Cascadia Mono"/>
-          <w:color w:val="000000"/>
-          <w:sz w:val="18"/>
-          <w:szCs w:val="18"/>
-        </w:rPr>
-        <w:t xml:space="preserve"> a</w:t>
-      </w:r>
-      <w:proofErr w:type="gramStart"/>
-      <w:r>
-        <w:rPr>
-          <w:rFonts w:ascii="Cascadia Mono" w:hAnsi="Cascadia Mono" w:cs="Cascadia Mono"/>
-          <w:color w:val="000000"/>
-          <w:sz w:val="18"/>
-          <w:szCs w:val="18"/>
-        </w:rPr>
-        <w:t>1</w:t>
+      <w:r>
+        <w:rPr>
+          <w:rFonts w:ascii="Cascadia Mono" w:hAnsi="Cascadia Mono" w:cs="Cascadia Mono"/>
+          <w:color w:val="000000"/>
+          <w:sz w:val="18"/>
+          <w:szCs w:val="18"/>
+        </w:rPr>
+        <w:t xml:space="preserve"> a1</w:t>
       </w:r>
       <w:r>
         <w:rPr>
@@ -6662,17 +5844,7 @@
           <w:sz w:val="18"/>
           <w:szCs w:val="18"/>
         </w:rPr>
-        <w:t>fecha</w:t>
-      </w:r>
-      <w:proofErr w:type="gramEnd"/>
-      <w:r>
-        <w:rPr>
-          <w:rFonts w:ascii="Cascadia Mono" w:hAnsi="Cascadia Mono" w:cs="Cascadia Mono"/>
-          <w:color w:val="000000"/>
-          <w:sz w:val="18"/>
-          <w:szCs w:val="18"/>
-        </w:rPr>
-        <w:t xml:space="preserve">_inicio </w:t>
+        <w:t xml:space="preserve">fecha_inicio </w:t>
       </w:r>
       <w:r>
         <w:rPr>
@@ -6690,17 +5862,7 @@
           <w:sz w:val="18"/>
           <w:szCs w:val="18"/>
         </w:rPr>
-        <w:t xml:space="preserve"> a</w:t>
-      </w:r>
-      <w:proofErr w:type="gramStart"/>
-      <w:r>
-        <w:rPr>
-          <w:rFonts w:ascii="Cascadia Mono" w:hAnsi="Cascadia Mono" w:cs="Cascadia Mono"/>
-          <w:color w:val="000000"/>
-          <w:sz w:val="18"/>
-          <w:szCs w:val="18"/>
-        </w:rPr>
-        <w:t>2</w:t>
+        <w:t xml:space="preserve"> a2</w:t>
       </w:r>
       <w:r>
         <w:rPr>
@@ -6718,17 +5880,7 @@
           <w:sz w:val="18"/>
           <w:szCs w:val="18"/>
         </w:rPr>
-        <w:t>fecha</w:t>
-      </w:r>
-      <w:proofErr w:type="gramEnd"/>
-      <w:r>
-        <w:rPr>
-          <w:rFonts w:ascii="Cascadia Mono" w:hAnsi="Cascadia Mono" w:cs="Cascadia Mono"/>
-          <w:color w:val="000000"/>
-          <w:sz w:val="18"/>
-          <w:szCs w:val="18"/>
-        </w:rPr>
-        <w:t xml:space="preserve">_inicio </w:t>
+        <w:t xml:space="preserve">fecha_inicio </w:t>
       </w:r>
       <w:r>
         <w:rPr>
@@ -6746,17 +5898,7 @@
           <w:sz w:val="18"/>
           <w:szCs w:val="18"/>
         </w:rPr>
-        <w:t xml:space="preserve"> a</w:t>
-      </w:r>
-      <w:proofErr w:type="gramStart"/>
-      <w:r>
-        <w:rPr>
-          <w:rFonts w:ascii="Cascadia Mono" w:hAnsi="Cascadia Mono" w:cs="Cascadia Mono"/>
-          <w:color w:val="000000"/>
-          <w:sz w:val="18"/>
-          <w:szCs w:val="18"/>
-        </w:rPr>
-        <w:t>1</w:t>
+        <w:t xml:space="preserve"> a1</w:t>
       </w:r>
       <w:r>
         <w:rPr>
@@ -6774,17 +5916,7 @@
           <w:sz w:val="18"/>
           <w:szCs w:val="18"/>
         </w:rPr>
-        <w:t>fecha</w:t>
-      </w:r>
-      <w:proofErr w:type="gramEnd"/>
-      <w:r>
-        <w:rPr>
-          <w:rFonts w:ascii="Cascadia Mono" w:hAnsi="Cascadia Mono" w:cs="Cascadia Mono"/>
-          <w:color w:val="000000"/>
-          <w:sz w:val="18"/>
-          <w:szCs w:val="18"/>
-        </w:rPr>
-        <w:t xml:space="preserve">_devolucion_real </w:t>
+        <w:t xml:space="preserve">fecha_devolucion_real </w:t>
       </w:r>
       <w:r>
         <w:rPr>
@@ -6802,17 +5934,7 @@
           <w:sz w:val="18"/>
           <w:szCs w:val="18"/>
         </w:rPr>
-        <w:t xml:space="preserve"> a</w:t>
-      </w:r>
-      <w:proofErr w:type="gramStart"/>
-      <w:r>
-        <w:rPr>
-          <w:rFonts w:ascii="Cascadia Mono" w:hAnsi="Cascadia Mono" w:cs="Cascadia Mono"/>
-          <w:color w:val="000000"/>
-          <w:sz w:val="18"/>
-          <w:szCs w:val="18"/>
-        </w:rPr>
-        <w:t>2</w:t>
+        <w:t xml:space="preserve"> a2</w:t>
       </w:r>
       <w:r>
         <w:rPr>
@@ -6830,29 +5952,22 @@
           <w:sz w:val="18"/>
           <w:szCs w:val="18"/>
         </w:rPr>
-        <w:t>fecha</w:t>
-      </w:r>
-      <w:proofErr w:type="gramEnd"/>
-      <w:r>
-        <w:rPr>
-          <w:rFonts w:ascii="Cascadia Mono" w:hAnsi="Cascadia Mono" w:cs="Cascadia Mono"/>
-          <w:color w:val="000000"/>
-          <w:sz w:val="18"/>
-          <w:szCs w:val="18"/>
-        </w:rPr>
-        <w:t>_inicio</w:t>
-      </w:r>
-    </w:p>
-    <w:p>
-      <w:pPr>
-        <w:pStyle w:val="Prrafodelista"/>
-      </w:pPr>
-    </w:p>
-    <w:p>
-      <w:pPr>
-        <w:pStyle w:val="Prrafodelista"/>
-      </w:pPr>
-      <w:r>
+        <w:t>fecha_inicio</w:t>
+      </w:r>
+    </w:p>
+    <w:p>
+      <w:pPr>
+        <w:pStyle w:val="Prrafodelista"/>
+      </w:pPr>
+    </w:p>
+    <w:p>
+      <w:pPr>
+        <w:pStyle w:val="Prrafodelista"/>
+      </w:pPr>
+      <w:r>
+        <w:rPr>
+          <w:noProof/>
+        </w:rPr>
         <w:lastRenderedPageBreak/>
         <w:drawing>
           <wp:inline distT="0" distB="0" distL="0" distR="0" wp14:anchorId="58D2E2A7" wp14:editId="357B3A7E">
@@ -6870,7 +5985,7 @@
                     <pic:cNvPicPr/>
                   </pic:nvPicPr>
                   <pic:blipFill>
-                    <a:blip r:embed="rId14"/>
+                    <a:blip r:embed="rId15"/>
                     <a:stretch>
                       <a:fillRect/>
                     </a:stretch>
@@ -6926,7 +6041,6 @@
       <w:r>
         <w:t xml:space="preserve">se creó el </w:t>
       </w:r>
-      <w:proofErr w:type="spellStart"/>
       <w:r>
         <w:rPr>
           <w:b/>
@@ -6934,11 +6048,9 @@
         </w:rPr>
         <w:t>trigger</w:t>
       </w:r>
-      <w:proofErr w:type="spellEnd"/>
       <w:r>
         <w:t xml:space="preserve"> </w:t>
       </w:r>
-      <w:proofErr w:type="spellStart"/>
       <w:r>
         <w:rPr>
           <w:b/>
@@ -6946,7 +6058,6 @@
         </w:rPr>
         <w:t>MEGA_DB.tr_Alquiler_Sin_Superposicion</w:t>
       </w:r>
-      <w:proofErr w:type="spellEnd"/>
       <w:r>
         <w:t xml:space="preserve"> (AFTER INSERT, UPDATE sobre Alquiler), que:</w:t>
       </w:r>
@@ -6984,15 +6095,7 @@
         <w:t>real</w:t>
       </w:r>
       <w:r>
-        <w:t xml:space="preserve"> es porque no terminó. Al momento de comparar rangos de fechas de alquileres, que uno no haya terminado es como decir que su rango va desde su fecha de inicio hasta “infinito”, asique en el </w:t>
-      </w:r>
-      <w:proofErr w:type="spellStart"/>
-      <w:r>
-        <w:t>trigger</w:t>
-      </w:r>
-      <w:proofErr w:type="spellEnd"/>
-      <w:r>
-        <w:t xml:space="preserve"> pusimos:</w:t>
+        <w:t xml:space="preserve"> es porque no terminó. Al momento de comparar rangos de fechas de alquileres, que uno no haya terminado es como decir que su rango va desde su fecha de inicio hasta “infinito”, asique en el trigger pusimos:</w:t>
       </w:r>
     </w:p>
     <w:p>
@@ -7024,16 +6127,6 @@
           <w:szCs w:val="18"/>
         </w:rPr>
         <w:tab/>
-      </w:r>
-      <w:proofErr w:type="spellStart"/>
-      <w:proofErr w:type="gramStart"/>
-      <w:r>
-        <w:rPr>
-          <w:rFonts w:ascii="Cascadia Mono" w:hAnsi="Cascadia Mono" w:cs="Cascadia Mono"/>
-          <w:color w:val="000000"/>
-          <w:sz w:val="18"/>
-          <w:szCs w:val="18"/>
-        </w:rPr>
         <w:t>a</w:t>
       </w:r>
       <w:r>
@@ -7052,19 +6145,17 @@
           <w:sz w:val="18"/>
           <w:szCs w:val="18"/>
         </w:rPr>
-        <w:t>fecha</w:t>
-      </w:r>
-      <w:proofErr w:type="gramEnd"/>
-      <w:r>
-        <w:rPr>
-          <w:rFonts w:ascii="Cascadia Mono" w:hAnsi="Cascadia Mono" w:cs="Cascadia Mono"/>
-          <w:color w:val="000000"/>
-          <w:sz w:val="18"/>
-          <w:szCs w:val="18"/>
-        </w:rPr>
-        <w:t>_inicio</w:t>
-      </w:r>
-      <w:proofErr w:type="spellEnd"/>
+        <w:t xml:space="preserve">fecha_inicio </w:t>
+      </w:r>
+      <w:r>
+        <w:rPr>
+          <w:rFonts w:ascii="Cascadia Mono" w:hAnsi="Cascadia Mono" w:cs="Cascadia Mono"/>
+          <w:color w:val="808080"/>
+          <w:sz w:val="18"/>
+          <w:szCs w:val="18"/>
+        </w:rPr>
+        <w:t>&lt;</w:t>
+      </w:r>
       <w:r>
         <w:rPr>
           <w:rFonts w:ascii="Cascadia Mono" w:hAnsi="Cascadia Mono" w:cs="Cascadia Mono"/>
@@ -7077,25 +6168,6 @@
       <w:r>
         <w:rPr>
           <w:rFonts w:ascii="Cascadia Mono" w:hAnsi="Cascadia Mono" w:cs="Cascadia Mono"/>
-          <w:color w:val="808080"/>
-          <w:sz w:val="18"/>
-          <w:szCs w:val="18"/>
-        </w:rPr>
-        <w:t>&lt;</w:t>
-      </w:r>
-      <w:r>
-        <w:rPr>
-          <w:rFonts w:ascii="Cascadia Mono" w:hAnsi="Cascadia Mono" w:cs="Cascadia Mono"/>
-          <w:color w:val="000000"/>
-          <w:sz w:val="18"/>
-          <w:szCs w:val="18"/>
-        </w:rPr>
-        <w:t xml:space="preserve"> </w:t>
-      </w:r>
-      <w:proofErr w:type="gramStart"/>
-      <w:r>
-        <w:rPr>
-          <w:rFonts w:ascii="Cascadia Mono" w:hAnsi="Cascadia Mono" w:cs="Cascadia Mono"/>
           <w:color w:val="FF00FF"/>
           <w:sz w:val="18"/>
           <w:szCs w:val="18"/>
@@ -7111,7 +6183,6 @@
         </w:rPr>
         <w:t>(</w:t>
       </w:r>
-      <w:proofErr w:type="spellStart"/>
       <w:r>
         <w:rPr>
           <w:rFonts w:ascii="Cascadia Mono" w:hAnsi="Cascadia Mono" w:cs="Cascadia Mono"/>
@@ -7137,19 +6208,8 @@
           <w:sz w:val="18"/>
           <w:szCs w:val="18"/>
         </w:rPr>
-        <w:t>fecha</w:t>
-      </w:r>
-      <w:proofErr w:type="gramEnd"/>
-      <w:r>
-        <w:rPr>
-          <w:rFonts w:ascii="Cascadia Mono" w:hAnsi="Cascadia Mono" w:cs="Cascadia Mono"/>
-          <w:color w:val="000000"/>
-          <w:sz w:val="18"/>
-          <w:szCs w:val="18"/>
-        </w:rPr>
-        <w:t>_devolucion_real</w:t>
-      </w:r>
-      <w:proofErr w:type="spellEnd"/>
+        <w:t>fecha_devolucion_real</w:t>
+      </w:r>
       <w:r>
         <w:rPr>
           <w:rFonts w:ascii="Cascadia Mono" w:hAnsi="Cascadia Mono" w:cs="Cascadia Mono"/>
@@ -7551,6 +6611,118 @@
     </w:lvl>
   </w:abstractNum>
   <w:abstractNum w:abstractNumId="3" w15:restartNumberingAfterBreak="0">
+    <w:nsid w:val="2EF40D3C"/>
+    <w:multiLevelType w:val="hybridMultilevel"/>
+    <w:tmpl w:val="E920112C"/>
+    <w:lvl w:ilvl="0" w:tplc="BA92EDA2">
+      <w:numFmt w:val="bullet"/>
+      <w:lvlText w:val="-"/>
+      <w:lvlJc w:val="left"/>
+      <w:pPr>
+        <w:ind w:left="720" w:hanging="360"/>
+      </w:pPr>
+      <w:rPr>
+        <w:rFonts w:ascii="Aptos" w:eastAsiaTheme="minorHAnsi" w:hAnsi="Aptos" w:cstheme="minorBidi" w:hint="default"/>
+      </w:rPr>
+    </w:lvl>
+    <w:lvl w:ilvl="1" w:tplc="2C0A0003">
+      <w:start w:val="1"/>
+      <w:numFmt w:val="bullet"/>
+      <w:lvlText w:val="o"/>
+      <w:lvlJc w:val="left"/>
+      <w:pPr>
+        <w:ind w:left="1440" w:hanging="360"/>
+      </w:pPr>
+      <w:rPr>
+        <w:rFonts w:ascii="Courier New" w:hAnsi="Courier New" w:cs="Courier New" w:hint="default"/>
+      </w:rPr>
+    </w:lvl>
+    <w:lvl w:ilvl="2" w:tplc="2C0A0005" w:tentative="1">
+      <w:start w:val="1"/>
+      <w:numFmt w:val="bullet"/>
+      <w:lvlText w:val=""/>
+      <w:lvlJc w:val="left"/>
+      <w:pPr>
+        <w:ind w:left="2160" w:hanging="360"/>
+      </w:pPr>
+      <w:rPr>
+        <w:rFonts w:ascii="Wingdings" w:hAnsi="Wingdings" w:hint="default"/>
+      </w:rPr>
+    </w:lvl>
+    <w:lvl w:ilvl="3" w:tplc="2C0A0001" w:tentative="1">
+      <w:start w:val="1"/>
+      <w:numFmt w:val="bullet"/>
+      <w:lvlText w:val=""/>
+      <w:lvlJc w:val="left"/>
+      <w:pPr>
+        <w:ind w:left="2880" w:hanging="360"/>
+      </w:pPr>
+      <w:rPr>
+        <w:rFonts w:ascii="Symbol" w:hAnsi="Symbol" w:hint="default"/>
+      </w:rPr>
+    </w:lvl>
+    <w:lvl w:ilvl="4" w:tplc="2C0A0003" w:tentative="1">
+      <w:start w:val="1"/>
+      <w:numFmt w:val="bullet"/>
+      <w:lvlText w:val="o"/>
+      <w:lvlJc w:val="left"/>
+      <w:pPr>
+        <w:ind w:left="3600" w:hanging="360"/>
+      </w:pPr>
+      <w:rPr>
+        <w:rFonts w:ascii="Courier New" w:hAnsi="Courier New" w:cs="Courier New" w:hint="default"/>
+      </w:rPr>
+    </w:lvl>
+    <w:lvl w:ilvl="5" w:tplc="2C0A0005" w:tentative="1">
+      <w:start w:val="1"/>
+      <w:numFmt w:val="bullet"/>
+      <w:lvlText w:val=""/>
+      <w:lvlJc w:val="left"/>
+      <w:pPr>
+        <w:ind w:left="4320" w:hanging="360"/>
+      </w:pPr>
+      <w:rPr>
+        <w:rFonts w:ascii="Wingdings" w:hAnsi="Wingdings" w:hint="default"/>
+      </w:rPr>
+    </w:lvl>
+    <w:lvl w:ilvl="6" w:tplc="2C0A0001" w:tentative="1">
+      <w:start w:val="1"/>
+      <w:numFmt w:val="bullet"/>
+      <w:lvlText w:val=""/>
+      <w:lvlJc w:val="left"/>
+      <w:pPr>
+        <w:ind w:left="5040" w:hanging="360"/>
+      </w:pPr>
+      <w:rPr>
+        <w:rFonts w:ascii="Symbol" w:hAnsi="Symbol" w:hint="default"/>
+      </w:rPr>
+    </w:lvl>
+    <w:lvl w:ilvl="7" w:tplc="2C0A0003" w:tentative="1">
+      <w:start w:val="1"/>
+      <w:numFmt w:val="bullet"/>
+      <w:lvlText w:val="o"/>
+      <w:lvlJc w:val="left"/>
+      <w:pPr>
+        <w:ind w:left="5760" w:hanging="360"/>
+      </w:pPr>
+      <w:rPr>
+        <w:rFonts w:ascii="Courier New" w:hAnsi="Courier New" w:cs="Courier New" w:hint="default"/>
+      </w:rPr>
+    </w:lvl>
+    <w:lvl w:ilvl="8" w:tplc="2C0A0005" w:tentative="1">
+      <w:start w:val="1"/>
+      <w:numFmt w:val="bullet"/>
+      <w:lvlText w:val=""/>
+      <w:lvlJc w:val="left"/>
+      <w:pPr>
+        <w:ind w:left="6480" w:hanging="360"/>
+      </w:pPr>
+      <w:rPr>
+        <w:rFonts w:ascii="Wingdings" w:hAnsi="Wingdings" w:hint="default"/>
+      </w:rPr>
+    </w:lvl>
+  </w:abstractNum>
+  <w:abstractNum w:abstractNumId="4" w15:restartNumberingAfterBreak="0">
     <w:nsid w:val="39425CB2"/>
     <w:multiLevelType w:val="hybridMultilevel"/>
     <w:tmpl w:val="88B4E792"/>
@@ -7663,7 +6835,7 @@
       </w:rPr>
     </w:lvl>
   </w:abstractNum>
-  <w:abstractNum w:abstractNumId="4" w15:restartNumberingAfterBreak="0">
+  <w:abstractNum w:abstractNumId="5" w15:restartNumberingAfterBreak="0">
     <w:nsid w:val="401115AD"/>
     <w:multiLevelType w:val="hybridMultilevel"/>
     <w:tmpl w:val="A9C69CD0"/>
@@ -7776,10 +6948,10 @@
       </w:rPr>
     </w:lvl>
   </w:abstractNum>
-  <w:abstractNum w:abstractNumId="5" w15:restartNumberingAfterBreak="0">
-    <w:nsid w:val="7A4925F0"/>
+  <w:abstractNum w:abstractNumId="6" w15:restartNumberingAfterBreak="0">
+    <w:nsid w:val="4DF329BA"/>
     <w:multiLevelType w:val="hybridMultilevel"/>
-    <w:tmpl w:val="6616BA1E"/>
+    <w:tmpl w:val="F758AA9A"/>
     <w:lvl w:ilvl="0" w:tplc="2C0A0001">
       <w:start w:val="1"/>
       <w:numFmt w:val="bullet"/>
@@ -7889,23 +7061,142 @@
       </w:rPr>
     </w:lvl>
   </w:abstractNum>
+  <w:abstractNum w:abstractNumId="7" w15:restartNumberingAfterBreak="0">
+    <w:nsid w:val="7A4925F0"/>
+    <w:multiLevelType w:val="hybridMultilevel"/>
+    <w:tmpl w:val="6616BA1E"/>
+    <w:lvl w:ilvl="0" w:tplc="2C0A0001">
+      <w:start w:val="1"/>
+      <w:numFmt w:val="bullet"/>
+      <w:lvlText w:val=""/>
+      <w:lvlJc w:val="left"/>
+      <w:pPr>
+        <w:ind w:left="720" w:hanging="360"/>
+      </w:pPr>
+      <w:rPr>
+        <w:rFonts w:ascii="Symbol" w:hAnsi="Symbol" w:hint="default"/>
+      </w:rPr>
+    </w:lvl>
+    <w:lvl w:ilvl="1" w:tplc="2C0A0003" w:tentative="1">
+      <w:start w:val="1"/>
+      <w:numFmt w:val="bullet"/>
+      <w:lvlText w:val="o"/>
+      <w:lvlJc w:val="left"/>
+      <w:pPr>
+        <w:ind w:left="1440" w:hanging="360"/>
+      </w:pPr>
+      <w:rPr>
+        <w:rFonts w:ascii="Courier New" w:hAnsi="Courier New" w:cs="Courier New" w:hint="default"/>
+      </w:rPr>
+    </w:lvl>
+    <w:lvl w:ilvl="2" w:tplc="2C0A0005" w:tentative="1">
+      <w:start w:val="1"/>
+      <w:numFmt w:val="bullet"/>
+      <w:lvlText w:val=""/>
+      <w:lvlJc w:val="left"/>
+      <w:pPr>
+        <w:ind w:left="2160" w:hanging="360"/>
+      </w:pPr>
+      <w:rPr>
+        <w:rFonts w:ascii="Wingdings" w:hAnsi="Wingdings" w:hint="default"/>
+      </w:rPr>
+    </w:lvl>
+    <w:lvl w:ilvl="3" w:tplc="2C0A0001" w:tentative="1">
+      <w:start w:val="1"/>
+      <w:numFmt w:val="bullet"/>
+      <w:lvlText w:val=""/>
+      <w:lvlJc w:val="left"/>
+      <w:pPr>
+        <w:ind w:left="2880" w:hanging="360"/>
+      </w:pPr>
+      <w:rPr>
+        <w:rFonts w:ascii="Symbol" w:hAnsi="Symbol" w:hint="default"/>
+      </w:rPr>
+    </w:lvl>
+    <w:lvl w:ilvl="4" w:tplc="2C0A0003" w:tentative="1">
+      <w:start w:val="1"/>
+      <w:numFmt w:val="bullet"/>
+      <w:lvlText w:val="o"/>
+      <w:lvlJc w:val="left"/>
+      <w:pPr>
+        <w:ind w:left="3600" w:hanging="360"/>
+      </w:pPr>
+      <w:rPr>
+        <w:rFonts w:ascii="Courier New" w:hAnsi="Courier New" w:cs="Courier New" w:hint="default"/>
+      </w:rPr>
+    </w:lvl>
+    <w:lvl w:ilvl="5" w:tplc="2C0A0005" w:tentative="1">
+      <w:start w:val="1"/>
+      <w:numFmt w:val="bullet"/>
+      <w:lvlText w:val=""/>
+      <w:lvlJc w:val="left"/>
+      <w:pPr>
+        <w:ind w:left="4320" w:hanging="360"/>
+      </w:pPr>
+      <w:rPr>
+        <w:rFonts w:ascii="Wingdings" w:hAnsi="Wingdings" w:hint="default"/>
+      </w:rPr>
+    </w:lvl>
+    <w:lvl w:ilvl="6" w:tplc="2C0A0001" w:tentative="1">
+      <w:start w:val="1"/>
+      <w:numFmt w:val="bullet"/>
+      <w:lvlText w:val=""/>
+      <w:lvlJc w:val="left"/>
+      <w:pPr>
+        <w:ind w:left="5040" w:hanging="360"/>
+      </w:pPr>
+      <w:rPr>
+        <w:rFonts w:ascii="Symbol" w:hAnsi="Symbol" w:hint="default"/>
+      </w:rPr>
+    </w:lvl>
+    <w:lvl w:ilvl="7" w:tplc="2C0A0003" w:tentative="1">
+      <w:start w:val="1"/>
+      <w:numFmt w:val="bullet"/>
+      <w:lvlText w:val="o"/>
+      <w:lvlJc w:val="left"/>
+      <w:pPr>
+        <w:ind w:left="5760" w:hanging="360"/>
+      </w:pPr>
+      <w:rPr>
+        <w:rFonts w:ascii="Courier New" w:hAnsi="Courier New" w:cs="Courier New" w:hint="default"/>
+      </w:rPr>
+    </w:lvl>
+    <w:lvl w:ilvl="8" w:tplc="2C0A0005" w:tentative="1">
+      <w:start w:val="1"/>
+      <w:numFmt w:val="bullet"/>
+      <w:lvlText w:val=""/>
+      <w:lvlJc w:val="left"/>
+      <w:pPr>
+        <w:ind w:left="6480" w:hanging="360"/>
+      </w:pPr>
+      <w:rPr>
+        <w:rFonts w:ascii="Wingdings" w:hAnsi="Wingdings" w:hint="default"/>
+      </w:rPr>
+    </w:lvl>
+  </w:abstractNum>
   <w:num w:numId="1" w16cid:durableId="1114330752">
-    <w:abstractNumId w:val="3"/>
+    <w:abstractNumId w:val="4"/>
   </w:num>
   <w:num w:numId="2" w16cid:durableId="726104399">
     <w:abstractNumId w:val="2"/>
   </w:num>
   <w:num w:numId="3" w16cid:durableId="1844396469">
-    <w:abstractNumId w:val="5"/>
+    <w:abstractNumId w:val="7"/>
   </w:num>
   <w:num w:numId="4" w16cid:durableId="1167524017">
-    <w:abstractNumId w:val="4"/>
+    <w:abstractNumId w:val="5"/>
   </w:num>
   <w:num w:numId="5" w16cid:durableId="277177604">
     <w:abstractNumId w:val="0"/>
   </w:num>
   <w:num w:numId="6" w16cid:durableId="564805926">
     <w:abstractNumId w:val="1"/>
+  </w:num>
+  <w:num w:numId="7" w16cid:durableId="1661814353">
+    <w:abstractNumId w:val="6"/>
+  </w:num>
+  <w:num w:numId="8" w16cid:durableId="10180035">
+    <w:abstractNumId w:val="3"/>
   </w:num>
 </w:numbering>
 </file>
